--- a/templates/working/Договор_ЭКС_3_собств.docx
+++ b/templates/working/Договор_ЭКС_3_собств.docx
@@ -25,12 +25,30 @@
           <w:szCs w:val="24"/>
           <w:lang w:eastAsia="ru-RU"/>
         </w:rPr>
-        <w:t>ДОГОВОР №{{deal.contractNumber}}</w:t>
-      </w:r>
-      <w:proofErr w:type="spellStart"/>
+        <w:t>ДОГОВОР №{{</w:t>
+      </w:r>
       <w:proofErr w:type="gramStart"/>
-      <w:proofErr w:type="spellEnd"/>
+      <w:r>
+        <w:rPr>
+          <w:rFonts w:ascii="Times New Roman" w:eastAsia="Times New Roman" w:hAnsi="Times New Roman"/>
+          <w:b/>
+          <w:sz w:val="24"/>
+          <w:szCs w:val="24"/>
+          <w:lang w:eastAsia="ru-RU"/>
+        </w:rPr>
+        <w:t>deal.contractNumber</w:t>
+      </w:r>
       <w:proofErr w:type="gramEnd"/>
+      <w:r>
+        <w:rPr>
+          <w:rFonts w:ascii="Times New Roman" w:eastAsia="Times New Roman" w:hAnsi="Times New Roman"/>
+          <w:b/>
+          <w:sz w:val="24"/>
+          <w:szCs w:val="24"/>
+          <w:lang w:eastAsia="ru-RU"/>
+        </w:rPr>
+        <w:t>}}</w:t>
+      </w:r>
     </w:p>
     <w:p>
       <w:pPr>
@@ -106,13 +124,58 @@
           <w:szCs w:val="24"/>
           <w:lang w:eastAsia="ru-RU"/>
         </w:rPr>
-        <w:t>г.Лида                                                                                                                                          {{deal.date}}г.</w:t>
+        <w:t>г.Лида</w:t>
       </w:r>
       <w:proofErr w:type="spellEnd"/>
+      <w:r>
+        <w:rPr>
+          <w:rFonts w:ascii="Times New Roman" w:eastAsia="Times New Roman" w:hAnsi="Times New Roman"/>
+          <w:sz w:val="24"/>
+          <w:szCs w:val="24"/>
+          <w:lang w:eastAsia="ru-RU"/>
+        </w:rPr>
+        <w:t xml:space="preserve">                                                                                                                                       </w:t>
+      </w:r>
       <w:proofErr w:type="gramStart"/>
+      <w:r>
+        <w:rPr>
+          <w:rFonts w:ascii="Times New Roman" w:eastAsia="Times New Roman" w:hAnsi="Times New Roman"/>
+          <w:sz w:val="24"/>
+          <w:szCs w:val="24"/>
+          <w:lang w:eastAsia="ru-RU"/>
+        </w:rPr>
+        <w:t xml:space="preserve">   {</w:t>
+      </w:r>
       <w:proofErr w:type="gramEnd"/>
+      <w:r>
+        <w:rPr>
+          <w:rFonts w:ascii="Times New Roman" w:eastAsia="Times New Roman" w:hAnsi="Times New Roman"/>
+          <w:sz w:val="24"/>
+          <w:szCs w:val="24"/>
+          <w:lang w:eastAsia="ru-RU"/>
+        </w:rPr>
+        <w:t>{</w:t>
+      </w:r>
       <w:proofErr w:type="spellStart"/>
+      <w:r>
+        <w:rPr>
+          <w:rFonts w:ascii="Times New Roman" w:eastAsia="Times New Roman" w:hAnsi="Times New Roman"/>
+          <w:sz w:val="24"/>
+          <w:szCs w:val="24"/>
+          <w:lang w:eastAsia="ru-RU"/>
+        </w:rPr>
+        <w:t>deal.date</w:t>
+      </w:r>
       <w:proofErr w:type="spellEnd"/>
+      <w:r>
+        <w:rPr>
+          <w:rFonts w:ascii="Times New Roman" w:eastAsia="Times New Roman" w:hAnsi="Times New Roman"/>
+          <w:sz w:val="24"/>
+          <w:szCs w:val="24"/>
+          <w:lang w:eastAsia="ru-RU"/>
+        </w:rPr>
+        <w:t>}}г.</w:t>
+      </w:r>
     </w:p>
     <w:p>
       <w:pPr>
@@ -141,12 +204,77 @@
           <w:szCs w:val="24"/>
           <w:lang w:eastAsia="ru-RU"/>
         </w:rPr>
-        <w:t>{{seller.fullName}}, в дальнейшем именуемый "Потребитель", и Общество с ограниченной ответственностью «ГермесГарант» на основании лицензии Министерства юстиции Республики Беларусь 02240/543 от 12.06.2026г, договора обязательного страхования ответственности за причинение вреда в связи с осуществлением риэлтерской деятельности с БРУСП «Белгострах» от 26.05.2026г. до 25.05.2027г. (страховой полис серия БР №0005842), в лице директора Турко Ольги Ростиславовны, действующего на основании Устава, в дальнейшем именуемое "Исполнитель", совместно именуемые "Стороны", заключили настоящий договор о нижеследующем:</w:t>
-      </w:r>
-      <w:proofErr w:type="spellStart"/>
-      <w:proofErr w:type="spellEnd"/>
-      <w:proofErr w:type="spellStart"/>
-      <w:proofErr w:type="spellEnd"/>
+        <w:t xml:space="preserve">{{seller.fullName}}, </w:t>
+      </w:r>
+      <w:r>
+        <w:rPr>
+          <w:rFonts w:ascii="Times New Roman" w:eastAsia="Times New Roman" w:hAnsi="Times New Roman"/>
+          <w:sz w:val="24"/>
+          <w:szCs w:val="24"/>
+          <w:lang w:eastAsia="ru-RU"/>
+        </w:rPr>
+        <w:t>в дальнейшем именуемый</w:t>
+      </w:r>
+      <w:r>
+        <w:rPr>
+          <w:rFonts w:ascii="Times New Roman" w:eastAsia="Times New Roman" w:hAnsi="Times New Roman"/>
+          <w:b/>
+          <w:bCs/>
+          <w:sz w:val="24"/>
+          <w:szCs w:val="24"/>
+          <w:lang w:eastAsia="ru-RU"/>
+        </w:rPr>
+        <w:t xml:space="preserve"> "Потребитель", </w:t>
+      </w:r>
+      <w:r>
+        <w:rPr>
+          <w:rFonts w:ascii="Times New Roman" w:eastAsia="Times New Roman" w:hAnsi="Times New Roman"/>
+          <w:sz w:val="24"/>
+          <w:szCs w:val="24"/>
+          <w:lang w:eastAsia="ru-RU"/>
+        </w:rPr>
+        <w:t>и</w:t>
+      </w:r>
+      <w:r>
+        <w:rPr>
+          <w:rFonts w:ascii="Times New Roman" w:eastAsia="Times New Roman" w:hAnsi="Times New Roman"/>
+          <w:b/>
+          <w:bCs/>
+          <w:sz w:val="24"/>
+          <w:szCs w:val="24"/>
+          <w:lang w:eastAsia="ru-RU"/>
+        </w:rPr>
+        <w:t xml:space="preserve"> Общество с ограниченной ответственностью «ГермесГарант» </w:t>
+      </w:r>
+      <w:r>
+        <w:rPr>
+          <w:rFonts w:ascii="Times New Roman" w:eastAsia="Times New Roman" w:hAnsi="Times New Roman"/>
+          <w:sz w:val="24"/>
+          <w:szCs w:val="24"/>
+          <w:lang w:eastAsia="ru-RU"/>
+        </w:rPr>
+        <w:t>на основании лицензии Министерства юстиции Республики Беларусь 02240/543 от 12.06.2026г, договора обязательного страхования ответственности за причинение вреда в связи с осуществлением риэлтерской деятельности с БРУСП «Белгострах» от 26.05.2026г. до 25.05.2027г. (страховой полис серия БР №0005842), в лице директора Турко Ольги Ростиславовны, действующего на основании Устава, в дальнейшем именуемое</w:t>
+      </w:r>
+      <w:r>
+        <w:rPr>
+          <w:rFonts w:ascii="Times New Roman" w:eastAsia="Times New Roman" w:hAnsi="Times New Roman"/>
+          <w:b/>
+          <w:bCs/>
+          <w:sz w:val="24"/>
+          <w:szCs w:val="24"/>
+          <w:lang w:eastAsia="ru-RU"/>
+        </w:rPr>
+        <w:t xml:space="preserve"> "Исполнитель", </w:t>
+      </w:r>
+      <w:r>
+        <w:rPr>
+          <w:rFonts w:ascii="Times New Roman" w:eastAsia="Times New Roman" w:hAnsi="Times New Roman"/>
+          <w:sz w:val="24"/>
+          <w:szCs w:val="24"/>
+          <w:lang w:eastAsia="ru-RU"/>
+        </w:rPr>
+        <w:t>совместно именуемые "Стороны", заключили настоящий договор о нижеследующем:</w:t>
+      </w:r>
     </w:p>
     <w:p>
       <w:pPr>
@@ -204,14 +332,48 @@
           <w:szCs w:val="24"/>
           <w:lang w:eastAsia="ru-RU"/>
         </w:rPr>
-        <w:t>1.1.  Предметом настоящего договора является оказание Исполнителем Потребителю риэлтерских      услуг    по содействию в продаже   принадлежащего     Потребителю     на      праве собственности объекта недвижимого имущества (далее – риэлтерские услуги), представляющего собой "{{property.type}}", расположенный по адресу {{property.address}}.</w:t>
+        <w:t>1.1.  Предметом настоящего договора является оказание Исполнителем Потребителю риэлтерских      услуг    по содействию в продаже   принадлежащего     Потребителю     на      праве собственности объекта недвижимого имущества (далее – риэлтерские услуги), представляющего собой "{{</w:t>
+      </w:r>
+      <w:proofErr w:type="gramStart"/>
+      <w:r>
+        <w:rPr>
+          <w:rFonts w:ascii="Times New Roman" w:eastAsia="Times New Roman" w:hAnsi="Times New Roman"/>
+          <w:sz w:val="24"/>
+          <w:szCs w:val="24"/>
+          <w:lang w:eastAsia="ru-RU"/>
+        </w:rPr>
+        <w:t>property.type</w:t>
+      </w:r>
+      <w:proofErr w:type="gramEnd"/>
+      <w:r>
+        <w:rPr>
+          <w:rFonts w:ascii="Times New Roman" w:eastAsia="Times New Roman" w:hAnsi="Times New Roman"/>
+          <w:sz w:val="24"/>
+          <w:szCs w:val="24"/>
+          <w:lang w:eastAsia="ru-RU"/>
+        </w:rPr>
+        <w:t>}}", расположенный по адресу {{</w:t>
       </w:r>
       <w:proofErr w:type="spellStart"/>
-      <w:proofErr w:type="gramStart"/>
+      <w:r>
+        <w:rPr>
+          <w:rFonts w:ascii="Times New Roman" w:eastAsia="Times New Roman" w:hAnsi="Times New Roman"/>
+          <w:sz w:val="24"/>
+          <w:szCs w:val="24"/>
+          <w:lang w:eastAsia="ru-RU"/>
+        </w:rPr>
+        <w:t>property.address</w:t>
+      </w:r>
       <w:proofErr w:type="spellEnd"/>
-      <w:proofErr w:type="gramEnd"/>
-      <w:proofErr w:type="spellStart"/>
-      <w:proofErr w:type="spellEnd"/>
+      <w:r>
+        <w:rPr>
+          <w:rFonts w:ascii="Times New Roman" w:eastAsia="Times New Roman" w:hAnsi="Times New Roman"/>
+          <w:sz w:val="24"/>
+          <w:szCs w:val="24"/>
+          <w:lang w:eastAsia="ru-RU"/>
+        </w:rPr>
+        <w:t>}}.</w:t>
+      </w:r>
     </w:p>
     <w:p>
       <w:pPr>
@@ -233,20 +395,62 @@
           <w:sz w:val="24"/>
           <w:szCs w:val="24"/>
         </w:rPr>
-        <w:t>1.2. Описание Объекта: кол-во комнат: {{property.rooms}}; общая пл. {{property.areaTotal}} м²; жилая {{property.areaLiving}} м²; этаж/этажность: {{property.floor}}/{{property.floors}}, материал</w:t>
+        <w:t>1.2. Описание Объекта: кол-во комнат: {{</w:t>
+      </w:r>
+      <w:proofErr w:type="gramStart"/>
+      <w:r>
+        <w:rPr>
+          <w:rFonts w:ascii="Times New Roman" w:hAnsi="Times New Roman"/>
+          <w:sz w:val="24"/>
+          <w:szCs w:val="24"/>
+        </w:rPr>
+        <w:t>property.rooms</w:t>
+      </w:r>
+      <w:proofErr w:type="gramEnd"/>
+      <w:r>
+        <w:rPr>
+          <w:rFonts w:ascii="Times New Roman" w:hAnsi="Times New Roman"/>
+          <w:sz w:val="24"/>
+          <w:szCs w:val="24"/>
+        </w:rPr>
+        <w:t>}}; общая пл. {{property.areaTotal}} м²; жилая {{property.areaLiving}} м²; этаж/этажность: {{</w:t>
       </w:r>
       <w:proofErr w:type="spellStart"/>
-      <w:proofErr w:type="gramStart"/>
+      <w:r>
+        <w:rPr>
+          <w:rFonts w:ascii="Times New Roman" w:hAnsi="Times New Roman"/>
+          <w:sz w:val="24"/>
+          <w:szCs w:val="24"/>
+        </w:rPr>
+        <w:t>property.floor</w:t>
+      </w:r>
       <w:proofErr w:type="spellEnd"/>
-      <w:proofErr w:type="gramEnd"/>
+      <w:r>
+        <w:rPr>
+          <w:rFonts w:ascii="Times New Roman" w:hAnsi="Times New Roman"/>
+          <w:sz w:val="24"/>
+          <w:szCs w:val="24"/>
+        </w:rPr>
+        <w:t>}}/{{</w:t>
+      </w:r>
       <w:proofErr w:type="spellStart"/>
+      <w:r>
+        <w:rPr>
+          <w:rFonts w:ascii="Times New Roman" w:hAnsi="Times New Roman"/>
+          <w:sz w:val="24"/>
+          <w:szCs w:val="24"/>
+        </w:rPr>
+        <w:t>property.floors</w:t>
+      </w:r>
       <w:proofErr w:type="spellEnd"/>
-      <w:proofErr w:type="spellStart"/>
-      <w:proofErr w:type="spellEnd"/>
-      <w:proofErr w:type="spellStart"/>
-      <w:proofErr w:type="spellEnd"/>
-      <w:proofErr w:type="spellStart"/>
-      <w:proofErr w:type="spellEnd"/>
+      <w:r>
+        <w:rPr>
+          <w:rFonts w:ascii="Times New Roman" w:hAnsi="Times New Roman"/>
+          <w:sz w:val="24"/>
+          <w:szCs w:val="24"/>
+        </w:rPr>
+        <w:t>}}, материал</w:t>
+      </w:r>
     </w:p>
     <w:p>
       <w:pPr>
@@ -265,16 +469,44 @@
           <w:sz w:val="24"/>
           <w:szCs w:val="24"/>
         </w:rPr>
-        <w:t>стен: {{property.wallMaterial}}, год постройки {{property.yearBuilt}}, инвентарный номер – {{property.inventoryNumber}}.</w:t>
+        <w:t>стен: {{</w:t>
+      </w:r>
+      <w:proofErr w:type="gramStart"/>
+      <w:r>
+        <w:rPr>
+          <w:rFonts w:ascii="Times New Roman" w:hAnsi="Times New Roman"/>
+          <w:sz w:val="24"/>
+          <w:szCs w:val="24"/>
+        </w:rPr>
+        <w:t>property.wallMaterial</w:t>
+      </w:r>
+      <w:proofErr w:type="gramEnd"/>
+      <w:r>
+        <w:rPr>
+          <w:rFonts w:ascii="Times New Roman" w:hAnsi="Times New Roman"/>
+          <w:sz w:val="24"/>
+          <w:szCs w:val="24"/>
+        </w:rPr>
+        <w:t>}}, год постройки {{property.yearBuilt}}, инвентарный номер – {{</w:t>
       </w:r>
       <w:proofErr w:type="spellStart"/>
-      <w:proofErr w:type="gramStart"/>
+      <w:r>
+        <w:rPr>
+          <w:rFonts w:ascii="Times New Roman" w:hAnsi="Times New Roman"/>
+          <w:sz w:val="24"/>
+          <w:szCs w:val="24"/>
+        </w:rPr>
+        <w:t>property.inventoryNumber</w:t>
+      </w:r>
       <w:proofErr w:type="spellEnd"/>
-      <w:proofErr w:type="gramEnd"/>
-      <w:proofErr w:type="spellStart"/>
-      <w:proofErr w:type="spellEnd"/>
-      <w:proofErr w:type="spellStart"/>
-      <w:proofErr w:type="spellEnd"/>
+      <w:r>
+        <w:rPr>
+          <w:rFonts w:ascii="Times New Roman" w:hAnsi="Times New Roman"/>
+          <w:sz w:val="24"/>
+          <w:szCs w:val="24"/>
+        </w:rPr>
+        <w:t>}}.</w:t>
+      </w:r>
     </w:p>
     <w:p>
       <w:pPr>
@@ -356,14 +588,50 @@
           <w:szCs w:val="24"/>
           <w:lang w:eastAsia="ru-RU"/>
         </w:rPr>
-        <w:t>1.4. Ориентировочная стоимость {{property.priceBYN}} белорусских рублей ({{property.priceWords}}).</w:t>
+        <w:t>1.4. Ориентировочная стоимость {{</w:t>
       </w:r>
       <w:proofErr w:type="spellStart"/>
       <w:proofErr w:type="gramStart"/>
+      <w:r>
+        <w:rPr>
+          <w:rFonts w:ascii="Times New Roman" w:eastAsia="Times New Roman" w:hAnsi="Times New Roman"/>
+          <w:sz w:val="24"/>
+          <w:szCs w:val="24"/>
+          <w:lang w:eastAsia="ru-RU"/>
+        </w:rPr>
+        <w:t>property.priceBYN</w:t>
+      </w:r>
       <w:proofErr w:type="spellEnd"/>
       <w:proofErr w:type="gramEnd"/>
+      <w:r>
+        <w:rPr>
+          <w:rFonts w:ascii="Times New Roman" w:eastAsia="Times New Roman" w:hAnsi="Times New Roman"/>
+          <w:sz w:val="24"/>
+          <w:szCs w:val="24"/>
+          <w:lang w:eastAsia="ru-RU"/>
+        </w:rPr>
+        <w:t>}} белорусских рублей ({{</w:t>
+      </w:r>
       <w:proofErr w:type="spellStart"/>
+      <w:r>
+        <w:rPr>
+          <w:rFonts w:ascii="Times New Roman" w:eastAsia="Times New Roman" w:hAnsi="Times New Roman"/>
+          <w:sz w:val="24"/>
+          <w:szCs w:val="24"/>
+          <w:lang w:eastAsia="ru-RU"/>
+        </w:rPr>
+        <w:t>property.priceWords</w:t>
+      </w:r>
       <w:proofErr w:type="spellEnd"/>
+      <w:r>
+        <w:rPr>
+          <w:rFonts w:ascii="Times New Roman" w:eastAsia="Times New Roman" w:hAnsi="Times New Roman"/>
+          <w:sz w:val="24"/>
+          <w:szCs w:val="24"/>
+          <w:lang w:eastAsia="ru-RU"/>
+        </w:rPr>
+        <w:t>}}).</w:t>
+      </w:r>
     </w:p>
     <w:p>
       <w:pPr>
@@ -575,14 +843,48 @@
           <w:szCs w:val="24"/>
           <w:lang w:eastAsia="ru-RU"/>
         </w:rPr>
-        <w:t>2.2. Стоимость риэлтерских услуг составляет {{commission.percent}} % от стоимости объекта недвижимого имущества, а именно {{commission.amountBYN}}  белорусских рублей ({{commission.amountWords}}), с включением в такую оплату затрат по риэлтерским услугам, указанным в абзацах втором — шестом пункта 1 статьи 16 Закона Республики Беларусь от 8 мая 2025 г. № 71-З «О риэлтерской деятельности».</w:t>
-      </w:r>
-      <w:proofErr w:type="spellStart"/>
-      <w:proofErr w:type="spellEnd"/>
-      <w:proofErr w:type="spellStart"/>
-      <w:proofErr w:type="spellEnd"/>
-      <w:proofErr w:type="spellStart"/>
-      <w:proofErr w:type="spellEnd"/>
+        <w:t xml:space="preserve">2.2. Стоимость риэлтерских услуг составляет </w:t>
+      </w:r>
+      <w:r>
+        <w:rPr>
+          <w:rFonts w:ascii="Times New Roman" w:eastAsia="Times New Roman" w:hAnsi="Times New Roman"/>
+          <w:b/>
+          <w:bCs/>
+          <w:sz w:val="24"/>
+          <w:szCs w:val="24"/>
+          <w:lang w:eastAsia="ru-RU"/>
+        </w:rPr>
+        <w:t>{{commission.percent}} %</w:t>
+      </w:r>
+      <w:r>
+        <w:rPr>
+          <w:rFonts w:ascii="Times New Roman" w:eastAsia="Times New Roman" w:hAnsi="Times New Roman"/>
+          <w:sz w:val="24"/>
+          <w:szCs w:val="24"/>
+          <w:lang w:eastAsia="ru-RU"/>
+        </w:rPr>
+        <w:t xml:space="preserve"> от стоимости объекта недвижимого имущества, а именно </w:t>
+      </w:r>
+      <w:r>
+        <w:rPr>
+          <w:rFonts w:ascii="Times New Roman" w:eastAsia="Times New Roman" w:hAnsi="Times New Roman"/>
+          <w:b/>
+          <w:bCs/>
+          <w:sz w:val="24"/>
+          <w:szCs w:val="24"/>
+          <w:lang w:eastAsia="ru-RU"/>
+        </w:rPr>
+        <w:t>{{commission.amountBYN}}</w:t>
+      </w:r>
+      <w:r>
+        <w:rPr>
+          <w:rFonts w:ascii="Times New Roman" w:eastAsia="Times New Roman" w:hAnsi="Times New Roman"/>
+          <w:sz w:val="24"/>
+          <w:szCs w:val="24"/>
+          <w:lang w:eastAsia="ru-RU"/>
+        </w:rPr>
+        <w:t xml:space="preserve">  белорусских рублей ({{commission.amountWords}}), с включением в такую оплату затрат по риэлтерским услугам, указанным в абзацах втором — шестом пункта 1 статьи 16 Закона Республики Беларусь от 8 мая 2025 г. № 71-З «О риэлтерской деятельности».</w:t>
+      </w:r>
       <w:bookmarkStart w:id="2" w:name="_Hlk225347332"/>
       <w:bookmarkEnd w:id="2"/>
     </w:p>
@@ -3063,12 +3365,30 @@
           <w:szCs w:val="24"/>
           <w:lang w:eastAsia="ru-RU"/>
         </w:rPr>
-        <w:t>4.1. Настоящий договор вступает в силу со дня подписания его Сторонами и действует до {{deal.endDateText}}г.</w:t>
+        <w:t>4.1. Настоящий договор вступает в силу со дня подписания его Сторонами и действует до {{</w:t>
       </w:r>
       <w:proofErr w:type="spellStart"/>
       <w:proofErr w:type="gramStart"/>
+      <w:r>
+        <w:rPr>
+          <w:rFonts w:ascii="Times New Roman" w:eastAsia="Times New Roman" w:hAnsi="Times New Roman"/>
+          <w:sz w:val="24"/>
+          <w:szCs w:val="24"/>
+          <w:lang w:eastAsia="ru-RU"/>
+        </w:rPr>
+        <w:t>deal.endDateText</w:t>
+      </w:r>
       <w:proofErr w:type="spellEnd"/>
       <w:proofErr w:type="gramEnd"/>
+      <w:r>
+        <w:rPr>
+          <w:rFonts w:ascii="Times New Roman" w:eastAsia="Times New Roman" w:hAnsi="Times New Roman"/>
+          <w:sz w:val="24"/>
+          <w:szCs w:val="24"/>
+          <w:lang w:eastAsia="ru-RU"/>
+        </w:rPr>
+        <w:t>}}г.</w:t>
+      </w:r>
     </w:p>
     <w:p>
       <w:pPr>
@@ -4571,12 +4891,30 @@
           <w:szCs w:val="20"/>
           <w:lang w:eastAsia="ru-RU"/>
         </w:rPr>
-        <w:t>Ответственный риэлтер по настоящему договору {{agent.initials}}</w:t>
-      </w:r>
-      <w:proofErr w:type="spellStart"/>
+        <w:t>Ответственный риэлтер по настоящему договору {{</w:t>
+      </w:r>
       <w:proofErr w:type="gramStart"/>
-      <w:proofErr w:type="spellEnd"/>
+      <w:r>
+        <w:rPr>
+          <w:rFonts w:ascii="Times New Roman" w:eastAsia="Times New Roman" w:hAnsi="Times New Roman"/>
+          <w:i/>
+          <w:sz w:val="20"/>
+          <w:szCs w:val="20"/>
+          <w:lang w:eastAsia="ru-RU"/>
+        </w:rPr>
+        <w:t>agent.initials</w:t>
+      </w:r>
       <w:proofErr w:type="gramEnd"/>
+      <w:r>
+        <w:rPr>
+          <w:rFonts w:ascii="Times New Roman" w:eastAsia="Times New Roman" w:hAnsi="Times New Roman"/>
+          <w:i/>
+          <w:sz w:val="20"/>
+          <w:szCs w:val="20"/>
+          <w:lang w:eastAsia="ru-RU"/>
+        </w:rPr>
+        <w:t>}}</w:t>
+      </w:r>
     </w:p>
     <w:p>
       <w:pPr>
@@ -4625,16 +4963,74 @@
           <w:szCs w:val="20"/>
           <w:lang w:eastAsia="ru-RU"/>
         </w:rPr>
-        <w:t>№ {{agent.attestationNumber}}от {{agent.attestationDate}}г, действует до {{agent.attestationExpiry}}г</w:t>
+        <w:t>№ {{</w:t>
+      </w:r>
+      <w:proofErr w:type="gramStart"/>
+      <w:r>
+        <w:rPr>
+          <w:rFonts w:ascii="Times New Roman" w:eastAsia="Times New Roman" w:hAnsi="Times New Roman"/>
+          <w:i/>
+          <w:sz w:val="20"/>
+          <w:szCs w:val="20"/>
+          <w:lang w:eastAsia="ru-RU"/>
+        </w:rPr>
+        <w:t>agent.attestationNumber</w:t>
+      </w:r>
+      <w:proofErr w:type="gramEnd"/>
+      <w:r>
+        <w:rPr>
+          <w:rFonts w:ascii="Times New Roman" w:eastAsia="Times New Roman" w:hAnsi="Times New Roman"/>
+          <w:i/>
+          <w:sz w:val="20"/>
+          <w:szCs w:val="20"/>
+          <w:lang w:eastAsia="ru-RU"/>
+        </w:rPr>
+        <w:t>}}от {{</w:t>
       </w:r>
       <w:proofErr w:type="spellStart"/>
-      <w:proofErr w:type="gramStart"/>
+      <w:r>
+        <w:rPr>
+          <w:rFonts w:ascii="Times New Roman" w:eastAsia="Times New Roman" w:hAnsi="Times New Roman"/>
+          <w:i/>
+          <w:sz w:val="20"/>
+          <w:szCs w:val="20"/>
+          <w:lang w:eastAsia="ru-RU"/>
+        </w:rPr>
+        <w:t>agent.attestationDate</w:t>
+      </w:r>
       <w:proofErr w:type="spellEnd"/>
-      <w:proofErr w:type="gramEnd"/>
+      <w:r>
+        <w:rPr>
+          <w:rFonts w:ascii="Times New Roman" w:eastAsia="Times New Roman" w:hAnsi="Times New Roman"/>
+          <w:i/>
+          <w:sz w:val="20"/>
+          <w:szCs w:val="20"/>
+          <w:lang w:eastAsia="ru-RU"/>
+        </w:rPr>
+        <w:t>}}г, действует до {{</w:t>
+      </w:r>
       <w:proofErr w:type="spellStart"/>
+      <w:r>
+        <w:rPr>
+          <w:rFonts w:ascii="Times New Roman" w:eastAsia="Times New Roman" w:hAnsi="Times New Roman"/>
+          <w:i/>
+          <w:sz w:val="20"/>
+          <w:szCs w:val="20"/>
+          <w:lang w:eastAsia="ru-RU"/>
+        </w:rPr>
+        <w:t>agent.attestationExpiry</w:t>
+      </w:r>
       <w:proofErr w:type="spellEnd"/>
-      <w:proofErr w:type="spellStart"/>
-      <w:proofErr w:type="spellEnd"/>
+      <w:r>
+        <w:rPr>
+          <w:rFonts w:ascii="Times New Roman" w:eastAsia="Times New Roman" w:hAnsi="Times New Roman"/>
+          <w:i/>
+          <w:sz w:val="20"/>
+          <w:szCs w:val="20"/>
+          <w:lang w:eastAsia="ru-RU"/>
+        </w:rPr>
+        <w:t>}}г</w:t>
+      </w:r>
     </w:p>
     <w:p>
       <w:pPr>
@@ -4658,12 +5054,30 @@
           <w:szCs w:val="20"/>
           <w:lang w:eastAsia="ru-RU"/>
         </w:rPr>
-        <w:t>Идентификационная пластиковая карточка {{agent.cardNumber}}</w:t>
-      </w:r>
-      <w:proofErr w:type="spellStart"/>
+        <w:t>Идентификационная пластиковая карточка {{</w:t>
+      </w:r>
       <w:proofErr w:type="gramStart"/>
-      <w:proofErr w:type="spellEnd"/>
+      <w:r>
+        <w:rPr>
+          <w:rFonts w:ascii="Times New Roman" w:eastAsia="Times New Roman" w:hAnsi="Times New Roman"/>
+          <w:bCs/>
+          <w:sz w:val="20"/>
+          <w:szCs w:val="20"/>
+          <w:lang w:eastAsia="ru-RU"/>
+        </w:rPr>
+        <w:t>agent.cardNumber</w:t>
+      </w:r>
       <w:proofErr w:type="gramEnd"/>
+      <w:r>
+        <w:rPr>
+          <w:rFonts w:ascii="Times New Roman" w:eastAsia="Times New Roman" w:hAnsi="Times New Roman"/>
+          <w:bCs/>
+          <w:sz w:val="20"/>
+          <w:szCs w:val="20"/>
+          <w:lang w:eastAsia="ru-RU"/>
+        </w:rPr>
+        <w:t>}}</w:t>
+      </w:r>
     </w:p>
     <w:p>
       <w:pPr>
@@ -4738,12 +5152,28 @@
                 <w:szCs w:val="20"/>
                 <w:lang w:eastAsia="ru-RU"/>
               </w:rPr>
-              <w:t>ФИО: {{seller.fullName}}</w:t>
-            </w:r>
-            <w:proofErr w:type="spellStart"/>
+              <w:t>ФИО: {{</w:t>
+            </w:r>
             <w:proofErr w:type="gramStart"/>
-            <w:proofErr w:type="spellEnd"/>
+            <w:r>
+              <w:rPr>
+                <w:rFonts w:ascii="Times New Roman" w:hAnsi="Times New Roman"/>
+                <w:sz w:val="20"/>
+                <w:szCs w:val="20"/>
+                <w:lang w:eastAsia="ru-RU"/>
+              </w:rPr>
+              <w:t>seller.fullName</w:t>
+            </w:r>
             <w:proofErr w:type="gramEnd"/>
+            <w:r>
+              <w:rPr>
+                <w:rFonts w:ascii="Times New Roman" w:hAnsi="Times New Roman"/>
+                <w:sz w:val="20"/>
+                <w:szCs w:val="20"/>
+                <w:lang w:eastAsia="ru-RU"/>
+              </w:rPr>
+              <w:t>}}</w:t>
+            </w:r>
           </w:p>
           <w:p>
             <w:pPr>
@@ -4761,12 +5191,30 @@
                 <w:szCs w:val="20"/>
                 <w:lang w:eastAsia="ru-RU"/>
               </w:rPr>
-              <w:t>{{seller.birthDate}} г.р.</w:t>
+              <w:t>{{</w:t>
             </w:r>
             <w:proofErr w:type="spellStart"/>
             <w:proofErr w:type="gramStart"/>
+            <w:r>
+              <w:rPr>
+                <w:rFonts w:ascii="Times New Roman" w:hAnsi="Times New Roman"/>
+                <w:sz w:val="20"/>
+                <w:szCs w:val="20"/>
+                <w:lang w:eastAsia="ru-RU"/>
+              </w:rPr>
+              <w:t>seller.birthDate</w:t>
+            </w:r>
             <w:proofErr w:type="spellEnd"/>
             <w:proofErr w:type="gramEnd"/>
+            <w:r>
+              <w:rPr>
+                <w:rFonts w:ascii="Times New Roman" w:hAnsi="Times New Roman"/>
+                <w:sz w:val="20"/>
+                <w:szCs w:val="20"/>
+                <w:lang w:eastAsia="ru-RU"/>
+              </w:rPr>
+              <w:t>}} г.р.</w:t>
+            </w:r>
           </w:p>
           <w:p>
             <w:pPr>
@@ -4784,12 +5232,28 @@
                 <w:szCs w:val="20"/>
                 <w:lang w:eastAsia="ru-RU"/>
               </w:rPr>
-              <w:t>Регистрация: {{seller.address}}</w:t>
-            </w:r>
-            <w:proofErr w:type="spellStart"/>
+              <w:t>Регистрация: {{</w:t>
+            </w:r>
             <w:proofErr w:type="gramStart"/>
-            <w:proofErr w:type="spellEnd"/>
+            <w:r>
+              <w:rPr>
+                <w:rFonts w:ascii="Times New Roman" w:hAnsi="Times New Roman"/>
+                <w:sz w:val="20"/>
+                <w:szCs w:val="20"/>
+                <w:lang w:eastAsia="ru-RU"/>
+              </w:rPr>
+              <w:t>seller.address</w:t>
+            </w:r>
             <w:proofErr w:type="gramEnd"/>
+            <w:r>
+              <w:rPr>
+                <w:rFonts w:ascii="Times New Roman" w:hAnsi="Times New Roman"/>
+                <w:sz w:val="20"/>
+                <w:szCs w:val="20"/>
+                <w:lang w:eastAsia="ru-RU"/>
+              </w:rPr>
+              <w:t>}}</w:t>
+            </w:r>
           </w:p>
           <w:p>
             <w:pPr>
@@ -4807,12 +5271,28 @@
                 <w:szCs w:val="20"/>
                 <w:lang w:eastAsia="ru-RU"/>
               </w:rPr>
-              <w:t>Паспорт: {{seller.passport}}</w:t>
-            </w:r>
-            <w:proofErr w:type="spellStart"/>
+              <w:t>Паспорт: {{</w:t>
+            </w:r>
             <w:proofErr w:type="gramStart"/>
-            <w:proofErr w:type="spellEnd"/>
+            <w:r>
+              <w:rPr>
+                <w:rFonts w:ascii="Times New Roman" w:hAnsi="Times New Roman"/>
+                <w:sz w:val="20"/>
+                <w:szCs w:val="20"/>
+                <w:lang w:eastAsia="ru-RU"/>
+              </w:rPr>
+              <w:t>seller.passport</w:t>
+            </w:r>
             <w:proofErr w:type="gramEnd"/>
+            <w:r>
+              <w:rPr>
+                <w:rFonts w:ascii="Times New Roman" w:hAnsi="Times New Roman"/>
+                <w:sz w:val="20"/>
+                <w:szCs w:val="20"/>
+                <w:lang w:eastAsia="ru-RU"/>
+              </w:rPr>
+              <w:t>}}</w:t>
+            </w:r>
           </w:p>
           <w:p>
             <w:pPr>
@@ -4830,14 +5310,59 @@
                 <w:szCs w:val="20"/>
                 <w:lang w:eastAsia="ru-RU"/>
               </w:rPr>
-              <w:t>Выдан {{seller.passportIssuedByInstrumental}} {{seller.passportIssueDate}}</w:t>
+              <w:t>Выдан</w:t>
+            </w:r>
+            <w:r>
+              <w:rPr>
+                <w:rFonts w:ascii="Times New Roman" w:hAnsi="Times New Roman"/>
+                <w:sz w:val="20"/>
+                <w:szCs w:val="20"/>
+                <w:lang w:val="en-US" w:eastAsia="ru-RU"/>
+              </w:rPr>
+              <w:t xml:space="preserve"> {{</w:t>
             </w:r>
             <w:proofErr w:type="spellStart"/>
             <w:proofErr w:type="gramStart"/>
+            <w:r>
+              <w:rPr>
+                <w:rFonts w:ascii="Times New Roman" w:hAnsi="Times New Roman"/>
+                <w:sz w:val="20"/>
+                <w:szCs w:val="20"/>
+                <w:lang w:val="en-US" w:eastAsia="ru-RU"/>
+              </w:rPr>
+              <w:t>seller.passportIssuedByInstrumental</w:t>
+            </w:r>
             <w:proofErr w:type="spellEnd"/>
             <w:proofErr w:type="gramEnd"/>
+            <w:r>
+              <w:rPr>
+                <w:rFonts w:ascii="Times New Roman" w:hAnsi="Times New Roman"/>
+                <w:sz w:val="20"/>
+                <w:szCs w:val="20"/>
+                <w:lang w:val="en-US" w:eastAsia="ru-RU"/>
+              </w:rPr>
+              <w:t>}} {{</w:t>
+            </w:r>
             <w:proofErr w:type="spellStart"/>
+            <w:r>
+              <w:rPr>
+                <w:rFonts w:ascii="Times New Roman" w:hAnsi="Times New Roman"/>
+                <w:sz w:val="20"/>
+                <w:szCs w:val="20"/>
+                <w:lang w:val="en-US" w:eastAsia="ru-RU"/>
+              </w:rPr>
+              <w:t>seller.passportIssueDate</w:t>
+            </w:r>
             <w:proofErr w:type="spellEnd"/>
+            <w:r>
+              <w:rPr>
+                <w:rFonts w:ascii="Times New Roman" w:hAnsi="Times New Roman"/>
+                <w:sz w:val="20"/>
+                <w:szCs w:val="20"/>
+                <w:lang w:val="en-US" w:eastAsia="ru-RU"/>
+              </w:rPr>
+              <w:t>}}</w:t>
+            </w:r>
           </w:p>
           <w:p>
             <w:pPr>
@@ -4874,12 +5399,39 @@
                 <w:szCs w:val="20"/>
                 <w:lang w:eastAsia="ru-RU"/>
               </w:rPr>
-              <w:t>Тел: {{seller.phone}}</w:t>
+              <w:t>Тел</w:t>
+            </w:r>
+            <w:r>
+              <w:rPr>
+                <w:rFonts w:ascii="Times New Roman" w:hAnsi="Times New Roman"/>
+                <w:sz w:val="20"/>
+                <w:szCs w:val="20"/>
+                <w:lang w:val="en-US" w:eastAsia="ru-RU"/>
+              </w:rPr>
+              <w:t>: {{</w:t>
             </w:r>
             <w:proofErr w:type="spellStart"/>
             <w:proofErr w:type="gramStart"/>
+            <w:r>
+              <w:rPr>
+                <w:rFonts w:ascii="Times New Roman" w:hAnsi="Times New Roman"/>
+                <w:sz w:val="20"/>
+                <w:szCs w:val="20"/>
+                <w:lang w:val="en-US" w:eastAsia="ru-RU"/>
+              </w:rPr>
+              <w:t>seller.phone</w:t>
+            </w:r>
             <w:proofErr w:type="spellEnd"/>
             <w:proofErr w:type="gramEnd"/>
+            <w:r>
+              <w:rPr>
+                <w:rFonts w:ascii="Times New Roman" w:hAnsi="Times New Roman"/>
+                <w:sz w:val="20"/>
+                <w:szCs w:val="20"/>
+                <w:lang w:val="en-US" w:eastAsia="ru-RU"/>
+              </w:rPr>
+              <w:t>}}</w:t>
+            </w:r>
           </w:p>
           <w:p>
             <w:pPr>
@@ -4903,7 +5455,7 @@
                 <w:b/>
                 <w:sz w:val="20"/>
                 <w:szCs w:val="20"/>
-                <w:lang w:eastAsia="ru-RU"/>
+                <w:lang w:val="en-US" w:eastAsia="ru-RU"/>
               </w:rPr>
             </w:pPr>
             <w:r>
@@ -4914,12 +5466,42 @@
                 <w:szCs w:val="20"/>
                 <w:lang w:eastAsia="ru-RU"/>
               </w:rPr>
-              <w:t>Потребитель_______________________{{seller.initials}}</w:t>
+              <w:t>Потребитель</w:t>
+            </w:r>
+            <w:r>
+              <w:rPr>
+                <w:rFonts w:ascii="Times New Roman" w:eastAsia="Times New Roman" w:hAnsi="Times New Roman"/>
+                <w:b/>
+                <w:sz w:val="20"/>
+                <w:szCs w:val="20"/>
+                <w:lang w:val="en-US" w:eastAsia="ru-RU"/>
+              </w:rPr>
+              <w:t>_______________________{{</w:t>
             </w:r>
             <w:proofErr w:type="spellStart"/>
             <w:proofErr w:type="gramStart"/>
+            <w:r>
+              <w:rPr>
+                <w:rFonts w:ascii="Times New Roman" w:eastAsia="Times New Roman" w:hAnsi="Times New Roman"/>
+                <w:b/>
+                <w:sz w:val="20"/>
+                <w:szCs w:val="20"/>
+                <w:lang w:val="en-US" w:eastAsia="ru-RU"/>
+              </w:rPr>
+              <w:t>seller.initials</w:t>
+            </w:r>
             <w:proofErr w:type="spellEnd"/>
             <w:proofErr w:type="gramEnd"/>
+            <w:r>
+              <w:rPr>
+                <w:rFonts w:ascii="Times New Roman" w:eastAsia="Times New Roman" w:hAnsi="Times New Roman"/>
+                <w:b/>
+                <w:sz w:val="20"/>
+                <w:szCs w:val="20"/>
+                <w:lang w:val="en-US" w:eastAsia="ru-RU"/>
+              </w:rPr>
+              <w:t>}}</w:t>
+            </w:r>
           </w:p>
         </w:tc>
         <w:tc>
@@ -5364,8 +5946,8 @@
                 <w:lang w:val="en-US" w:eastAsia="ru-RU"/>
               </w:rPr>
             </w:pPr>
-            <w:bookmarkStart w:id="11" w:name="_Hlk225347630"/>
-            <w:bookmarkStart w:id="12" w:name="OLE_LINK2"/>
+            <w:bookmarkStart w:id="11" w:name="OLE_LINK2"/>
+            <w:bookmarkStart w:id="12" w:name="_Hlk225347630"/>
             <w:r>
               <w:rPr>
                 <w:rFonts w:ascii="Times New Roman" w:hAnsi="Times New Roman"/>
@@ -5373,7 +5955,16 @@
                 <w:szCs w:val="20"/>
                 <w:lang w:eastAsia="ru-RU"/>
               </w:rPr>
-              <w:t>ФИО: {{owner1.fullName}}</w:t>
+              <w:t>ФИО</w:t>
+            </w:r>
+            <w:r>
+              <w:rPr>
+                <w:rFonts w:ascii="Times New Roman" w:hAnsi="Times New Roman"/>
+                <w:sz w:val="20"/>
+                <w:szCs w:val="20"/>
+                <w:lang w:val="en-US" w:eastAsia="ru-RU"/>
+              </w:rPr>
+              <w:t>: {{owner1.fullName}}</w:t>
             </w:r>
           </w:p>
           <w:p>
@@ -5392,10 +5983,28 @@
                 <w:szCs w:val="20"/>
                 <w:lang w:val="en-US" w:eastAsia="ru-RU"/>
               </w:rPr>
-              <w:t>{{owner1.birthDate}} г.р.</w:t>
+              <w:t xml:space="preserve">{{owner1.birthDate}} </w:t>
             </w:r>
             <w:proofErr w:type="spellStart"/>
+            <w:r>
+              <w:rPr>
+                <w:rFonts w:ascii="Times New Roman" w:hAnsi="Times New Roman"/>
+                <w:sz w:val="20"/>
+                <w:szCs w:val="20"/>
+                <w:lang w:val="en-US" w:eastAsia="ru-RU"/>
+              </w:rPr>
+              <w:t>г.р</w:t>
+            </w:r>
             <w:proofErr w:type="spellEnd"/>
+            <w:r>
+              <w:rPr>
+                <w:rFonts w:ascii="Times New Roman" w:hAnsi="Times New Roman"/>
+                <w:sz w:val="20"/>
+                <w:szCs w:val="20"/>
+                <w:lang w:val="en-US" w:eastAsia="ru-RU"/>
+              </w:rPr>
+              <w:t>.</w:t>
+            </w:r>
           </w:p>
           <w:p>
             <w:pPr>
@@ -5413,7 +6022,16 @@
                 <w:szCs w:val="20"/>
                 <w:lang w:eastAsia="ru-RU"/>
               </w:rPr>
-              <w:t>Регистрация: {{owner1.address}}</w:t>
+              <w:t>Регистрация</w:t>
+            </w:r>
+            <w:r>
+              <w:rPr>
+                <w:rFonts w:ascii="Times New Roman" w:hAnsi="Times New Roman"/>
+                <w:sz w:val="20"/>
+                <w:szCs w:val="20"/>
+                <w:lang w:val="en-US" w:eastAsia="ru-RU"/>
+              </w:rPr>
+              <w:t>: {{owner1.address}}</w:t>
             </w:r>
           </w:p>
           <w:p>
@@ -5432,7 +6050,16 @@
                 <w:szCs w:val="20"/>
                 <w:lang w:eastAsia="ru-RU"/>
               </w:rPr>
-              <w:t>Паспорт: {{owner1.passport}}</w:t>
+              <w:t>Паспорт</w:t>
+            </w:r>
+            <w:r>
+              <w:rPr>
+                <w:rFonts w:ascii="Times New Roman" w:hAnsi="Times New Roman"/>
+                <w:sz w:val="20"/>
+                <w:szCs w:val="20"/>
+                <w:lang w:val="en-US" w:eastAsia="ru-RU"/>
+              </w:rPr>
+              <w:t>: {{owner1.passport}}</w:t>
             </w:r>
           </w:p>
           <w:p>
@@ -5451,7 +6078,16 @@
                 <w:szCs w:val="20"/>
                 <w:lang w:eastAsia="ru-RU"/>
               </w:rPr>
-              <w:t>Выдан {{owner1.passportIssuedByInstrumental}} {{owner1.passportIssueDate}}</w:t>
+              <w:t>Выдан</w:t>
+            </w:r>
+            <w:r>
+              <w:rPr>
+                <w:rFonts w:ascii="Times New Roman" w:hAnsi="Times New Roman"/>
+                <w:sz w:val="20"/>
+                <w:szCs w:val="20"/>
+                <w:lang w:val="en-US" w:eastAsia="ru-RU"/>
+              </w:rPr>
+              <w:t xml:space="preserve"> {{owner1.passportIssuedByInstrumental}} {{owner1.passportIssueDate}}</w:t>
             </w:r>
           </w:p>
           <w:p>
@@ -5470,7 +6106,34 @@
                 <w:szCs w:val="20"/>
                 <w:lang w:eastAsia="ru-RU"/>
               </w:rPr>
-              <w:t>Идентификационный номер: {{owner1.id}}</w:t>
+              <w:t>Идентификационный</w:t>
+            </w:r>
+            <w:r>
+              <w:rPr>
+                <w:rFonts w:ascii="Times New Roman" w:hAnsi="Times New Roman"/>
+                <w:sz w:val="20"/>
+                <w:szCs w:val="20"/>
+                <w:lang w:val="en-US" w:eastAsia="ru-RU"/>
+              </w:rPr>
+              <w:t xml:space="preserve"> </w:t>
+            </w:r>
+            <w:r>
+              <w:rPr>
+                <w:rFonts w:ascii="Times New Roman" w:hAnsi="Times New Roman"/>
+                <w:sz w:val="20"/>
+                <w:szCs w:val="20"/>
+                <w:lang w:eastAsia="ru-RU"/>
+              </w:rPr>
+              <w:t>номер</w:t>
+            </w:r>
+            <w:r>
+              <w:rPr>
+                <w:rFonts w:ascii="Times New Roman" w:hAnsi="Times New Roman"/>
+                <w:sz w:val="20"/>
+                <w:szCs w:val="20"/>
+                <w:lang w:val="en-US" w:eastAsia="ru-RU"/>
+              </w:rPr>
+              <w:t>: {{owner1.id}}</w:t>
             </w:r>
           </w:p>
           <w:p>
@@ -5489,7 +6152,16 @@
                 <w:szCs w:val="20"/>
                 <w:lang w:eastAsia="ru-RU"/>
               </w:rPr>
-              <w:t>Тел: {{owner1.phone}}</w:t>
+              <w:t>Тел</w:t>
+            </w:r>
+            <w:r>
+              <w:rPr>
+                <w:rFonts w:ascii="Times New Roman" w:hAnsi="Times New Roman"/>
+                <w:sz w:val="20"/>
+                <w:szCs w:val="20"/>
+                <w:lang w:val="en-US" w:eastAsia="ru-RU"/>
+              </w:rPr>
+              <w:t>: {{owner1.phone}}</w:t>
             </w:r>
           </w:p>
           <w:p>
@@ -5527,7 +6199,7 @@
               </w:rPr>
               <w:t>Потребитель_______________________ {{owner1.initials}}</w:t>
             </w:r>
-            <w:bookmarkEnd w:id="12"/>
+            <w:bookmarkEnd w:id="11"/>
           </w:p>
         </w:tc>
         <w:tc>
@@ -5550,7 +6222,16 @@
                 <w:szCs w:val="20"/>
                 <w:lang w:eastAsia="ru-RU"/>
               </w:rPr>
-              <w:t>ФИО: {{owner2.fullName}}</w:t>
+              <w:t>ФИО</w:t>
+            </w:r>
+            <w:r>
+              <w:rPr>
+                <w:rFonts w:ascii="Times New Roman" w:hAnsi="Times New Roman"/>
+                <w:sz w:val="20"/>
+                <w:szCs w:val="20"/>
+                <w:lang w:val="en-US" w:eastAsia="ru-RU"/>
+              </w:rPr>
+              <w:t>: {{owner2.fullName}}</w:t>
             </w:r>
           </w:p>
           <w:p>
@@ -5569,10 +6250,28 @@
                 <w:szCs w:val="20"/>
                 <w:lang w:val="en-US" w:eastAsia="ru-RU"/>
               </w:rPr>
-              <w:t>{{owner2.birthDate}} г.р.</w:t>
+              <w:t xml:space="preserve">{{owner2.birthDate}} </w:t>
             </w:r>
             <w:proofErr w:type="spellStart"/>
+            <w:r>
+              <w:rPr>
+                <w:rFonts w:ascii="Times New Roman" w:hAnsi="Times New Roman"/>
+                <w:sz w:val="20"/>
+                <w:szCs w:val="20"/>
+                <w:lang w:val="en-US" w:eastAsia="ru-RU"/>
+              </w:rPr>
+              <w:t>г.р</w:t>
+            </w:r>
             <w:proofErr w:type="spellEnd"/>
+            <w:r>
+              <w:rPr>
+                <w:rFonts w:ascii="Times New Roman" w:hAnsi="Times New Roman"/>
+                <w:sz w:val="20"/>
+                <w:szCs w:val="20"/>
+                <w:lang w:val="en-US" w:eastAsia="ru-RU"/>
+              </w:rPr>
+              <w:t>.</w:t>
+            </w:r>
           </w:p>
           <w:p>
             <w:pPr>
@@ -5590,7 +6289,16 @@
                 <w:szCs w:val="20"/>
                 <w:lang w:eastAsia="ru-RU"/>
               </w:rPr>
-              <w:t>Регистрация: {{owner2.address}}</w:t>
+              <w:t>Регистрация</w:t>
+            </w:r>
+            <w:r>
+              <w:rPr>
+                <w:rFonts w:ascii="Times New Roman" w:hAnsi="Times New Roman"/>
+                <w:sz w:val="20"/>
+                <w:szCs w:val="20"/>
+                <w:lang w:val="en-US" w:eastAsia="ru-RU"/>
+              </w:rPr>
+              <w:t>: {{owner2.address}}</w:t>
             </w:r>
           </w:p>
           <w:p>
@@ -5609,7 +6317,16 @@
                 <w:szCs w:val="20"/>
                 <w:lang w:eastAsia="ru-RU"/>
               </w:rPr>
-              <w:t>Паспорт: {{owner2.passport}}</w:t>
+              <w:t>Паспорт</w:t>
+            </w:r>
+            <w:r>
+              <w:rPr>
+                <w:rFonts w:ascii="Times New Roman" w:hAnsi="Times New Roman"/>
+                <w:sz w:val="20"/>
+                <w:szCs w:val="20"/>
+                <w:lang w:val="en-US" w:eastAsia="ru-RU"/>
+              </w:rPr>
+              <w:t>: {{owner2.passport}}</w:t>
             </w:r>
           </w:p>
           <w:p>
@@ -5628,7 +6345,16 @@
                 <w:szCs w:val="20"/>
                 <w:lang w:eastAsia="ru-RU"/>
               </w:rPr>
-              <w:t>Выдан {{owner2.passportIssuedByInstrumental}} {{owner2.passportIssueDate}}</w:t>
+              <w:t>Выдан</w:t>
+            </w:r>
+            <w:r>
+              <w:rPr>
+                <w:rFonts w:ascii="Times New Roman" w:hAnsi="Times New Roman"/>
+                <w:sz w:val="20"/>
+                <w:szCs w:val="20"/>
+                <w:lang w:val="en-US" w:eastAsia="ru-RU"/>
+              </w:rPr>
+              <w:t xml:space="preserve"> {{owner2.passportIssuedByInstrumental}} {{owner2.passportIssueDate}}</w:t>
             </w:r>
           </w:p>
           <w:p>
@@ -5647,7 +6373,34 @@
                 <w:szCs w:val="20"/>
                 <w:lang w:eastAsia="ru-RU"/>
               </w:rPr>
-              <w:t>Идентификационный номер: {{owner2.id}}</w:t>
+              <w:t>Идентификационный</w:t>
+            </w:r>
+            <w:r>
+              <w:rPr>
+                <w:rFonts w:ascii="Times New Roman" w:hAnsi="Times New Roman"/>
+                <w:sz w:val="20"/>
+                <w:szCs w:val="20"/>
+                <w:lang w:val="en-US" w:eastAsia="ru-RU"/>
+              </w:rPr>
+              <w:t xml:space="preserve"> </w:t>
+            </w:r>
+            <w:r>
+              <w:rPr>
+                <w:rFonts w:ascii="Times New Roman" w:hAnsi="Times New Roman"/>
+                <w:sz w:val="20"/>
+                <w:szCs w:val="20"/>
+                <w:lang w:eastAsia="ru-RU"/>
+              </w:rPr>
+              <w:t>номер</w:t>
+            </w:r>
+            <w:r>
+              <w:rPr>
+                <w:rFonts w:ascii="Times New Roman" w:hAnsi="Times New Roman"/>
+                <w:sz w:val="20"/>
+                <w:szCs w:val="20"/>
+                <w:lang w:val="en-US" w:eastAsia="ru-RU"/>
+              </w:rPr>
+              <w:t>: {{owner2.id}}</w:t>
             </w:r>
           </w:p>
           <w:p>
@@ -5666,7 +6419,16 @@
                 <w:szCs w:val="20"/>
                 <w:lang w:eastAsia="ru-RU"/>
               </w:rPr>
-              <w:t>Тел: {{owner2.phone}}</w:t>
+              <w:t>Тел</w:t>
+            </w:r>
+            <w:r>
+              <w:rPr>
+                <w:rFonts w:ascii="Times New Roman" w:hAnsi="Times New Roman"/>
+                <w:sz w:val="20"/>
+                <w:szCs w:val="20"/>
+                <w:lang w:val="en-US" w:eastAsia="ru-RU"/>
+              </w:rPr>
+              <w:t>: {{owner2.phone}}</w:t>
             </w:r>
           </w:p>
           <w:p>
@@ -5812,14 +6574,26 @@
           <w:sz w:val="16"/>
           <w:szCs w:val="16"/>
         </w:rPr>
-        <w:t>к договору оказания риэлтерских услуг по содействию в продаже объектов недвижимого имущества №{{deal.contractNumber}} от {{deal.date}}</w:t>
-      </w:r>
-      <w:proofErr w:type="spellStart"/>
+        <w:t>к договору оказания риэлтерских услуг по содействию в продаже объектов недвижимого имущества №{{</w:t>
+      </w:r>
       <w:proofErr w:type="gramStart"/>
-      <w:proofErr w:type="spellEnd"/>
+      <w:r>
+        <w:rPr>
+          <w:rFonts w:ascii="Times New Roman" w:hAnsi="Times New Roman"/>
+          <w:sz w:val="16"/>
+          <w:szCs w:val="16"/>
+        </w:rPr>
+        <w:t>deal.contractNumber</w:t>
+      </w:r>
       <w:proofErr w:type="gramEnd"/>
-      <w:proofErr w:type="spellStart"/>
-      <w:proofErr w:type="spellEnd"/>
+      <w:r>
+        <w:rPr>
+          <w:rFonts w:ascii="Times New Roman" w:hAnsi="Times New Roman"/>
+          <w:sz w:val="16"/>
+          <w:szCs w:val="16"/>
+        </w:rPr>
+        <w:t>}} от {{deal.date}}</w:t>
+      </w:r>
     </w:p>
     <w:p>
       <w:pPr>
@@ -5926,22 +6700,259 @@
         </w:rPr>
         <w:t xml:space="preserve">Гр. {{seller.fullName}}, в дальнейшем именуемый «Потребитель», в соответствии с пунктом 2 статьи 30 Закона Республики Беларусь №71-З «О риэлтерской деятельности», до заключения договора на оказание риэлтерских услуг ознакомлен с  предельными максимальными тарифами на риэлтерские услуги, оказываемые физическим лицам (за исключением индивидуальных предпринимателей) в соответствии с постановлением Совета Министров Республики Беларусь от 1 ноября 2023 г. № 754 «О тарифах на риэлтерские услуги» (в редакции постановления Совета Министров Республики Беларусь от 02.04.2026 №157 О мерах по реализации Закона Республики Беларусь от 8 мая 2025г №71-З «О риэлтерской деятельности»). </w:t>
       </w:r>
-      <w:proofErr w:type="spellStart"/>
-      <w:proofErr w:type="spellEnd"/>
       <w:bookmarkStart w:id="13" w:name="_Hlk230023813"/>
       <w:bookmarkEnd w:id="13"/>
-      <w:hyperlink r:id="rId10" w:tgtFrame="_blank" w:tooltip="Одноклассники" w:history="1">
-        <w:r>
-          <w:rPr>
-            <w:color w:val="FFFFFF"/>
-            <w:sz w:val="20"/>
-            <w:bdr w:val="none" w:sz="0" w:space="0" w:color="auto" w:frame="1"/>
-            <w:shd w:val="clear" w:color="auto" w:fill="FF7700"/>
-            <w:lang w:val="ru-RU"/>
-          </w:rPr>
-          <w:br/>
-        </w:r>
-      </w:hyperlink>
+      <w:r>
+        <w:fldChar w:fldCharType="begin"/>
+      </w:r>
+      <w:r>
+        <w:rPr>
+          <w:lang w:val="ru-RU"/>
+        </w:rPr>
+        <w:instrText xml:space="preserve"> </w:instrText>
+      </w:r>
+      <w:r>
+        <w:instrText>HYPERLINK</w:instrText>
+      </w:r>
+      <w:r>
+        <w:rPr>
+          <w:lang w:val="ru-RU"/>
+        </w:rPr>
+        <w:instrText xml:space="preserve"> "</w:instrText>
+      </w:r>
+      <w:r>
+        <w:instrText>https</w:instrText>
+      </w:r>
+      <w:r>
+        <w:rPr>
+          <w:lang w:val="ru-RU"/>
+        </w:rPr>
+        <w:instrText>://</w:instrText>
+      </w:r>
+      <w:r>
+        <w:instrText>connect</w:instrText>
+      </w:r>
+      <w:r>
+        <w:rPr>
+          <w:lang w:val="ru-RU"/>
+        </w:rPr>
+        <w:instrText>.</w:instrText>
+      </w:r>
+      <w:r>
+        <w:instrText>ok</w:instrText>
+      </w:r>
+      <w:r>
+        <w:rPr>
+          <w:lang w:val="ru-RU"/>
+        </w:rPr>
+        <w:instrText>.</w:instrText>
+      </w:r>
+      <w:r>
+        <w:instrText>ru</w:instrText>
+      </w:r>
+      <w:r>
+        <w:rPr>
+          <w:lang w:val="ru-RU"/>
+        </w:rPr>
+        <w:instrText>/</w:instrText>
+      </w:r>
+      <w:r>
+        <w:instrText>offer</w:instrText>
+      </w:r>
+      <w:r>
+        <w:rPr>
+          <w:lang w:val="ru-RU"/>
+        </w:rPr>
+        <w:instrText>?</w:instrText>
+      </w:r>
+      <w:r>
+        <w:instrText>url</w:instrText>
+      </w:r>
+      <w:r>
+        <w:rPr>
+          <w:lang w:val="ru-RU"/>
+        </w:rPr>
+        <w:instrText>=</w:instrText>
+      </w:r>
+      <w:r>
+        <w:instrText>https</w:instrText>
+      </w:r>
+      <w:r>
+        <w:rPr>
+          <w:lang w:val="ru-RU"/>
+        </w:rPr>
+        <w:instrText>%3</w:instrText>
+      </w:r>
+      <w:r>
+        <w:instrText>A</w:instrText>
+      </w:r>
+      <w:r>
+        <w:rPr>
+          <w:lang w:val="ru-RU"/>
+        </w:rPr>
+        <w:instrText>%2</w:instrText>
+      </w:r>
+      <w:r>
+        <w:instrText>F</w:instrText>
+      </w:r>
+      <w:r>
+        <w:rPr>
+          <w:lang w:val="ru-RU"/>
+        </w:rPr>
+        <w:instrText>%2</w:instrText>
+      </w:r>
+      <w:r>
+        <w:instrText>Filex</w:instrText>
+      </w:r>
+      <w:r>
+        <w:rPr>
+          <w:lang w:val="ru-RU"/>
+        </w:rPr>
+        <w:instrText>.</w:instrText>
+      </w:r>
+      <w:r>
+        <w:instrText>by</w:instrText>
+      </w:r>
+      <w:r>
+        <w:rPr>
+          <w:lang w:val="ru-RU"/>
+        </w:rPr>
+        <w:instrText>%2</w:instrText>
+      </w:r>
+      <w:r>
+        <w:instrText>Fizmeneniya</w:instrText>
+      </w:r>
+      <w:r>
+        <w:rPr>
+          <w:lang w:val="ru-RU"/>
+        </w:rPr>
+        <w:instrText>-</w:instrText>
+      </w:r>
+      <w:r>
+        <w:instrText>v</w:instrText>
+      </w:r>
+      <w:r>
+        <w:rPr>
+          <w:lang w:val="ru-RU"/>
+        </w:rPr>
+        <w:instrText>-</w:instrText>
+      </w:r>
+      <w:r>
+        <w:instrText>regulir</w:instrText>
+      </w:r>
+      <w:r>
+        <w:instrText>ovanii</w:instrText>
+      </w:r>
+      <w:r>
+        <w:rPr>
+          <w:lang w:val="ru-RU"/>
+        </w:rPr>
+        <w:instrText>-</w:instrText>
+      </w:r>
+      <w:r>
+        <w:instrText>rielterskoj</w:instrText>
+      </w:r>
+      <w:r>
+        <w:rPr>
+          <w:lang w:val="ru-RU"/>
+        </w:rPr>
+        <w:instrText>-</w:instrText>
+      </w:r>
+      <w:r>
+        <w:instrText>deyatelnosti</w:instrText>
+      </w:r>
+      <w:r>
+        <w:rPr>
+          <w:lang w:val="ru-RU"/>
+        </w:rPr>
+        <w:instrText>%2</w:instrText>
+      </w:r>
+      <w:r>
+        <w:instrText>F</w:instrText>
+      </w:r>
+      <w:r>
+        <w:rPr>
+          <w:lang w:val="ru-RU"/>
+        </w:rPr>
+        <w:instrText>&amp;</w:instrText>
+      </w:r>
+      <w:r>
+        <w:instrText>utm</w:instrText>
+      </w:r>
+      <w:r>
+        <w:rPr>
+          <w:lang w:val="ru-RU"/>
+        </w:rPr>
+        <w:instrText>_</w:instrText>
+      </w:r>
+      <w:r>
+        <w:instrText>source</w:instrText>
+      </w:r>
+      <w:r>
+        <w:rPr>
+          <w:lang w:val="ru-RU"/>
+        </w:rPr>
+        <w:instrText>=</w:instrText>
+      </w:r>
+      <w:r>
+        <w:instrText>share</w:instrText>
+      </w:r>
+      <w:r>
+        <w:rPr>
+          <w:lang w:val="ru-RU"/>
+        </w:rPr>
+        <w:instrText>2" \</w:instrText>
+      </w:r>
+      <w:r>
+        <w:instrText>t</w:instrText>
+      </w:r>
+      <w:r>
+        <w:rPr>
+          <w:lang w:val="ru-RU"/>
+        </w:rPr>
+        <w:instrText xml:space="preserve"> "_</w:instrText>
+      </w:r>
+      <w:r>
+        <w:instrText>blank</w:instrText>
+      </w:r>
+      <w:r>
+        <w:rPr>
+          <w:lang w:val="ru-RU"/>
+        </w:rPr>
+        <w:instrText>" \</w:instrText>
+      </w:r>
+      <w:r>
+        <w:instrText>o</w:instrText>
+      </w:r>
+      <w:r>
+        <w:rPr>
+          <w:lang w:val="ru-RU"/>
+        </w:rPr>
+        <w:instrText xml:space="preserve"> "Одноклассники" </w:instrText>
+      </w:r>
+      <w:r>
+        <w:fldChar w:fldCharType="separate"/>
+      </w:r>
+      <w:r>
+        <w:rPr>
+          <w:color w:val="FFFFFF"/>
+          <w:sz w:val="20"/>
+          <w:bdr w:val="none" w:sz="0" w:space="0" w:color="auto" w:frame="1"/>
+          <w:shd w:val="clear" w:color="auto" w:fill="FF7700"/>
+          <w:lang w:val="ru-RU"/>
+        </w:rPr>
+        <w:br/>
+      </w:r>
+      <w:r>
+        <w:rPr>
+          <w:color w:val="FFFFFF"/>
+          <w:sz w:val="20"/>
+          <w:bdr w:val="none" w:sz="0" w:space="0" w:color="auto" w:frame="1"/>
+          <w:shd w:val="clear" w:color="auto" w:fill="FF7700"/>
+          <w:lang w:val="ru-RU"/>
+        </w:rPr>
+        <w:fldChar w:fldCharType="end"/>
+      </w:r>
     </w:p>
     <w:p>
       <w:pPr>
@@ -8099,17 +9110,49 @@
           <w:sz w:val="20"/>
           <w:szCs w:val="20"/>
         </w:rPr>
-        <w:t>Потребитель: _______________ /{{seller.initials}}</w:t>
+        <w:t>Потребитель: _______________ /{{</w:t>
+      </w:r>
+      <w:proofErr w:type="gramStart"/>
+      <w:r>
+        <w:rPr>
+          <w:rFonts w:ascii="Times New Roman" w:hAnsi="Times New Roman"/>
+          <w:b/>
+          <w:sz w:val="20"/>
+          <w:szCs w:val="20"/>
+        </w:rPr>
+        <w:t>seller.initials</w:t>
+      </w:r>
+      <w:proofErr w:type="gramEnd"/>
+      <w:r>
+        <w:rPr>
+          <w:rFonts w:ascii="Times New Roman" w:hAnsi="Times New Roman"/>
+          <w:b/>
+          <w:sz w:val="20"/>
+          <w:szCs w:val="20"/>
+        </w:rPr>
+        <w:t>}}</w:t>
+      </w:r>
+      <w:r>
+        <w:rPr>
+          <w:rFonts w:ascii="Times New Roman" w:hAnsi="Times New Roman"/>
+          <w:b/>
+          <w:sz w:val="20"/>
+          <w:szCs w:val="20"/>
+        </w:rPr>
         <w:tab/>
-        <w:tab/>
-        <w:t xml:space="preserve">       Исполнитель: _________________________О.Р.Турко</w:t>
+        <w:t xml:space="preserve">       Исполнитель: _________________________</w:t>
       </w:r>
       <w:proofErr w:type="spellStart"/>
-      <w:proofErr w:type="gramStart"/>
-      <w:proofErr w:type="spellEnd"/>
-      <w:proofErr w:type="gramEnd"/>
-      <w:bookmarkEnd w:id="11"/>
-      <w:proofErr w:type="spellStart"/>
+      <w:r>
+        <w:rPr>
+          <w:rFonts w:ascii="Times New Roman" w:hAnsi="Times New Roman"/>
+          <w:b/>
+          <w:sz w:val="20"/>
+          <w:szCs w:val="20"/>
+        </w:rPr>
+        <w:t>О.Р.Турко</w:t>
+      </w:r>
+      <w:bookmarkEnd w:id="12"/>
       <w:proofErr w:type="spellEnd"/>
     </w:p>
     <w:p>
@@ -8179,19 +9222,21 @@
         <w:jc w:val="both"/>
         <w:rPr>
           <w:rFonts w:ascii="Times New Roman" w:hAnsi="Times New Roman"/>
+          <w:b/>
+          <w:bCs/>
           <w:sz w:val="20"/>
           <w:szCs w:val="20"/>
-          <w:vertAlign w:val="superscript"/>
-        </w:rPr>
-      </w:pPr>
-      <w:r>
-        <w:rPr>
-          <w:rFonts w:ascii="Times New Roman" w:hAnsi="Times New Roman"/>
+        </w:rPr>
+      </w:pPr>
+      <w:r>
+        <w:rPr>
+          <w:rFonts w:ascii="Times New Roman" w:hAnsi="Times New Roman"/>
+          <w:b/>
+          <w:bCs/>
           <w:sz w:val="20"/>
           <w:szCs w:val="20"/>
-          <w:vertAlign w:val="superscript"/>
-        </w:rPr>
-        <w:t xml:space="preserve"> Потребитель: _______________ / {{owner2.initials}}                                 </w:t>
+        </w:rPr>
+        <w:t xml:space="preserve">Потребитель: _______________ / {{owner2.initials}}                                 </w:t>
       </w:r>
     </w:p>
     <w:p>
@@ -8220,7 +9265,7 @@
       </w:r>
     </w:p>
     <w:sectPr>
-      <w:headerReference w:type="default" r:id="rId11"/>
+      <w:headerReference w:type="default" r:id="rId10"/>
       <w:pgSz w:w="12240" w:h="15840"/>
       <w:pgMar w:top="567" w:right="720" w:bottom="426" w:left="720" w:header="284" w:footer="708" w:gutter="0"/>
       <w:cols w:space="708"/>
@@ -8716,6 +9761,7 @@
     <w:lsdException w:name="HTML Sample" w:semiHidden="1" w:unhideWhenUsed="1"/>
     <w:lsdException w:name="HTML Typewriter" w:semiHidden="1" w:unhideWhenUsed="1"/>
     <w:lsdException w:name="HTML Variable" w:semiHidden="1" w:unhideWhenUsed="1"/>
+    <w:lsdException w:name="Normal Table" w:semiHidden="1" w:unhideWhenUsed="1"/>
     <w:lsdException w:name="annotation subject" w:semiHidden="1" w:unhideWhenUsed="1"/>
     <w:lsdException w:name="No List" w:semiHidden="1" w:unhideWhenUsed="1"/>
     <w:lsdException w:name="Outline List 1" w:semiHidden="1" w:unhideWhenUsed="1"/>
@@ -8758,8 +9804,11 @@
     <w:lsdException w:name="Table Contemporary" w:semiHidden="1" w:unhideWhenUsed="1"/>
     <w:lsdException w:name="Table Elegant" w:semiHidden="1" w:unhideWhenUsed="1"/>
     <w:lsdException w:name="Table Professional" w:semiHidden="1" w:unhideWhenUsed="1"/>
+    <w:lsdException w:name="Table Subtle 1" w:semiHidden="1" w:unhideWhenUsed="1"/>
     <w:lsdException w:name="Table Subtle 2" w:semiHidden="1" w:unhideWhenUsed="1"/>
     <w:lsdException w:name="Table Web 1" w:semiHidden="1" w:unhideWhenUsed="1"/>
+    <w:lsdException w:name="Table Web 2" w:semiHidden="1" w:unhideWhenUsed="1"/>
+    <w:lsdException w:name="Table Web 3" w:semiHidden="1" w:unhideWhenUsed="1"/>
     <w:lsdException w:name="Balloon Text" w:semiHidden="1" w:unhideWhenUsed="1"/>
     <w:lsdException w:name="Table Grid" w:uiPriority="0"/>
     <w:lsdException w:name="Table Theme" w:semiHidden="1" w:unhideWhenUsed="1"/>

--- a/templates/working/Договор_ЭКС_3_собств.docx
+++ b/templates/working/Договор_ЭКС_3_собств.docx
@@ -1,6 +1,6 @@
 
 <file path=word/document.xml><?xml version="1.0" encoding="utf-8"?>
-<w:document xmlns:wpc="http://schemas.microsoft.com/office/word/2010/wordprocessingCanvas" xmlns:cx="http://schemas.microsoft.com/office/drawing/2014/chartex" xmlns:cx1="http://schemas.microsoft.com/office/drawing/2015/9/8/chartex" xmlns:cx2="http://schemas.microsoft.com/office/drawing/2015/10/21/chartex" xmlns:cx3="http://schemas.microsoft.com/office/drawing/2016/5/9/chartex" xmlns:cx4="http://schemas.microsoft.com/office/drawing/2016/5/10/chartex" xmlns:cx5="http://schemas.microsoft.com/office/drawing/2016/5/11/chartex" xmlns:cx6="http://schemas.microsoft.com/office/drawing/2016/5/12/chartex" xmlns:cx7="http://schemas.microsoft.com/office/drawing/2016/5/13/chartex" xmlns:cx8="http://schemas.microsoft.com/office/drawing/2016/5/14/chartex" xmlns:mc="http://schemas.openxmlformats.org/markup-compatibility/2006" xmlns:aink="http://schemas.microsoft.com/office/drawing/2016/ink" xmlns:am3d="http://schemas.microsoft.com/office/drawing/2017/model3d" xmlns:o="urn:schemas-microsoft-com:office:office" xmlns:r="http://schemas.openxmlformats.org/officeDocument/2006/relationships" xmlns:m="http://schemas.openxmlformats.org/officeDocument/2006/math" xmlns:v="urn:schemas-microsoft-com:vml" xmlns:wp14="http://schemas.microsoft.com/office/word/2010/wordprocessingDrawing" xmlns:wp="http://schemas.openxmlformats.org/drawingml/2006/wordprocessingDrawing" xmlns:w10="urn:schemas-microsoft-com:office:word" xmlns:w="http://schemas.openxmlformats.org/wordprocessingml/2006/main" xmlns:w14="http://schemas.microsoft.com/office/word/2010/wordml" xmlns:w15="http://schemas.microsoft.com/office/word/2012/wordml" xmlns:w16cex="http://schemas.microsoft.com/office/word/2018/wordml/cex" xmlns:w16cid="http://schemas.microsoft.com/office/word/2016/wordml/cid" xmlns:w16="http://schemas.microsoft.com/office/word/2018/wordml" xmlns:w16sdtdh="http://schemas.microsoft.com/office/word/2020/wordml/sdtdatahash" xmlns:w16se="http://schemas.microsoft.com/office/word/2015/wordml/symex" xmlns:wpg="http://schemas.microsoft.com/office/word/2010/wordprocessingGroup" xmlns:wpi="http://schemas.microsoft.com/office/word/2010/wordprocessingInk" xmlns:wne="http://schemas.microsoft.com/office/word/2006/wordml" xmlns:wps="http://schemas.microsoft.com/office/word/2010/wordprocessingShape" mc:Ignorable="w14 w15 w16se w16cid w16 w16cex w16sdtdh wp14">
+<w:document xmlns:wpc="http://schemas.microsoft.com/office/word/2010/wordprocessingCanvas" xmlns:cx="http://schemas.microsoft.com/office/drawing/2014/chartex" xmlns:cx1="http://schemas.microsoft.com/office/drawing/2015/9/8/chartex" xmlns:cx2="http://schemas.microsoft.com/office/drawing/2015/10/21/chartex" xmlns:cx3="http://schemas.microsoft.com/office/drawing/2016/5/9/chartex" xmlns:cx4="http://schemas.microsoft.com/office/drawing/2016/5/10/chartex" xmlns:cx5="http://schemas.microsoft.com/office/drawing/2016/5/11/chartex" xmlns:cx6="http://schemas.microsoft.com/office/drawing/2016/5/12/chartex" xmlns:cx7="http://schemas.microsoft.com/office/drawing/2016/5/13/chartex" xmlns:cx8="http://schemas.microsoft.com/office/drawing/2016/5/14/chartex" xmlns:mc="http://schemas.openxmlformats.org/markup-compatibility/2006" xmlns:aink="http://schemas.microsoft.com/office/drawing/2016/ink" xmlns:am3d="http://schemas.microsoft.com/office/drawing/2017/model3d" xmlns:o="urn:schemas-microsoft-com:office:office" xmlns:oel="http://schemas.microsoft.com/office/2019/extlst" xmlns:r="http://schemas.openxmlformats.org/officeDocument/2006/relationships" xmlns:m="http://schemas.openxmlformats.org/officeDocument/2006/math" xmlns:v="urn:schemas-microsoft-com:vml" xmlns:wp14="http://schemas.microsoft.com/office/word/2010/wordprocessingDrawing" xmlns:wp="http://schemas.openxmlformats.org/drawingml/2006/wordprocessingDrawing" xmlns:w10="urn:schemas-microsoft-com:office:word" xmlns:w="http://schemas.openxmlformats.org/wordprocessingml/2006/main" xmlns:w14="http://schemas.microsoft.com/office/word/2010/wordml" xmlns:w15="http://schemas.microsoft.com/office/word/2012/wordml" xmlns:w16cex="http://schemas.microsoft.com/office/word/2018/wordml/cex" xmlns:w16cid="http://schemas.microsoft.com/office/word/2016/wordml/cid" xmlns:w16="http://schemas.microsoft.com/office/word/2018/wordml" xmlns:w16du="http://schemas.microsoft.com/office/word/2023/wordml/word16du" xmlns:w16sdtdh="http://schemas.microsoft.com/office/word/2020/wordml/sdtdatahash" xmlns:w16sdtfl="http://schemas.microsoft.com/office/word/2024/wordml/sdtformatlock" xmlns:w16se="http://schemas.microsoft.com/office/word/2015/wordml/symex" xmlns:wpg="http://schemas.microsoft.com/office/word/2010/wordprocessingGroup" xmlns:wpi="http://schemas.microsoft.com/office/word/2010/wordprocessingInk" xmlns:wne="http://schemas.microsoft.com/office/word/2006/wordml" xmlns:wps="http://schemas.microsoft.com/office/word/2010/wordprocessingShape" mc:Ignorable="w14 w15 w16se w16cid w16 w16cex w16sdtdh w16sdtfl w16du wp14">
   <w:body>
     <w:p>
       <w:pPr>
@@ -157,6 +157,7 @@
         <w:t>{</w:t>
       </w:r>
       <w:proofErr w:type="spellStart"/>
+      <w:proofErr w:type="gramStart"/>
       <w:r>
         <w:rPr>
           <w:rFonts w:ascii="Times New Roman" w:eastAsia="Times New Roman" w:hAnsi="Times New Roman"/>
@@ -176,6 +177,7 @@
         </w:rPr>
         <w:t>}}г.</w:t>
       </w:r>
+      <w:proofErr w:type="gramEnd"/>
     </w:p>
     <w:p>
       <w:pPr>
@@ -253,7 +255,36 @@
           <w:szCs w:val="24"/>
           <w:lang w:eastAsia="ru-RU"/>
         </w:rPr>
-        <w:t>на основании лицензии Министерства юстиции Республики Беларусь 02240/543 от 12.06.2026г, договора обязательного страхования ответственности за причинение вреда в связи с осуществлением риэлтерской деятельности с БРУСП «Белгострах» от 26.05.2026г. до 25.05.2027г. (страховой полис серия БР №0005842), в лице директора Турко Ольги Ростиславовны, действующего на основании Устава, в дальнейшем именуемое</w:t>
+        <w:t>на основании лицензии Министерства юстиции Республики Беларусь 02240/543 от 12.06.2026г, договора обязательного страхования ответственности за причинение вреда в связи с осуществлением риэлтерской деятельности с БРУСП «</w:t>
+      </w:r>
+      <w:proofErr w:type="spellStart"/>
+      <w:r>
+        <w:rPr>
+          <w:rFonts w:ascii="Times New Roman" w:eastAsia="Times New Roman" w:hAnsi="Times New Roman"/>
+          <w:sz w:val="24"/>
+          <w:szCs w:val="24"/>
+          <w:lang w:eastAsia="ru-RU"/>
+        </w:rPr>
+        <w:t>Белго</w:t>
+      </w:r>
+      <w:proofErr w:type="spellEnd"/>
+      <w:r>
+        <w:rPr>
+          <w:rFonts w:ascii="Times New Roman" w:eastAsia="Times New Roman" w:hAnsi="Times New Roman"/>
+          <w:sz w:val="24"/>
+          <w:szCs w:val="24"/>
+          <w:lang w:val="en-US" w:eastAsia="ru-RU"/>
+        </w:rPr>
+        <w:t>c</w:t>
+      </w:r>
+      <w:r>
+        <w:rPr>
+          <w:rFonts w:ascii="Times New Roman" w:eastAsia="Times New Roman" w:hAnsi="Times New Roman"/>
+          <w:sz w:val="24"/>
+          <w:szCs w:val="24"/>
+          <w:lang w:eastAsia="ru-RU"/>
+        </w:rPr>
+        <w:t>страх» от 26.05.2026г. до 25.05.2027г. (страховой полис серия БР №0005842), в лице директора Турко Ольги Ростиславовны, действующего на основании Устава, в дальнейшем именуемое</w:t>
       </w:r>
       <w:r>
         <w:rPr>
@@ -355,6 +386,7 @@
         <w:t>}}", расположенный по адресу {{</w:t>
       </w:r>
       <w:proofErr w:type="spellStart"/>
+      <w:proofErr w:type="gramStart"/>
       <w:r>
         <w:rPr>
           <w:rFonts w:ascii="Times New Roman" w:eastAsia="Times New Roman" w:hAnsi="Times New Roman"/>
@@ -365,6 +397,7 @@
         <w:t>property.address</w:t>
       </w:r>
       <w:proofErr w:type="spellEnd"/>
+      <w:proofErr w:type="gramEnd"/>
       <w:r>
         <w:rPr>
           <w:rFonts w:ascii="Times New Roman" w:eastAsia="Times New Roman" w:hAnsi="Times New Roman"/>
@@ -395,8 +428,41 @@
           <w:sz w:val="24"/>
           <w:szCs w:val="24"/>
         </w:rPr>
-        <w:t>1.2. Описание Объекта: кол-во комнат: {{</w:t>
-      </w:r>
+        <w:t>1.2. Описание Объекта: кол</w:t>
+      </w:r>
+      <w:r>
+        <w:rPr>
+          <w:rFonts w:ascii="Times New Roman" w:hAnsi="Times New Roman"/>
+          <w:sz w:val="24"/>
+          <w:szCs w:val="24"/>
+        </w:rPr>
+        <w:t>ичест</w:t>
+      </w:r>
+      <w:r>
+        <w:rPr>
+          <w:rFonts w:ascii="Times New Roman" w:hAnsi="Times New Roman"/>
+          <w:sz w:val="24"/>
+          <w:szCs w:val="24"/>
+        </w:rPr>
+        <w:t>во комнат</w:t>
+      </w:r>
+      <w:r>
+        <w:rPr>
+          <w:rFonts w:ascii="Times New Roman" w:hAnsi="Times New Roman"/>
+          <w:sz w:val="24"/>
+          <w:szCs w:val="24"/>
+        </w:rPr>
+        <w:t xml:space="preserve"> - </w:t>
+      </w:r>
+      <w:r>
+        <w:rPr>
+          <w:rFonts w:ascii="Times New Roman" w:hAnsi="Times New Roman"/>
+          <w:sz w:val="24"/>
+          <w:szCs w:val="24"/>
+        </w:rPr>
+        <w:t>{{</w:t>
+      </w:r>
+      <w:proofErr w:type="spellStart"/>
       <w:proofErr w:type="gramStart"/>
       <w:r>
         <w:rPr>
@@ -406,6 +472,7 @@
         </w:rPr>
         <w:t>property.rooms</w:t>
       </w:r>
+      <w:proofErr w:type="spellEnd"/>
       <w:proofErr w:type="gramEnd"/>
       <w:r>
         <w:rPr>
@@ -413,9 +480,100 @@
           <w:sz w:val="24"/>
           <w:szCs w:val="24"/>
         </w:rPr>
-        <w:t>}}; общая пл. {{property.areaTotal}} м²; жилая {{property.areaLiving}} м²; этаж/этажность: {{</w:t>
+        <w:t>}}; общая пл</w:t>
+      </w:r>
+      <w:r>
+        <w:rPr>
+          <w:rFonts w:ascii="Times New Roman" w:hAnsi="Times New Roman"/>
+          <w:sz w:val="24"/>
+          <w:szCs w:val="24"/>
+        </w:rPr>
+        <w:t xml:space="preserve">ощадь - </w:t>
+      </w:r>
+      <w:r>
+        <w:rPr>
+          <w:rFonts w:ascii="Times New Roman" w:hAnsi="Times New Roman"/>
+          <w:sz w:val="24"/>
+          <w:szCs w:val="24"/>
+        </w:rPr>
+        <w:t>{{</w:t>
       </w:r>
       <w:proofErr w:type="spellStart"/>
+      <w:proofErr w:type="gramStart"/>
+      <w:r>
+        <w:rPr>
+          <w:rFonts w:ascii="Times New Roman" w:hAnsi="Times New Roman"/>
+          <w:sz w:val="24"/>
+          <w:szCs w:val="24"/>
+        </w:rPr>
+        <w:t>property.areaTotal</w:t>
+      </w:r>
+      <w:proofErr w:type="spellEnd"/>
+      <w:proofErr w:type="gramEnd"/>
+      <w:r>
+        <w:rPr>
+          <w:rFonts w:ascii="Times New Roman" w:hAnsi="Times New Roman"/>
+          <w:sz w:val="24"/>
+          <w:szCs w:val="24"/>
+        </w:rPr>
+        <w:t>}} м²; жилая</w:t>
+      </w:r>
+      <w:r>
+        <w:rPr>
+          <w:rFonts w:ascii="Times New Roman" w:hAnsi="Times New Roman"/>
+          <w:sz w:val="24"/>
+          <w:szCs w:val="24"/>
+        </w:rPr>
+        <w:t xml:space="preserve"> площадь </w:t>
+      </w:r>
+      <w:proofErr w:type="gramStart"/>
+      <w:r>
+        <w:rPr>
+          <w:rFonts w:ascii="Times New Roman" w:hAnsi="Times New Roman"/>
+          <w:sz w:val="24"/>
+          <w:szCs w:val="24"/>
+        </w:rPr>
+        <w:t xml:space="preserve">- </w:t>
+      </w:r>
+      <w:r>
+        <w:rPr>
+          <w:rFonts w:ascii="Times New Roman" w:hAnsi="Times New Roman"/>
+          <w:sz w:val="24"/>
+          <w:szCs w:val="24"/>
+        </w:rPr>
+        <w:t xml:space="preserve"> {</w:t>
+      </w:r>
+      <w:proofErr w:type="gramEnd"/>
+      <w:r>
+        <w:rPr>
+          <w:rFonts w:ascii="Times New Roman" w:hAnsi="Times New Roman"/>
+          <w:sz w:val="24"/>
+          <w:szCs w:val="24"/>
+        </w:rPr>
+        <w:t>{</w:t>
+      </w:r>
+      <w:proofErr w:type="spellStart"/>
+      <w:proofErr w:type="gramStart"/>
+      <w:r>
+        <w:rPr>
+          <w:rFonts w:ascii="Times New Roman" w:hAnsi="Times New Roman"/>
+          <w:sz w:val="24"/>
+          <w:szCs w:val="24"/>
+        </w:rPr>
+        <w:t>property.areaLiving</w:t>
+      </w:r>
+      <w:proofErr w:type="spellEnd"/>
+      <w:proofErr w:type="gramEnd"/>
+      <w:r>
+        <w:rPr>
+          <w:rFonts w:ascii="Times New Roman" w:hAnsi="Times New Roman"/>
+          <w:sz w:val="24"/>
+          <w:szCs w:val="24"/>
+        </w:rPr>
+        <w:t>}} м²; этаж/этажность: {{</w:t>
+      </w:r>
+      <w:proofErr w:type="spellStart"/>
+      <w:proofErr w:type="gramStart"/>
       <w:r>
         <w:rPr>
           <w:rFonts w:ascii="Times New Roman" w:hAnsi="Times New Roman"/>
@@ -425,6 +583,7 @@
         <w:t>property.floor</w:t>
       </w:r>
       <w:proofErr w:type="spellEnd"/>
+      <w:proofErr w:type="gramEnd"/>
       <w:r>
         <w:rPr>
           <w:rFonts w:ascii="Times New Roman" w:hAnsi="Times New Roman"/>
@@ -434,6 +593,7 @@
         <w:t>}}/{{</w:t>
       </w:r>
       <w:proofErr w:type="spellStart"/>
+      <w:proofErr w:type="gramStart"/>
       <w:r>
         <w:rPr>
           <w:rFonts w:ascii="Times New Roman" w:hAnsi="Times New Roman"/>
@@ -443,34 +603,64 @@
         <w:t>property.floors</w:t>
       </w:r>
       <w:proofErr w:type="spellEnd"/>
-      <w:r>
-        <w:rPr>
-          <w:rFonts w:ascii="Times New Roman" w:hAnsi="Times New Roman"/>
-          <w:sz w:val="24"/>
-          <w:szCs w:val="24"/>
-        </w:rPr>
-        <w:t>}}, материал</w:t>
-      </w:r>
-    </w:p>
-    <w:p>
-      <w:pPr>
-        <w:spacing w:after="0"/>
-        <w:ind w:left="567" w:hanging="141"/>
-        <w:jc w:val="both"/>
-        <w:rPr>
-          <w:rFonts w:ascii="Times New Roman" w:hAnsi="Times New Roman"/>
-          <w:sz w:val="24"/>
-          <w:szCs w:val="24"/>
-        </w:rPr>
-      </w:pPr>
-      <w:r>
-        <w:rPr>
-          <w:rFonts w:ascii="Times New Roman" w:hAnsi="Times New Roman"/>
-          <w:sz w:val="24"/>
-          <w:szCs w:val="24"/>
-        </w:rPr>
-        <w:t>стен: {{</w:t>
-      </w:r>
+      <w:proofErr w:type="gramEnd"/>
+      <w:r>
+        <w:rPr>
+          <w:rFonts w:ascii="Times New Roman" w:hAnsi="Times New Roman"/>
+          <w:sz w:val="24"/>
+          <w:szCs w:val="24"/>
+        </w:rPr>
+        <w:t>}}</w:t>
+      </w:r>
+      <w:r>
+        <w:rPr>
+          <w:rFonts w:ascii="Times New Roman" w:hAnsi="Times New Roman"/>
+          <w:sz w:val="24"/>
+          <w:szCs w:val="24"/>
+        </w:rPr>
+        <w:t>;</w:t>
+      </w:r>
+      <w:r>
+        <w:rPr>
+          <w:rFonts w:ascii="Times New Roman" w:hAnsi="Times New Roman"/>
+          <w:sz w:val="24"/>
+          <w:szCs w:val="24"/>
+        </w:rPr>
+        <w:t xml:space="preserve"> материал</w:t>
+      </w:r>
+      <w:r>
+        <w:rPr>
+          <w:rFonts w:ascii="Times New Roman" w:hAnsi="Times New Roman"/>
+          <w:sz w:val="24"/>
+          <w:szCs w:val="24"/>
+        </w:rPr>
+        <w:t xml:space="preserve"> </w:t>
+      </w:r>
+      <w:r>
+        <w:rPr>
+          <w:rFonts w:ascii="Times New Roman" w:hAnsi="Times New Roman"/>
+          <w:sz w:val="24"/>
+          <w:szCs w:val="24"/>
+        </w:rPr>
+        <w:t>стен</w:t>
+      </w:r>
+      <w:r>
+        <w:rPr>
+          <w:rFonts w:ascii="Times New Roman" w:hAnsi="Times New Roman"/>
+          <w:sz w:val="24"/>
+          <w:szCs w:val="24"/>
+        </w:rPr>
+        <w:t xml:space="preserve"> - </w:t>
+      </w:r>
+      <w:r>
+        <w:rPr>
+          <w:rFonts w:ascii="Times New Roman" w:hAnsi="Times New Roman"/>
+          <w:sz w:val="24"/>
+          <w:szCs w:val="24"/>
+        </w:rPr>
+        <w:t>{{</w:t>
+      </w:r>
+      <w:proofErr w:type="spellStart"/>
       <w:proofErr w:type="gramStart"/>
       <w:r>
         <w:rPr>
@@ -480,6 +670,7 @@
         </w:rPr>
         <w:t>property.wallMaterial</w:t>
       </w:r>
+      <w:proofErr w:type="spellEnd"/>
       <w:proofErr w:type="gramEnd"/>
       <w:r>
         <w:rPr>
@@ -487,9 +678,96 @@
           <w:sz w:val="24"/>
           <w:szCs w:val="24"/>
         </w:rPr>
-        <w:t>}}, год постройки {{property.yearBuilt}}, инвентарный номер – {{</w:t>
+        <w:t>}}</w:t>
+      </w:r>
+      <w:r>
+        <w:rPr>
+          <w:rFonts w:ascii="Times New Roman" w:hAnsi="Times New Roman"/>
+          <w:sz w:val="24"/>
+          <w:szCs w:val="24"/>
+        </w:rPr>
+        <w:t>;</w:t>
+      </w:r>
+      <w:r>
+        <w:rPr>
+          <w:rFonts w:ascii="Times New Roman" w:hAnsi="Times New Roman"/>
+          <w:sz w:val="24"/>
+          <w:szCs w:val="24"/>
+        </w:rPr>
+        <w:t xml:space="preserve"> год постройки</w:t>
+      </w:r>
+      <w:r>
+        <w:rPr>
+          <w:rFonts w:ascii="Times New Roman" w:hAnsi="Times New Roman"/>
+          <w:sz w:val="24"/>
+          <w:szCs w:val="24"/>
+        </w:rPr>
+        <w:t xml:space="preserve"> </w:t>
+      </w:r>
+      <w:proofErr w:type="gramStart"/>
+      <w:r>
+        <w:rPr>
+          <w:rFonts w:ascii="Times New Roman" w:hAnsi="Times New Roman"/>
+          <w:sz w:val="24"/>
+          <w:szCs w:val="24"/>
+        </w:rPr>
+        <w:t xml:space="preserve">- </w:t>
+      </w:r>
+      <w:r>
+        <w:rPr>
+          <w:rFonts w:ascii="Times New Roman" w:hAnsi="Times New Roman"/>
+          <w:sz w:val="24"/>
+          <w:szCs w:val="24"/>
+        </w:rPr>
+        <w:t xml:space="preserve"> {</w:t>
+      </w:r>
+      <w:proofErr w:type="gramEnd"/>
+      <w:r>
+        <w:rPr>
+          <w:rFonts w:ascii="Times New Roman" w:hAnsi="Times New Roman"/>
+          <w:sz w:val="24"/>
+          <w:szCs w:val="24"/>
+        </w:rPr>
+        <w:t>{</w:t>
       </w:r>
       <w:proofErr w:type="spellStart"/>
+      <w:proofErr w:type="gramStart"/>
+      <w:r>
+        <w:rPr>
+          <w:rFonts w:ascii="Times New Roman" w:hAnsi="Times New Roman"/>
+          <w:sz w:val="24"/>
+          <w:szCs w:val="24"/>
+        </w:rPr>
+        <w:t>property.yearBuilt</w:t>
+      </w:r>
+      <w:proofErr w:type="spellEnd"/>
+      <w:proofErr w:type="gramEnd"/>
+      <w:r>
+        <w:rPr>
+          <w:rFonts w:ascii="Times New Roman" w:hAnsi="Times New Roman"/>
+          <w:sz w:val="24"/>
+          <w:szCs w:val="24"/>
+        </w:rPr>
+        <w:t>}}</w:t>
+      </w:r>
+      <w:r>
+        <w:rPr>
+          <w:rFonts w:ascii="Times New Roman" w:hAnsi="Times New Roman"/>
+          <w:sz w:val="24"/>
+          <w:szCs w:val="24"/>
+        </w:rPr>
+        <w:t>;</w:t>
+      </w:r>
+      <w:r>
+        <w:rPr>
+          <w:rFonts w:ascii="Times New Roman" w:hAnsi="Times New Roman"/>
+          <w:sz w:val="24"/>
+          <w:szCs w:val="24"/>
+        </w:rPr>
+        <w:t xml:space="preserve"> инвентарный номер – {{</w:t>
+      </w:r>
+      <w:proofErr w:type="spellStart"/>
+      <w:proofErr w:type="gramStart"/>
       <w:r>
         <w:rPr>
           <w:rFonts w:ascii="Times New Roman" w:hAnsi="Times New Roman"/>
@@ -499,6 +777,7 @@
         <w:t>property.inventoryNumber</w:t>
       </w:r>
       <w:proofErr w:type="spellEnd"/>
+      <w:proofErr w:type="gramEnd"/>
       <w:r>
         <w:rPr>
           <w:rFonts w:ascii="Times New Roman" w:hAnsi="Times New Roman"/>
@@ -542,28 +821,6 @@
           <w:szCs w:val="24"/>
         </w:rPr>
         <w:t>___________________</w:t>
-      </w:r>
-    </w:p>
-    <w:p>
-      <w:pPr>
-        <w:autoSpaceDE w:val="0"/>
-        <w:autoSpaceDN w:val="0"/>
-        <w:adjustRightInd w:val="0"/>
-        <w:spacing w:after="0" w:line="240" w:lineRule="auto"/>
-        <w:ind w:left="567" w:hanging="567"/>
-        <w:rPr>
-          <w:rFonts w:ascii="Times New Roman" w:hAnsi="Times New Roman"/>
-          <w:sz w:val="24"/>
-          <w:szCs w:val="24"/>
-        </w:rPr>
-      </w:pPr>
-      <w:r>
-        <w:rPr>
-          <w:rFonts w:ascii="Times New Roman" w:hAnsi="Times New Roman"/>
-          <w:sz w:val="24"/>
-          <w:szCs w:val="24"/>
-        </w:rPr>
-        <w:t>1.3. Исполнитель оказывает следующие риэлтерские услуги: консультационные услуги по сделкам с объектами недвижимости, услуги по предоставлению информации о спросе и предложении на объекты недвижимости, подбор вариантов сделки с объектом недвижимости, сделки с участием в строительстве объекта недвижимости, организация и проведение согласования условий предстоящей сделки, оказание помощи  в подготовке (оформлении) документов, связанных с совершением сделки с объектом недвижимости, сделки с участием в строительстве объекта недвижимости, регистрация недвижимого имущества, прав на него и сделок с ним.</w:t>
       </w:r>
     </w:p>
     <w:p>
@@ -575,62 +832,18 @@
         <w:ind w:left="567" w:hanging="567"/>
         <w:jc w:val="both"/>
         <w:rPr>
-          <w:rFonts w:ascii="Times New Roman" w:eastAsia="Times New Roman" w:hAnsi="Times New Roman"/>
-          <w:sz w:val="24"/>
-          <w:szCs w:val="24"/>
-          <w:lang w:eastAsia="ru-RU"/>
-        </w:rPr>
-      </w:pPr>
-      <w:r>
-        <w:rPr>
-          <w:rFonts w:ascii="Times New Roman" w:eastAsia="Times New Roman" w:hAnsi="Times New Roman"/>
-          <w:sz w:val="24"/>
-          <w:szCs w:val="24"/>
-          <w:lang w:eastAsia="ru-RU"/>
-        </w:rPr>
-        <w:t>1.4. Ориентировочная стоимость {{</w:t>
-      </w:r>
-      <w:proofErr w:type="spellStart"/>
-      <w:proofErr w:type="gramStart"/>
-      <w:r>
-        <w:rPr>
-          <w:rFonts w:ascii="Times New Roman" w:eastAsia="Times New Roman" w:hAnsi="Times New Roman"/>
-          <w:sz w:val="24"/>
-          <w:szCs w:val="24"/>
-          <w:lang w:eastAsia="ru-RU"/>
-        </w:rPr>
-        <w:t>property.priceBYN</w:t>
-      </w:r>
-      <w:proofErr w:type="spellEnd"/>
-      <w:proofErr w:type="gramEnd"/>
-      <w:r>
-        <w:rPr>
-          <w:rFonts w:ascii="Times New Roman" w:eastAsia="Times New Roman" w:hAnsi="Times New Roman"/>
-          <w:sz w:val="24"/>
-          <w:szCs w:val="24"/>
-          <w:lang w:eastAsia="ru-RU"/>
-        </w:rPr>
-        <w:t>}} белорусских рублей ({{</w:t>
-      </w:r>
-      <w:proofErr w:type="spellStart"/>
-      <w:r>
-        <w:rPr>
-          <w:rFonts w:ascii="Times New Roman" w:eastAsia="Times New Roman" w:hAnsi="Times New Roman"/>
-          <w:sz w:val="24"/>
-          <w:szCs w:val="24"/>
-          <w:lang w:eastAsia="ru-RU"/>
-        </w:rPr>
-        <w:t>property.priceWords</w:t>
-      </w:r>
-      <w:proofErr w:type="spellEnd"/>
-      <w:r>
-        <w:rPr>
-          <w:rFonts w:ascii="Times New Roman" w:eastAsia="Times New Roman" w:hAnsi="Times New Roman"/>
-          <w:sz w:val="24"/>
-          <w:szCs w:val="24"/>
-          <w:lang w:eastAsia="ru-RU"/>
-        </w:rPr>
-        <w:t>}}).</w:t>
+          <w:rFonts w:ascii="Times New Roman" w:hAnsi="Times New Roman"/>
+          <w:sz w:val="24"/>
+          <w:szCs w:val="24"/>
+        </w:rPr>
+      </w:pPr>
+      <w:r>
+        <w:rPr>
+          <w:rFonts w:ascii="Times New Roman" w:hAnsi="Times New Roman"/>
+          <w:sz w:val="24"/>
+          <w:szCs w:val="24"/>
+        </w:rPr>
+        <w:t>1.3. Исполнитель оказывает следующие риэлтерские услуги: консультационные услуги по сделкам с объектами недвижимости, услуги по предоставлению информации о спросе и предложении на объекты недвижимости, подбор вариантов сделки с объектом недвижимости, сделки с участием в строительстве объекта недвижимости, организация и проведение согласования условий предстоящей сделки, оказание помощи  в подготовке (оформлении) документов, связанных с совершением сделки с объектом недвижимости, сделки с участием в строительстве объекта недвижимости, регистрация недвижимого имущества, прав на него и сделок с ним.</w:t>
       </w:r>
     </w:p>
     <w:p>
@@ -648,177 +861,82 @@
           <w:lang w:eastAsia="ru-RU"/>
         </w:rPr>
       </w:pPr>
-    </w:p>
-    <w:p>
-      <w:pPr>
-        <w:autoSpaceDE w:val="0"/>
-        <w:autoSpaceDN w:val="0"/>
-        <w:adjustRightInd w:val="0"/>
-        <w:spacing w:after="0" w:line="240" w:lineRule="auto"/>
-        <w:jc w:val="center"/>
+      <w:r>
+        <w:rPr>
+          <w:rFonts w:ascii="Times New Roman" w:eastAsia="Times New Roman" w:hAnsi="Times New Roman"/>
+          <w:sz w:val="24"/>
+          <w:szCs w:val="24"/>
+          <w:lang w:eastAsia="ru-RU"/>
+        </w:rPr>
+        <w:t xml:space="preserve">1.4. Ориентировочная стоимость </w:t>
+      </w:r>
+      <w:r>
         <w:rPr>
           <w:rFonts w:ascii="Times New Roman" w:eastAsia="Times New Roman" w:hAnsi="Times New Roman"/>
           <w:b/>
-          <w:sz w:val="24"/>
-          <w:szCs w:val="24"/>
-          <w:lang w:eastAsia="ru-RU"/>
-        </w:rPr>
-      </w:pPr>
+          <w:bCs/>
+          <w:sz w:val="24"/>
+          <w:szCs w:val="24"/>
+          <w:lang w:eastAsia="ru-RU"/>
+        </w:rPr>
+        <w:t>{{</w:t>
+      </w:r>
+      <w:proofErr w:type="spellStart"/>
+      <w:proofErr w:type="gramStart"/>
       <w:r>
         <w:rPr>
           <w:rFonts w:ascii="Times New Roman" w:eastAsia="Times New Roman" w:hAnsi="Times New Roman"/>
           <w:b/>
-          <w:sz w:val="24"/>
-          <w:szCs w:val="24"/>
-          <w:lang w:eastAsia="ru-RU"/>
-        </w:rPr>
-        <w:t>2. ПОРЯДОК, РАЗМЕРЫ ОПЛАТЫ И ФОРМА РАСЧЕТОВ.</w:t>
-      </w:r>
-    </w:p>
-    <w:p>
-      <w:pPr>
-        <w:shd w:val="clear" w:color="auto" w:fill="FFFFFF" w:themeFill="background1"/>
-        <w:spacing w:after="0" w:line="240" w:lineRule="auto"/>
-        <w:ind w:left="567" w:hanging="567"/>
-        <w:jc w:val="both"/>
-        <w:rPr>
-          <w:rFonts w:ascii="Times New Roman" w:hAnsi="Times New Roman"/>
-          <w:noProof/>
-          <w:sz w:val="24"/>
-          <w:szCs w:val="24"/>
-          <w:lang w:eastAsia="ru-RU"/>
-        </w:rPr>
-      </w:pPr>
-      <w:r>
-        <w:rPr>
-          <w:rFonts w:ascii="Times New Roman" w:eastAsia="Times New Roman" w:hAnsi="Times New Roman"/>
-          <w:sz w:val="24"/>
-          <w:szCs w:val="24"/>
-          <w:lang w:eastAsia="ru-RU"/>
-        </w:rPr>
-        <w:t>2.1. Тарифы на риэлтерские услуги,</w:t>
-      </w:r>
-      <w:r>
-        <w:rPr>
-          <w:rFonts w:ascii="Times New Roman" w:hAnsi="Times New Roman"/>
-          <w:sz w:val="24"/>
-          <w:szCs w:val="24"/>
-        </w:rPr>
-        <w:t xml:space="preserve"> оказываемые физическим лицам (за исключением индивидуальных предпринимателей), </w:t>
-      </w:r>
-      <w:r>
-        <w:rPr>
-          <w:rFonts w:ascii="Times New Roman" w:eastAsia="Times New Roman" w:hAnsi="Times New Roman"/>
-          <w:sz w:val="24"/>
-          <w:szCs w:val="24"/>
-          <w:lang w:eastAsia="ru-RU"/>
-        </w:rPr>
-        <w:t>определяются Исполнителем в соответствии с постановлением Совета Министров Республики Беларусь от 1 ноября 2023 г. № 754 «О тарифах на риэлтерские услуги»</w:t>
-      </w:r>
-      <w:r>
-        <w:rPr>
-          <w:rFonts w:ascii="Times New Roman" w:eastAsia="Times New Roman" w:hAnsi="Times New Roman"/>
-          <w:sz w:val="24"/>
-          <w:szCs w:val="24"/>
-          <w:lang w:eastAsia="ru-RU"/>
-        </w:rPr>
-        <w:t xml:space="preserve"> </w:t>
-      </w:r>
-      <w:bookmarkStart w:id="1" w:name="_Hlk232524639"/>
-      <w:r>
-        <w:rPr>
-          <w:rFonts w:ascii="Times New Roman" w:eastAsia="Times New Roman" w:hAnsi="Times New Roman"/>
-          <w:sz w:val="24"/>
-          <w:szCs w:val="24"/>
-          <w:lang w:eastAsia="ru-RU"/>
-        </w:rPr>
-        <w:t xml:space="preserve">(в редакции </w:t>
-      </w:r>
-      <w:r>
-        <w:rPr>
-          <w:rFonts w:ascii="Times New Roman" w:eastAsia="Times New Roman" w:hAnsi="Times New Roman"/>
-          <w:sz w:val="24"/>
-          <w:szCs w:val="24"/>
-          <w:lang w:eastAsia="ru-RU"/>
-        </w:rPr>
-        <w:t>постановления Совета М</w:t>
-      </w:r>
-      <w:r>
-        <w:rPr>
-          <w:rFonts w:ascii="Times New Roman" w:eastAsia="Times New Roman" w:hAnsi="Times New Roman"/>
-          <w:sz w:val="24"/>
-          <w:szCs w:val="24"/>
-          <w:lang w:eastAsia="ru-RU"/>
-        </w:rPr>
-        <w:t>и</w:t>
-      </w:r>
-      <w:r>
-        <w:rPr>
-          <w:rFonts w:ascii="Times New Roman" w:eastAsia="Times New Roman" w:hAnsi="Times New Roman"/>
-          <w:sz w:val="24"/>
-          <w:szCs w:val="24"/>
-          <w:lang w:eastAsia="ru-RU"/>
-        </w:rPr>
-        <w:t>нистерства Республики Беларусь 02.04.2026 №157)</w:t>
-      </w:r>
-      <w:bookmarkEnd w:id="1"/>
-      <w:r>
-        <w:rPr>
-          <w:rFonts w:ascii="Times New Roman" w:eastAsia="Times New Roman" w:hAnsi="Times New Roman"/>
-          <w:sz w:val="24"/>
-          <w:szCs w:val="24"/>
-          <w:lang w:eastAsia="ru-RU"/>
-        </w:rPr>
-        <w:t xml:space="preserve">, приказом </w:t>
-      </w:r>
-      <w:r>
-        <w:rPr>
-          <w:rFonts w:ascii="Times New Roman" w:eastAsia="Times New Roman" w:hAnsi="Times New Roman"/>
-          <w:sz w:val="24"/>
-          <w:szCs w:val="24"/>
-          <w:lang w:eastAsia="ru-RU"/>
-        </w:rPr>
-        <w:t xml:space="preserve">директора ООО «ГермесГарант» </w:t>
-      </w:r>
-      <w:r>
-        <w:rPr>
-          <w:rFonts w:ascii="Times New Roman" w:hAnsi="Times New Roman"/>
-          <w:noProof/>
-          <w:sz w:val="24"/>
-          <w:szCs w:val="24"/>
-          <w:lang w:eastAsia="ru-RU"/>
-        </w:rPr>
-        <w:t xml:space="preserve">от </w:t>
-      </w:r>
-      <w:r>
-        <w:rPr>
-          <w:rFonts w:ascii="Times New Roman" w:hAnsi="Times New Roman"/>
-          <w:noProof/>
-          <w:sz w:val="24"/>
-          <w:szCs w:val="24"/>
-          <w:lang w:eastAsia="ru-RU"/>
-        </w:rPr>
-        <w:t>15</w:t>
-      </w:r>
-      <w:r>
-        <w:rPr>
-          <w:rFonts w:ascii="Times New Roman" w:hAnsi="Times New Roman"/>
-          <w:noProof/>
-          <w:sz w:val="24"/>
-          <w:szCs w:val="24"/>
-          <w:lang w:eastAsia="ru-RU"/>
-        </w:rPr>
-        <w:t xml:space="preserve">.06.2026 г. № </w:t>
-      </w:r>
-      <w:r>
-        <w:rPr>
-          <w:rFonts w:ascii="Times New Roman" w:hAnsi="Times New Roman"/>
-          <w:noProof/>
-          <w:sz w:val="24"/>
-          <w:szCs w:val="24"/>
-          <w:lang w:eastAsia="ru-RU"/>
-        </w:rPr>
-        <w:t>4</w:t>
+          <w:bCs/>
+          <w:sz w:val="24"/>
+          <w:szCs w:val="24"/>
+          <w:lang w:eastAsia="ru-RU"/>
+        </w:rPr>
+        <w:t>property.priceBYN</w:t>
+      </w:r>
+      <w:proofErr w:type="spellEnd"/>
+      <w:proofErr w:type="gramEnd"/>
+      <w:r>
+        <w:rPr>
+          <w:rFonts w:ascii="Times New Roman" w:eastAsia="Times New Roman" w:hAnsi="Times New Roman"/>
+          <w:b/>
+          <w:bCs/>
+          <w:sz w:val="24"/>
+          <w:szCs w:val="24"/>
+          <w:lang w:eastAsia="ru-RU"/>
+        </w:rPr>
+        <w:t>}}</w:t>
+      </w:r>
+      <w:r>
+        <w:rPr>
+          <w:rFonts w:ascii="Times New Roman" w:eastAsia="Times New Roman" w:hAnsi="Times New Roman"/>
+          <w:sz w:val="24"/>
+          <w:szCs w:val="24"/>
+          <w:lang w:eastAsia="ru-RU"/>
+        </w:rPr>
+        <w:t xml:space="preserve"> белорусских рублей ({{</w:t>
+      </w:r>
+      <w:proofErr w:type="spellStart"/>
+      <w:proofErr w:type="gramStart"/>
+      <w:r>
+        <w:rPr>
+          <w:rFonts w:ascii="Times New Roman" w:eastAsia="Times New Roman" w:hAnsi="Times New Roman"/>
+          <w:sz w:val="24"/>
+          <w:szCs w:val="24"/>
+          <w:lang w:eastAsia="ru-RU"/>
+        </w:rPr>
+        <w:t>property.priceWords</w:t>
+      </w:r>
+      <w:proofErr w:type="spellEnd"/>
+      <w:proofErr w:type="gramEnd"/>
+      <w:r>
+        <w:rPr>
+          <w:rFonts w:ascii="Times New Roman" w:eastAsia="Times New Roman" w:hAnsi="Times New Roman"/>
+          <w:sz w:val="24"/>
+          <w:szCs w:val="24"/>
+          <w:lang w:eastAsia="ru-RU"/>
+        </w:rPr>
+        <w:t>}}).</w:t>
       </w:r>
     </w:p>
     <w:p>
@@ -836,57 +954,178 @@
           <w:lang w:eastAsia="ru-RU"/>
         </w:rPr>
       </w:pPr>
-      <w:r>
-        <w:rPr>
-          <w:rFonts w:ascii="Times New Roman" w:eastAsia="Times New Roman" w:hAnsi="Times New Roman"/>
-          <w:sz w:val="24"/>
-          <w:szCs w:val="24"/>
-          <w:lang w:eastAsia="ru-RU"/>
-        </w:rPr>
-        <w:t xml:space="preserve">2.2. Стоимость риэлтерских услуг составляет </w:t>
-      </w:r>
-      <w:r>
+    </w:p>
+    <w:p>
+      <w:pPr>
+        <w:autoSpaceDE w:val="0"/>
+        <w:autoSpaceDN w:val="0"/>
+        <w:adjustRightInd w:val="0"/>
+        <w:spacing w:after="0" w:line="240" w:lineRule="auto"/>
+        <w:jc w:val="center"/>
         <w:rPr>
           <w:rFonts w:ascii="Times New Roman" w:eastAsia="Times New Roman" w:hAnsi="Times New Roman"/>
           <w:b/>
-          <w:bCs/>
-          <w:sz w:val="24"/>
-          <w:szCs w:val="24"/>
-          <w:lang w:eastAsia="ru-RU"/>
-        </w:rPr>
-        <w:t>{{commission.percent}} %</w:t>
-      </w:r>
-      <w:r>
-        <w:rPr>
-          <w:rFonts w:ascii="Times New Roman" w:eastAsia="Times New Roman" w:hAnsi="Times New Roman"/>
-          <w:sz w:val="24"/>
-          <w:szCs w:val="24"/>
-          <w:lang w:eastAsia="ru-RU"/>
-        </w:rPr>
-        <w:t xml:space="preserve"> от стоимости объекта недвижимого имущества, а именно </w:t>
-      </w:r>
+          <w:sz w:val="24"/>
+          <w:szCs w:val="24"/>
+          <w:lang w:eastAsia="ru-RU"/>
+        </w:rPr>
+      </w:pPr>
       <w:r>
         <w:rPr>
           <w:rFonts w:ascii="Times New Roman" w:eastAsia="Times New Roman" w:hAnsi="Times New Roman"/>
           <w:b/>
-          <w:bCs/>
-          <w:sz w:val="24"/>
-          <w:szCs w:val="24"/>
-          <w:lang w:eastAsia="ru-RU"/>
-        </w:rPr>
-        <w:t>{{commission.amountBYN}}</w:t>
-      </w:r>
-      <w:r>
-        <w:rPr>
-          <w:rFonts w:ascii="Times New Roman" w:eastAsia="Times New Roman" w:hAnsi="Times New Roman"/>
-          <w:sz w:val="24"/>
-          <w:szCs w:val="24"/>
-          <w:lang w:eastAsia="ru-RU"/>
-        </w:rPr>
-        <w:t xml:space="preserve">  белорусских рублей ({{commission.amountWords}}), с включением в такую оплату затрат по риэлтерским услугам, указанным в абзацах втором — шестом пункта 1 статьи 16 Закона Республики Беларусь от 8 мая 2025 г. № 71-З «О риэлтерской деятельности».</w:t>
-      </w:r>
-      <w:bookmarkStart w:id="2" w:name="_Hlk225347332"/>
-      <w:bookmarkEnd w:id="2"/>
+          <w:sz w:val="24"/>
+          <w:szCs w:val="24"/>
+          <w:lang w:eastAsia="ru-RU"/>
+        </w:rPr>
+        <w:t>2. ПОРЯДОК, РАЗМЕРЫ ОПЛАТЫ И ФОРМА РАСЧЕТОВ.</w:t>
+      </w:r>
+    </w:p>
+    <w:p>
+      <w:pPr>
+        <w:shd w:val="clear" w:color="auto" w:fill="FFFFFF" w:themeFill="background1"/>
+        <w:spacing w:after="0" w:line="240" w:lineRule="auto"/>
+        <w:ind w:left="567" w:hanging="567"/>
+        <w:jc w:val="both"/>
+        <w:rPr>
+          <w:rFonts w:ascii="Times New Roman" w:hAnsi="Times New Roman"/>
+          <w:noProof/>
+          <w:sz w:val="24"/>
+          <w:szCs w:val="24"/>
+          <w:lang w:eastAsia="ru-RU"/>
+        </w:rPr>
+      </w:pPr>
+      <w:r>
+        <w:rPr>
+          <w:rFonts w:ascii="Times New Roman" w:eastAsia="Times New Roman" w:hAnsi="Times New Roman"/>
+          <w:sz w:val="24"/>
+          <w:szCs w:val="24"/>
+          <w:lang w:eastAsia="ru-RU"/>
+        </w:rPr>
+        <w:t>2.1. Тарифы на риэлтерские услуги,</w:t>
+      </w:r>
+      <w:r>
+        <w:rPr>
+          <w:rFonts w:ascii="Times New Roman" w:hAnsi="Times New Roman"/>
+          <w:sz w:val="24"/>
+          <w:szCs w:val="24"/>
+        </w:rPr>
+        <w:t xml:space="preserve"> оказываемые физическим лицам (за исключением индивидуальных предпринимателей), </w:t>
+      </w:r>
+      <w:r>
+        <w:rPr>
+          <w:rFonts w:ascii="Times New Roman" w:eastAsia="Times New Roman" w:hAnsi="Times New Roman"/>
+          <w:sz w:val="24"/>
+          <w:szCs w:val="24"/>
+          <w:lang w:eastAsia="ru-RU"/>
+        </w:rPr>
+        <w:t>определяются Исполнителем в соответствии с постановлением Совета Министров Республики Беларусь от 1 ноября 2023 г. № 754 «О тарифах на риэлтерские услуги»</w:t>
+      </w:r>
+      <w:r>
+        <w:rPr>
+          <w:rFonts w:ascii="Times New Roman" w:eastAsia="Times New Roman" w:hAnsi="Times New Roman"/>
+          <w:sz w:val="24"/>
+          <w:szCs w:val="24"/>
+          <w:lang w:eastAsia="ru-RU"/>
+        </w:rPr>
+        <w:t xml:space="preserve"> </w:t>
+      </w:r>
+      <w:bookmarkStart w:id="1" w:name="_Hlk232524639"/>
+      <w:r>
+        <w:rPr>
+          <w:rFonts w:ascii="Times New Roman" w:eastAsia="Times New Roman" w:hAnsi="Times New Roman"/>
+          <w:sz w:val="24"/>
+          <w:szCs w:val="24"/>
+          <w:lang w:eastAsia="ru-RU"/>
+        </w:rPr>
+        <w:t xml:space="preserve">(в редакции </w:t>
+      </w:r>
+      <w:r>
+        <w:rPr>
+          <w:rFonts w:ascii="Times New Roman" w:eastAsia="Times New Roman" w:hAnsi="Times New Roman"/>
+          <w:sz w:val="24"/>
+          <w:szCs w:val="24"/>
+          <w:lang w:eastAsia="ru-RU"/>
+        </w:rPr>
+        <w:t>постановления Совета М</w:t>
+      </w:r>
+      <w:r>
+        <w:rPr>
+          <w:rFonts w:ascii="Times New Roman" w:eastAsia="Times New Roman" w:hAnsi="Times New Roman"/>
+          <w:sz w:val="24"/>
+          <w:szCs w:val="24"/>
+          <w:lang w:eastAsia="ru-RU"/>
+        </w:rPr>
+        <w:t>и</w:t>
+      </w:r>
+      <w:r>
+        <w:rPr>
+          <w:rFonts w:ascii="Times New Roman" w:eastAsia="Times New Roman" w:hAnsi="Times New Roman"/>
+          <w:sz w:val="24"/>
+          <w:szCs w:val="24"/>
+          <w:lang w:eastAsia="ru-RU"/>
+        </w:rPr>
+        <w:t>нистерства Республики Беларусь 02.04.2026 №157)</w:t>
+      </w:r>
+      <w:bookmarkEnd w:id="1"/>
+      <w:r>
+        <w:rPr>
+          <w:rFonts w:ascii="Times New Roman" w:eastAsia="Times New Roman" w:hAnsi="Times New Roman"/>
+          <w:sz w:val="24"/>
+          <w:szCs w:val="24"/>
+          <w:lang w:eastAsia="ru-RU"/>
+        </w:rPr>
+        <w:t xml:space="preserve">, приказом </w:t>
+      </w:r>
+      <w:r>
+        <w:rPr>
+          <w:rFonts w:ascii="Times New Roman" w:eastAsia="Times New Roman" w:hAnsi="Times New Roman"/>
+          <w:sz w:val="24"/>
+          <w:szCs w:val="24"/>
+          <w:lang w:eastAsia="ru-RU"/>
+        </w:rPr>
+        <w:t xml:space="preserve">директора ООО «ГермесГарант» </w:t>
+      </w:r>
+      <w:r>
+        <w:rPr>
+          <w:rFonts w:ascii="Times New Roman" w:hAnsi="Times New Roman"/>
+          <w:noProof/>
+          <w:sz w:val="24"/>
+          <w:szCs w:val="24"/>
+          <w:lang w:eastAsia="ru-RU"/>
+        </w:rPr>
+        <w:t xml:space="preserve">от </w:t>
+      </w:r>
+      <w:r>
+        <w:rPr>
+          <w:rFonts w:ascii="Times New Roman" w:hAnsi="Times New Roman"/>
+          <w:noProof/>
+          <w:sz w:val="24"/>
+          <w:szCs w:val="24"/>
+          <w:lang w:eastAsia="ru-RU"/>
+        </w:rPr>
+        <w:t>15</w:t>
+      </w:r>
+      <w:r>
+        <w:rPr>
+          <w:rFonts w:ascii="Times New Roman" w:hAnsi="Times New Roman"/>
+          <w:noProof/>
+          <w:sz w:val="24"/>
+          <w:szCs w:val="24"/>
+          <w:lang w:eastAsia="ru-RU"/>
+        </w:rPr>
+        <w:t xml:space="preserve">.06.2026 г. № </w:t>
+      </w:r>
+      <w:r>
+        <w:rPr>
+          <w:rFonts w:ascii="Times New Roman" w:hAnsi="Times New Roman"/>
+          <w:noProof/>
+          <w:sz w:val="24"/>
+          <w:szCs w:val="24"/>
+          <w:lang w:eastAsia="ru-RU"/>
+        </w:rPr>
+        <w:t>4</w:t>
+      </w:r>
     </w:p>
     <w:p>
       <w:pPr>
@@ -910,25 +1149,50 @@
           <w:szCs w:val="24"/>
           <w:lang w:eastAsia="ru-RU"/>
         </w:rPr>
-        <w:t xml:space="preserve">2.3.  </w:t>
-      </w:r>
-      <w:r>
-        <w:rPr>
-          <w:rFonts w:ascii="Times New Roman" w:hAnsi="Times New Roman"/>
-          <w:sz w:val="24"/>
-          <w:szCs w:val="24"/>
-        </w:rPr>
-        <w:t xml:space="preserve">Указанная стоимость риэлтерских услуг не является окончательной, подлежит пересчету с учетом стоимости Объекта недвижимости, согласованной в договоре купли-продажи Потребителем и покупателем Объекта. </w:t>
-      </w:r>
-      <w:r>
-        <w:rPr>
-          <w:rFonts w:ascii="Times New Roman" w:eastAsia="Times New Roman" w:hAnsi="Times New Roman"/>
-          <w:sz w:val="24"/>
-          <w:szCs w:val="24"/>
-          <w:lang w:eastAsia="ru-RU"/>
-        </w:rPr>
-        <w:t>Стоимость риэлтерских услуг отражается в акте оказанных услуг с указанием перечня оказанных риэлтерских услуг и их стоимости (далее - акт).</w:t>
-      </w:r>
+        <w:t xml:space="preserve">2.2. Стоимость риэлтерских услуг составляет </w:t>
+      </w:r>
+      <w:r>
+        <w:rPr>
+          <w:rFonts w:ascii="Times New Roman" w:eastAsia="Times New Roman" w:hAnsi="Times New Roman"/>
+          <w:b/>
+          <w:bCs/>
+          <w:sz w:val="24"/>
+          <w:szCs w:val="24"/>
+          <w:lang w:eastAsia="ru-RU"/>
+        </w:rPr>
+        <w:t>{{commission.percent}} %</w:t>
+      </w:r>
+      <w:r>
+        <w:rPr>
+          <w:rFonts w:ascii="Times New Roman" w:eastAsia="Times New Roman" w:hAnsi="Times New Roman"/>
+          <w:sz w:val="24"/>
+          <w:szCs w:val="24"/>
+          <w:lang w:eastAsia="ru-RU"/>
+        </w:rPr>
+        <w:t xml:space="preserve"> от стоимости объекта недвижимого имущества, а именно </w:t>
+      </w:r>
+      <w:r>
+        <w:rPr>
+          <w:rFonts w:ascii="Times New Roman" w:eastAsia="Times New Roman" w:hAnsi="Times New Roman"/>
+          <w:b/>
+          <w:bCs/>
+          <w:sz w:val="24"/>
+          <w:szCs w:val="24"/>
+          <w:lang w:eastAsia="ru-RU"/>
+        </w:rPr>
+        <w:t>{{commission.amountBYN}}</w:t>
+      </w:r>
+      <w:r>
+        <w:rPr>
+          <w:rFonts w:ascii="Times New Roman" w:eastAsia="Times New Roman" w:hAnsi="Times New Roman"/>
+          <w:sz w:val="24"/>
+          <w:szCs w:val="24"/>
+          <w:lang w:eastAsia="ru-RU"/>
+        </w:rPr>
+        <w:t xml:space="preserve">  белорусских рублей ({{commission.amountWords}}), с включением в такую оплату затрат по риэлтерским услугам, указанным в абзацах втором — шестом пункта 1 статьи 16 Закона Республики Беларусь от 8 мая 2025 г. № 71-З «О риэлтерской деятельности».</w:t>
+      </w:r>
+      <w:bookmarkStart w:id="2" w:name="_Hlk225347332"/>
+      <w:bookmarkEnd w:id="2"/>
     </w:p>
     <w:p>
       <w:pPr>
@@ -952,296 +1216,24 @@
           <w:szCs w:val="24"/>
           <w:lang w:eastAsia="ru-RU"/>
         </w:rPr>
-        <w:t>2.4.  Потребитель обязуется оплатить услуги Исполнителя</w:t>
-      </w:r>
-      <w:r>
-        <w:rPr>
-          <w:rFonts w:ascii="Times New Roman" w:eastAsia="Times New Roman" w:hAnsi="Times New Roman"/>
-          <w:sz w:val="24"/>
-          <w:szCs w:val="24"/>
-          <w:lang w:eastAsia="ru-RU"/>
-        </w:rPr>
-        <w:t xml:space="preserve"> </w:t>
-      </w:r>
-      <w:r>
-        <w:rPr>
-          <w:rFonts w:ascii="Times New Roman" w:eastAsia="Times New Roman" w:hAnsi="Times New Roman"/>
-          <w:sz w:val="24"/>
-          <w:szCs w:val="24"/>
-          <w:lang w:eastAsia="ru-RU"/>
-        </w:rPr>
-        <w:t>в день подписания акта</w:t>
-      </w:r>
-      <w:r>
-        <w:rPr>
-          <w:rFonts w:ascii="Times New Roman" w:eastAsia="Times New Roman" w:hAnsi="Times New Roman"/>
-          <w:sz w:val="24"/>
-          <w:szCs w:val="24"/>
-          <w:lang w:eastAsia="ru-RU"/>
-        </w:rPr>
-        <w:t xml:space="preserve"> </w:t>
-      </w:r>
-      <w:r>
-        <w:rPr>
-          <w:rFonts w:ascii="Times New Roman" w:eastAsia="Times New Roman" w:hAnsi="Times New Roman"/>
-          <w:sz w:val="24"/>
-          <w:szCs w:val="24"/>
-          <w:lang w:eastAsia="ru-RU"/>
-        </w:rPr>
-        <w:t xml:space="preserve">при оплате </w:t>
-      </w:r>
-      <w:r>
-        <w:rPr>
-          <w:rFonts w:ascii="Times New Roman" w:eastAsia="Times New Roman" w:hAnsi="Times New Roman"/>
-          <w:sz w:val="24"/>
-          <w:szCs w:val="24"/>
-          <w:lang w:eastAsia="ru-RU"/>
-        </w:rPr>
-        <w:t>наличны</w:t>
-      </w:r>
-      <w:r>
-        <w:rPr>
-          <w:rFonts w:ascii="Times New Roman" w:eastAsia="Times New Roman" w:hAnsi="Times New Roman"/>
-          <w:sz w:val="24"/>
-          <w:szCs w:val="24"/>
-          <w:lang w:eastAsia="ru-RU"/>
-        </w:rPr>
-        <w:t xml:space="preserve">ми </w:t>
-      </w:r>
-      <w:r>
-        <w:rPr>
-          <w:rFonts w:ascii="Times New Roman" w:eastAsia="Times New Roman" w:hAnsi="Times New Roman"/>
-          <w:sz w:val="24"/>
-          <w:szCs w:val="24"/>
-          <w:lang w:eastAsia="ru-RU"/>
-        </w:rPr>
-        <w:t>денежны</w:t>
-      </w:r>
-      <w:r>
-        <w:rPr>
-          <w:rFonts w:ascii="Times New Roman" w:eastAsia="Times New Roman" w:hAnsi="Times New Roman"/>
-          <w:sz w:val="24"/>
-          <w:szCs w:val="24"/>
-          <w:lang w:eastAsia="ru-RU"/>
-        </w:rPr>
-        <w:t>ми</w:t>
-      </w:r>
-      <w:r>
-        <w:rPr>
-          <w:rFonts w:ascii="Times New Roman" w:eastAsia="Times New Roman" w:hAnsi="Times New Roman"/>
-          <w:sz w:val="24"/>
-          <w:szCs w:val="24"/>
-          <w:lang w:eastAsia="ru-RU"/>
-        </w:rPr>
-        <w:t xml:space="preserve"> средств</w:t>
-      </w:r>
-      <w:r>
-        <w:rPr>
-          <w:rFonts w:ascii="Times New Roman" w:eastAsia="Times New Roman" w:hAnsi="Times New Roman"/>
-          <w:sz w:val="24"/>
-          <w:szCs w:val="24"/>
-          <w:lang w:eastAsia="ru-RU"/>
-        </w:rPr>
-        <w:t>ами</w:t>
-      </w:r>
-      <w:r>
-        <w:rPr>
-          <w:rFonts w:ascii="Times New Roman" w:eastAsia="Times New Roman" w:hAnsi="Times New Roman"/>
-          <w:sz w:val="24"/>
-          <w:szCs w:val="24"/>
-          <w:lang w:eastAsia="ru-RU"/>
-        </w:rPr>
-        <w:t xml:space="preserve"> </w:t>
-      </w:r>
-      <w:r>
-        <w:rPr>
-          <w:rFonts w:ascii="Times New Roman" w:eastAsia="Times New Roman" w:hAnsi="Times New Roman"/>
-          <w:sz w:val="24"/>
-          <w:szCs w:val="24"/>
-          <w:lang w:eastAsia="ru-RU"/>
-        </w:rPr>
-        <w:t>и</w:t>
-      </w:r>
-      <w:r>
-        <w:rPr>
-          <w:rFonts w:ascii="Times New Roman" w:eastAsia="Times New Roman" w:hAnsi="Times New Roman"/>
-          <w:sz w:val="24"/>
-          <w:szCs w:val="24"/>
-          <w:lang w:eastAsia="ru-RU"/>
-        </w:rPr>
-        <w:t>ли</w:t>
-      </w:r>
-      <w:r>
-        <w:rPr>
-          <w:rFonts w:ascii="Times New Roman" w:eastAsia="Times New Roman" w:hAnsi="Times New Roman"/>
-          <w:sz w:val="24"/>
-          <w:szCs w:val="24"/>
-          <w:lang w:eastAsia="ru-RU"/>
-        </w:rPr>
-        <w:t xml:space="preserve"> банковской карточкой</w:t>
-      </w:r>
-      <w:r>
-        <w:rPr>
-          <w:rFonts w:ascii="Times New Roman" w:eastAsia="Times New Roman" w:hAnsi="Times New Roman"/>
-          <w:sz w:val="24"/>
-          <w:szCs w:val="24"/>
-          <w:lang w:eastAsia="ru-RU"/>
-        </w:rPr>
-        <w:t xml:space="preserve"> в кассу</w:t>
-      </w:r>
-      <w:r>
-        <w:rPr>
-          <w:rFonts w:ascii="Times New Roman" w:eastAsia="Times New Roman" w:hAnsi="Times New Roman"/>
-          <w:sz w:val="24"/>
-          <w:szCs w:val="24"/>
-          <w:lang w:eastAsia="ru-RU"/>
-        </w:rPr>
-        <w:t xml:space="preserve"> (терминал)</w:t>
-      </w:r>
-      <w:r>
-        <w:rPr>
-          <w:rFonts w:ascii="Times New Roman" w:eastAsia="Times New Roman" w:hAnsi="Times New Roman"/>
-          <w:sz w:val="24"/>
-          <w:szCs w:val="24"/>
-          <w:lang w:eastAsia="ru-RU"/>
-        </w:rPr>
-        <w:t xml:space="preserve">, </w:t>
-      </w:r>
-      <w:r>
-        <w:rPr>
-          <w:rFonts w:ascii="Times New Roman" w:eastAsia="Times New Roman" w:hAnsi="Times New Roman"/>
-          <w:sz w:val="24"/>
-          <w:szCs w:val="24"/>
-          <w:lang w:eastAsia="ru-RU"/>
-        </w:rPr>
-        <w:t xml:space="preserve">либо в </w:t>
-      </w:r>
-      <w:r>
-        <w:rPr>
-          <w:rFonts w:ascii="Times New Roman" w:eastAsia="Times New Roman" w:hAnsi="Times New Roman"/>
-          <w:sz w:val="24"/>
-          <w:szCs w:val="24"/>
-          <w:lang w:eastAsia="ru-RU"/>
-        </w:rPr>
-        <w:t>течение 2 (двух) календарных дней</w:t>
-      </w:r>
-      <w:r>
-        <w:rPr>
-          <w:rFonts w:ascii="Times New Roman" w:eastAsia="Times New Roman" w:hAnsi="Times New Roman"/>
-          <w:sz w:val="24"/>
-          <w:szCs w:val="24"/>
-          <w:lang w:eastAsia="ru-RU"/>
-        </w:rPr>
-        <w:t xml:space="preserve"> </w:t>
-      </w:r>
-      <w:r>
-        <w:rPr>
-          <w:rFonts w:ascii="Times New Roman" w:eastAsia="Times New Roman" w:hAnsi="Times New Roman"/>
-          <w:sz w:val="24"/>
-          <w:szCs w:val="24"/>
-          <w:lang w:eastAsia="ru-RU"/>
-        </w:rPr>
-        <w:t xml:space="preserve">путем </w:t>
-      </w:r>
-      <w:r>
-        <w:rPr>
-          <w:rFonts w:ascii="Times New Roman" w:eastAsia="Times New Roman" w:hAnsi="Times New Roman"/>
-          <w:sz w:val="24"/>
-          <w:szCs w:val="24"/>
-          <w:lang w:eastAsia="ru-RU"/>
-        </w:rPr>
-        <w:t>п</w:t>
-      </w:r>
-      <w:r>
-        <w:rPr>
-          <w:rFonts w:ascii="Times New Roman" w:eastAsia="Times New Roman" w:hAnsi="Times New Roman"/>
-          <w:sz w:val="24"/>
-          <w:szCs w:val="24"/>
-          <w:lang w:eastAsia="ru-RU"/>
-        </w:rPr>
-        <w:t>еречисления на текущий (расчетный) банковский счет Исполнителя</w:t>
-      </w:r>
-      <w:r>
-        <w:rPr>
-          <w:rFonts w:ascii="Times New Roman" w:eastAsia="Times New Roman" w:hAnsi="Times New Roman"/>
-          <w:sz w:val="24"/>
-          <w:szCs w:val="24"/>
-          <w:lang w:eastAsia="ru-RU"/>
-        </w:rPr>
-        <w:t>.</w:t>
-      </w:r>
-      <w:r>
-        <w:rPr>
-          <w:rFonts w:ascii="Times New Roman" w:eastAsia="Times New Roman" w:hAnsi="Times New Roman"/>
-          <w:sz w:val="24"/>
-          <w:szCs w:val="24"/>
-          <w:lang w:eastAsia="ru-RU"/>
-        </w:rPr>
-        <w:t xml:space="preserve"> </w:t>
-      </w:r>
-      <w:r>
-        <w:rPr>
-          <w:rFonts w:ascii="Times New Roman" w:eastAsia="Times New Roman" w:hAnsi="Times New Roman"/>
-          <w:sz w:val="24"/>
-          <w:szCs w:val="24"/>
-          <w:lang w:eastAsia="ru-RU"/>
-        </w:rPr>
-        <w:t xml:space="preserve">При условии внесения денежных средств в кассу Исполнителя Потребителю выдается кассовый чек. </w:t>
-      </w:r>
-    </w:p>
-    <w:p>
-      <w:pPr>
-        <w:spacing w:after="0"/>
-        <w:ind w:left="567"/>
-        <w:jc w:val="both"/>
-        <w:rPr>
-          <w:rFonts w:ascii="Times New Roman" w:hAnsi="Times New Roman"/>
-          <w:sz w:val="24"/>
-          <w:szCs w:val="24"/>
-        </w:rPr>
-      </w:pPr>
-      <w:r>
-        <w:rPr>
-          <w:rFonts w:ascii="Times New Roman" w:hAnsi="Times New Roman"/>
-          <w:sz w:val="24"/>
-          <w:szCs w:val="24"/>
-        </w:rPr>
-        <w:lastRenderedPageBreak/>
-        <w:t xml:space="preserve">         </w:t>
-      </w:r>
-      <w:r>
-        <w:rPr>
-          <w:rFonts w:ascii="Times New Roman" w:hAnsi="Times New Roman"/>
-          <w:sz w:val="24"/>
-          <w:szCs w:val="24"/>
-        </w:rPr>
-        <w:t xml:space="preserve">Согласно пункту 5 Положения о порядке установления и применения тарифов на риэлтерские услуги, утвержденного Постановлением Совета Министров Республики Беларусь от 01.11.2023 № 754 «О тарифах на риэлтерские услуги» </w:t>
-      </w:r>
-      <w:r>
-        <w:rPr>
-          <w:rFonts w:ascii="Times New Roman" w:eastAsia="Times New Roman" w:hAnsi="Times New Roman"/>
-          <w:sz w:val="24"/>
-          <w:szCs w:val="24"/>
-          <w:lang w:eastAsia="ru-RU"/>
-        </w:rPr>
-        <w:t>(в редакции постановления Совета Министерства Республики Беларусь 02.04.2026 №157)</w:t>
-      </w:r>
-      <w:r>
-        <w:rPr>
-          <w:rFonts w:ascii="Times New Roman" w:eastAsia="Times New Roman" w:hAnsi="Times New Roman"/>
-          <w:sz w:val="24"/>
-          <w:szCs w:val="24"/>
-          <w:lang w:eastAsia="ru-RU"/>
-        </w:rPr>
-        <w:t xml:space="preserve"> </w:t>
-      </w:r>
-      <w:r>
-        <w:rPr>
-          <w:rFonts w:ascii="Times New Roman" w:hAnsi="Times New Roman"/>
-          <w:sz w:val="24"/>
-          <w:szCs w:val="24"/>
-        </w:rPr>
-        <w:t>в случае досрочного расторжения договора на оказание риэлтерских услуг, а также отказа потребителя от подписания акта оказанных услуг производится оплата фактически оказанных ему риэлтерских услуг по тарифам в базовых величинах.</w:t>
+        <w:t xml:space="preserve">2.3.  </w:t>
+      </w:r>
+      <w:r>
+        <w:rPr>
+          <w:rFonts w:ascii="Times New Roman" w:hAnsi="Times New Roman"/>
+          <w:sz w:val="24"/>
+          <w:szCs w:val="24"/>
+        </w:rPr>
+        <w:t xml:space="preserve">Указанная стоимость риэлтерских услуг не является окончательной, подлежит пересчету с учетом стоимости Объекта недвижимости, согласованной в договоре купли-продажи Потребителем и покупателем Объекта. </w:t>
+      </w:r>
+      <w:r>
+        <w:rPr>
+          <w:rFonts w:ascii="Times New Roman" w:eastAsia="Times New Roman" w:hAnsi="Times New Roman"/>
+          <w:sz w:val="24"/>
+          <w:szCs w:val="24"/>
+          <w:lang w:eastAsia="ru-RU"/>
+        </w:rPr>
+        <w:t>Стоимость риэлтерских услуг отражается в акте оказанных услуг с указанием перечня оказанных риэлтерских услуг и их стоимости (далее - акт).</w:t>
       </w:r>
     </w:p>
     <w:p>
@@ -1266,16 +1258,214 @@
           <w:szCs w:val="24"/>
           <w:lang w:eastAsia="ru-RU"/>
         </w:rPr>
-        <w:t>2.</w:t>
-      </w:r>
-      <w:r>
-        <w:rPr>
-          <w:rFonts w:ascii="Times New Roman" w:eastAsia="Times New Roman" w:hAnsi="Times New Roman"/>
-          <w:sz w:val="24"/>
-          <w:szCs w:val="24"/>
-          <w:lang w:eastAsia="ru-RU"/>
-        </w:rPr>
-        <w:t>5</w:t>
+        <w:t>2.4.  Потребитель обязуется оплатить услуги Исполнителя</w:t>
+      </w:r>
+      <w:r>
+        <w:rPr>
+          <w:rFonts w:ascii="Times New Roman" w:eastAsia="Times New Roman" w:hAnsi="Times New Roman"/>
+          <w:sz w:val="24"/>
+          <w:szCs w:val="24"/>
+          <w:lang w:eastAsia="ru-RU"/>
+        </w:rPr>
+        <w:t xml:space="preserve"> </w:t>
+      </w:r>
+      <w:r>
+        <w:rPr>
+          <w:rFonts w:ascii="Times New Roman" w:eastAsia="Times New Roman" w:hAnsi="Times New Roman"/>
+          <w:sz w:val="24"/>
+          <w:szCs w:val="24"/>
+          <w:lang w:eastAsia="ru-RU"/>
+        </w:rPr>
+        <w:t>в день подписания акта</w:t>
+      </w:r>
+      <w:r>
+        <w:rPr>
+          <w:rFonts w:ascii="Times New Roman" w:eastAsia="Times New Roman" w:hAnsi="Times New Roman"/>
+          <w:sz w:val="24"/>
+          <w:szCs w:val="24"/>
+          <w:lang w:eastAsia="ru-RU"/>
+        </w:rPr>
+        <w:t xml:space="preserve"> </w:t>
+      </w:r>
+      <w:r>
+        <w:rPr>
+          <w:rFonts w:ascii="Times New Roman" w:eastAsia="Times New Roman" w:hAnsi="Times New Roman"/>
+          <w:sz w:val="24"/>
+          <w:szCs w:val="24"/>
+          <w:lang w:eastAsia="ru-RU"/>
+        </w:rPr>
+        <w:t xml:space="preserve">при оплате </w:t>
+      </w:r>
+      <w:r>
+        <w:rPr>
+          <w:rFonts w:ascii="Times New Roman" w:eastAsia="Times New Roman" w:hAnsi="Times New Roman"/>
+          <w:sz w:val="24"/>
+          <w:szCs w:val="24"/>
+          <w:lang w:eastAsia="ru-RU"/>
+        </w:rPr>
+        <w:t>наличны</w:t>
+      </w:r>
+      <w:r>
+        <w:rPr>
+          <w:rFonts w:ascii="Times New Roman" w:eastAsia="Times New Roman" w:hAnsi="Times New Roman"/>
+          <w:sz w:val="24"/>
+          <w:szCs w:val="24"/>
+          <w:lang w:eastAsia="ru-RU"/>
+        </w:rPr>
+        <w:t xml:space="preserve">ми </w:t>
+      </w:r>
+      <w:r>
+        <w:rPr>
+          <w:rFonts w:ascii="Times New Roman" w:eastAsia="Times New Roman" w:hAnsi="Times New Roman"/>
+          <w:sz w:val="24"/>
+          <w:szCs w:val="24"/>
+          <w:lang w:eastAsia="ru-RU"/>
+        </w:rPr>
+        <w:t>денежны</w:t>
+      </w:r>
+      <w:r>
+        <w:rPr>
+          <w:rFonts w:ascii="Times New Roman" w:eastAsia="Times New Roman" w:hAnsi="Times New Roman"/>
+          <w:sz w:val="24"/>
+          <w:szCs w:val="24"/>
+          <w:lang w:eastAsia="ru-RU"/>
+        </w:rPr>
+        <w:t>ми</w:t>
+      </w:r>
+      <w:r>
+        <w:rPr>
+          <w:rFonts w:ascii="Times New Roman" w:eastAsia="Times New Roman" w:hAnsi="Times New Roman"/>
+          <w:sz w:val="24"/>
+          <w:szCs w:val="24"/>
+          <w:lang w:eastAsia="ru-RU"/>
+        </w:rPr>
+        <w:t xml:space="preserve"> средств</w:t>
+      </w:r>
+      <w:r>
+        <w:rPr>
+          <w:rFonts w:ascii="Times New Roman" w:eastAsia="Times New Roman" w:hAnsi="Times New Roman"/>
+          <w:sz w:val="24"/>
+          <w:szCs w:val="24"/>
+          <w:lang w:eastAsia="ru-RU"/>
+        </w:rPr>
+        <w:t>ами</w:t>
+      </w:r>
+      <w:r>
+        <w:rPr>
+          <w:rFonts w:ascii="Times New Roman" w:eastAsia="Times New Roman" w:hAnsi="Times New Roman"/>
+          <w:sz w:val="24"/>
+          <w:szCs w:val="24"/>
+          <w:lang w:eastAsia="ru-RU"/>
+        </w:rPr>
+        <w:t xml:space="preserve"> </w:t>
+      </w:r>
+      <w:r>
+        <w:rPr>
+          <w:rFonts w:ascii="Times New Roman" w:eastAsia="Times New Roman" w:hAnsi="Times New Roman"/>
+          <w:sz w:val="24"/>
+          <w:szCs w:val="24"/>
+          <w:lang w:eastAsia="ru-RU"/>
+        </w:rPr>
+        <w:t>и</w:t>
+      </w:r>
+      <w:r>
+        <w:rPr>
+          <w:rFonts w:ascii="Times New Roman" w:eastAsia="Times New Roman" w:hAnsi="Times New Roman"/>
+          <w:sz w:val="24"/>
+          <w:szCs w:val="24"/>
+          <w:lang w:eastAsia="ru-RU"/>
+        </w:rPr>
+        <w:t>ли</w:t>
+      </w:r>
+      <w:r>
+        <w:rPr>
+          <w:rFonts w:ascii="Times New Roman" w:eastAsia="Times New Roman" w:hAnsi="Times New Roman"/>
+          <w:sz w:val="24"/>
+          <w:szCs w:val="24"/>
+          <w:lang w:eastAsia="ru-RU"/>
+        </w:rPr>
+        <w:t xml:space="preserve"> банковской карточкой</w:t>
+      </w:r>
+      <w:r>
+        <w:rPr>
+          <w:rFonts w:ascii="Times New Roman" w:eastAsia="Times New Roman" w:hAnsi="Times New Roman"/>
+          <w:sz w:val="24"/>
+          <w:szCs w:val="24"/>
+          <w:lang w:eastAsia="ru-RU"/>
+        </w:rPr>
+        <w:t xml:space="preserve"> в кассу</w:t>
+      </w:r>
+      <w:r>
+        <w:rPr>
+          <w:rFonts w:ascii="Times New Roman" w:eastAsia="Times New Roman" w:hAnsi="Times New Roman"/>
+          <w:sz w:val="24"/>
+          <w:szCs w:val="24"/>
+          <w:lang w:eastAsia="ru-RU"/>
+        </w:rPr>
+        <w:t xml:space="preserve"> (терминал)</w:t>
+      </w:r>
+      <w:r>
+        <w:rPr>
+          <w:rFonts w:ascii="Times New Roman" w:eastAsia="Times New Roman" w:hAnsi="Times New Roman"/>
+          <w:sz w:val="24"/>
+          <w:szCs w:val="24"/>
+          <w:lang w:eastAsia="ru-RU"/>
+        </w:rPr>
+        <w:t xml:space="preserve">, </w:t>
+      </w:r>
+      <w:r>
+        <w:rPr>
+          <w:rFonts w:ascii="Times New Roman" w:eastAsia="Times New Roman" w:hAnsi="Times New Roman"/>
+          <w:sz w:val="24"/>
+          <w:szCs w:val="24"/>
+          <w:lang w:eastAsia="ru-RU"/>
+        </w:rPr>
+        <w:t xml:space="preserve">либо в </w:t>
+      </w:r>
+      <w:r>
+        <w:rPr>
+          <w:rFonts w:ascii="Times New Roman" w:eastAsia="Times New Roman" w:hAnsi="Times New Roman"/>
+          <w:sz w:val="24"/>
+          <w:szCs w:val="24"/>
+          <w:lang w:eastAsia="ru-RU"/>
+        </w:rPr>
+        <w:t>течение 2 (двух) календарных дней</w:t>
+      </w:r>
+      <w:r>
+        <w:rPr>
+          <w:rFonts w:ascii="Times New Roman" w:eastAsia="Times New Roman" w:hAnsi="Times New Roman"/>
+          <w:sz w:val="24"/>
+          <w:szCs w:val="24"/>
+          <w:lang w:eastAsia="ru-RU"/>
+        </w:rPr>
+        <w:t xml:space="preserve"> </w:t>
+      </w:r>
+      <w:r>
+        <w:rPr>
+          <w:rFonts w:ascii="Times New Roman" w:eastAsia="Times New Roman" w:hAnsi="Times New Roman"/>
+          <w:sz w:val="24"/>
+          <w:szCs w:val="24"/>
+          <w:lang w:eastAsia="ru-RU"/>
+        </w:rPr>
+        <w:t xml:space="preserve">путем </w:t>
+      </w:r>
+      <w:r>
+        <w:rPr>
+          <w:rFonts w:ascii="Times New Roman" w:eastAsia="Times New Roman" w:hAnsi="Times New Roman"/>
+          <w:sz w:val="24"/>
+          <w:szCs w:val="24"/>
+          <w:lang w:eastAsia="ru-RU"/>
+        </w:rPr>
+        <w:t>п</w:t>
+      </w:r>
+      <w:r>
+        <w:rPr>
+          <w:rFonts w:ascii="Times New Roman" w:eastAsia="Times New Roman" w:hAnsi="Times New Roman"/>
+          <w:sz w:val="24"/>
+          <w:szCs w:val="24"/>
+          <w:lang w:eastAsia="ru-RU"/>
+        </w:rPr>
+        <w:t>еречисления на текущий (расчетный) банковский счет Исполнителя</w:t>
       </w:r>
       <w:r>
         <w:rPr>
@@ -1302,46 +1492,62 @@
           <w:szCs w:val="24"/>
           <w:lang w:eastAsia="ru-RU"/>
         </w:rPr>
-        <w:t xml:space="preserve"> Расчеты между Потребителем и покупателем по приобретению в собственность объекта недвижимого имущества не регулируются настоящим договором.</w:t>
-      </w:r>
-    </w:p>
-    <w:p>
-      <w:pPr>
-        <w:spacing w:after="0" w:line="240" w:lineRule="auto"/>
-        <w:ind w:left="567" w:hanging="567"/>
+        <w:t xml:space="preserve">При условии внесения денежных средств в кассу Исполнителя Потребителю выдается кассовый чек. </w:t>
+      </w:r>
+    </w:p>
+    <w:p>
+      <w:pPr>
+        <w:spacing w:after="0"/>
+        <w:ind w:left="567"/>
         <w:jc w:val="both"/>
         <w:rPr>
-          <w:rFonts w:ascii="Times New Roman" w:eastAsia="Times New Roman" w:hAnsi="Times New Roman"/>
-          <w:sz w:val="24"/>
-          <w:szCs w:val="24"/>
-          <w:lang w:eastAsia="ru-RU"/>
-        </w:rPr>
-      </w:pPr>
-    </w:p>
-    <w:p>
-      <w:pPr>
-        <w:autoSpaceDE w:val="0"/>
-        <w:autoSpaceDN w:val="0"/>
-        <w:adjustRightInd w:val="0"/>
-        <w:spacing w:after="0" w:line="240" w:lineRule="auto"/>
-        <w:jc w:val="center"/>
-        <w:rPr>
-          <w:rFonts w:ascii="Times New Roman" w:eastAsia="Times New Roman" w:hAnsi="Times New Roman"/>
-          <w:b/>
-          <w:sz w:val="24"/>
-          <w:szCs w:val="24"/>
-          <w:lang w:eastAsia="ru-RU"/>
-        </w:rPr>
-      </w:pPr>
-      <w:r>
-        <w:rPr>
-          <w:rFonts w:ascii="Times New Roman" w:eastAsia="Times New Roman" w:hAnsi="Times New Roman"/>
-          <w:b/>
-          <w:sz w:val="24"/>
-          <w:szCs w:val="24"/>
-          <w:lang w:eastAsia="ru-RU"/>
-        </w:rPr>
-        <w:t>3. ПРАВА И ОБЯЗАННОСТИ СТОРОН</w:t>
+          <w:rFonts w:ascii="Times New Roman" w:hAnsi="Times New Roman"/>
+          <w:sz w:val="24"/>
+          <w:szCs w:val="24"/>
+        </w:rPr>
+      </w:pPr>
+      <w:r>
+        <w:rPr>
+          <w:rFonts w:ascii="Times New Roman" w:hAnsi="Times New Roman"/>
+          <w:sz w:val="24"/>
+          <w:szCs w:val="24"/>
+        </w:rPr>
+        <w:lastRenderedPageBreak/>
+        <w:t xml:space="preserve">         </w:t>
+      </w:r>
+      <w:r>
+        <w:rPr>
+          <w:rFonts w:ascii="Times New Roman" w:hAnsi="Times New Roman"/>
+          <w:sz w:val="24"/>
+          <w:szCs w:val="24"/>
+        </w:rPr>
+        <w:t xml:space="preserve">Согласно пункту 5 Положения о порядке установления и применения тарифов на риэлтерские услуги, утвержденного Постановлением Совета Министров Республики Беларусь от 01.11.2023 № 754 «О тарифах на риэлтерские услуги» </w:t>
+      </w:r>
+      <w:r>
+        <w:rPr>
+          <w:rFonts w:ascii="Times New Roman" w:eastAsia="Times New Roman" w:hAnsi="Times New Roman"/>
+          <w:sz w:val="24"/>
+          <w:szCs w:val="24"/>
+          <w:lang w:eastAsia="ru-RU"/>
+        </w:rPr>
+        <w:t>(в редакции постановления Совета Министерства Республики Беларусь 02.04.2026 №157)</w:t>
+      </w:r>
+      <w:r>
+        <w:rPr>
+          <w:rFonts w:ascii="Times New Roman" w:eastAsia="Times New Roman" w:hAnsi="Times New Roman"/>
+          <w:sz w:val="24"/>
+          <w:szCs w:val="24"/>
+          <w:lang w:eastAsia="ru-RU"/>
+        </w:rPr>
+        <w:t xml:space="preserve"> </w:t>
+      </w:r>
+      <w:r>
+        <w:rPr>
+          <w:rFonts w:ascii="Times New Roman" w:hAnsi="Times New Roman"/>
+          <w:sz w:val="24"/>
+          <w:szCs w:val="24"/>
+        </w:rPr>
+        <w:t>в случае досрочного расторжения договора на оказание риэлтерских услуг, а также отказа потребителя от подписания акта оказанных услуг производится оплата фактически оказанных ему риэлтерских услуг по тарифам в базовых величинах.</w:t>
       </w:r>
     </w:p>
     <w:p>
@@ -1366,6 +1572,106 @@
           <w:szCs w:val="24"/>
           <w:lang w:eastAsia="ru-RU"/>
         </w:rPr>
+        <w:t>2.</w:t>
+      </w:r>
+      <w:r>
+        <w:rPr>
+          <w:rFonts w:ascii="Times New Roman" w:eastAsia="Times New Roman" w:hAnsi="Times New Roman"/>
+          <w:sz w:val="24"/>
+          <w:szCs w:val="24"/>
+          <w:lang w:eastAsia="ru-RU"/>
+        </w:rPr>
+        <w:t>5</w:t>
+      </w:r>
+      <w:r>
+        <w:rPr>
+          <w:rFonts w:ascii="Times New Roman" w:eastAsia="Times New Roman" w:hAnsi="Times New Roman"/>
+          <w:sz w:val="24"/>
+          <w:szCs w:val="24"/>
+          <w:lang w:eastAsia="ru-RU"/>
+        </w:rPr>
+        <w:t>.</w:t>
+      </w:r>
+      <w:r>
+        <w:rPr>
+          <w:rFonts w:ascii="Times New Roman" w:eastAsia="Times New Roman" w:hAnsi="Times New Roman"/>
+          <w:sz w:val="24"/>
+          <w:szCs w:val="24"/>
+          <w:lang w:eastAsia="ru-RU"/>
+        </w:rPr>
+        <w:t xml:space="preserve"> </w:t>
+      </w:r>
+      <w:r>
+        <w:rPr>
+          <w:rFonts w:ascii="Times New Roman" w:eastAsia="Times New Roman" w:hAnsi="Times New Roman"/>
+          <w:sz w:val="24"/>
+          <w:szCs w:val="24"/>
+          <w:lang w:eastAsia="ru-RU"/>
+        </w:rPr>
+        <w:t xml:space="preserve"> Расчеты между Потребителем и покупателем по приобретению в собственность объекта недвижимого имущества не регулируются настоящим договором.</w:t>
+      </w:r>
+    </w:p>
+    <w:p>
+      <w:pPr>
+        <w:spacing w:after="0" w:line="240" w:lineRule="auto"/>
+        <w:ind w:left="567" w:hanging="567"/>
+        <w:jc w:val="both"/>
+        <w:rPr>
+          <w:rFonts w:ascii="Times New Roman" w:eastAsia="Times New Roman" w:hAnsi="Times New Roman"/>
+          <w:sz w:val="24"/>
+          <w:szCs w:val="24"/>
+          <w:lang w:eastAsia="ru-RU"/>
+        </w:rPr>
+      </w:pPr>
+    </w:p>
+    <w:p>
+      <w:pPr>
+        <w:autoSpaceDE w:val="0"/>
+        <w:autoSpaceDN w:val="0"/>
+        <w:adjustRightInd w:val="0"/>
+        <w:spacing w:after="0" w:line="240" w:lineRule="auto"/>
+        <w:jc w:val="center"/>
+        <w:rPr>
+          <w:rFonts w:ascii="Times New Roman" w:eastAsia="Times New Roman" w:hAnsi="Times New Roman"/>
+          <w:b/>
+          <w:sz w:val="24"/>
+          <w:szCs w:val="24"/>
+          <w:lang w:eastAsia="ru-RU"/>
+        </w:rPr>
+      </w:pPr>
+      <w:r>
+        <w:rPr>
+          <w:rFonts w:ascii="Times New Roman" w:eastAsia="Times New Roman" w:hAnsi="Times New Roman"/>
+          <w:b/>
+          <w:sz w:val="24"/>
+          <w:szCs w:val="24"/>
+          <w:lang w:eastAsia="ru-RU"/>
+        </w:rPr>
+        <w:t>3. ПРАВА И ОБЯЗАННОСТИ СТОРОН</w:t>
+      </w:r>
+    </w:p>
+    <w:p>
+      <w:pPr>
+        <w:autoSpaceDE w:val="0"/>
+        <w:autoSpaceDN w:val="0"/>
+        <w:adjustRightInd w:val="0"/>
+        <w:spacing w:after="0" w:line="240" w:lineRule="auto"/>
+        <w:ind w:left="567" w:hanging="567"/>
+        <w:jc w:val="both"/>
+        <w:rPr>
+          <w:rFonts w:ascii="Times New Roman" w:eastAsia="Times New Roman" w:hAnsi="Times New Roman"/>
+          <w:sz w:val="24"/>
+          <w:szCs w:val="24"/>
+          <w:lang w:eastAsia="ru-RU"/>
+        </w:rPr>
+      </w:pPr>
+      <w:r>
+        <w:rPr>
+          <w:rFonts w:ascii="Times New Roman" w:eastAsia="Times New Roman" w:hAnsi="Times New Roman"/>
+          <w:sz w:val="24"/>
+          <w:szCs w:val="24"/>
+          <w:lang w:eastAsia="ru-RU"/>
+        </w:rPr>
         <w:t>3.1. Исполнитель обязуется:</w:t>
       </w:r>
     </w:p>
@@ -1827,6 +2133,15 @@
           <w:rFonts w:ascii="Times New Roman" w:eastAsia="Times New Roman" w:hAnsi="Times New Roman"/>
           <w:sz w:val="24"/>
           <w:szCs w:val="24"/>
+          <w:lang w:val="en-US" w:eastAsia="ru-RU"/>
+        </w:rPr>
+        <w:tab/>
+      </w:r>
+      <w:r>
+        <w:rPr>
+          <w:rFonts w:ascii="Times New Roman" w:eastAsia="Times New Roman" w:hAnsi="Times New Roman"/>
+          <w:sz w:val="24"/>
+          <w:szCs w:val="24"/>
           <w:lang w:eastAsia="ru-RU"/>
         </w:rPr>
         <w:t>о</w:t>
@@ -1899,6 +2214,15 @@
           <w:rFonts w:ascii="Times New Roman" w:eastAsia="Times New Roman" w:hAnsi="Times New Roman"/>
           <w:sz w:val="24"/>
           <w:szCs w:val="24"/>
+          <w:lang w:val="en-US" w:eastAsia="ru-RU"/>
+        </w:rPr>
+        <w:tab/>
+      </w:r>
+      <w:r>
+        <w:rPr>
+          <w:rFonts w:ascii="Times New Roman" w:eastAsia="Times New Roman" w:hAnsi="Times New Roman"/>
+          <w:sz w:val="24"/>
+          <w:szCs w:val="24"/>
           <w:lang w:eastAsia="ru-RU"/>
         </w:rPr>
         <w:t>п</w:t>
@@ -2039,6 +2363,16 @@
           <w:bCs/>
           <w:sz w:val="24"/>
           <w:szCs w:val="24"/>
+          <w:lang w:val="en-US"/>
+        </w:rPr>
+        <w:tab/>
+      </w:r>
+      <w:r>
+        <w:rPr>
+          <w:rFonts w:ascii="Times New Roman" w:hAnsi="Times New Roman"/>
+          <w:bCs/>
+          <w:sz w:val="24"/>
+          <w:szCs w:val="24"/>
         </w:rPr>
         <w:t>о</w:t>
       </w:r>
@@ -2505,6 +2839,15 @@
           <w:rFonts w:ascii="Times New Roman" w:eastAsia="Times New Roman" w:hAnsi="Times New Roman"/>
           <w:sz w:val="24"/>
           <w:szCs w:val="24"/>
+          <w:lang w:val="en-US" w:eastAsia="ru-RU"/>
+        </w:rPr>
+        <w:tab/>
+      </w:r>
+      <w:r>
+        <w:rPr>
+          <w:rFonts w:ascii="Times New Roman" w:eastAsia="Times New Roman" w:hAnsi="Times New Roman"/>
+          <w:sz w:val="24"/>
+          <w:szCs w:val="24"/>
           <w:lang w:eastAsia="ru-RU"/>
         </w:rPr>
         <w:t>в</w:t>
@@ -2569,6 +2912,15 @@
           <w:szCs w:val="24"/>
         </w:rPr>
         <w:t>3.2.6.</w:t>
+      </w:r>
+      <w:r>
+        <w:rPr>
+          <w:rFonts w:ascii="Times New Roman" w:hAnsi="Times New Roman"/>
+          <w:sz w:val="24"/>
+          <w:szCs w:val="24"/>
+          <w:lang w:val="en-US"/>
+        </w:rPr>
+        <w:tab/>
       </w:r>
       <w:r>
         <w:rPr>
@@ -3379,16 +3731,16 @@
         <w:t>deal.endDateText</w:t>
       </w:r>
       <w:proofErr w:type="spellEnd"/>
+      <w:r>
+        <w:rPr>
+          <w:rFonts w:ascii="Times New Roman" w:eastAsia="Times New Roman" w:hAnsi="Times New Roman"/>
+          <w:sz w:val="24"/>
+          <w:szCs w:val="24"/>
+          <w:lang w:eastAsia="ru-RU"/>
+        </w:rPr>
+        <w:t>}}г.</w:t>
+      </w:r>
       <w:proofErr w:type="gramEnd"/>
-      <w:r>
-        <w:rPr>
-          <w:rFonts w:ascii="Times New Roman" w:eastAsia="Times New Roman" w:hAnsi="Times New Roman"/>
-          <w:sz w:val="24"/>
-          <w:szCs w:val="24"/>
-          <w:lang w:eastAsia="ru-RU"/>
-        </w:rPr>
-        <w:t>}}г.</w:t>
-      </w:r>
     </w:p>
     <w:p>
       <w:pPr>
@@ -4965,6 +5317,7 @@
         </w:rPr>
         <w:t>№ {{</w:t>
       </w:r>
+      <w:proofErr w:type="spellStart"/>
       <w:proofErr w:type="gramStart"/>
       <w:r>
         <w:rPr>
@@ -4976,6 +5329,7 @@
         </w:rPr>
         <w:t>agent.attestationNumber</w:t>
       </w:r>
+      <w:proofErr w:type="spellEnd"/>
       <w:proofErr w:type="gramEnd"/>
       <w:r>
         <w:rPr>
@@ -4985,9 +5339,8 @@
           <w:szCs w:val="20"/>
           <w:lang w:eastAsia="ru-RU"/>
         </w:rPr>
-        <w:t>}}от {{</w:t>
-      </w:r>
-      <w:proofErr w:type="spellStart"/>
+        <w:t>}}</w:t>
+      </w:r>
       <w:r>
         <w:rPr>
           <w:rFonts w:ascii="Times New Roman" w:eastAsia="Times New Roman" w:hAnsi="Times New Roman"/>
@@ -4996,9 +5349,8 @@
           <w:szCs w:val="20"/>
           <w:lang w:eastAsia="ru-RU"/>
         </w:rPr>
-        <w:t>agent.attestationDate</w:t>
-      </w:r>
-      <w:proofErr w:type="spellEnd"/>
+        <w:t xml:space="preserve"> </w:t>
+      </w:r>
       <w:r>
         <w:rPr>
           <w:rFonts w:ascii="Times New Roman" w:eastAsia="Times New Roman" w:hAnsi="Times New Roman"/>
@@ -5007,9 +5359,10 @@
           <w:szCs w:val="20"/>
           <w:lang w:eastAsia="ru-RU"/>
         </w:rPr>
-        <w:t>}}г, действует до {{</w:t>
+        <w:t>от {{</w:t>
       </w:r>
       <w:proofErr w:type="spellStart"/>
+      <w:proofErr w:type="gramStart"/>
       <w:r>
         <w:rPr>
           <w:rFonts w:ascii="Times New Roman" w:eastAsia="Times New Roman" w:hAnsi="Times New Roman"/>
@@ -5018,7 +5371,7 @@
           <w:szCs w:val="20"/>
           <w:lang w:eastAsia="ru-RU"/>
         </w:rPr>
-        <w:t>agent.attestationExpiry</w:t>
+        <w:t>agent.attestationDate</w:t>
       </w:r>
       <w:proofErr w:type="spellEnd"/>
       <w:r>
@@ -5031,6 +5384,41 @@
         </w:rPr>
         <w:t>}}г</w:t>
       </w:r>
+      <w:proofErr w:type="gramEnd"/>
+      <w:r>
+        <w:rPr>
+          <w:rFonts w:ascii="Times New Roman" w:eastAsia="Times New Roman" w:hAnsi="Times New Roman"/>
+          <w:i/>
+          <w:sz w:val="20"/>
+          <w:szCs w:val="20"/>
+          <w:lang w:eastAsia="ru-RU"/>
+        </w:rPr>
+        <w:t>, действует до {{</w:t>
+      </w:r>
+      <w:proofErr w:type="spellStart"/>
+      <w:proofErr w:type="gramStart"/>
+      <w:r>
+        <w:rPr>
+          <w:rFonts w:ascii="Times New Roman" w:eastAsia="Times New Roman" w:hAnsi="Times New Roman"/>
+          <w:i/>
+          <w:sz w:val="20"/>
+          <w:szCs w:val="20"/>
+          <w:lang w:eastAsia="ru-RU"/>
+        </w:rPr>
+        <w:t>agent.attestationExpiry</w:t>
+      </w:r>
+      <w:proofErr w:type="spellEnd"/>
+      <w:r>
+        <w:rPr>
+          <w:rFonts w:ascii="Times New Roman" w:eastAsia="Times New Roman" w:hAnsi="Times New Roman"/>
+          <w:i/>
+          <w:sz w:val="20"/>
+          <w:szCs w:val="20"/>
+          <w:lang w:eastAsia="ru-RU"/>
+        </w:rPr>
+        <w:t>}}г</w:t>
+      </w:r>
+      <w:proofErr w:type="gramEnd"/>
     </w:p>
     <w:p>
       <w:pPr>
@@ -5232,8 +5620,18 @@
                 <w:szCs w:val="20"/>
                 <w:lang w:eastAsia="ru-RU"/>
               </w:rPr>
-              <w:t>Регистрация: {{</w:t>
-            </w:r>
+              <w:t>Адрес регистрации</w:t>
+            </w:r>
+            <w:r>
+              <w:rPr>
+                <w:rFonts w:ascii="Times New Roman" w:hAnsi="Times New Roman"/>
+                <w:sz w:val="20"/>
+                <w:szCs w:val="20"/>
+                <w:lang w:eastAsia="ru-RU"/>
+              </w:rPr>
+              <w:t>: {{</w:t>
+            </w:r>
+            <w:proofErr w:type="spellStart"/>
             <w:proofErr w:type="gramStart"/>
             <w:r>
               <w:rPr>
@@ -5244,6 +5642,7 @@
               </w:rPr>
               <w:t>seller.address</w:t>
             </w:r>
+            <w:proofErr w:type="spellEnd"/>
             <w:proofErr w:type="gramEnd"/>
             <w:r>
               <w:rPr>
@@ -5344,6 +5743,7 @@
               <w:t>}} {{</w:t>
             </w:r>
             <w:proofErr w:type="spellStart"/>
+            <w:proofErr w:type="gramStart"/>
             <w:r>
               <w:rPr>
                 <w:rFonts w:ascii="Times New Roman" w:hAnsi="Times New Roman"/>
@@ -5354,6 +5754,7 @@
               <w:t>seller.passportIssueDate</w:t>
             </w:r>
             <w:proofErr w:type="spellEnd"/>
+            <w:proofErr w:type="gramEnd"/>
             <w:r>
               <w:rPr>
                 <w:rFonts w:ascii="Times New Roman" w:hAnsi="Times New Roman"/>
@@ -5543,27 +5944,7 @@
                 <w:sz w:val="20"/>
                 <w:szCs w:val="20"/>
               </w:rPr>
-              <w:t xml:space="preserve">231300 г. Лида, б-р князя </w:t>
-            </w:r>
-            <w:proofErr w:type="spellStart"/>
-            <w:r>
-              <w:rPr>
-                <w:rFonts w:ascii="Times New Roman" w:eastAsia="Times New Roman" w:hAnsi="Times New Roman"/>
-                <w:color w:val="000000"/>
-                <w:sz w:val="20"/>
-                <w:szCs w:val="20"/>
-              </w:rPr>
-              <w:t>Гедимина</w:t>
-            </w:r>
-            <w:proofErr w:type="spellEnd"/>
-            <w:r>
-              <w:rPr>
-                <w:rFonts w:ascii="Times New Roman" w:eastAsia="Times New Roman" w:hAnsi="Times New Roman"/>
-                <w:color w:val="000000"/>
-                <w:sz w:val="20"/>
-                <w:szCs w:val="20"/>
-              </w:rPr>
-              <w:t xml:space="preserve">, д.12 пом.9; </w:t>
+              <w:t xml:space="preserve">231300 г. Лида, б-р князя Гедимина, д.12 пом.9; </w:t>
             </w:r>
           </w:p>
           <w:p>
@@ -6022,7 +6403,7 @@
                 <w:szCs w:val="20"/>
                 <w:lang w:eastAsia="ru-RU"/>
               </w:rPr>
-              <w:t>Регистрация</w:t>
+              <w:t>Адрес регистрации</w:t>
             </w:r>
             <w:r>
               <w:rPr>
@@ -6289,7 +6670,7 @@
                 <w:szCs w:val="20"/>
                 <w:lang w:eastAsia="ru-RU"/>
               </w:rPr>
-              <w:t>Регистрация</w:t>
+              <w:t>Адрес регистрации</w:t>
             </w:r>
             <w:r>
               <w:rPr>
@@ -6592,7 +6973,25 @@
           <w:sz w:val="16"/>
           <w:szCs w:val="16"/>
         </w:rPr>
-        <w:t>}} от {{deal.date}}</w:t>
+        <w:t>}} от {{</w:t>
+      </w:r>
+      <w:proofErr w:type="gramStart"/>
+      <w:r>
+        <w:rPr>
+          <w:rFonts w:ascii="Times New Roman" w:hAnsi="Times New Roman"/>
+          <w:sz w:val="16"/>
+          <w:szCs w:val="16"/>
+        </w:rPr>
+        <w:t>deal.date</w:t>
+      </w:r>
+      <w:proofErr w:type="gramEnd"/>
+      <w:r>
+        <w:rPr>
+          <w:rFonts w:ascii="Times New Roman" w:hAnsi="Times New Roman"/>
+          <w:sz w:val="16"/>
+          <w:szCs w:val="16"/>
+        </w:rPr>
+        <w:t>}}</w:t>
       </w:r>
     </w:p>
     <w:p>
@@ -6838,10 +7237,7 @@
         <w:instrText>-</w:instrText>
       </w:r>
       <w:r>
-        <w:instrText>regulir</w:instrText>
-      </w:r>
-      <w:r>
-        <w:instrText>ovanii</w:instrText>
+        <w:instrText>regulirovanii</w:instrText>
       </w:r>
       <w:r>
         <w:rPr>
@@ -9110,9 +9506,8 @@
           <w:sz w:val="20"/>
           <w:szCs w:val="20"/>
         </w:rPr>
-        <w:t>Потребитель: _______________ /{{</w:t>
-      </w:r>
-      <w:proofErr w:type="gramStart"/>
+        <w:t>Потребитель: _______________ /</w:t>
+      </w:r>
       <w:r>
         <w:rPr>
           <w:rFonts w:ascii="Times New Roman" w:hAnsi="Times New Roman"/>
@@ -9120,8 +9515,29 @@
           <w:sz w:val="20"/>
           <w:szCs w:val="20"/>
         </w:rPr>
+        <w:t xml:space="preserve"> </w:t>
+      </w:r>
+      <w:r>
+        <w:rPr>
+          <w:rFonts w:ascii="Times New Roman" w:hAnsi="Times New Roman"/>
+          <w:b/>
+          <w:sz w:val="20"/>
+          <w:szCs w:val="20"/>
+        </w:rPr>
+        <w:t>{{</w:t>
+      </w:r>
+      <w:proofErr w:type="spellStart"/>
+      <w:proofErr w:type="gramStart"/>
+      <w:r>
+        <w:rPr>
+          <w:rFonts w:ascii="Times New Roman" w:hAnsi="Times New Roman"/>
+          <w:b/>
+          <w:sz w:val="20"/>
+          <w:szCs w:val="20"/>
+        </w:rPr>
         <w:t>seller.initials</w:t>
       </w:r>
+      <w:proofErr w:type="spellEnd"/>
       <w:proofErr w:type="gramEnd"/>
       <w:r>
         <w:rPr>
@@ -9276,7 +9692,7 @@
 </file>
 
 <file path=word/endnotes.xml><?xml version="1.0" encoding="utf-8"?>
-<w:endnotes xmlns:wpc="http://schemas.microsoft.com/office/word/2010/wordprocessingCanvas" xmlns:cx="http://schemas.microsoft.com/office/drawing/2014/chartex" xmlns:cx1="http://schemas.microsoft.com/office/drawing/2015/9/8/chartex" xmlns:cx2="http://schemas.microsoft.com/office/drawing/2015/10/21/chartex" xmlns:cx3="http://schemas.microsoft.com/office/drawing/2016/5/9/chartex" xmlns:cx4="http://schemas.microsoft.com/office/drawing/2016/5/10/chartex" xmlns:cx5="http://schemas.microsoft.com/office/drawing/2016/5/11/chartex" xmlns:cx6="http://schemas.microsoft.com/office/drawing/2016/5/12/chartex" xmlns:cx7="http://schemas.microsoft.com/office/drawing/2016/5/13/chartex" xmlns:cx8="http://schemas.microsoft.com/office/drawing/2016/5/14/chartex" xmlns:mc="http://schemas.openxmlformats.org/markup-compatibility/2006" xmlns:aink="http://schemas.microsoft.com/office/drawing/2016/ink" xmlns:am3d="http://schemas.microsoft.com/office/drawing/2017/model3d" xmlns:o="urn:schemas-microsoft-com:office:office" xmlns:r="http://schemas.openxmlformats.org/officeDocument/2006/relationships" xmlns:m="http://schemas.openxmlformats.org/officeDocument/2006/math" xmlns:v="urn:schemas-microsoft-com:vml" xmlns:wp14="http://schemas.microsoft.com/office/word/2010/wordprocessingDrawing" xmlns:wp="http://schemas.openxmlformats.org/drawingml/2006/wordprocessingDrawing" xmlns:w10="urn:schemas-microsoft-com:office:word" xmlns:w="http://schemas.openxmlformats.org/wordprocessingml/2006/main" xmlns:w14="http://schemas.microsoft.com/office/word/2010/wordml" xmlns:w15="http://schemas.microsoft.com/office/word/2012/wordml" xmlns:w16cex="http://schemas.microsoft.com/office/word/2018/wordml/cex" xmlns:w16cid="http://schemas.microsoft.com/office/word/2016/wordml/cid" xmlns:w16="http://schemas.microsoft.com/office/word/2018/wordml" xmlns:w16sdtdh="http://schemas.microsoft.com/office/word/2020/wordml/sdtdatahash" xmlns:w16se="http://schemas.microsoft.com/office/word/2015/wordml/symex" xmlns:wpg="http://schemas.microsoft.com/office/word/2010/wordprocessingGroup" xmlns:wpi="http://schemas.microsoft.com/office/word/2010/wordprocessingInk" xmlns:wne="http://schemas.microsoft.com/office/word/2006/wordml" xmlns:wps="http://schemas.microsoft.com/office/word/2010/wordprocessingShape" mc:Ignorable="w14 w15 w16se w16cid w16 w16cex w16sdtdh wp14">
+<w:endnotes xmlns:wpc="http://schemas.microsoft.com/office/word/2010/wordprocessingCanvas" xmlns:cx="http://schemas.microsoft.com/office/drawing/2014/chartex" xmlns:cx1="http://schemas.microsoft.com/office/drawing/2015/9/8/chartex" xmlns:cx2="http://schemas.microsoft.com/office/drawing/2015/10/21/chartex" xmlns:cx3="http://schemas.microsoft.com/office/drawing/2016/5/9/chartex" xmlns:cx4="http://schemas.microsoft.com/office/drawing/2016/5/10/chartex" xmlns:cx5="http://schemas.microsoft.com/office/drawing/2016/5/11/chartex" xmlns:cx6="http://schemas.microsoft.com/office/drawing/2016/5/12/chartex" xmlns:cx7="http://schemas.microsoft.com/office/drawing/2016/5/13/chartex" xmlns:cx8="http://schemas.microsoft.com/office/drawing/2016/5/14/chartex" xmlns:mc="http://schemas.openxmlformats.org/markup-compatibility/2006" xmlns:aink="http://schemas.microsoft.com/office/drawing/2016/ink" xmlns:am3d="http://schemas.microsoft.com/office/drawing/2017/model3d" xmlns:o="urn:schemas-microsoft-com:office:office" xmlns:oel="http://schemas.microsoft.com/office/2019/extlst" xmlns:r="http://schemas.openxmlformats.org/officeDocument/2006/relationships" xmlns:m="http://schemas.openxmlformats.org/officeDocument/2006/math" xmlns:v="urn:schemas-microsoft-com:vml" xmlns:wp14="http://schemas.microsoft.com/office/word/2010/wordprocessingDrawing" xmlns:wp="http://schemas.openxmlformats.org/drawingml/2006/wordprocessingDrawing" xmlns:w10="urn:schemas-microsoft-com:office:word" xmlns:w="http://schemas.openxmlformats.org/wordprocessingml/2006/main" xmlns:w14="http://schemas.microsoft.com/office/word/2010/wordml" xmlns:w15="http://schemas.microsoft.com/office/word/2012/wordml" xmlns:w16cex="http://schemas.microsoft.com/office/word/2018/wordml/cex" xmlns:w16cid="http://schemas.microsoft.com/office/word/2016/wordml/cid" xmlns:w16="http://schemas.microsoft.com/office/word/2018/wordml" xmlns:w16du="http://schemas.microsoft.com/office/word/2023/wordml/word16du" xmlns:w16sdtdh="http://schemas.microsoft.com/office/word/2020/wordml/sdtdatahash" xmlns:w16sdtfl="http://schemas.microsoft.com/office/word/2024/wordml/sdtformatlock" xmlns:w16se="http://schemas.microsoft.com/office/word/2015/wordml/symex" xmlns:wpg="http://schemas.microsoft.com/office/word/2010/wordprocessingGroup" xmlns:wpi="http://schemas.microsoft.com/office/word/2010/wordprocessingInk" xmlns:wne="http://schemas.microsoft.com/office/word/2006/wordml" xmlns:wps="http://schemas.microsoft.com/office/word/2010/wordprocessingShape" mc:Ignorable="w14 w15 w16se w16cid w16 w16cex w16sdtdh w16sdtfl w16du wp14">
   <w:endnote w:type="separator" w:id="-1">
     <w:p>
       <w:pPr>
@@ -9301,7 +9717,7 @@
 </file>
 
 <file path=word/footnotes.xml><?xml version="1.0" encoding="utf-8"?>
-<w:footnotes xmlns:wpc="http://schemas.microsoft.com/office/word/2010/wordprocessingCanvas" xmlns:cx="http://schemas.microsoft.com/office/drawing/2014/chartex" xmlns:cx1="http://schemas.microsoft.com/office/drawing/2015/9/8/chartex" xmlns:cx2="http://schemas.microsoft.com/office/drawing/2015/10/21/chartex" xmlns:cx3="http://schemas.microsoft.com/office/drawing/2016/5/9/chartex" xmlns:cx4="http://schemas.microsoft.com/office/drawing/2016/5/10/chartex" xmlns:cx5="http://schemas.microsoft.com/office/drawing/2016/5/11/chartex" xmlns:cx6="http://schemas.microsoft.com/office/drawing/2016/5/12/chartex" xmlns:cx7="http://schemas.microsoft.com/office/drawing/2016/5/13/chartex" xmlns:cx8="http://schemas.microsoft.com/office/drawing/2016/5/14/chartex" xmlns:mc="http://schemas.openxmlformats.org/markup-compatibility/2006" xmlns:aink="http://schemas.microsoft.com/office/drawing/2016/ink" xmlns:am3d="http://schemas.microsoft.com/office/drawing/2017/model3d" xmlns:o="urn:schemas-microsoft-com:office:office" xmlns:r="http://schemas.openxmlformats.org/officeDocument/2006/relationships" xmlns:m="http://schemas.openxmlformats.org/officeDocument/2006/math" xmlns:v="urn:schemas-microsoft-com:vml" xmlns:wp14="http://schemas.microsoft.com/office/word/2010/wordprocessingDrawing" xmlns:wp="http://schemas.openxmlformats.org/drawingml/2006/wordprocessingDrawing" xmlns:w10="urn:schemas-microsoft-com:office:word" xmlns:w="http://schemas.openxmlformats.org/wordprocessingml/2006/main" xmlns:w14="http://schemas.microsoft.com/office/word/2010/wordml" xmlns:w15="http://schemas.microsoft.com/office/word/2012/wordml" xmlns:w16cex="http://schemas.microsoft.com/office/word/2018/wordml/cex" xmlns:w16cid="http://schemas.microsoft.com/office/word/2016/wordml/cid" xmlns:w16="http://schemas.microsoft.com/office/word/2018/wordml" xmlns:w16sdtdh="http://schemas.microsoft.com/office/word/2020/wordml/sdtdatahash" xmlns:w16se="http://schemas.microsoft.com/office/word/2015/wordml/symex" xmlns:wpg="http://schemas.microsoft.com/office/word/2010/wordprocessingGroup" xmlns:wpi="http://schemas.microsoft.com/office/word/2010/wordprocessingInk" xmlns:wne="http://schemas.microsoft.com/office/word/2006/wordml" xmlns:wps="http://schemas.microsoft.com/office/word/2010/wordprocessingShape" mc:Ignorable="w14 w15 w16se w16cid w16 w16cex w16sdtdh wp14">
+<w:footnotes xmlns:wpc="http://schemas.microsoft.com/office/word/2010/wordprocessingCanvas" xmlns:cx="http://schemas.microsoft.com/office/drawing/2014/chartex" xmlns:cx1="http://schemas.microsoft.com/office/drawing/2015/9/8/chartex" xmlns:cx2="http://schemas.microsoft.com/office/drawing/2015/10/21/chartex" xmlns:cx3="http://schemas.microsoft.com/office/drawing/2016/5/9/chartex" xmlns:cx4="http://schemas.microsoft.com/office/drawing/2016/5/10/chartex" xmlns:cx5="http://schemas.microsoft.com/office/drawing/2016/5/11/chartex" xmlns:cx6="http://schemas.microsoft.com/office/drawing/2016/5/12/chartex" xmlns:cx7="http://schemas.microsoft.com/office/drawing/2016/5/13/chartex" xmlns:cx8="http://schemas.microsoft.com/office/drawing/2016/5/14/chartex" xmlns:mc="http://schemas.openxmlformats.org/markup-compatibility/2006" xmlns:aink="http://schemas.microsoft.com/office/drawing/2016/ink" xmlns:am3d="http://schemas.microsoft.com/office/drawing/2017/model3d" xmlns:o="urn:schemas-microsoft-com:office:office" xmlns:oel="http://schemas.microsoft.com/office/2019/extlst" xmlns:r="http://schemas.openxmlformats.org/officeDocument/2006/relationships" xmlns:m="http://schemas.openxmlformats.org/officeDocument/2006/math" xmlns:v="urn:schemas-microsoft-com:vml" xmlns:wp14="http://schemas.microsoft.com/office/word/2010/wordprocessingDrawing" xmlns:wp="http://schemas.openxmlformats.org/drawingml/2006/wordprocessingDrawing" xmlns:w10="urn:schemas-microsoft-com:office:word" xmlns:w="http://schemas.openxmlformats.org/wordprocessingml/2006/main" xmlns:w14="http://schemas.microsoft.com/office/word/2010/wordml" xmlns:w15="http://schemas.microsoft.com/office/word/2012/wordml" xmlns:w16cex="http://schemas.microsoft.com/office/word/2018/wordml/cex" xmlns:w16cid="http://schemas.microsoft.com/office/word/2016/wordml/cid" xmlns:w16="http://schemas.microsoft.com/office/word/2018/wordml" xmlns:w16du="http://schemas.microsoft.com/office/word/2023/wordml/word16du" xmlns:w16sdtdh="http://schemas.microsoft.com/office/word/2020/wordml/sdtdatahash" xmlns:w16sdtfl="http://schemas.microsoft.com/office/word/2024/wordml/sdtformatlock" xmlns:w16se="http://schemas.microsoft.com/office/word/2015/wordml/symex" xmlns:wpg="http://schemas.microsoft.com/office/word/2010/wordprocessingGroup" xmlns:wpi="http://schemas.microsoft.com/office/word/2010/wordprocessingInk" xmlns:wne="http://schemas.microsoft.com/office/word/2006/wordml" xmlns:wps="http://schemas.microsoft.com/office/word/2010/wordprocessingShape" mc:Ignorable="w14 w15 w16se w16cid w16 w16cex w16sdtdh w16sdtfl w16du wp14">
   <w:footnote w:type="separator" w:id="-1">
     <w:p>
       <w:pPr>
@@ -9326,7 +9742,7 @@
 </file>
 
 <file path=word/header1.xml><?xml version="1.0" encoding="utf-8"?>
-<w:hdr xmlns:wpc="http://schemas.microsoft.com/office/word/2010/wordprocessingCanvas" xmlns:cx="http://schemas.microsoft.com/office/drawing/2014/chartex" xmlns:cx1="http://schemas.microsoft.com/office/drawing/2015/9/8/chartex" xmlns:cx2="http://schemas.microsoft.com/office/drawing/2015/10/21/chartex" xmlns:cx3="http://schemas.microsoft.com/office/drawing/2016/5/9/chartex" xmlns:cx4="http://schemas.microsoft.com/office/drawing/2016/5/10/chartex" xmlns:cx5="http://schemas.microsoft.com/office/drawing/2016/5/11/chartex" xmlns:cx6="http://schemas.microsoft.com/office/drawing/2016/5/12/chartex" xmlns:cx7="http://schemas.microsoft.com/office/drawing/2016/5/13/chartex" xmlns:cx8="http://schemas.microsoft.com/office/drawing/2016/5/14/chartex" xmlns:mc="http://schemas.openxmlformats.org/markup-compatibility/2006" xmlns:aink="http://schemas.microsoft.com/office/drawing/2016/ink" xmlns:am3d="http://schemas.microsoft.com/office/drawing/2017/model3d" xmlns:o="urn:schemas-microsoft-com:office:office" xmlns:r="http://schemas.openxmlformats.org/officeDocument/2006/relationships" xmlns:m="http://schemas.openxmlformats.org/officeDocument/2006/math" xmlns:v="urn:schemas-microsoft-com:vml" xmlns:wp14="http://schemas.microsoft.com/office/word/2010/wordprocessingDrawing" xmlns:wp="http://schemas.openxmlformats.org/drawingml/2006/wordprocessingDrawing" xmlns:w10="urn:schemas-microsoft-com:office:word" xmlns:w="http://schemas.openxmlformats.org/wordprocessingml/2006/main" xmlns:w14="http://schemas.microsoft.com/office/word/2010/wordml" xmlns:w15="http://schemas.microsoft.com/office/word/2012/wordml" xmlns:w16cex="http://schemas.microsoft.com/office/word/2018/wordml/cex" xmlns:w16cid="http://schemas.microsoft.com/office/word/2016/wordml/cid" xmlns:w16="http://schemas.microsoft.com/office/word/2018/wordml" xmlns:w16sdtdh="http://schemas.microsoft.com/office/word/2020/wordml/sdtdatahash" xmlns:w16se="http://schemas.microsoft.com/office/word/2015/wordml/symex" xmlns:wpg="http://schemas.microsoft.com/office/word/2010/wordprocessingGroup" xmlns:wpi="http://schemas.microsoft.com/office/word/2010/wordprocessingInk" xmlns:wne="http://schemas.microsoft.com/office/word/2006/wordml" xmlns:wps="http://schemas.microsoft.com/office/word/2010/wordprocessingShape" mc:Ignorable="w14 w15 w16se w16cid w16 w16cex w16sdtdh wp14">
+<w:hdr xmlns:wpc="http://schemas.microsoft.com/office/word/2010/wordprocessingCanvas" xmlns:cx="http://schemas.microsoft.com/office/drawing/2014/chartex" xmlns:cx1="http://schemas.microsoft.com/office/drawing/2015/9/8/chartex" xmlns:cx2="http://schemas.microsoft.com/office/drawing/2015/10/21/chartex" xmlns:cx3="http://schemas.microsoft.com/office/drawing/2016/5/9/chartex" xmlns:cx4="http://schemas.microsoft.com/office/drawing/2016/5/10/chartex" xmlns:cx5="http://schemas.microsoft.com/office/drawing/2016/5/11/chartex" xmlns:cx6="http://schemas.microsoft.com/office/drawing/2016/5/12/chartex" xmlns:cx7="http://schemas.microsoft.com/office/drawing/2016/5/13/chartex" xmlns:cx8="http://schemas.microsoft.com/office/drawing/2016/5/14/chartex" xmlns:mc="http://schemas.openxmlformats.org/markup-compatibility/2006" xmlns:aink="http://schemas.microsoft.com/office/drawing/2016/ink" xmlns:am3d="http://schemas.microsoft.com/office/drawing/2017/model3d" xmlns:o="urn:schemas-microsoft-com:office:office" xmlns:oel="http://schemas.microsoft.com/office/2019/extlst" xmlns:r="http://schemas.openxmlformats.org/officeDocument/2006/relationships" xmlns:m="http://schemas.openxmlformats.org/officeDocument/2006/math" xmlns:v="urn:schemas-microsoft-com:vml" xmlns:wp14="http://schemas.microsoft.com/office/word/2010/wordprocessingDrawing" xmlns:wp="http://schemas.openxmlformats.org/drawingml/2006/wordprocessingDrawing" xmlns:w10="urn:schemas-microsoft-com:office:word" xmlns:w="http://schemas.openxmlformats.org/wordprocessingml/2006/main" xmlns:w14="http://schemas.microsoft.com/office/word/2010/wordml" xmlns:w15="http://schemas.microsoft.com/office/word/2012/wordml" xmlns:w16cex="http://schemas.microsoft.com/office/word/2018/wordml/cex" xmlns:w16cid="http://schemas.microsoft.com/office/word/2016/wordml/cid" xmlns:w16="http://schemas.microsoft.com/office/word/2018/wordml" xmlns:w16du="http://schemas.microsoft.com/office/word/2023/wordml/word16du" xmlns:w16sdtdh="http://schemas.microsoft.com/office/word/2020/wordml/sdtdatahash" xmlns:w16sdtfl="http://schemas.microsoft.com/office/word/2024/wordml/sdtformatlock" xmlns:w16se="http://schemas.microsoft.com/office/word/2015/wordml/symex" xmlns:wpg="http://schemas.microsoft.com/office/word/2010/wordprocessingGroup" xmlns:wpi="http://schemas.microsoft.com/office/word/2010/wordprocessingInk" xmlns:wne="http://schemas.microsoft.com/office/word/2006/wordml" xmlns:wps="http://schemas.microsoft.com/office/word/2010/wordprocessingShape" mc:Ignorable="w14 w15 w16se w16cid w16 w16cex w16sdtdh w16sdtfl w16du wp14">
   <w:p>
     <w:pPr>
       <w:pStyle w:val="ab"/>
@@ -9366,7 +9782,7 @@
 </file>
 
 <file path=word/numbering.xml><?xml version="1.0" encoding="utf-8"?>
-<w:numbering xmlns:wpc="http://schemas.microsoft.com/office/word/2010/wordprocessingCanvas" xmlns:cx="http://schemas.microsoft.com/office/drawing/2014/chartex" xmlns:cx1="http://schemas.microsoft.com/office/drawing/2015/9/8/chartex" xmlns:cx2="http://schemas.microsoft.com/office/drawing/2015/10/21/chartex" xmlns:cx3="http://schemas.microsoft.com/office/drawing/2016/5/9/chartex" xmlns:cx4="http://schemas.microsoft.com/office/drawing/2016/5/10/chartex" xmlns:cx5="http://schemas.microsoft.com/office/drawing/2016/5/11/chartex" xmlns:cx6="http://schemas.microsoft.com/office/drawing/2016/5/12/chartex" xmlns:cx7="http://schemas.microsoft.com/office/drawing/2016/5/13/chartex" xmlns:cx8="http://schemas.microsoft.com/office/drawing/2016/5/14/chartex" xmlns:mc="http://schemas.openxmlformats.org/markup-compatibility/2006" xmlns:aink="http://schemas.microsoft.com/office/drawing/2016/ink" xmlns:am3d="http://schemas.microsoft.com/office/drawing/2017/model3d" xmlns:o="urn:schemas-microsoft-com:office:office" xmlns:r="http://schemas.openxmlformats.org/officeDocument/2006/relationships" xmlns:m="http://schemas.openxmlformats.org/officeDocument/2006/math" xmlns:v="urn:schemas-microsoft-com:vml" xmlns:wp14="http://schemas.microsoft.com/office/word/2010/wordprocessingDrawing" xmlns:wp="http://schemas.openxmlformats.org/drawingml/2006/wordprocessingDrawing" xmlns:w10="urn:schemas-microsoft-com:office:word" xmlns:w="http://schemas.openxmlformats.org/wordprocessingml/2006/main" xmlns:w14="http://schemas.microsoft.com/office/word/2010/wordml" xmlns:w15="http://schemas.microsoft.com/office/word/2012/wordml" xmlns:w16cex="http://schemas.microsoft.com/office/word/2018/wordml/cex" xmlns:w16cid="http://schemas.microsoft.com/office/word/2016/wordml/cid" xmlns:w16="http://schemas.microsoft.com/office/word/2018/wordml" xmlns:w16sdtdh="http://schemas.microsoft.com/office/word/2020/wordml/sdtdatahash" xmlns:w16se="http://schemas.microsoft.com/office/word/2015/wordml/symex" xmlns:wpg="http://schemas.microsoft.com/office/word/2010/wordprocessingGroup" xmlns:wpi="http://schemas.microsoft.com/office/word/2010/wordprocessingInk" xmlns:wne="http://schemas.microsoft.com/office/word/2006/wordml" xmlns:wps="http://schemas.microsoft.com/office/word/2010/wordprocessingShape" mc:Ignorable="w14 w15 w16se w16cid w16 w16cex w16sdtdh wp14">
+<w:numbering xmlns:wpc="http://schemas.microsoft.com/office/word/2010/wordprocessingCanvas" xmlns:cx="http://schemas.microsoft.com/office/drawing/2014/chartex" xmlns:cx1="http://schemas.microsoft.com/office/drawing/2015/9/8/chartex" xmlns:cx2="http://schemas.microsoft.com/office/drawing/2015/10/21/chartex" xmlns:cx3="http://schemas.microsoft.com/office/drawing/2016/5/9/chartex" xmlns:cx4="http://schemas.microsoft.com/office/drawing/2016/5/10/chartex" xmlns:cx5="http://schemas.microsoft.com/office/drawing/2016/5/11/chartex" xmlns:cx6="http://schemas.microsoft.com/office/drawing/2016/5/12/chartex" xmlns:cx7="http://schemas.microsoft.com/office/drawing/2016/5/13/chartex" xmlns:cx8="http://schemas.microsoft.com/office/drawing/2016/5/14/chartex" xmlns:mc="http://schemas.openxmlformats.org/markup-compatibility/2006" xmlns:aink="http://schemas.microsoft.com/office/drawing/2016/ink" xmlns:am3d="http://schemas.microsoft.com/office/drawing/2017/model3d" xmlns:o="urn:schemas-microsoft-com:office:office" xmlns:oel="http://schemas.microsoft.com/office/2019/extlst" xmlns:r="http://schemas.openxmlformats.org/officeDocument/2006/relationships" xmlns:m="http://schemas.openxmlformats.org/officeDocument/2006/math" xmlns:v="urn:schemas-microsoft-com:vml" xmlns:wp14="http://schemas.microsoft.com/office/word/2010/wordprocessingDrawing" xmlns:wp="http://schemas.openxmlformats.org/drawingml/2006/wordprocessingDrawing" xmlns:w10="urn:schemas-microsoft-com:office:word" xmlns:w="http://schemas.openxmlformats.org/wordprocessingml/2006/main" xmlns:w14="http://schemas.microsoft.com/office/word/2010/wordml" xmlns:w15="http://schemas.microsoft.com/office/word/2012/wordml" xmlns:w16cex="http://schemas.microsoft.com/office/word/2018/wordml/cex" xmlns:w16cid="http://schemas.microsoft.com/office/word/2016/wordml/cid" xmlns:w16="http://schemas.microsoft.com/office/word/2018/wordml" xmlns:w16du="http://schemas.microsoft.com/office/word/2023/wordml/word16du" xmlns:w16sdtdh="http://schemas.microsoft.com/office/word/2020/wordml/sdtdatahash" xmlns:w16sdtfl="http://schemas.microsoft.com/office/word/2024/wordml/sdtformatlock" xmlns:w16se="http://schemas.microsoft.com/office/word/2015/wordml/symex" xmlns:wpg="http://schemas.microsoft.com/office/word/2010/wordprocessingGroup" xmlns:wpi="http://schemas.microsoft.com/office/word/2010/wordprocessingInk" xmlns:wne="http://schemas.microsoft.com/office/word/2006/wordml" xmlns:wps="http://schemas.microsoft.com/office/word/2010/wordprocessingShape" mc:Ignorable="w14 w15 w16se w16cid w16 w16cex w16sdtdh w16sdtfl w16du wp14">
   <w:abstractNum w:abstractNumId="0" w15:restartNumberingAfterBreak="0">
     <w:nsid w:val="1ED918AF"/>
     <w:multiLevelType w:val="multilevel"/>
@@ -9629,17 +10045,17 @@
       </w:rPr>
     </w:lvl>
   </w:abstractNum>
-  <w:num w:numId="1">
+  <w:num w:numId="1" w16cid:durableId="1515265299">
     <w:abstractNumId w:val="0"/>
   </w:num>
-  <w:num w:numId="2">
+  <w:num w:numId="2" w16cid:durableId="104154672">
     <w:abstractNumId w:val="1"/>
   </w:num>
 </w:numbering>
 </file>
 
 <file path=word/styles.xml><?xml version="1.0" encoding="utf-8"?>
-<w:styles xmlns:mc="http://schemas.openxmlformats.org/markup-compatibility/2006" xmlns:r="http://schemas.openxmlformats.org/officeDocument/2006/relationships" xmlns:w="http://schemas.openxmlformats.org/wordprocessingml/2006/main" xmlns:w14="http://schemas.microsoft.com/office/word/2010/wordml" xmlns:w15="http://schemas.microsoft.com/office/word/2012/wordml" xmlns:w16cex="http://schemas.microsoft.com/office/word/2018/wordml/cex" xmlns:w16cid="http://schemas.microsoft.com/office/word/2016/wordml/cid" xmlns:w16="http://schemas.microsoft.com/office/word/2018/wordml" xmlns:w16sdtdh="http://schemas.microsoft.com/office/word/2020/wordml/sdtdatahash" xmlns:w16se="http://schemas.microsoft.com/office/word/2015/wordml/symex" mc:Ignorable="w14 w15 w16se w16cid w16 w16cex w16sdtdh">
+<w:styles xmlns:mc="http://schemas.openxmlformats.org/markup-compatibility/2006" xmlns:r="http://schemas.openxmlformats.org/officeDocument/2006/relationships" xmlns:w="http://schemas.openxmlformats.org/wordprocessingml/2006/main" xmlns:w14="http://schemas.microsoft.com/office/word/2010/wordml" xmlns:w15="http://schemas.microsoft.com/office/word/2012/wordml" xmlns:w16cex="http://schemas.microsoft.com/office/word/2018/wordml/cex" xmlns:w16cid="http://schemas.microsoft.com/office/word/2016/wordml/cid" xmlns:w16="http://schemas.microsoft.com/office/word/2018/wordml" xmlns:w16du="http://schemas.microsoft.com/office/word/2023/wordml/word16du" xmlns:w16sdtdh="http://schemas.microsoft.com/office/word/2020/wordml/sdtdatahash" xmlns:w16sdtfl="http://schemas.microsoft.com/office/word/2024/wordml/sdtformatlock" xmlns:w16se="http://schemas.microsoft.com/office/word/2015/wordml/symex" mc:Ignorable="w14 w15 w16se w16cid w16 w16cex w16sdtdh w16sdtfl w16du">
   <w:docDefaults>
     <w:rPrDefault>
       <w:rPr>

--- a/templates/working/Договор_ЭКС_3_собств.docx
+++ b/templates/working/Договор_ЭКС_3_собств.docx
@@ -25,29 +25,7 @@
           <w:szCs w:val="24"/>
           <w:lang w:eastAsia="ru-RU"/>
         </w:rPr>
-        <w:t>ДОГОВОР №{{</w:t>
-      </w:r>
-      <w:proofErr w:type="gramStart"/>
-      <w:r>
-        <w:rPr>
-          <w:rFonts w:ascii="Times New Roman" w:eastAsia="Times New Roman" w:hAnsi="Times New Roman"/>
-          <w:b/>
-          <w:sz w:val="24"/>
-          <w:szCs w:val="24"/>
-          <w:lang w:eastAsia="ru-RU"/>
-        </w:rPr>
-        <w:t>deal.contractNumber</w:t>
-      </w:r>
-      <w:proofErr w:type="gramEnd"/>
-      <w:r>
-        <w:rPr>
-          <w:rFonts w:ascii="Times New Roman" w:eastAsia="Times New Roman" w:hAnsi="Times New Roman"/>
-          <w:b/>
-          <w:sz w:val="24"/>
-          <w:szCs w:val="24"/>
-          <w:lang w:eastAsia="ru-RU"/>
-        </w:rPr>
-        <w:t>}}</w:t>
+        <w:t>ДОГОВОР №{{deal.contractNumber}}</w:t>
       </w:r>
     </w:p>
     <w:p>
@@ -116,68 +94,33 @@
         </w:rPr>
       </w:pPr>
       <w:bookmarkStart w:id="0" w:name="_Hlk225346991"/>
-      <w:proofErr w:type="spellStart"/>
-      <w:r>
-        <w:rPr>
-          <w:rFonts w:ascii="Times New Roman" w:eastAsia="Times New Roman" w:hAnsi="Times New Roman"/>
-          <w:sz w:val="24"/>
-          <w:szCs w:val="24"/>
-          <w:lang w:eastAsia="ru-RU"/>
-        </w:rPr>
-        <w:t>г.Лида</w:t>
-      </w:r>
-      <w:proofErr w:type="spellEnd"/>
-      <w:r>
-        <w:rPr>
-          <w:rFonts w:ascii="Times New Roman" w:eastAsia="Times New Roman" w:hAnsi="Times New Roman"/>
-          <w:sz w:val="24"/>
-          <w:szCs w:val="24"/>
-          <w:lang w:eastAsia="ru-RU"/>
-        </w:rPr>
-        <w:t xml:space="preserve">                                                                                                                                       </w:t>
-      </w:r>
-      <w:proofErr w:type="gramStart"/>
-      <w:r>
-        <w:rPr>
-          <w:rFonts w:ascii="Times New Roman" w:eastAsia="Times New Roman" w:hAnsi="Times New Roman"/>
-          <w:sz w:val="24"/>
-          <w:szCs w:val="24"/>
-          <w:lang w:eastAsia="ru-RU"/>
-        </w:rPr>
-        <w:t xml:space="preserve">   {</w:t>
-      </w:r>
-      <w:proofErr w:type="gramEnd"/>
-      <w:r>
-        <w:rPr>
-          <w:rFonts w:ascii="Times New Roman" w:eastAsia="Times New Roman" w:hAnsi="Times New Roman"/>
-          <w:sz w:val="24"/>
-          <w:szCs w:val="24"/>
-          <w:lang w:eastAsia="ru-RU"/>
-        </w:rPr>
-        <w:t>{</w:t>
-      </w:r>
-      <w:proofErr w:type="spellStart"/>
-      <w:proofErr w:type="gramStart"/>
-      <w:r>
-        <w:rPr>
-          <w:rFonts w:ascii="Times New Roman" w:eastAsia="Times New Roman" w:hAnsi="Times New Roman"/>
-          <w:sz w:val="24"/>
-          <w:szCs w:val="24"/>
-          <w:lang w:eastAsia="ru-RU"/>
-        </w:rPr>
-        <w:t>deal.date</w:t>
-      </w:r>
-      <w:proofErr w:type="spellEnd"/>
-      <w:r>
-        <w:rPr>
-          <w:rFonts w:ascii="Times New Roman" w:eastAsia="Times New Roman" w:hAnsi="Times New Roman"/>
-          <w:sz w:val="24"/>
-          <w:szCs w:val="24"/>
-          <w:lang w:eastAsia="ru-RU"/>
-        </w:rPr>
-        <w:t>}}г.</w:t>
-      </w:r>
-      <w:proofErr w:type="gramEnd"/>
+      <w:r>
+        <w:rPr>
+          <w:rFonts w:ascii="Times New Roman" w:eastAsia="Times New Roman" w:hAnsi="Times New Roman"/>
+          <w:sz w:val="24"/>
+          <w:szCs w:val="24"/>
+          <w:lang w:eastAsia="ru-RU"/>
+        </w:rPr>
+        <w:t>г.</w:t>
+      </w:r>
+      <w:r>
+        <w:rPr>
+          <w:rFonts w:ascii="Times New Roman" w:eastAsia="Times New Roman" w:hAnsi="Times New Roman"/>
+          <w:sz w:val="24"/>
+          <w:szCs w:val="24"/>
+          <w:lang w:eastAsia="ru-RU"/>
+        </w:rPr>
+        <w:t xml:space="preserve"> </w:t>
+      </w:r>
+      <w:r>
+        <w:rPr>
+          <w:rFonts w:ascii="Times New Roman" w:eastAsia="Times New Roman" w:hAnsi="Times New Roman"/>
+          <w:sz w:val="24"/>
+          <w:szCs w:val="24"/>
+          <w:lang w:eastAsia="ru-RU"/>
+        </w:rPr>
+        <w:t>Лида                                                                                                                                          {{deal.date}}г.</w:t>
+      </w:r>
     </w:p>
     <w:p>
       <w:pPr>
@@ -255,19 +198,8 @@
           <w:szCs w:val="24"/>
           <w:lang w:eastAsia="ru-RU"/>
         </w:rPr>
-        <w:t>на основании лицензии Министерства юстиции Республики Беларусь 02240/543 от 12.06.2026г, договора обязательного страхования ответственности за причинение вреда в связи с осуществлением риэлтерской деятельности с БРУСП «</w:t>
-      </w:r>
-      <w:proofErr w:type="spellStart"/>
-      <w:r>
-        <w:rPr>
-          <w:rFonts w:ascii="Times New Roman" w:eastAsia="Times New Roman" w:hAnsi="Times New Roman"/>
-          <w:sz w:val="24"/>
-          <w:szCs w:val="24"/>
-          <w:lang w:eastAsia="ru-RU"/>
-        </w:rPr>
-        <w:t>Белго</w:t>
-      </w:r>
-      <w:proofErr w:type="spellEnd"/>
+        <w:t>на основании лицензии Министерства юстиции Республики Беларусь 02240/543 от 12.06.2026г, договора обязательного страхования ответственности за причинение вреда в связи с осуществлением риэлтерской деятельности с БРУСП «Белго</w:t>
+      </w:r>
       <w:r>
         <w:rPr>
           <w:rFonts w:ascii="Times New Roman" w:eastAsia="Times New Roman" w:hAnsi="Times New Roman"/>
@@ -363,49 +295,7 @@
           <w:szCs w:val="24"/>
           <w:lang w:eastAsia="ru-RU"/>
         </w:rPr>
-        <w:t>1.1.  Предметом настоящего договора является оказание Исполнителем Потребителю риэлтерских      услуг    по содействию в продаже   принадлежащего     Потребителю     на      праве собственности объекта недвижимого имущества (далее – риэлтерские услуги), представляющего собой "{{</w:t>
-      </w:r>
-      <w:proofErr w:type="gramStart"/>
-      <w:r>
-        <w:rPr>
-          <w:rFonts w:ascii="Times New Roman" w:eastAsia="Times New Roman" w:hAnsi="Times New Roman"/>
-          <w:sz w:val="24"/>
-          <w:szCs w:val="24"/>
-          <w:lang w:eastAsia="ru-RU"/>
-        </w:rPr>
-        <w:t>property.type</w:t>
-      </w:r>
-      <w:proofErr w:type="gramEnd"/>
-      <w:r>
-        <w:rPr>
-          <w:rFonts w:ascii="Times New Roman" w:eastAsia="Times New Roman" w:hAnsi="Times New Roman"/>
-          <w:sz w:val="24"/>
-          <w:szCs w:val="24"/>
-          <w:lang w:eastAsia="ru-RU"/>
-        </w:rPr>
-        <w:t>}}", расположенный по адресу {{</w:t>
-      </w:r>
-      <w:proofErr w:type="spellStart"/>
-      <w:proofErr w:type="gramStart"/>
-      <w:r>
-        <w:rPr>
-          <w:rFonts w:ascii="Times New Roman" w:eastAsia="Times New Roman" w:hAnsi="Times New Roman"/>
-          <w:sz w:val="24"/>
-          <w:szCs w:val="24"/>
-          <w:lang w:eastAsia="ru-RU"/>
-        </w:rPr>
-        <w:t>property.address</w:t>
-      </w:r>
-      <w:proofErr w:type="spellEnd"/>
-      <w:proofErr w:type="gramEnd"/>
-      <w:r>
-        <w:rPr>
-          <w:rFonts w:ascii="Times New Roman" w:eastAsia="Times New Roman" w:hAnsi="Times New Roman"/>
-          <w:sz w:val="24"/>
-          <w:szCs w:val="24"/>
-          <w:lang w:eastAsia="ru-RU"/>
-        </w:rPr>
-        <w:t>}}.</w:t>
+        <w:t>1.1.  Предметом настоящего договора является оказание Исполнителем Потребителю риэлтерских      услуг    по содействию в продаже   принадлежащего     Потребителю     на      праве собственности объекта недвижимого имущества (далее – риэлтерские услуги), представляющего собой "{{property.type}}", расположенный по адресу {{property.address}}.</w:t>
       </w:r>
     </w:p>
     <w:p>
@@ -428,182 +318,255 @@
           <w:sz w:val="24"/>
           <w:szCs w:val="24"/>
         </w:rPr>
-        <w:t>1.2. Описание Объекта: кол</w:t>
-      </w:r>
-      <w:r>
-        <w:rPr>
-          <w:rFonts w:ascii="Times New Roman" w:hAnsi="Times New Roman"/>
-          <w:sz w:val="24"/>
-          <w:szCs w:val="24"/>
-        </w:rPr>
-        <w:t>ичест</w:t>
-      </w:r>
-      <w:r>
-        <w:rPr>
-          <w:rFonts w:ascii="Times New Roman" w:hAnsi="Times New Roman"/>
-          <w:sz w:val="24"/>
-          <w:szCs w:val="24"/>
-        </w:rPr>
-        <w:t>во комнат</w:t>
-      </w:r>
-      <w:r>
-        <w:rPr>
-          <w:rFonts w:ascii="Times New Roman" w:hAnsi="Times New Roman"/>
-          <w:sz w:val="24"/>
-          <w:szCs w:val="24"/>
-        </w:rPr>
-        <w:t xml:space="preserve"> - </w:t>
-      </w:r>
-      <w:r>
-        <w:rPr>
-          <w:rFonts w:ascii="Times New Roman" w:hAnsi="Times New Roman"/>
-          <w:sz w:val="24"/>
-          <w:szCs w:val="24"/>
-        </w:rPr>
-        <w:t>{{</w:t>
-      </w:r>
-      <w:proofErr w:type="spellStart"/>
-      <w:proofErr w:type="gramStart"/>
-      <w:r>
-        <w:rPr>
-          <w:rFonts w:ascii="Times New Roman" w:hAnsi="Times New Roman"/>
-          <w:sz w:val="24"/>
-          <w:szCs w:val="24"/>
-        </w:rPr>
-        <w:t>property.rooms</w:t>
-      </w:r>
-      <w:proofErr w:type="spellEnd"/>
-      <w:proofErr w:type="gramEnd"/>
-      <w:r>
-        <w:rPr>
-          <w:rFonts w:ascii="Times New Roman" w:hAnsi="Times New Roman"/>
-          <w:sz w:val="24"/>
-          <w:szCs w:val="24"/>
-        </w:rPr>
-        <w:t>}}; общая пл</w:t>
-      </w:r>
-      <w:r>
-        <w:rPr>
-          <w:rFonts w:ascii="Times New Roman" w:hAnsi="Times New Roman"/>
-          <w:sz w:val="24"/>
-          <w:szCs w:val="24"/>
-        </w:rPr>
-        <w:t xml:space="preserve">ощадь - </w:t>
-      </w:r>
-      <w:r>
-        <w:rPr>
-          <w:rFonts w:ascii="Times New Roman" w:hAnsi="Times New Roman"/>
-          <w:sz w:val="24"/>
-          <w:szCs w:val="24"/>
-        </w:rPr>
-        <w:t>{{</w:t>
-      </w:r>
-      <w:proofErr w:type="spellStart"/>
-      <w:proofErr w:type="gramStart"/>
-      <w:r>
-        <w:rPr>
-          <w:rFonts w:ascii="Times New Roman" w:hAnsi="Times New Roman"/>
-          <w:sz w:val="24"/>
-          <w:szCs w:val="24"/>
-        </w:rPr>
-        <w:t>property.areaTotal</w:t>
-      </w:r>
-      <w:proofErr w:type="spellEnd"/>
-      <w:proofErr w:type="gramEnd"/>
-      <w:r>
-        <w:rPr>
-          <w:rFonts w:ascii="Times New Roman" w:hAnsi="Times New Roman"/>
-          <w:sz w:val="24"/>
-          <w:szCs w:val="24"/>
-        </w:rPr>
-        <w:t>}} м²; жилая</w:t>
-      </w:r>
-      <w:r>
-        <w:rPr>
-          <w:rFonts w:ascii="Times New Roman" w:hAnsi="Times New Roman"/>
-          <w:sz w:val="24"/>
-          <w:szCs w:val="24"/>
-        </w:rPr>
-        <w:t xml:space="preserve"> площадь </w:t>
-      </w:r>
-      <w:proofErr w:type="gramStart"/>
-      <w:r>
-        <w:rPr>
-          <w:rFonts w:ascii="Times New Roman" w:hAnsi="Times New Roman"/>
-          <w:sz w:val="24"/>
-          <w:szCs w:val="24"/>
-        </w:rPr>
-        <w:t xml:space="preserve">- </w:t>
-      </w:r>
-      <w:r>
-        <w:rPr>
-          <w:rFonts w:ascii="Times New Roman" w:hAnsi="Times New Roman"/>
-          <w:sz w:val="24"/>
-          <w:szCs w:val="24"/>
-        </w:rPr>
-        <w:t xml:space="preserve"> {</w:t>
-      </w:r>
-      <w:proofErr w:type="gramEnd"/>
-      <w:r>
-        <w:rPr>
-          <w:rFonts w:ascii="Times New Roman" w:hAnsi="Times New Roman"/>
-          <w:sz w:val="24"/>
-          <w:szCs w:val="24"/>
-        </w:rPr>
-        <w:t>{</w:t>
-      </w:r>
-      <w:proofErr w:type="spellStart"/>
-      <w:proofErr w:type="gramStart"/>
-      <w:r>
-        <w:rPr>
-          <w:rFonts w:ascii="Times New Roman" w:hAnsi="Times New Roman"/>
-          <w:sz w:val="24"/>
-          <w:szCs w:val="24"/>
-        </w:rPr>
-        <w:t>property.areaLiving</w:t>
-      </w:r>
-      <w:proofErr w:type="spellEnd"/>
-      <w:proofErr w:type="gramEnd"/>
-      <w:r>
-        <w:rPr>
-          <w:rFonts w:ascii="Times New Roman" w:hAnsi="Times New Roman"/>
-          <w:sz w:val="24"/>
-          <w:szCs w:val="24"/>
-        </w:rPr>
-        <w:t>}} м²; этаж/этажность: {{</w:t>
-      </w:r>
-      <w:proofErr w:type="spellStart"/>
-      <w:proofErr w:type="gramStart"/>
-      <w:r>
-        <w:rPr>
-          <w:rFonts w:ascii="Times New Roman" w:hAnsi="Times New Roman"/>
-          <w:sz w:val="24"/>
-          <w:szCs w:val="24"/>
-        </w:rPr>
-        <w:t>property.floor</w:t>
-      </w:r>
-      <w:proofErr w:type="spellEnd"/>
-      <w:proofErr w:type="gramEnd"/>
-      <w:r>
-        <w:rPr>
-          <w:rFonts w:ascii="Times New Roman" w:hAnsi="Times New Roman"/>
-          <w:sz w:val="24"/>
-          <w:szCs w:val="24"/>
-        </w:rPr>
-        <w:t>}}/{{</w:t>
-      </w:r>
-      <w:proofErr w:type="spellStart"/>
-      <w:proofErr w:type="gramStart"/>
-      <w:r>
-        <w:rPr>
-          <w:rFonts w:ascii="Times New Roman" w:hAnsi="Times New Roman"/>
-          <w:sz w:val="24"/>
-          <w:szCs w:val="24"/>
-        </w:rPr>
-        <w:t>property.floors</w:t>
-      </w:r>
-      <w:proofErr w:type="spellEnd"/>
-      <w:proofErr w:type="gramEnd"/>
+        <w:t>1.2. Описание Объекта: количеств комнат - {{property.rooms}}; общая площадь - {{</w:t>
+      </w:r>
+      <w:r>
+        <w:rPr>
+          <w:rFonts w:ascii="Times New Roman" w:hAnsi="Times New Roman"/>
+          <w:sz w:val="24"/>
+          <w:szCs w:val="24"/>
+          <w:lang w:val="en-US"/>
+        </w:rPr>
+        <w:t>property</w:t>
+      </w:r>
+      <w:r>
+        <w:rPr>
+          <w:rFonts w:ascii="Times New Roman" w:hAnsi="Times New Roman"/>
+          <w:sz w:val="24"/>
+          <w:szCs w:val="24"/>
+        </w:rPr>
+        <w:t>.</w:t>
+      </w:r>
+      <w:r>
+        <w:rPr>
+          <w:rFonts w:ascii="Times New Roman" w:hAnsi="Times New Roman"/>
+          <w:sz w:val="24"/>
+          <w:szCs w:val="24"/>
+          <w:lang w:val="en-US"/>
+        </w:rPr>
+        <w:t>areaTotal</w:t>
+      </w:r>
+      <w:r>
+        <w:rPr>
+          <w:rFonts w:ascii="Times New Roman" w:hAnsi="Times New Roman"/>
+          <w:sz w:val="24"/>
+          <w:szCs w:val="24"/>
+        </w:rPr>
+        <w:t>}} м²; жилая площадь - {{</w:t>
+      </w:r>
+      <w:r>
+        <w:rPr>
+          <w:rFonts w:ascii="Times New Roman" w:hAnsi="Times New Roman"/>
+          <w:sz w:val="24"/>
+          <w:szCs w:val="24"/>
+          <w:lang w:val="en-US"/>
+        </w:rPr>
+        <w:t>property</w:t>
+      </w:r>
+      <w:r>
+        <w:rPr>
+          <w:rFonts w:ascii="Times New Roman" w:hAnsi="Times New Roman"/>
+          <w:sz w:val="24"/>
+          <w:szCs w:val="24"/>
+        </w:rPr>
+        <w:t>.areaLiving}} м², этаж/этажность - {{</w:t>
+      </w:r>
+      <w:r>
+        <w:rPr>
+          <w:rFonts w:ascii="Times New Roman" w:hAnsi="Times New Roman"/>
+          <w:sz w:val="24"/>
+          <w:szCs w:val="24"/>
+          <w:lang w:val="en-US"/>
+        </w:rPr>
+        <w:t>property</w:t>
+      </w:r>
+      <w:r>
+        <w:rPr>
+          <w:rFonts w:ascii="Times New Roman" w:hAnsi="Times New Roman"/>
+          <w:sz w:val="24"/>
+          <w:szCs w:val="24"/>
+        </w:rPr>
+        <w:t>.floor}}/{{</w:t>
+      </w:r>
+      <w:r>
+        <w:rPr>
+          <w:rFonts w:ascii="Times New Roman" w:hAnsi="Times New Roman"/>
+          <w:sz w:val="24"/>
+          <w:szCs w:val="24"/>
+          <w:lang w:val="en-US"/>
+        </w:rPr>
+        <w:t>property</w:t>
+      </w:r>
+      <w:r>
+        <w:rPr>
+          <w:rFonts w:ascii="Times New Roman" w:hAnsi="Times New Roman"/>
+          <w:sz w:val="24"/>
+          <w:szCs w:val="24"/>
+        </w:rPr>
+        <w:t>.floors}}; материал стен - {{</w:t>
+      </w:r>
+      <w:r>
+        <w:rPr>
+          <w:rFonts w:ascii="Times New Roman" w:hAnsi="Times New Roman"/>
+          <w:sz w:val="24"/>
+          <w:szCs w:val="24"/>
+          <w:lang w:val="en-US"/>
+        </w:rPr>
+        <w:t>property</w:t>
+      </w:r>
+      <w:r>
+        <w:rPr>
+          <w:rFonts w:ascii="Times New Roman" w:hAnsi="Times New Roman"/>
+          <w:sz w:val="24"/>
+          <w:szCs w:val="24"/>
+        </w:rPr>
+        <w:t>.wallMaterial}}; год постройки - {{</w:t>
+      </w:r>
+      <w:r>
+        <w:rPr>
+          <w:rFonts w:ascii="Times New Roman" w:hAnsi="Times New Roman"/>
+          <w:sz w:val="24"/>
+          <w:szCs w:val="24"/>
+          <w:lang w:val="en-US"/>
+        </w:rPr>
+        <w:t>property</w:t>
+      </w:r>
+      <w:r>
+        <w:rPr>
+          <w:rFonts w:ascii="Times New Roman" w:hAnsi="Times New Roman"/>
+          <w:sz w:val="24"/>
+          <w:szCs w:val="24"/>
+        </w:rPr>
+        <w:t>.yearBuilt}}; {{#property.isApartment}}инвентарный номер - {{</w:t>
+      </w:r>
+      <w:r>
+        <w:rPr>
+          <w:rFonts w:ascii="Times New Roman" w:hAnsi="Times New Roman"/>
+          <w:sz w:val="24"/>
+          <w:szCs w:val="24"/>
+          <w:lang w:val="en-US"/>
+        </w:rPr>
+        <w:t>property</w:t>
+      </w:r>
+      <w:r>
+        <w:rPr>
+          <w:rFonts w:ascii="Times New Roman" w:hAnsi="Times New Roman"/>
+          <w:sz w:val="24"/>
+          <w:szCs w:val="24"/>
+        </w:rPr>
+        <w:t>.</w:t>
+      </w:r>
+      <w:r>
+        <w:rPr>
+          <w:rFonts w:ascii="Times New Roman" w:hAnsi="Times New Roman"/>
+          <w:sz w:val="24"/>
+          <w:szCs w:val="24"/>
+          <w:lang w:val="en-US"/>
+        </w:rPr>
+        <w:t>inventoryNumber</w:t>
+      </w:r>
+      <w:r>
+        <w:rPr>
+          <w:rFonts w:ascii="Times New Roman" w:hAnsi="Times New Roman"/>
+          <w:sz w:val="24"/>
+          <w:szCs w:val="24"/>
+        </w:rPr>
+        <w:t>}} {{/property.isApartment}}{</w:t>
+      </w:r>
+      <w:r>
+        <w:rPr>
+          <w:rFonts w:ascii="Times New Roman" w:hAnsi="Times New Roman"/>
+          <w:sz w:val="24"/>
+          <w:szCs w:val="24"/>
+          <w:lang w:val="ru-BY"/>
+        </w:rPr>
+        <w:t xml:space="preserve">{#property.isHouse}}кадастровый </w:t>
+      </w:r>
+      <w:r>
+        <w:rPr>
+          <w:rFonts w:ascii="Times New Roman" w:hAnsi="Times New Roman"/>
+          <w:sz w:val="24"/>
+          <w:szCs w:val="24"/>
+        </w:rPr>
+        <w:t>номер – {{</w:t>
+      </w:r>
+      <w:r>
+        <w:rPr>
+          <w:rFonts w:ascii="Times New Roman" w:hAnsi="Times New Roman"/>
+          <w:sz w:val="24"/>
+          <w:szCs w:val="24"/>
+          <w:lang w:val="en-US"/>
+        </w:rPr>
+        <w:t>property</w:t>
+      </w:r>
+      <w:r>
+        <w:rPr>
+          <w:rFonts w:ascii="Times New Roman" w:hAnsi="Times New Roman"/>
+          <w:sz w:val="24"/>
+          <w:szCs w:val="24"/>
+        </w:rPr>
+        <w:t>.cadastre}}; площадь земельного участка – {{</w:t>
+      </w:r>
+      <w:r>
+        <w:rPr>
+          <w:rFonts w:ascii="Times New Roman" w:hAnsi="Times New Roman"/>
+          <w:sz w:val="24"/>
+          <w:szCs w:val="24"/>
+          <w:lang w:val="en-US"/>
+        </w:rPr>
+        <w:t>property</w:t>
+      </w:r>
+      <w:r>
+        <w:rPr>
+          <w:rFonts w:ascii="Times New Roman" w:hAnsi="Times New Roman"/>
+          <w:sz w:val="24"/>
+          <w:szCs w:val="24"/>
+        </w:rPr>
+        <w:t>.</w:t>
+      </w:r>
+      <w:r>
+        <w:rPr>
+          <w:rFonts w:ascii="Times New Roman" w:hAnsi="Times New Roman"/>
+          <w:sz w:val="24"/>
+          <w:szCs w:val="24"/>
+          <w:lang w:val="en-US"/>
+        </w:rPr>
+        <w:t>l</w:t>
+      </w:r>
+      <w:r>
+        <w:rPr>
+          <w:rFonts w:ascii="Times New Roman" w:hAnsi="Times New Roman"/>
+          <w:sz w:val="24"/>
+          <w:szCs w:val="24"/>
+        </w:rPr>
+        <w:t>andArea}} га; форма собственности – {{</w:t>
+      </w:r>
+      <w:r>
+        <w:rPr>
+          <w:rFonts w:ascii="Times New Roman" w:hAnsi="Times New Roman"/>
+          <w:sz w:val="24"/>
+          <w:szCs w:val="24"/>
+          <w:lang w:val="en-US"/>
+        </w:rPr>
+        <w:t>property</w:t>
+      </w:r>
+      <w:r>
+        <w:rPr>
+          <w:rFonts w:ascii="Times New Roman" w:hAnsi="Times New Roman"/>
+          <w:sz w:val="24"/>
+          <w:szCs w:val="24"/>
+        </w:rPr>
+        <w:t>.</w:t>
+      </w:r>
+      <w:r>
+        <w:rPr>
+          <w:rFonts w:ascii="Times New Roman" w:hAnsi="Times New Roman"/>
+          <w:sz w:val="24"/>
+          <w:szCs w:val="24"/>
+          <w:lang w:val="en-US"/>
+        </w:rPr>
+        <w:t>ownershipForm</w:t>
+      </w:r>
       <w:r>
         <w:rPr>
           <w:rFonts w:ascii="Times New Roman" w:hAnsi="Times New Roman"/>
@@ -617,180 +580,18 @@
           <w:rFonts w:ascii="Times New Roman" w:hAnsi="Times New Roman"/>
           <w:sz w:val="24"/>
           <w:szCs w:val="24"/>
-        </w:rPr>
-        <w:t>;</w:t>
-      </w:r>
-      <w:r>
-        <w:rPr>
-          <w:rFonts w:ascii="Times New Roman" w:hAnsi="Times New Roman"/>
-          <w:sz w:val="24"/>
-          <w:szCs w:val="24"/>
-        </w:rPr>
-        <w:t xml:space="preserve"> материал</w:t>
-      </w:r>
-      <w:r>
-        <w:rPr>
-          <w:rFonts w:ascii="Times New Roman" w:hAnsi="Times New Roman"/>
-          <w:sz w:val="24"/>
-          <w:szCs w:val="24"/>
-        </w:rPr>
-        <w:t xml:space="preserve"> </w:t>
-      </w:r>
-      <w:r>
-        <w:rPr>
-          <w:rFonts w:ascii="Times New Roman" w:hAnsi="Times New Roman"/>
-          <w:sz w:val="24"/>
-          <w:szCs w:val="24"/>
-        </w:rPr>
-        <w:t>стен</w:t>
-      </w:r>
-      <w:r>
-        <w:rPr>
-          <w:rFonts w:ascii="Times New Roman" w:hAnsi="Times New Roman"/>
-          <w:sz w:val="24"/>
-          <w:szCs w:val="24"/>
-        </w:rPr>
-        <w:t xml:space="preserve"> - </w:t>
-      </w:r>
-      <w:r>
-        <w:rPr>
-          <w:rFonts w:ascii="Times New Roman" w:hAnsi="Times New Roman"/>
-          <w:sz w:val="24"/>
-          <w:szCs w:val="24"/>
-        </w:rPr>
-        <w:t>{{</w:t>
-      </w:r>
-      <w:proofErr w:type="spellStart"/>
-      <w:proofErr w:type="gramStart"/>
-      <w:r>
-        <w:rPr>
-          <w:rFonts w:ascii="Times New Roman" w:hAnsi="Times New Roman"/>
-          <w:sz w:val="24"/>
-          <w:szCs w:val="24"/>
-        </w:rPr>
-        <w:t>property.wallMaterial</w:t>
-      </w:r>
-      <w:proofErr w:type="spellEnd"/>
-      <w:proofErr w:type="gramEnd"/>
-      <w:r>
-        <w:rPr>
-          <w:rFonts w:ascii="Times New Roman" w:hAnsi="Times New Roman"/>
-          <w:sz w:val="24"/>
-          <w:szCs w:val="24"/>
-        </w:rPr>
-        <w:t>}}</w:t>
-      </w:r>
-      <w:r>
-        <w:rPr>
-          <w:rFonts w:ascii="Times New Roman" w:hAnsi="Times New Roman"/>
-          <w:sz w:val="24"/>
-          <w:szCs w:val="24"/>
-        </w:rPr>
-        <w:t>;</w:t>
-      </w:r>
-      <w:r>
-        <w:rPr>
-          <w:rFonts w:ascii="Times New Roman" w:hAnsi="Times New Roman"/>
-          <w:sz w:val="24"/>
-          <w:szCs w:val="24"/>
-        </w:rPr>
-        <w:t xml:space="preserve"> год постройки</w:t>
-      </w:r>
-      <w:r>
-        <w:rPr>
-          <w:rFonts w:ascii="Times New Roman" w:hAnsi="Times New Roman"/>
-          <w:sz w:val="24"/>
-          <w:szCs w:val="24"/>
-        </w:rPr>
-        <w:t xml:space="preserve"> </w:t>
-      </w:r>
-      <w:proofErr w:type="gramStart"/>
-      <w:r>
-        <w:rPr>
-          <w:rFonts w:ascii="Times New Roman" w:hAnsi="Times New Roman"/>
-          <w:sz w:val="24"/>
-          <w:szCs w:val="24"/>
-        </w:rPr>
-        <w:t xml:space="preserve">- </w:t>
-      </w:r>
-      <w:r>
-        <w:rPr>
-          <w:rFonts w:ascii="Times New Roman" w:hAnsi="Times New Roman"/>
-          <w:sz w:val="24"/>
-          <w:szCs w:val="24"/>
-        </w:rPr>
-        <w:t xml:space="preserve"> {</w:t>
-      </w:r>
-      <w:proofErr w:type="gramEnd"/>
-      <w:r>
-        <w:rPr>
-          <w:rFonts w:ascii="Times New Roman" w:hAnsi="Times New Roman"/>
-          <w:sz w:val="24"/>
-          <w:szCs w:val="24"/>
-        </w:rPr>
-        <w:t>{</w:t>
-      </w:r>
-      <w:proofErr w:type="spellStart"/>
-      <w:proofErr w:type="gramStart"/>
-      <w:r>
-        <w:rPr>
-          <w:rFonts w:ascii="Times New Roman" w:hAnsi="Times New Roman"/>
-          <w:sz w:val="24"/>
-          <w:szCs w:val="24"/>
-        </w:rPr>
-        <w:t>property.yearBuilt</w:t>
-      </w:r>
-      <w:proofErr w:type="spellEnd"/>
-      <w:proofErr w:type="gramEnd"/>
-      <w:r>
-        <w:rPr>
-          <w:rFonts w:ascii="Times New Roman" w:hAnsi="Times New Roman"/>
-          <w:sz w:val="24"/>
-          <w:szCs w:val="24"/>
-        </w:rPr>
-        <w:t>}}</w:t>
-      </w:r>
-      <w:r>
-        <w:rPr>
-          <w:rFonts w:ascii="Times New Roman" w:hAnsi="Times New Roman"/>
-          <w:sz w:val="24"/>
-          <w:szCs w:val="24"/>
-        </w:rPr>
-        <w:t>;</w:t>
-      </w:r>
-      <w:r>
-        <w:rPr>
-          <w:rFonts w:ascii="Times New Roman" w:hAnsi="Times New Roman"/>
-          <w:sz w:val="24"/>
-          <w:szCs w:val="24"/>
-        </w:rPr>
-        <w:t xml:space="preserve"> инвентарный номер – {{</w:t>
-      </w:r>
-      <w:proofErr w:type="spellStart"/>
-      <w:proofErr w:type="gramStart"/>
-      <w:r>
-        <w:rPr>
-          <w:rFonts w:ascii="Times New Roman" w:hAnsi="Times New Roman"/>
-          <w:sz w:val="24"/>
-          <w:szCs w:val="24"/>
-        </w:rPr>
-        <w:t>property.inventoryNumber</w:t>
-      </w:r>
-      <w:proofErr w:type="spellEnd"/>
-      <w:proofErr w:type="gramEnd"/>
-      <w:r>
-        <w:rPr>
-          <w:rFonts w:ascii="Times New Roman" w:hAnsi="Times New Roman"/>
-          <w:sz w:val="24"/>
-          <w:szCs w:val="24"/>
-        </w:rPr>
-        <w:t>}}.</w:t>
-      </w:r>
-    </w:p>
-    <w:p>
-      <w:pPr>
+          <w:lang w:val="ru-BY"/>
+        </w:rPr>
+        <w:t>{{/property.isHouse}}.</w:t>
+      </w:r>
+    </w:p>
+    <w:p>
+      <w:pPr>
+        <w:autoSpaceDE w:val="0"/>
+        <w:autoSpaceDN w:val="0"/>
+        <w:adjustRightInd w:val="0"/>
         <w:spacing w:after="0" w:line="240" w:lineRule="auto"/>
-        <w:ind w:left="567" w:hanging="141"/>
+        <w:ind w:left="567"/>
         <w:jc w:val="both"/>
         <w:rPr>
           <w:rFonts w:ascii="Times New Roman" w:hAnsi="Times New Roman"/>
@@ -804,23 +605,30 @@
           <w:sz w:val="24"/>
           <w:szCs w:val="24"/>
         </w:rPr>
-        <w:t>Дополнительная информация (сведения о земельном участке, и пр.) __________________________</w:t>
-      </w:r>
-      <w:r>
-        <w:rPr>
-          <w:rFonts w:ascii="Times New Roman" w:hAnsi="Times New Roman"/>
-          <w:sz w:val="24"/>
-          <w:szCs w:val="24"/>
-        </w:rPr>
-        <w:t>________________________________________</w:t>
-      </w:r>
-      <w:r>
-        <w:rPr>
-          <w:rFonts w:ascii="Times New Roman" w:hAnsi="Times New Roman"/>
-          <w:sz w:val="24"/>
-          <w:szCs w:val="24"/>
-        </w:rPr>
-        <w:t>___________________</w:t>
+        <w:t xml:space="preserve">Дополнительная информация (сведения о земельном участке, и пр.) </w:t>
+      </w:r>
+    </w:p>
+    <w:p>
+      <w:pPr>
+        <w:autoSpaceDE w:val="0"/>
+        <w:autoSpaceDN w:val="0"/>
+        <w:adjustRightInd w:val="0"/>
+        <w:spacing w:after="0" w:line="240" w:lineRule="auto"/>
+        <w:ind w:left="567"/>
+        <w:jc w:val="both"/>
+        <w:rPr>
+          <w:rFonts w:ascii="Times New Roman" w:hAnsi="Times New Roman"/>
+          <w:sz w:val="24"/>
+          <w:szCs w:val="24"/>
+        </w:rPr>
+      </w:pPr>
+      <w:r>
+        <w:rPr>
+          <w:rFonts w:ascii="Times New Roman" w:hAnsi="Times New Roman"/>
+          <w:sz w:val="24"/>
+          <w:szCs w:val="24"/>
+        </w:rPr>
+        <w:t>_____________________________________________________________________________________</w:t>
       </w:r>
     </w:p>
     <w:p>
@@ -879,64 +687,16 @@
           <w:szCs w:val="24"/>
           <w:lang w:eastAsia="ru-RU"/>
         </w:rPr>
-        <w:t>{{</w:t>
-      </w:r>
-      <w:proofErr w:type="spellStart"/>
-      <w:proofErr w:type="gramStart"/>
-      <w:r>
-        <w:rPr>
-          <w:rFonts w:ascii="Times New Roman" w:eastAsia="Times New Roman" w:hAnsi="Times New Roman"/>
-          <w:b/>
-          <w:bCs/>
-          <w:sz w:val="24"/>
-          <w:szCs w:val="24"/>
-          <w:lang w:eastAsia="ru-RU"/>
-        </w:rPr>
-        <w:t>property.priceBYN</w:t>
-      </w:r>
-      <w:proofErr w:type="spellEnd"/>
-      <w:proofErr w:type="gramEnd"/>
-      <w:r>
-        <w:rPr>
-          <w:rFonts w:ascii="Times New Roman" w:eastAsia="Times New Roman" w:hAnsi="Times New Roman"/>
-          <w:b/>
-          <w:bCs/>
-          <w:sz w:val="24"/>
-          <w:szCs w:val="24"/>
-          <w:lang w:eastAsia="ru-RU"/>
-        </w:rPr>
-        <w:t>}}</w:t>
-      </w:r>
-      <w:r>
-        <w:rPr>
-          <w:rFonts w:ascii="Times New Roman" w:eastAsia="Times New Roman" w:hAnsi="Times New Roman"/>
-          <w:sz w:val="24"/>
-          <w:szCs w:val="24"/>
-          <w:lang w:eastAsia="ru-RU"/>
-        </w:rPr>
-        <w:t xml:space="preserve"> белорусских рублей ({{</w:t>
-      </w:r>
-      <w:proofErr w:type="spellStart"/>
-      <w:proofErr w:type="gramStart"/>
-      <w:r>
-        <w:rPr>
-          <w:rFonts w:ascii="Times New Roman" w:eastAsia="Times New Roman" w:hAnsi="Times New Roman"/>
-          <w:sz w:val="24"/>
-          <w:szCs w:val="24"/>
-          <w:lang w:eastAsia="ru-RU"/>
-        </w:rPr>
-        <w:t>property.priceWords</w:t>
-      </w:r>
-      <w:proofErr w:type="spellEnd"/>
-      <w:proofErr w:type="gramEnd"/>
-      <w:r>
-        <w:rPr>
-          <w:rFonts w:ascii="Times New Roman" w:eastAsia="Times New Roman" w:hAnsi="Times New Roman"/>
-          <w:sz w:val="24"/>
-          <w:szCs w:val="24"/>
-          <w:lang w:eastAsia="ru-RU"/>
-        </w:rPr>
-        <w:t>}}).</w:t>
+        <w:t>{{property.priceBYN}}</w:t>
+      </w:r>
+      <w:r>
+        <w:rPr>
+          <w:rFonts w:ascii="Times New Roman" w:eastAsia="Times New Roman" w:hAnsi="Times New Roman"/>
+          <w:sz w:val="24"/>
+          <w:szCs w:val="24"/>
+          <w:lang w:eastAsia="ru-RU"/>
+        </w:rPr>
+        <w:t xml:space="preserve"> белорусских рублей ({{property.priceWords}}).</w:t>
       </w:r>
     </w:p>
     <w:p>
@@ -1429,7 +1189,17 @@
           <w:szCs w:val="24"/>
           <w:lang w:eastAsia="ru-RU"/>
         </w:rPr>
-        <w:t>течение 2 (двух) календарных дней</w:t>
+        <w:t xml:space="preserve">течение 2 (двух) </w:t>
+      </w:r>
+      <w:r>
+        <w:rPr>
+          <w:rFonts w:ascii="Times New Roman" w:eastAsia="Times New Roman" w:hAnsi="Times New Roman"/>
+          <w:sz w:val="24"/>
+          <w:szCs w:val="24"/>
+          <w:lang w:eastAsia="ru-RU"/>
+        </w:rPr>
+        <w:lastRenderedPageBreak/>
+        <w:t>календарных дней</w:t>
       </w:r>
       <w:r>
         <w:rPr>
@@ -1512,7 +1282,6 @@
           <w:sz w:val="24"/>
           <w:szCs w:val="24"/>
         </w:rPr>
-        <w:lastRenderedPageBreak/>
         <w:t xml:space="preserve">         </w:t>
       </w:r>
       <w:r>
@@ -2133,7 +1902,7 @@
           <w:rFonts w:ascii="Times New Roman" w:eastAsia="Times New Roman" w:hAnsi="Times New Roman"/>
           <w:sz w:val="24"/>
           <w:szCs w:val="24"/>
-          <w:lang w:val="en-US" w:eastAsia="ru-RU"/>
+          <w:lang w:eastAsia="ru-RU"/>
         </w:rPr>
         <w:tab/>
       </w:r>
@@ -2214,7 +1983,7 @@
           <w:rFonts w:ascii="Times New Roman" w:eastAsia="Times New Roman" w:hAnsi="Times New Roman"/>
           <w:sz w:val="24"/>
           <w:szCs w:val="24"/>
-          <w:lang w:val="en-US" w:eastAsia="ru-RU"/>
+          <w:lang w:eastAsia="ru-RU"/>
         </w:rPr>
         <w:tab/>
       </w:r>
@@ -2363,7 +2132,6 @@
           <w:bCs/>
           <w:sz w:val="24"/>
           <w:szCs w:val="24"/>
-          <w:lang w:val="en-US"/>
         </w:rPr>
         <w:tab/>
       </w:r>
@@ -2496,7 +2264,7 @@
           <w:szCs w:val="24"/>
           <w:lang w:eastAsia="ru-RU"/>
         </w:rPr>
-        <w:t xml:space="preserve"> сбор документов, необходимых для удостоверения сделки с объектом недвижимого имущества, государственной регистрации недвижимого имущества, прав на него и сделок с ним, обеспечения государственной регистрации, а также нотариального </w:t>
+        <w:t xml:space="preserve"> сбор документов, необходимых для удостоверения сделки с объектом недвижимого имущества, государственной регистрации недвижимого имущества, прав на него </w:t>
       </w:r>
       <w:r>
         <w:rPr>
@@ -2506,7 +2274,7 @@
           <w:lang w:eastAsia="ru-RU"/>
         </w:rPr>
         <w:lastRenderedPageBreak/>
-        <w:t>удостоверения сделки либо удостоверения регистратором документа, являющегося основанием для государственной регистрации сделки с недвижимым имуществом;</w:t>
+        <w:t>и сделок с ним, обеспечения государственной регистрации, а также нотариального удостоверения сделки либо удостоверения регистратором документа, являющегося основанием для государственной регистрации сделки с недвижимым имуществом;</w:t>
       </w:r>
     </w:p>
     <w:p>
@@ -2839,7 +2607,7 @@
           <w:rFonts w:ascii="Times New Roman" w:eastAsia="Times New Roman" w:hAnsi="Times New Roman"/>
           <w:sz w:val="24"/>
           <w:szCs w:val="24"/>
-          <w:lang w:val="en-US" w:eastAsia="ru-RU"/>
+          <w:lang w:eastAsia="ru-RU"/>
         </w:rPr>
         <w:tab/>
       </w:r>
@@ -2918,7 +2686,6 @@
           <w:rFonts w:ascii="Times New Roman" w:hAnsi="Times New Roman"/>
           <w:sz w:val="24"/>
           <w:szCs w:val="24"/>
-          <w:lang w:val="en-US"/>
         </w:rPr>
         <w:tab/>
       </w:r>
@@ -3717,30 +3484,8 @@
           <w:szCs w:val="24"/>
           <w:lang w:eastAsia="ru-RU"/>
         </w:rPr>
-        <w:t>4.1. Настоящий договор вступает в силу со дня подписания его Сторонами и действует до {{</w:t>
-      </w:r>
-      <w:proofErr w:type="spellStart"/>
-      <w:proofErr w:type="gramStart"/>
-      <w:r>
-        <w:rPr>
-          <w:rFonts w:ascii="Times New Roman" w:eastAsia="Times New Roman" w:hAnsi="Times New Roman"/>
-          <w:sz w:val="24"/>
-          <w:szCs w:val="24"/>
-          <w:lang w:eastAsia="ru-RU"/>
-        </w:rPr>
-        <w:t>deal.endDateText</w:t>
-      </w:r>
-      <w:proofErr w:type="spellEnd"/>
-      <w:r>
-        <w:rPr>
-          <w:rFonts w:ascii="Times New Roman" w:eastAsia="Times New Roman" w:hAnsi="Times New Roman"/>
-          <w:sz w:val="24"/>
-          <w:szCs w:val="24"/>
-          <w:lang w:eastAsia="ru-RU"/>
-        </w:rPr>
-        <w:t>}}г.</w:t>
-      </w:r>
-      <w:proofErr w:type="gramEnd"/>
+        <w:t>4.1. Настоящий договор вступает в силу со дня подписания его Сторонами и действует до {{deal.endDateText}}г.</w:t>
+      </w:r>
     </w:p>
     <w:p>
       <w:pPr>
@@ -3818,7 +3563,7 @@
           <w:szCs w:val="24"/>
           <w:lang w:eastAsia="ru-RU"/>
         </w:rPr>
-        <w:t xml:space="preserve">. В случае если в течение указанного срока Потребитель не подпишет акт и не предоставит Исполнителю письменного отказа от подписания акта с </w:t>
+        <w:t xml:space="preserve">. В случае если в течение указанного срока Потребитель </w:t>
       </w:r>
       <w:r>
         <w:rPr>
@@ -3828,7 +3573,7 @@
           <w:lang w:eastAsia="ru-RU"/>
         </w:rPr>
         <w:lastRenderedPageBreak/>
-        <w:t xml:space="preserve">изложением причин, </w:t>
+        <w:t xml:space="preserve">не подпишет акт и не предоставит Исполнителю письменного отказа от подписания акта с изложением причин, </w:t>
       </w:r>
       <w:r>
         <w:rPr>
@@ -4621,7 +4366,25 @@
           <w:szCs w:val="24"/>
           <w:lang w:eastAsia="ru-RU"/>
         </w:rPr>
-        <w:t xml:space="preserve">6.1. Настоящий договор составлен в двух экземплярах, по одному для каждой из Сторон.  </w:t>
+        <w:t xml:space="preserve">6.1. Настоящий договор составлен в </w:t>
+      </w:r>
+      <w:r>
+        <w:rPr>
+          <w:rFonts w:ascii="Times New Roman" w:eastAsia="Times New Roman" w:hAnsi="Times New Roman"/>
+          <w:sz w:val="24"/>
+          <w:szCs w:val="24"/>
+          <w:lang w:eastAsia="ru-RU"/>
+        </w:rPr>
+        <w:t>четырех</w:t>
+      </w:r>
+      <w:r>
+        <w:rPr>
+          <w:rFonts w:ascii="Times New Roman" w:eastAsia="Times New Roman" w:hAnsi="Times New Roman"/>
+          <w:sz w:val="24"/>
+          <w:szCs w:val="24"/>
+          <w:lang w:eastAsia="ru-RU"/>
+        </w:rPr>
+        <w:t xml:space="preserve"> экземплярах, по одному для каждой из Сторон.  </w:t>
       </w:r>
       <w:r>
         <w:rPr>
@@ -5243,29 +5006,7 @@
           <w:szCs w:val="20"/>
           <w:lang w:eastAsia="ru-RU"/>
         </w:rPr>
-        <w:t>Ответственный риэлтер по настоящему договору {{</w:t>
-      </w:r>
-      <w:proofErr w:type="gramStart"/>
-      <w:r>
-        <w:rPr>
-          <w:rFonts w:ascii="Times New Roman" w:eastAsia="Times New Roman" w:hAnsi="Times New Roman"/>
-          <w:i/>
-          <w:sz w:val="20"/>
-          <w:szCs w:val="20"/>
-          <w:lang w:eastAsia="ru-RU"/>
-        </w:rPr>
-        <w:t>agent.initials</w:t>
-      </w:r>
-      <w:proofErr w:type="gramEnd"/>
-      <w:r>
-        <w:rPr>
-          <w:rFonts w:ascii="Times New Roman" w:eastAsia="Times New Roman" w:hAnsi="Times New Roman"/>
-          <w:i/>
-          <w:sz w:val="20"/>
-          <w:szCs w:val="20"/>
-          <w:lang w:eastAsia="ru-RU"/>
-        </w:rPr>
-        <w:t>}}</w:t>
+        <w:t>Ответственный риэлтер по настоящему договору {{agent.initials}}</w:t>
       </w:r>
     </w:p>
     <w:p>
@@ -5315,10 +5056,8 @@
           <w:szCs w:val="20"/>
           <w:lang w:eastAsia="ru-RU"/>
         </w:rPr>
-        <w:t>№ {{</w:t>
-      </w:r>
-      <w:proofErr w:type="spellStart"/>
-      <w:proofErr w:type="gramStart"/>
+        <w:t>№ {{agent.attestationNumber}}</w:t>
+      </w:r>
       <w:r>
         <w:rPr>
           <w:rFonts w:ascii="Times New Roman" w:eastAsia="Times New Roman" w:hAnsi="Times New Roman"/>
@@ -5327,10 +5066,8 @@
           <w:szCs w:val="20"/>
           <w:lang w:eastAsia="ru-RU"/>
         </w:rPr>
-        <w:t>agent.attestationNumber</w:t>
-      </w:r>
-      <w:proofErr w:type="spellEnd"/>
-      <w:proofErr w:type="gramEnd"/>
+        <w:t xml:space="preserve"> </w:t>
+      </w:r>
       <w:r>
         <w:rPr>
           <w:rFonts w:ascii="Times New Roman" w:eastAsia="Times New Roman" w:hAnsi="Times New Roman"/>
@@ -5339,86 +5076,8 @@
           <w:szCs w:val="20"/>
           <w:lang w:eastAsia="ru-RU"/>
         </w:rPr>
-        <w:t>}}</w:t>
-      </w:r>
-      <w:r>
-        <w:rPr>
-          <w:rFonts w:ascii="Times New Roman" w:eastAsia="Times New Roman" w:hAnsi="Times New Roman"/>
-          <w:i/>
-          <w:sz w:val="20"/>
-          <w:szCs w:val="20"/>
-          <w:lang w:eastAsia="ru-RU"/>
-        </w:rPr>
-        <w:t xml:space="preserve"> </w:t>
-      </w:r>
-      <w:r>
-        <w:rPr>
-          <w:rFonts w:ascii="Times New Roman" w:eastAsia="Times New Roman" w:hAnsi="Times New Roman"/>
-          <w:i/>
-          <w:sz w:val="20"/>
-          <w:szCs w:val="20"/>
-          <w:lang w:eastAsia="ru-RU"/>
-        </w:rPr>
-        <w:t>от {{</w:t>
-      </w:r>
-      <w:proofErr w:type="spellStart"/>
-      <w:proofErr w:type="gramStart"/>
-      <w:r>
-        <w:rPr>
-          <w:rFonts w:ascii="Times New Roman" w:eastAsia="Times New Roman" w:hAnsi="Times New Roman"/>
-          <w:i/>
-          <w:sz w:val="20"/>
-          <w:szCs w:val="20"/>
-          <w:lang w:eastAsia="ru-RU"/>
-        </w:rPr>
-        <w:t>agent.attestationDate</w:t>
-      </w:r>
-      <w:proofErr w:type="spellEnd"/>
-      <w:r>
-        <w:rPr>
-          <w:rFonts w:ascii="Times New Roman" w:eastAsia="Times New Roman" w:hAnsi="Times New Roman"/>
-          <w:i/>
-          <w:sz w:val="20"/>
-          <w:szCs w:val="20"/>
-          <w:lang w:eastAsia="ru-RU"/>
-        </w:rPr>
-        <w:t>}}г</w:t>
-      </w:r>
-      <w:proofErr w:type="gramEnd"/>
-      <w:r>
-        <w:rPr>
-          <w:rFonts w:ascii="Times New Roman" w:eastAsia="Times New Roman" w:hAnsi="Times New Roman"/>
-          <w:i/>
-          <w:sz w:val="20"/>
-          <w:szCs w:val="20"/>
-          <w:lang w:eastAsia="ru-RU"/>
-        </w:rPr>
-        <w:t>, действует до {{</w:t>
-      </w:r>
-      <w:proofErr w:type="spellStart"/>
-      <w:proofErr w:type="gramStart"/>
-      <w:r>
-        <w:rPr>
-          <w:rFonts w:ascii="Times New Roman" w:eastAsia="Times New Roman" w:hAnsi="Times New Roman"/>
-          <w:i/>
-          <w:sz w:val="20"/>
-          <w:szCs w:val="20"/>
-          <w:lang w:eastAsia="ru-RU"/>
-        </w:rPr>
-        <w:t>agent.attestationExpiry</w:t>
-      </w:r>
-      <w:proofErr w:type="spellEnd"/>
-      <w:r>
-        <w:rPr>
-          <w:rFonts w:ascii="Times New Roman" w:eastAsia="Times New Roman" w:hAnsi="Times New Roman"/>
-          <w:i/>
-          <w:sz w:val="20"/>
-          <w:szCs w:val="20"/>
-          <w:lang w:eastAsia="ru-RU"/>
-        </w:rPr>
-        <w:t>}}г</w:t>
-      </w:r>
-      <w:proofErr w:type="gramEnd"/>
+        <w:t>от {{agent.attestationDate}}г, действует до {{agent.attestationExpiry}}г</w:t>
+      </w:r>
     </w:p>
     <w:p>
       <w:pPr>
@@ -5442,29 +5101,7 @@
           <w:szCs w:val="20"/>
           <w:lang w:eastAsia="ru-RU"/>
         </w:rPr>
-        <w:t>Идентификационная пластиковая карточка {{</w:t>
-      </w:r>
-      <w:proofErr w:type="gramStart"/>
-      <w:r>
-        <w:rPr>
-          <w:rFonts w:ascii="Times New Roman" w:eastAsia="Times New Roman" w:hAnsi="Times New Roman"/>
-          <w:bCs/>
-          <w:sz w:val="20"/>
-          <w:szCs w:val="20"/>
-          <w:lang w:eastAsia="ru-RU"/>
-        </w:rPr>
-        <w:t>agent.cardNumber</w:t>
-      </w:r>
-      <w:proofErr w:type="gramEnd"/>
-      <w:r>
-        <w:rPr>
-          <w:rFonts w:ascii="Times New Roman" w:eastAsia="Times New Roman" w:hAnsi="Times New Roman"/>
-          <w:bCs/>
-          <w:sz w:val="20"/>
-          <w:szCs w:val="20"/>
-          <w:lang w:eastAsia="ru-RU"/>
-        </w:rPr>
-        <w:t>}}</w:t>
+        <w:t>Идентификационная пластиковая карточка {{agent.cardNumber}}</w:t>
       </w:r>
     </w:p>
     <w:p>
@@ -5540,27 +5177,7 @@
                 <w:szCs w:val="20"/>
                 <w:lang w:eastAsia="ru-RU"/>
               </w:rPr>
-              <w:t>ФИО: {{</w:t>
-            </w:r>
-            <w:proofErr w:type="gramStart"/>
-            <w:r>
-              <w:rPr>
-                <w:rFonts w:ascii="Times New Roman" w:hAnsi="Times New Roman"/>
-                <w:sz w:val="20"/>
-                <w:szCs w:val="20"/>
-                <w:lang w:eastAsia="ru-RU"/>
-              </w:rPr>
-              <w:t>seller.fullName</w:t>
-            </w:r>
-            <w:proofErr w:type="gramEnd"/>
-            <w:r>
-              <w:rPr>
-                <w:rFonts w:ascii="Times New Roman" w:hAnsi="Times New Roman"/>
-                <w:sz w:val="20"/>
-                <w:szCs w:val="20"/>
-                <w:lang w:eastAsia="ru-RU"/>
-              </w:rPr>
-              <w:t>}}</w:t>
+              <w:t>ФИО: {{seller.fullName}}</w:t>
             </w:r>
           </w:p>
           <w:p>
@@ -5579,29 +5196,7 @@
                 <w:szCs w:val="20"/>
                 <w:lang w:eastAsia="ru-RU"/>
               </w:rPr>
-              <w:t>{{</w:t>
-            </w:r>
-            <w:proofErr w:type="spellStart"/>
-            <w:proofErr w:type="gramStart"/>
-            <w:r>
-              <w:rPr>
-                <w:rFonts w:ascii="Times New Roman" w:hAnsi="Times New Roman"/>
-                <w:sz w:val="20"/>
-                <w:szCs w:val="20"/>
-                <w:lang w:eastAsia="ru-RU"/>
-              </w:rPr>
-              <w:t>seller.birthDate</w:t>
-            </w:r>
-            <w:proofErr w:type="spellEnd"/>
-            <w:proofErr w:type="gramEnd"/>
-            <w:r>
-              <w:rPr>
-                <w:rFonts w:ascii="Times New Roman" w:hAnsi="Times New Roman"/>
-                <w:sz w:val="20"/>
-                <w:szCs w:val="20"/>
-                <w:lang w:eastAsia="ru-RU"/>
-              </w:rPr>
-              <w:t>}} г.р.</w:t>
+              <w:t>{{seller.birthDate}} г.р.</w:t>
             </w:r>
           </w:p>
           <w:p>
@@ -5629,29 +5224,7 @@
                 <w:szCs w:val="20"/>
                 <w:lang w:eastAsia="ru-RU"/>
               </w:rPr>
-              <w:t>: {{</w:t>
-            </w:r>
-            <w:proofErr w:type="spellStart"/>
-            <w:proofErr w:type="gramStart"/>
-            <w:r>
-              <w:rPr>
-                <w:rFonts w:ascii="Times New Roman" w:hAnsi="Times New Roman"/>
-                <w:sz w:val="20"/>
-                <w:szCs w:val="20"/>
-                <w:lang w:eastAsia="ru-RU"/>
-              </w:rPr>
-              <w:t>seller.address</w:t>
-            </w:r>
-            <w:proofErr w:type="spellEnd"/>
-            <w:proofErr w:type="gramEnd"/>
-            <w:r>
-              <w:rPr>
-                <w:rFonts w:ascii="Times New Roman" w:hAnsi="Times New Roman"/>
-                <w:sz w:val="20"/>
-                <w:szCs w:val="20"/>
-                <w:lang w:eastAsia="ru-RU"/>
-              </w:rPr>
-              <w:t>}}</w:t>
+              <w:t>: {{seller.address}}</w:t>
             </w:r>
           </w:p>
           <w:p>
@@ -5670,27 +5243,7 @@
                 <w:szCs w:val="20"/>
                 <w:lang w:eastAsia="ru-RU"/>
               </w:rPr>
-              <w:t>Паспорт: {{</w:t>
-            </w:r>
-            <w:proofErr w:type="gramStart"/>
-            <w:r>
-              <w:rPr>
-                <w:rFonts w:ascii="Times New Roman" w:hAnsi="Times New Roman"/>
-                <w:sz w:val="20"/>
-                <w:szCs w:val="20"/>
-                <w:lang w:eastAsia="ru-RU"/>
-              </w:rPr>
-              <w:t>seller.passport</w:t>
-            </w:r>
-            <w:proofErr w:type="gramEnd"/>
-            <w:r>
-              <w:rPr>
-                <w:rFonts w:ascii="Times New Roman" w:hAnsi="Times New Roman"/>
-                <w:sz w:val="20"/>
-                <w:szCs w:val="20"/>
-                <w:lang w:eastAsia="ru-RU"/>
-              </w:rPr>
-              <w:t>}}</w:t>
+              <w:t>Паспорт: {{seller.passport}}</w:t>
             </w:r>
           </w:p>
           <w:p>
@@ -5718,51 +5271,7 @@
                 <w:szCs w:val="20"/>
                 <w:lang w:val="en-US" w:eastAsia="ru-RU"/>
               </w:rPr>
-              <w:t xml:space="preserve"> {{</w:t>
-            </w:r>
-            <w:proofErr w:type="spellStart"/>
-            <w:proofErr w:type="gramStart"/>
-            <w:r>
-              <w:rPr>
-                <w:rFonts w:ascii="Times New Roman" w:hAnsi="Times New Roman"/>
-                <w:sz w:val="20"/>
-                <w:szCs w:val="20"/>
-                <w:lang w:val="en-US" w:eastAsia="ru-RU"/>
-              </w:rPr>
-              <w:t>seller.passportIssuedByInstrumental</w:t>
-            </w:r>
-            <w:proofErr w:type="spellEnd"/>
-            <w:proofErr w:type="gramEnd"/>
-            <w:r>
-              <w:rPr>
-                <w:rFonts w:ascii="Times New Roman" w:hAnsi="Times New Roman"/>
-                <w:sz w:val="20"/>
-                <w:szCs w:val="20"/>
-                <w:lang w:val="en-US" w:eastAsia="ru-RU"/>
-              </w:rPr>
-              <w:t>}} {{</w:t>
-            </w:r>
-            <w:proofErr w:type="spellStart"/>
-            <w:proofErr w:type="gramStart"/>
-            <w:r>
-              <w:rPr>
-                <w:rFonts w:ascii="Times New Roman" w:hAnsi="Times New Roman"/>
-                <w:sz w:val="20"/>
-                <w:szCs w:val="20"/>
-                <w:lang w:val="en-US" w:eastAsia="ru-RU"/>
-              </w:rPr>
-              <w:t>seller.passportIssueDate</w:t>
-            </w:r>
-            <w:proofErr w:type="spellEnd"/>
-            <w:proofErr w:type="gramEnd"/>
-            <w:r>
-              <w:rPr>
-                <w:rFonts w:ascii="Times New Roman" w:hAnsi="Times New Roman"/>
-                <w:sz w:val="20"/>
-                <w:szCs w:val="20"/>
-                <w:lang w:val="en-US" w:eastAsia="ru-RU"/>
-              </w:rPr>
-              <w:t>}}</w:t>
+              <w:t xml:space="preserve"> {{seller.passportIssuedByInstrumental}} {{seller.passportIssueDate}}</w:t>
             </w:r>
           </w:p>
           <w:p>
@@ -5809,29 +5318,7 @@
                 <w:szCs w:val="20"/>
                 <w:lang w:val="en-US" w:eastAsia="ru-RU"/>
               </w:rPr>
-              <w:t>: {{</w:t>
-            </w:r>
-            <w:proofErr w:type="spellStart"/>
-            <w:proofErr w:type="gramStart"/>
-            <w:r>
-              <w:rPr>
-                <w:rFonts w:ascii="Times New Roman" w:hAnsi="Times New Roman"/>
-                <w:sz w:val="20"/>
-                <w:szCs w:val="20"/>
-                <w:lang w:val="en-US" w:eastAsia="ru-RU"/>
-              </w:rPr>
-              <w:t>seller.phone</w:t>
-            </w:r>
-            <w:proofErr w:type="spellEnd"/>
-            <w:proofErr w:type="gramEnd"/>
-            <w:r>
-              <w:rPr>
-                <w:rFonts w:ascii="Times New Roman" w:hAnsi="Times New Roman"/>
-                <w:sz w:val="20"/>
-                <w:szCs w:val="20"/>
-                <w:lang w:val="en-US" w:eastAsia="ru-RU"/>
-              </w:rPr>
-              <w:t>}}</w:t>
+              <w:t>: {{seller.phone}}</w:t>
             </w:r>
           </w:p>
           <w:p>
@@ -5877,31 +5364,7 @@
                 <w:szCs w:val="20"/>
                 <w:lang w:val="en-US" w:eastAsia="ru-RU"/>
               </w:rPr>
-              <w:t>_______________________{{</w:t>
-            </w:r>
-            <w:proofErr w:type="spellStart"/>
-            <w:proofErr w:type="gramStart"/>
-            <w:r>
-              <w:rPr>
-                <w:rFonts w:ascii="Times New Roman" w:eastAsia="Times New Roman" w:hAnsi="Times New Roman"/>
-                <w:b/>
-                <w:sz w:val="20"/>
-                <w:szCs w:val="20"/>
-                <w:lang w:val="en-US" w:eastAsia="ru-RU"/>
-              </w:rPr>
-              <w:t>seller.initials</w:t>
-            </w:r>
-            <w:proofErr w:type="spellEnd"/>
-            <w:proofErr w:type="gramEnd"/>
-            <w:r>
-              <w:rPr>
-                <w:rFonts w:ascii="Times New Roman" w:eastAsia="Times New Roman" w:hAnsi="Times New Roman"/>
-                <w:b/>
-                <w:sz w:val="20"/>
-                <w:szCs w:val="20"/>
-                <w:lang w:val="en-US" w:eastAsia="ru-RU"/>
-              </w:rPr>
-              <w:t>}}</w:t>
+              <w:t>_______________________{{seller.initials}}</w:t>
             </w:r>
           </w:p>
         </w:tc>
@@ -6024,29 +5487,17 @@
                 <w:szCs w:val="20"/>
                 <w:lang w:val="en-US"/>
               </w:rPr>
-              <w:t xml:space="preserve"> BY28 ALFA 3012 2J91 2500 1027 </w:t>
-            </w:r>
-            <w:proofErr w:type="gramStart"/>
+              <w:t xml:space="preserve"> BY28 ALFA 3012 2J91 2500 1027 0000  </w:t>
+            </w:r>
             <w:r>
               <w:rPr>
                 <w:rFonts w:ascii="Times New Roman" w:eastAsia="Times New Roman" w:hAnsi="Times New Roman"/>
                 <w:color w:val="000000"/>
                 <w:sz w:val="20"/>
                 <w:szCs w:val="20"/>
-                <w:lang w:val="en-US"/>
-              </w:rPr>
-              <w:t xml:space="preserve">0000  </w:t>
-            </w:r>
-            <w:r>
-              <w:rPr>
-                <w:rFonts w:ascii="Times New Roman" w:eastAsia="Times New Roman" w:hAnsi="Times New Roman"/>
-                <w:color w:val="000000"/>
-                <w:sz w:val="20"/>
-                <w:szCs w:val="20"/>
               </w:rPr>
               <w:t>БИК</w:t>
             </w:r>
-            <w:proofErr w:type="gramEnd"/>
             <w:r>
               <w:rPr>
                 <w:rFonts w:ascii="Times New Roman" w:eastAsia="Times New Roman" w:hAnsi="Times New Roman"/>
@@ -6086,27 +5537,7 @@
                 <w:sz w:val="20"/>
                 <w:szCs w:val="20"/>
               </w:rPr>
-              <w:t xml:space="preserve">ЗАО «Альфа-Банк»,220007, </w:t>
-            </w:r>
-            <w:proofErr w:type="spellStart"/>
-            <w:r>
-              <w:rPr>
-                <w:rFonts w:ascii="Times New Roman" w:eastAsia="Times New Roman" w:hAnsi="Times New Roman"/>
-                <w:color w:val="000000"/>
-                <w:sz w:val="20"/>
-                <w:szCs w:val="20"/>
-              </w:rPr>
-              <w:t>г.Минск</w:t>
-            </w:r>
-            <w:proofErr w:type="spellEnd"/>
-            <w:r>
-              <w:rPr>
-                <w:rFonts w:ascii="Times New Roman" w:eastAsia="Times New Roman" w:hAnsi="Times New Roman"/>
-                <w:color w:val="000000"/>
-                <w:sz w:val="20"/>
-                <w:szCs w:val="20"/>
-              </w:rPr>
-              <w:t>, ул.Сурганова,43-47 УНП 101541947</w:t>
+              <w:t>ЗАО «Альфа-Банк»,220007, г.Минск, ул.Сурганова,43-47 УНП 101541947</w:t>
             </w:r>
           </w:p>
           <w:p>
@@ -6205,7 +5636,6 @@
                 </w:rPr>
                 <w:t>://</w:t>
               </w:r>
-              <w:proofErr w:type="spellStart"/>
               <w:r>
                 <w:rPr>
                   <w:rStyle w:val="a6"/>
@@ -6216,7 +5646,6 @@
                 </w:rPr>
                 <w:t>germesgarant</w:t>
               </w:r>
-              <w:proofErr w:type="spellEnd"/>
               <w:r>
                 <w:rPr>
                   <w:rStyle w:val="a6"/>
@@ -6260,7 +5689,6 @@
                 <w:lang w:eastAsia="ru-RU"/>
               </w:rPr>
             </w:pPr>
-            <w:proofErr w:type="spellStart"/>
             <w:r>
               <w:rPr>
                 <w:rFonts w:ascii="Times New Roman" w:eastAsia="Times New Roman" w:hAnsi="Times New Roman"/>
@@ -6287,17 +5715,7 @@
                 <w:szCs w:val="20"/>
                 <w:lang w:eastAsia="ru-RU"/>
               </w:rPr>
-              <w:t>Турко</w:t>
-            </w:r>
-            <w:proofErr w:type="spellEnd"/>
-            <w:r>
-              <w:rPr>
-                <w:rFonts w:ascii="Times New Roman" w:eastAsia="Times New Roman" w:hAnsi="Times New Roman"/>
-                <w:sz w:val="20"/>
-                <w:szCs w:val="20"/>
-                <w:lang w:eastAsia="ru-RU"/>
-              </w:rPr>
-              <w:t xml:space="preserve"> О.Р.</w:t>
+              <w:t>Турко О.Р.</w:t>
             </w:r>
           </w:p>
           <w:p>
@@ -6364,27 +5782,7 @@
                 <w:szCs w:val="20"/>
                 <w:lang w:val="en-US" w:eastAsia="ru-RU"/>
               </w:rPr>
-              <w:t xml:space="preserve">{{owner1.birthDate}} </w:t>
-            </w:r>
-            <w:proofErr w:type="spellStart"/>
-            <w:r>
-              <w:rPr>
-                <w:rFonts w:ascii="Times New Roman" w:hAnsi="Times New Roman"/>
-                <w:sz w:val="20"/>
-                <w:szCs w:val="20"/>
-                <w:lang w:val="en-US" w:eastAsia="ru-RU"/>
-              </w:rPr>
-              <w:t>г.р</w:t>
-            </w:r>
-            <w:proofErr w:type="spellEnd"/>
-            <w:r>
-              <w:rPr>
-                <w:rFonts w:ascii="Times New Roman" w:hAnsi="Times New Roman"/>
-                <w:sz w:val="20"/>
-                <w:szCs w:val="20"/>
-                <w:lang w:val="en-US" w:eastAsia="ru-RU"/>
-              </w:rPr>
-              <w:t>.</w:t>
+              <w:t>{{owner1.birthDate}} г.р.</w:t>
             </w:r>
           </w:p>
           <w:p>
@@ -6403,7 +5801,25 @@
                 <w:szCs w:val="20"/>
                 <w:lang w:eastAsia="ru-RU"/>
               </w:rPr>
-              <w:t>Адрес регистрации</w:t>
+              <w:t>Адрес</w:t>
+            </w:r>
+            <w:r>
+              <w:rPr>
+                <w:rFonts w:ascii="Times New Roman" w:hAnsi="Times New Roman"/>
+                <w:sz w:val="20"/>
+                <w:szCs w:val="20"/>
+                <w:lang w:val="en-US" w:eastAsia="ru-RU"/>
+              </w:rPr>
+              <w:t xml:space="preserve"> </w:t>
+            </w:r>
+            <w:r>
+              <w:rPr>
+                <w:rFonts w:ascii="Times New Roman" w:hAnsi="Times New Roman"/>
+                <w:sz w:val="20"/>
+                <w:szCs w:val="20"/>
+                <w:lang w:eastAsia="ru-RU"/>
+              </w:rPr>
+              <w:t>регистрации</w:t>
             </w:r>
             <w:r>
               <w:rPr>
@@ -6631,27 +6047,7 @@
                 <w:szCs w:val="20"/>
                 <w:lang w:val="en-US" w:eastAsia="ru-RU"/>
               </w:rPr>
-              <w:t xml:space="preserve">{{owner2.birthDate}} </w:t>
-            </w:r>
-            <w:proofErr w:type="spellStart"/>
-            <w:r>
-              <w:rPr>
-                <w:rFonts w:ascii="Times New Roman" w:hAnsi="Times New Roman"/>
-                <w:sz w:val="20"/>
-                <w:szCs w:val="20"/>
-                <w:lang w:val="en-US" w:eastAsia="ru-RU"/>
-              </w:rPr>
-              <w:t>г.р</w:t>
-            </w:r>
-            <w:proofErr w:type="spellEnd"/>
-            <w:r>
-              <w:rPr>
-                <w:rFonts w:ascii="Times New Roman" w:hAnsi="Times New Roman"/>
-                <w:sz w:val="20"/>
-                <w:szCs w:val="20"/>
-                <w:lang w:val="en-US" w:eastAsia="ru-RU"/>
-              </w:rPr>
-              <w:t>.</w:t>
+              <w:t>{{owner2.birthDate}} г.р.</w:t>
             </w:r>
           </w:p>
           <w:p>
@@ -6670,7 +6066,25 @@
                 <w:szCs w:val="20"/>
                 <w:lang w:eastAsia="ru-RU"/>
               </w:rPr>
-              <w:t>Адрес регистрации</w:t>
+              <w:t>Адрес</w:t>
+            </w:r>
+            <w:r>
+              <w:rPr>
+                <w:rFonts w:ascii="Times New Roman" w:hAnsi="Times New Roman"/>
+                <w:sz w:val="20"/>
+                <w:szCs w:val="20"/>
+                <w:lang w:val="en-US" w:eastAsia="ru-RU"/>
+              </w:rPr>
+              <w:t xml:space="preserve"> </w:t>
+            </w:r>
+            <w:r>
+              <w:rPr>
+                <w:rFonts w:ascii="Times New Roman" w:hAnsi="Times New Roman"/>
+                <w:sz w:val="20"/>
+                <w:szCs w:val="20"/>
+                <w:lang w:eastAsia="ru-RU"/>
+              </w:rPr>
+              <w:t>регистрации</w:t>
             </w:r>
             <w:r>
               <w:rPr>
@@ -6955,43 +6369,7 @@
           <w:sz w:val="16"/>
           <w:szCs w:val="16"/>
         </w:rPr>
-        <w:t>к договору оказания риэлтерских услуг по содействию в продаже объектов недвижимого имущества №{{</w:t>
-      </w:r>
-      <w:proofErr w:type="gramStart"/>
-      <w:r>
-        <w:rPr>
-          <w:rFonts w:ascii="Times New Roman" w:hAnsi="Times New Roman"/>
-          <w:sz w:val="16"/>
-          <w:szCs w:val="16"/>
-        </w:rPr>
-        <w:t>deal.contractNumber</w:t>
-      </w:r>
-      <w:proofErr w:type="gramEnd"/>
-      <w:r>
-        <w:rPr>
-          <w:rFonts w:ascii="Times New Roman" w:hAnsi="Times New Roman"/>
-          <w:sz w:val="16"/>
-          <w:szCs w:val="16"/>
-        </w:rPr>
-        <w:t>}} от {{</w:t>
-      </w:r>
-      <w:proofErr w:type="gramStart"/>
-      <w:r>
-        <w:rPr>
-          <w:rFonts w:ascii="Times New Roman" w:hAnsi="Times New Roman"/>
-          <w:sz w:val="16"/>
-          <w:szCs w:val="16"/>
-        </w:rPr>
-        <w:t>deal.date</w:t>
-      </w:r>
-      <w:proofErr w:type="gramEnd"/>
-      <w:r>
-        <w:rPr>
-          <w:rFonts w:ascii="Times New Roman" w:hAnsi="Times New Roman"/>
-          <w:sz w:val="16"/>
-          <w:szCs w:val="16"/>
-        </w:rPr>
-        <w:t>}}</w:t>
+        <w:t>к договору оказания риэлтерских услуг по содействию в продаже объектов недвижимого имущества №{{deal.contractNumber}} от {{deal.date}}</w:t>
       </w:r>
     </w:p>
     <w:p>
@@ -9524,10 +8902,8 @@
           <w:sz w:val="20"/>
           <w:szCs w:val="20"/>
         </w:rPr>
-        <w:t>{{</w:t>
-      </w:r>
-      <w:proofErr w:type="spellStart"/>
-      <w:proofErr w:type="gramStart"/>
+        <w:t>{{seller.initials}}</w:t>
+      </w:r>
       <w:r>
         <w:rPr>
           <w:rFonts w:ascii="Times New Roman" w:hAnsi="Times New Roman"/>
@@ -9535,41 +8911,10 @@
           <w:sz w:val="20"/>
           <w:szCs w:val="20"/>
         </w:rPr>
-        <w:t>seller.initials</w:t>
-      </w:r>
-      <w:proofErr w:type="spellEnd"/>
-      <w:proofErr w:type="gramEnd"/>
-      <w:r>
-        <w:rPr>
-          <w:rFonts w:ascii="Times New Roman" w:hAnsi="Times New Roman"/>
-          <w:b/>
-          <w:sz w:val="20"/>
-          <w:szCs w:val="20"/>
-        </w:rPr>
-        <w:t>}}</w:t>
-      </w:r>
-      <w:r>
-        <w:rPr>
-          <w:rFonts w:ascii="Times New Roman" w:hAnsi="Times New Roman"/>
-          <w:b/>
-          <w:sz w:val="20"/>
-          <w:szCs w:val="20"/>
-        </w:rPr>
         <w:tab/>
-        <w:t xml:space="preserve">       Исполнитель: _________________________</w:t>
-      </w:r>
-      <w:proofErr w:type="spellStart"/>
-      <w:r>
-        <w:rPr>
-          <w:rFonts w:ascii="Times New Roman" w:hAnsi="Times New Roman"/>
-          <w:b/>
-          <w:sz w:val="20"/>
-          <w:szCs w:val="20"/>
-        </w:rPr>
-        <w:t>О.Р.Турко</w:t>
+        <w:t xml:space="preserve">       Исполнитель: _________________________О.Р.Турко</w:t>
       </w:r>
       <w:bookmarkEnd w:id="12"/>
-      <w:proofErr w:type="spellEnd"/>
     </w:p>
     <w:p>
       <w:pPr>
@@ -9763,7 +9108,6 @@
       </w:rPr>
       <w:t xml:space="preserve">           </w:t>
     </w:r>
-    <w:proofErr w:type="spellStart"/>
     <w:r>
       <w:rPr>
         <w:sz w:val="12"/>
@@ -9771,7 +9115,6 @@
       </w:rPr>
       <w:t>Экслюзив</w:t>
     </w:r>
-    <w:proofErr w:type="spellEnd"/>
   </w:p>
   <w:p>
     <w:pPr>
@@ -10461,7 +9804,6 @@
   <w:style w:type="character" w:default="1" w:styleId="a0">
     <w:name w:val="Default Paragraph Font"/>
     <w:uiPriority w:val="1"/>
-    <w:semiHidden/>
     <w:unhideWhenUsed/>
   </w:style>
   <w:style w:type="table" w:default="1" w:styleId="a1">

--- a/templates/working/Договор_ЭКС_3_собств.docx
+++ b/templates/working/Договор_ЭКС_3_собств.docx
@@ -25,7 +25,31 @@
           <w:szCs w:val="24"/>
           <w:lang w:eastAsia="ru-RU"/>
         </w:rPr>
-        <w:t>ДОГОВОР №{{deal.contractNumber}}</w:t>
+        <w:t>ДОГОВОР №{{</w:t>
+      </w:r>
+      <w:proofErr w:type="spellStart"/>
+      <w:proofErr w:type="gramStart"/>
+      <w:r>
+        <w:rPr>
+          <w:rFonts w:ascii="Times New Roman" w:eastAsia="Times New Roman" w:hAnsi="Times New Roman"/>
+          <w:b/>
+          <w:sz w:val="24"/>
+          <w:szCs w:val="24"/>
+          <w:lang w:eastAsia="ru-RU"/>
+        </w:rPr>
+        <w:t>deal.contractNumber</w:t>
+      </w:r>
+      <w:proofErr w:type="spellEnd"/>
+      <w:proofErr w:type="gramEnd"/>
+      <w:r>
+        <w:rPr>
+          <w:rFonts w:ascii="Times New Roman" w:eastAsia="Times New Roman" w:hAnsi="Times New Roman"/>
+          <w:b/>
+          <w:sz w:val="24"/>
+          <w:szCs w:val="24"/>
+          <w:lang w:eastAsia="ru-RU"/>
+        </w:rPr>
+        <w:t>}}</w:t>
       </w:r>
     </w:p>
     <w:p>
@@ -119,8 +143,50 @@
           <w:szCs w:val="24"/>
           <w:lang w:eastAsia="ru-RU"/>
         </w:rPr>
-        <w:t>Лида                                                                                                                                          {{deal.date}}г.</w:t>
-      </w:r>
+        <w:t xml:space="preserve">Лида                                                                                                                                       </w:t>
+      </w:r>
+      <w:proofErr w:type="gramStart"/>
+      <w:r>
+        <w:rPr>
+          <w:rFonts w:ascii="Times New Roman" w:eastAsia="Times New Roman" w:hAnsi="Times New Roman"/>
+          <w:sz w:val="24"/>
+          <w:szCs w:val="24"/>
+          <w:lang w:eastAsia="ru-RU"/>
+        </w:rPr>
+        <w:t xml:space="preserve">   {</w:t>
+      </w:r>
+      <w:proofErr w:type="gramEnd"/>
+      <w:r>
+        <w:rPr>
+          <w:rFonts w:ascii="Times New Roman" w:eastAsia="Times New Roman" w:hAnsi="Times New Roman"/>
+          <w:sz w:val="24"/>
+          <w:szCs w:val="24"/>
+          <w:lang w:eastAsia="ru-RU"/>
+        </w:rPr>
+        <w:t>{</w:t>
+      </w:r>
+      <w:proofErr w:type="spellStart"/>
+      <w:proofErr w:type="gramStart"/>
+      <w:r>
+        <w:rPr>
+          <w:rFonts w:ascii="Times New Roman" w:eastAsia="Times New Roman" w:hAnsi="Times New Roman"/>
+          <w:sz w:val="24"/>
+          <w:szCs w:val="24"/>
+          <w:lang w:eastAsia="ru-RU"/>
+        </w:rPr>
+        <w:t>deal.date</w:t>
+      </w:r>
+      <w:proofErr w:type="spellEnd"/>
+      <w:r>
+        <w:rPr>
+          <w:rFonts w:ascii="Times New Roman" w:eastAsia="Times New Roman" w:hAnsi="Times New Roman"/>
+          <w:sz w:val="24"/>
+          <w:szCs w:val="24"/>
+          <w:lang w:eastAsia="ru-RU"/>
+        </w:rPr>
+        <w:t>}}г.</w:t>
+      </w:r>
+      <w:proofErr w:type="gramEnd"/>
     </w:p>
     <w:p>
       <w:pPr>
@@ -149,17 +215,9 @@
           <w:szCs w:val="24"/>
           <w:lang w:eastAsia="ru-RU"/>
         </w:rPr>
-        <w:t xml:space="preserve">{{seller.fullName}}, </w:t>
-      </w:r>
-      <w:r>
-        <w:rPr>
-          <w:rFonts w:ascii="Times New Roman" w:eastAsia="Times New Roman" w:hAnsi="Times New Roman"/>
-          <w:sz w:val="24"/>
-          <w:szCs w:val="24"/>
-          <w:lang w:eastAsia="ru-RU"/>
-        </w:rPr>
-        <w:t>в дальнейшем именуемый</w:t>
-      </w:r>
+        <w:t>{{</w:t>
+      </w:r>
+      <w:proofErr w:type="spellStart"/>
       <w:r>
         <w:rPr>
           <w:rFonts w:ascii="Times New Roman" w:eastAsia="Times New Roman" w:hAnsi="Times New Roman"/>
@@ -169,17 +227,9 @@
           <w:szCs w:val="24"/>
           <w:lang w:eastAsia="ru-RU"/>
         </w:rPr>
-        <w:t xml:space="preserve"> "Потребитель", </w:t>
-      </w:r>
-      <w:r>
-        <w:rPr>
-          <w:rFonts w:ascii="Times New Roman" w:eastAsia="Times New Roman" w:hAnsi="Times New Roman"/>
-          <w:sz w:val="24"/>
-          <w:szCs w:val="24"/>
-          <w:lang w:eastAsia="ru-RU"/>
-        </w:rPr>
-        <w:t>и</w:t>
-      </w:r>
+        <w:t>seller.fullName</w:t>
+      </w:r>
+      <w:proofErr w:type="spellEnd"/>
       <w:r>
         <w:rPr>
           <w:rFonts w:ascii="Times New Roman" w:eastAsia="Times New Roman" w:hAnsi="Times New Roman"/>
@@ -189,6 +239,46 @@
           <w:szCs w:val="24"/>
           <w:lang w:eastAsia="ru-RU"/>
         </w:rPr>
+        <w:t xml:space="preserve">}}, </w:t>
+      </w:r>
+      <w:r>
+        <w:rPr>
+          <w:rFonts w:ascii="Times New Roman" w:eastAsia="Times New Roman" w:hAnsi="Times New Roman"/>
+          <w:sz w:val="24"/>
+          <w:szCs w:val="24"/>
+          <w:lang w:eastAsia="ru-RU"/>
+        </w:rPr>
+        <w:t>в дальнейшем именуемый</w:t>
+      </w:r>
+      <w:r>
+        <w:rPr>
+          <w:rFonts w:ascii="Times New Roman" w:eastAsia="Times New Roman" w:hAnsi="Times New Roman"/>
+          <w:b/>
+          <w:bCs/>
+          <w:sz w:val="24"/>
+          <w:szCs w:val="24"/>
+          <w:lang w:eastAsia="ru-RU"/>
+        </w:rPr>
+        <w:t xml:space="preserve"> "Потребитель", </w:t>
+      </w:r>
+      <w:r>
+        <w:rPr>
+          <w:rFonts w:ascii="Times New Roman" w:eastAsia="Times New Roman" w:hAnsi="Times New Roman"/>
+          <w:sz w:val="24"/>
+          <w:szCs w:val="24"/>
+          <w:lang w:eastAsia="ru-RU"/>
+        </w:rPr>
+        <w:t>и</w:t>
+      </w:r>
+      <w:r>
+        <w:rPr>
+          <w:rFonts w:ascii="Times New Roman" w:eastAsia="Times New Roman" w:hAnsi="Times New Roman"/>
+          <w:b/>
+          <w:bCs/>
+          <w:sz w:val="24"/>
+          <w:szCs w:val="24"/>
+          <w:lang w:eastAsia="ru-RU"/>
+        </w:rPr>
         <w:t xml:space="preserve"> Общество с ограниченной ответственностью «ГермесГарант» </w:t>
       </w:r>
       <w:r>
@@ -198,8 +288,19 @@
           <w:szCs w:val="24"/>
           <w:lang w:eastAsia="ru-RU"/>
         </w:rPr>
-        <w:t>на основании лицензии Министерства юстиции Республики Беларусь 02240/543 от 12.06.2026г, договора обязательного страхования ответственности за причинение вреда в связи с осуществлением риэлтерской деятельности с БРУСП «Белго</w:t>
-      </w:r>
+        <w:t>на основании лицензии Министерства юстиции Республики Беларусь 02240/543 от 12.06.2026г, договора обязательного страхования ответственности за причинение вреда в связи с осуществлением риэлтерской деятельности с БРУСП «</w:t>
+      </w:r>
+      <w:proofErr w:type="spellStart"/>
+      <w:r>
+        <w:rPr>
+          <w:rFonts w:ascii="Times New Roman" w:eastAsia="Times New Roman" w:hAnsi="Times New Roman"/>
+          <w:sz w:val="24"/>
+          <w:szCs w:val="24"/>
+          <w:lang w:eastAsia="ru-RU"/>
+        </w:rPr>
+        <w:t>Белго</w:t>
+      </w:r>
+      <w:proofErr w:type="spellEnd"/>
       <w:r>
         <w:rPr>
           <w:rFonts w:ascii="Times New Roman" w:eastAsia="Times New Roman" w:hAnsi="Times New Roman"/>
@@ -295,7 +396,51 @@
           <w:szCs w:val="24"/>
           <w:lang w:eastAsia="ru-RU"/>
         </w:rPr>
-        <w:t>1.1.  Предметом настоящего договора является оказание Исполнителем Потребителю риэлтерских      услуг    по содействию в продаже   принадлежащего     Потребителю     на      праве собственности объекта недвижимого имущества (далее – риэлтерские услуги), представляющего собой "{{property.type}}", расположенный по адресу {{property.address}}.</w:t>
+        <w:t>1.1.  Предметом настоящего договора является оказание Исполнителем Потребителю риэлтерских      услуг    по содействию в продаже   принадлежащего     Потребителю     на      праве собственности объекта недвижимого имущества (далее – риэлтерские услуги), представляющего собой "{{</w:t>
+      </w:r>
+      <w:proofErr w:type="spellStart"/>
+      <w:proofErr w:type="gramStart"/>
+      <w:r>
+        <w:rPr>
+          <w:rFonts w:ascii="Times New Roman" w:eastAsia="Times New Roman" w:hAnsi="Times New Roman"/>
+          <w:sz w:val="24"/>
+          <w:szCs w:val="24"/>
+          <w:lang w:eastAsia="ru-RU"/>
+        </w:rPr>
+        <w:t>property.type</w:t>
+      </w:r>
+      <w:proofErr w:type="spellEnd"/>
+      <w:proofErr w:type="gramEnd"/>
+      <w:r>
+        <w:rPr>
+          <w:rFonts w:ascii="Times New Roman" w:eastAsia="Times New Roman" w:hAnsi="Times New Roman"/>
+          <w:sz w:val="24"/>
+          <w:szCs w:val="24"/>
+          <w:lang w:eastAsia="ru-RU"/>
+        </w:rPr>
+        <w:t>}}", расположенный по адресу {{</w:t>
+      </w:r>
+      <w:proofErr w:type="spellStart"/>
+      <w:proofErr w:type="gramStart"/>
+      <w:r>
+        <w:rPr>
+          <w:rFonts w:ascii="Times New Roman" w:eastAsia="Times New Roman" w:hAnsi="Times New Roman"/>
+          <w:sz w:val="24"/>
+          <w:szCs w:val="24"/>
+          <w:lang w:eastAsia="ru-RU"/>
+        </w:rPr>
+        <w:t>property.address</w:t>
+      </w:r>
+      <w:proofErr w:type="spellEnd"/>
+      <w:proofErr w:type="gramEnd"/>
+      <w:r>
+        <w:rPr>
+          <w:rFonts w:ascii="Times New Roman" w:eastAsia="Times New Roman" w:hAnsi="Times New Roman"/>
+          <w:sz w:val="24"/>
+          <w:szCs w:val="24"/>
+          <w:lang w:eastAsia="ru-RU"/>
+        </w:rPr>
+        <w:t>}}.</w:t>
       </w:r>
     </w:p>
     <w:p>
@@ -318,7 +463,25 @@
           <w:sz w:val="24"/>
           <w:szCs w:val="24"/>
         </w:rPr>
-        <w:t>1.2. Описание Объекта: количеств комнат - {{property.rooms}}; общая площадь - {{</w:t>
+        <w:t>1.2. Описание Объекта: количеств комнат - {{</w:t>
+      </w:r>
+      <w:proofErr w:type="spellStart"/>
+      <w:r>
+        <w:rPr>
+          <w:rFonts w:ascii="Times New Roman" w:hAnsi="Times New Roman"/>
+          <w:sz w:val="24"/>
+          <w:szCs w:val="24"/>
+        </w:rPr>
+        <w:t>property.rooms</w:t>
+      </w:r>
+      <w:proofErr w:type="spellEnd"/>
+      <w:r>
+        <w:rPr>
+          <w:rFonts w:ascii="Times New Roman" w:hAnsi="Times New Roman"/>
+          <w:sz w:val="24"/>
+          <w:szCs w:val="24"/>
+        </w:rPr>
+        <w:t>}}; общая площадь - {{</w:t>
       </w:r>
       <w:r>
         <w:rPr>
@@ -337,6 +500,7 @@
         </w:rPr>
         <w:t>.</w:t>
       </w:r>
+      <w:proofErr w:type="spellStart"/>
       <w:r>
         <w:rPr>
           <w:rFonts w:ascii="Times New Roman" w:hAnsi="Times New Roman"/>
@@ -346,6 +510,7 @@
         </w:rPr>
         <w:t>areaTotal</w:t>
       </w:r>
+      <w:proofErr w:type="spellEnd"/>
       <w:r>
         <w:rPr>
           <w:rFonts w:ascii="Times New Roman" w:hAnsi="Times New Roman"/>
@@ -369,7 +534,25 @@
           <w:sz w:val="24"/>
           <w:szCs w:val="24"/>
         </w:rPr>
-        <w:t>.areaLiving}} м², этаж/этажность - {{</w:t>
+        <w:t>.</w:t>
+      </w:r>
+      <w:proofErr w:type="spellStart"/>
+      <w:r>
+        <w:rPr>
+          <w:rFonts w:ascii="Times New Roman" w:hAnsi="Times New Roman"/>
+          <w:sz w:val="24"/>
+          <w:szCs w:val="24"/>
+        </w:rPr>
+        <w:t>areaLiving</w:t>
+      </w:r>
+      <w:proofErr w:type="spellEnd"/>
+      <w:r>
+        <w:rPr>
+          <w:rFonts w:ascii="Times New Roman" w:hAnsi="Times New Roman"/>
+          <w:sz w:val="24"/>
+          <w:szCs w:val="24"/>
+        </w:rPr>
+        <w:t>}} м², этаж/этажность - {{</w:t>
       </w:r>
       <w:r>
         <w:rPr>
@@ -386,7 +569,25 @@
           <w:sz w:val="24"/>
           <w:szCs w:val="24"/>
         </w:rPr>
-        <w:t>.floor}}/{{</w:t>
+        <w:t>.</w:t>
+      </w:r>
+      <w:proofErr w:type="spellStart"/>
+      <w:r>
+        <w:rPr>
+          <w:rFonts w:ascii="Times New Roman" w:hAnsi="Times New Roman"/>
+          <w:sz w:val="24"/>
+          <w:szCs w:val="24"/>
+        </w:rPr>
+        <w:t>floor</w:t>
+      </w:r>
+      <w:proofErr w:type="spellEnd"/>
+      <w:r>
+        <w:rPr>
+          <w:rFonts w:ascii="Times New Roman" w:hAnsi="Times New Roman"/>
+          <w:sz w:val="24"/>
+          <w:szCs w:val="24"/>
+        </w:rPr>
+        <w:t>}}/{{</w:t>
       </w:r>
       <w:r>
         <w:rPr>
@@ -403,7 +604,25 @@
           <w:sz w:val="24"/>
           <w:szCs w:val="24"/>
         </w:rPr>
-        <w:t>.floors}}; материал стен - {{</w:t>
+        <w:t>.</w:t>
+      </w:r>
+      <w:proofErr w:type="spellStart"/>
+      <w:r>
+        <w:rPr>
+          <w:rFonts w:ascii="Times New Roman" w:hAnsi="Times New Roman"/>
+          <w:sz w:val="24"/>
+          <w:szCs w:val="24"/>
+        </w:rPr>
+        <w:t>floors</w:t>
+      </w:r>
+      <w:proofErr w:type="spellEnd"/>
+      <w:r>
+        <w:rPr>
+          <w:rFonts w:ascii="Times New Roman" w:hAnsi="Times New Roman"/>
+          <w:sz w:val="24"/>
+          <w:szCs w:val="24"/>
+        </w:rPr>
+        <w:t>}}; материал стен - {{</w:t>
       </w:r>
       <w:r>
         <w:rPr>
@@ -420,7 +639,25 @@
           <w:sz w:val="24"/>
           <w:szCs w:val="24"/>
         </w:rPr>
-        <w:t>.wallMaterial}}; год постройки - {{</w:t>
+        <w:t>.</w:t>
+      </w:r>
+      <w:proofErr w:type="spellStart"/>
+      <w:r>
+        <w:rPr>
+          <w:rFonts w:ascii="Times New Roman" w:hAnsi="Times New Roman"/>
+          <w:sz w:val="24"/>
+          <w:szCs w:val="24"/>
+        </w:rPr>
+        <w:t>wallMaterial</w:t>
+      </w:r>
+      <w:proofErr w:type="spellEnd"/>
+      <w:r>
+        <w:rPr>
+          <w:rFonts w:ascii="Times New Roman" w:hAnsi="Times New Roman"/>
+          <w:sz w:val="24"/>
+          <w:szCs w:val="24"/>
+        </w:rPr>
+        <w:t>}}; год постройки - {{</w:t>
       </w:r>
       <w:r>
         <w:rPr>
@@ -437,7 +674,25 @@
           <w:sz w:val="24"/>
           <w:szCs w:val="24"/>
         </w:rPr>
-        <w:t>.yearBuilt}}; {{#property.isApartment}}инвентарный номер - {{</w:t>
+        <w:t>.</w:t>
+      </w:r>
+      <w:proofErr w:type="spellStart"/>
+      <w:r>
+        <w:rPr>
+          <w:rFonts w:ascii="Times New Roman" w:hAnsi="Times New Roman"/>
+          <w:sz w:val="24"/>
+          <w:szCs w:val="24"/>
+        </w:rPr>
+        <w:t>yearBuilt</w:t>
+      </w:r>
+      <w:proofErr w:type="spellEnd"/>
+      <w:r>
+        <w:rPr>
+          <w:rFonts w:ascii="Times New Roman" w:hAnsi="Times New Roman"/>
+          <w:sz w:val="24"/>
+          <w:szCs w:val="24"/>
+        </w:rPr>
+        <w:t>}}; {{#property.isApartment}}инвентарный номер - {{</w:t>
       </w:r>
       <w:r>
         <w:rPr>
@@ -456,6 +711,7 @@
         </w:rPr>
         <w:t>.</w:t>
       </w:r>
+      <w:proofErr w:type="spellStart"/>
       <w:r>
         <w:rPr>
           <w:rFonts w:ascii="Times New Roman" w:hAnsi="Times New Roman"/>
@@ -465,13 +721,32 @@
         </w:rPr>
         <w:t>inventoryNumber</w:t>
       </w:r>
-      <w:r>
-        <w:rPr>
-          <w:rFonts w:ascii="Times New Roman" w:hAnsi="Times New Roman"/>
-          <w:sz w:val="24"/>
-          <w:szCs w:val="24"/>
-        </w:rPr>
-        <w:t>}} {{/property.isApartment}}{</w:t>
+      <w:proofErr w:type="spellEnd"/>
+      <w:r>
+        <w:rPr>
+          <w:rFonts w:ascii="Times New Roman" w:hAnsi="Times New Roman"/>
+          <w:sz w:val="24"/>
+          <w:szCs w:val="24"/>
+        </w:rPr>
+        <w:t>}} {{/</w:t>
+      </w:r>
+      <w:proofErr w:type="spellStart"/>
+      <w:r>
+        <w:rPr>
+          <w:rFonts w:ascii="Times New Roman" w:hAnsi="Times New Roman"/>
+          <w:sz w:val="24"/>
+          <w:szCs w:val="24"/>
+        </w:rPr>
+        <w:t>property.isApartment</w:t>
+      </w:r>
+      <w:proofErr w:type="spellEnd"/>
+      <w:r>
+        <w:rPr>
+          <w:rFonts w:ascii="Times New Roman" w:hAnsi="Times New Roman"/>
+          <w:sz w:val="24"/>
+          <w:szCs w:val="24"/>
+        </w:rPr>
+        <w:t>}}{</w:t>
       </w:r>
       <w:r>
         <w:rPr>
@@ -505,7 +780,25 @@
           <w:sz w:val="24"/>
           <w:szCs w:val="24"/>
         </w:rPr>
-        <w:t>.cadastre}}; площадь земельного участка – {{</w:t>
+        <w:t>.</w:t>
+      </w:r>
+      <w:proofErr w:type="spellStart"/>
+      <w:r>
+        <w:rPr>
+          <w:rFonts w:ascii="Times New Roman" w:hAnsi="Times New Roman"/>
+          <w:sz w:val="24"/>
+          <w:szCs w:val="24"/>
+        </w:rPr>
+        <w:t>cadastre</w:t>
+      </w:r>
+      <w:proofErr w:type="spellEnd"/>
+      <w:r>
+        <w:rPr>
+          <w:rFonts w:ascii="Times New Roman" w:hAnsi="Times New Roman"/>
+          <w:sz w:val="24"/>
+          <w:szCs w:val="24"/>
+        </w:rPr>
+        <w:t>}}; площадь земельного участка – {{</w:t>
       </w:r>
       <w:r>
         <w:rPr>
@@ -533,13 +826,23 @@
         </w:rPr>
         <w:t>l</w:t>
       </w:r>
-      <w:r>
-        <w:rPr>
-          <w:rFonts w:ascii="Times New Roman" w:hAnsi="Times New Roman"/>
-          <w:sz w:val="24"/>
-          <w:szCs w:val="24"/>
-        </w:rPr>
-        <w:t>andArea}} га; форма собственности – {{</w:t>
+      <w:proofErr w:type="spellStart"/>
+      <w:r>
+        <w:rPr>
+          <w:rFonts w:ascii="Times New Roman" w:hAnsi="Times New Roman"/>
+          <w:sz w:val="24"/>
+          <w:szCs w:val="24"/>
+        </w:rPr>
+        <w:t>andArea</w:t>
+      </w:r>
+      <w:proofErr w:type="spellEnd"/>
+      <w:r>
+        <w:rPr>
+          <w:rFonts w:ascii="Times New Roman" w:hAnsi="Times New Roman"/>
+          <w:sz w:val="24"/>
+          <w:szCs w:val="24"/>
+        </w:rPr>
+        <w:t>}} га; форма собственности – {{</w:t>
       </w:r>
       <w:r>
         <w:rPr>
@@ -558,6 +861,7 @@
         </w:rPr>
         <w:t>.</w:t>
       </w:r>
+      <w:proofErr w:type="spellStart"/>
       <w:r>
         <w:rPr>
           <w:rFonts w:ascii="Times New Roman" w:hAnsi="Times New Roman"/>
@@ -567,6 +871,7 @@
         </w:rPr>
         <w:t>ownershipForm</w:t>
       </w:r>
+      <w:proofErr w:type="spellEnd"/>
       <w:r>
         <w:rPr>
           <w:rFonts w:ascii="Times New Roman" w:hAnsi="Times New Roman"/>
@@ -582,7 +887,27 @@
           <w:szCs w:val="24"/>
           <w:lang w:val="ru-BY"/>
         </w:rPr>
-        <w:t>{{/property.isHouse}}.</w:t>
+        <w:t>{{/</w:t>
+      </w:r>
+      <w:proofErr w:type="spellStart"/>
+      <w:r>
+        <w:rPr>
+          <w:rFonts w:ascii="Times New Roman" w:hAnsi="Times New Roman"/>
+          <w:sz w:val="24"/>
+          <w:szCs w:val="24"/>
+          <w:lang w:val="ru-BY"/>
+        </w:rPr>
+        <w:t>property.isHouse</w:t>
+      </w:r>
+      <w:proofErr w:type="spellEnd"/>
+      <w:r>
+        <w:rPr>
+          <w:rFonts w:ascii="Times New Roman" w:hAnsi="Times New Roman"/>
+          <w:sz w:val="24"/>
+          <w:szCs w:val="24"/>
+          <w:lang w:val="ru-BY"/>
+        </w:rPr>
+        <w:t>}}.</w:t>
       </w:r>
     </w:p>
     <w:p>
@@ -687,16 +1012,64 @@
           <w:szCs w:val="24"/>
           <w:lang w:eastAsia="ru-RU"/>
         </w:rPr>
-        <w:t>{{property.priceBYN}}</w:t>
-      </w:r>
-      <w:r>
-        <w:rPr>
-          <w:rFonts w:ascii="Times New Roman" w:eastAsia="Times New Roman" w:hAnsi="Times New Roman"/>
-          <w:sz w:val="24"/>
-          <w:szCs w:val="24"/>
-          <w:lang w:eastAsia="ru-RU"/>
-        </w:rPr>
-        <w:t xml:space="preserve"> белорусских рублей ({{property.priceWords}}).</w:t>
+        <w:t>{{</w:t>
+      </w:r>
+      <w:proofErr w:type="spellStart"/>
+      <w:proofErr w:type="gramStart"/>
+      <w:r>
+        <w:rPr>
+          <w:rFonts w:ascii="Times New Roman" w:eastAsia="Times New Roman" w:hAnsi="Times New Roman"/>
+          <w:b/>
+          <w:bCs/>
+          <w:sz w:val="24"/>
+          <w:szCs w:val="24"/>
+          <w:lang w:eastAsia="ru-RU"/>
+        </w:rPr>
+        <w:t>property.priceBYN</w:t>
+      </w:r>
+      <w:proofErr w:type="spellEnd"/>
+      <w:proofErr w:type="gramEnd"/>
+      <w:r>
+        <w:rPr>
+          <w:rFonts w:ascii="Times New Roman" w:eastAsia="Times New Roman" w:hAnsi="Times New Roman"/>
+          <w:b/>
+          <w:bCs/>
+          <w:sz w:val="24"/>
+          <w:szCs w:val="24"/>
+          <w:lang w:eastAsia="ru-RU"/>
+        </w:rPr>
+        <w:t>}}</w:t>
+      </w:r>
+      <w:r>
+        <w:rPr>
+          <w:rFonts w:ascii="Times New Roman" w:eastAsia="Times New Roman" w:hAnsi="Times New Roman"/>
+          <w:sz w:val="24"/>
+          <w:szCs w:val="24"/>
+          <w:lang w:eastAsia="ru-RU"/>
+        </w:rPr>
+        <w:t xml:space="preserve"> белорусских рублей ({{</w:t>
+      </w:r>
+      <w:proofErr w:type="spellStart"/>
+      <w:proofErr w:type="gramStart"/>
+      <w:r>
+        <w:rPr>
+          <w:rFonts w:ascii="Times New Roman" w:eastAsia="Times New Roman" w:hAnsi="Times New Roman"/>
+          <w:sz w:val="24"/>
+          <w:szCs w:val="24"/>
+          <w:lang w:eastAsia="ru-RU"/>
+        </w:rPr>
+        <w:t>property.priceWords</w:t>
+      </w:r>
+      <w:proofErr w:type="spellEnd"/>
+      <w:proofErr w:type="gramEnd"/>
+      <w:r>
+        <w:rPr>
+          <w:rFonts w:ascii="Times New Roman" w:eastAsia="Times New Roman" w:hAnsi="Times New Roman"/>
+          <w:sz w:val="24"/>
+          <w:szCs w:val="24"/>
+          <w:lang w:eastAsia="ru-RU"/>
+        </w:rPr>
+        <w:t>}}).</w:t>
       </w:r>
     </w:p>
     <w:p>
@@ -920,17 +1293,9 @@
           <w:szCs w:val="24"/>
           <w:lang w:eastAsia="ru-RU"/>
         </w:rPr>
-        <w:t>{{commission.percent}} %</w:t>
-      </w:r>
-      <w:r>
-        <w:rPr>
-          <w:rFonts w:ascii="Times New Roman" w:eastAsia="Times New Roman" w:hAnsi="Times New Roman"/>
-          <w:sz w:val="24"/>
-          <w:szCs w:val="24"/>
-          <w:lang w:eastAsia="ru-RU"/>
-        </w:rPr>
-        <w:t xml:space="preserve"> от стоимости объекта недвижимого имущества, а именно </w:t>
-      </w:r>
+        <w:t>{{</w:t>
+      </w:r>
+      <w:proofErr w:type="spellStart"/>
       <w:r>
         <w:rPr>
           <w:rFonts w:ascii="Times New Roman" w:eastAsia="Times New Roman" w:hAnsi="Times New Roman"/>
@@ -940,16 +1305,92 @@
           <w:szCs w:val="24"/>
           <w:lang w:eastAsia="ru-RU"/>
         </w:rPr>
-        <w:t>{{commission.amountBYN}}</w:t>
-      </w:r>
-      <w:r>
-        <w:rPr>
-          <w:rFonts w:ascii="Times New Roman" w:eastAsia="Times New Roman" w:hAnsi="Times New Roman"/>
-          <w:sz w:val="24"/>
-          <w:szCs w:val="24"/>
-          <w:lang w:eastAsia="ru-RU"/>
-        </w:rPr>
-        <w:t xml:space="preserve">  белорусских рублей ({{commission.amountWords}}), с включением в такую оплату затрат по риэлтерским услугам, указанным в абзацах втором — шестом пункта 1 статьи 16 Закона Республики Беларусь от 8 мая 2025 г. № 71-З «О риэлтерской деятельности».</w:t>
+        <w:t>commission.percent</w:t>
+      </w:r>
+      <w:proofErr w:type="spellEnd"/>
+      <w:r>
+        <w:rPr>
+          <w:rFonts w:ascii="Times New Roman" w:eastAsia="Times New Roman" w:hAnsi="Times New Roman"/>
+          <w:b/>
+          <w:bCs/>
+          <w:sz w:val="24"/>
+          <w:szCs w:val="24"/>
+          <w:lang w:eastAsia="ru-RU"/>
+        </w:rPr>
+        <w:t>}} %</w:t>
+      </w:r>
+      <w:r>
+        <w:rPr>
+          <w:rFonts w:ascii="Times New Roman" w:eastAsia="Times New Roman" w:hAnsi="Times New Roman"/>
+          <w:sz w:val="24"/>
+          <w:szCs w:val="24"/>
+          <w:lang w:eastAsia="ru-RU"/>
+        </w:rPr>
+        <w:t xml:space="preserve"> от стоимости объекта недвижимого имущества, а именно </w:t>
+      </w:r>
+      <w:r>
+        <w:rPr>
+          <w:rFonts w:ascii="Times New Roman" w:eastAsia="Times New Roman" w:hAnsi="Times New Roman"/>
+          <w:b/>
+          <w:bCs/>
+          <w:sz w:val="24"/>
+          <w:szCs w:val="24"/>
+          <w:lang w:eastAsia="ru-RU"/>
+        </w:rPr>
+        <w:t>{{</w:t>
+      </w:r>
+      <w:proofErr w:type="spellStart"/>
+      <w:r>
+        <w:rPr>
+          <w:rFonts w:ascii="Times New Roman" w:eastAsia="Times New Roman" w:hAnsi="Times New Roman"/>
+          <w:b/>
+          <w:bCs/>
+          <w:sz w:val="24"/>
+          <w:szCs w:val="24"/>
+          <w:lang w:eastAsia="ru-RU"/>
+        </w:rPr>
+        <w:t>commission.amountBYN</w:t>
+      </w:r>
+      <w:proofErr w:type="spellEnd"/>
+      <w:r>
+        <w:rPr>
+          <w:rFonts w:ascii="Times New Roman" w:eastAsia="Times New Roman" w:hAnsi="Times New Roman"/>
+          <w:b/>
+          <w:bCs/>
+          <w:sz w:val="24"/>
+          <w:szCs w:val="24"/>
+          <w:lang w:eastAsia="ru-RU"/>
+        </w:rPr>
+        <w:t>}}</w:t>
+      </w:r>
+      <w:r>
+        <w:rPr>
+          <w:rFonts w:ascii="Times New Roman" w:eastAsia="Times New Roman" w:hAnsi="Times New Roman"/>
+          <w:sz w:val="24"/>
+          <w:szCs w:val="24"/>
+          <w:lang w:eastAsia="ru-RU"/>
+        </w:rPr>
+        <w:t xml:space="preserve">  белорусских рублей ({{</w:t>
+      </w:r>
+      <w:proofErr w:type="spellStart"/>
+      <w:r>
+        <w:rPr>
+          <w:rFonts w:ascii="Times New Roman" w:eastAsia="Times New Roman" w:hAnsi="Times New Roman"/>
+          <w:sz w:val="24"/>
+          <w:szCs w:val="24"/>
+          <w:lang w:eastAsia="ru-RU"/>
+        </w:rPr>
+        <w:t>commission.amountWords</w:t>
+      </w:r>
+      <w:proofErr w:type="spellEnd"/>
+      <w:r>
+        <w:rPr>
+          <w:rFonts w:ascii="Times New Roman" w:eastAsia="Times New Roman" w:hAnsi="Times New Roman"/>
+          <w:sz w:val="24"/>
+          <w:szCs w:val="24"/>
+          <w:lang w:eastAsia="ru-RU"/>
+        </w:rPr>
+        <w:t>}}), с включением в такую оплату затрат по риэлтерским услугам, указанным в абзацах втором — шестом пункта 1 статьи 16 Закона Республики Беларусь от 8 мая 2025 г. № 71-З «О риэлтерской деятельности».</w:t>
       </w:r>
       <w:bookmarkStart w:id="2" w:name="_Hlk225347332"/>
       <w:bookmarkEnd w:id="2"/>
@@ -1466,7 +1907,27 @@
           <w:sz w:val="24"/>
           <w:szCs w:val="24"/>
         </w:rPr>
-        <w:t xml:space="preserve">3.1.1.Предоставить    Потребителю    консультации   по   правовым, организационным    </w:t>
+        <w:t>3.1.</w:t>
+      </w:r>
+      <w:proofErr w:type="gramStart"/>
+      <w:r>
+        <w:rPr>
+          <w:rFonts w:ascii="Times New Roman" w:hAnsi="Times New Roman"/>
+          <w:bCs/>
+          <w:sz w:val="24"/>
+          <w:szCs w:val="24"/>
+        </w:rPr>
+        <w:t>1.Предоставить</w:t>
+      </w:r>
+      <w:proofErr w:type="gramEnd"/>
+      <w:r>
+        <w:rPr>
+          <w:rFonts w:ascii="Times New Roman" w:hAnsi="Times New Roman"/>
+          <w:bCs/>
+          <w:sz w:val="24"/>
+          <w:szCs w:val="24"/>
+        </w:rPr>
+        <w:t xml:space="preserve">    Потребителю    консультации   по   правовым, организационным    </w:t>
       </w:r>
       <w:r>
         <w:rPr>
@@ -3484,8 +3945,30 @@
           <w:szCs w:val="24"/>
           <w:lang w:eastAsia="ru-RU"/>
         </w:rPr>
-        <w:t>4.1. Настоящий договор вступает в силу со дня подписания его Сторонами и действует до {{deal.endDateText}}г.</w:t>
-      </w:r>
+        <w:t>4.1. Настоящий договор вступает в силу со дня подписания его Сторонами и действует до {{</w:t>
+      </w:r>
+      <w:proofErr w:type="spellStart"/>
+      <w:proofErr w:type="gramStart"/>
+      <w:r>
+        <w:rPr>
+          <w:rFonts w:ascii="Times New Roman" w:eastAsia="Times New Roman" w:hAnsi="Times New Roman"/>
+          <w:sz w:val="24"/>
+          <w:szCs w:val="24"/>
+          <w:lang w:eastAsia="ru-RU"/>
+        </w:rPr>
+        <w:t>deal.endDateText</w:t>
+      </w:r>
+      <w:proofErr w:type="spellEnd"/>
+      <w:r>
+        <w:rPr>
+          <w:rFonts w:ascii="Times New Roman" w:eastAsia="Times New Roman" w:hAnsi="Times New Roman"/>
+          <w:sz w:val="24"/>
+          <w:szCs w:val="24"/>
+          <w:lang w:eastAsia="ru-RU"/>
+        </w:rPr>
+        <w:t>}}г.</w:t>
+      </w:r>
+      <w:proofErr w:type="gramEnd"/>
     </w:p>
     <w:p>
       <w:pPr>
@@ -3701,16 +4184,36 @@
           <w:szCs w:val="24"/>
           <w:lang w:eastAsia="ru-RU"/>
         </w:rPr>
-        <w:t>4.4.1.</w:t>
-      </w:r>
-      <w:r>
-        <w:rPr>
-          <w:rFonts w:ascii="Times New Roman" w:eastAsia="Times New Roman" w:hAnsi="Times New Roman"/>
-          <w:sz w:val="24"/>
-          <w:szCs w:val="24"/>
-          <w:lang w:eastAsia="ru-RU"/>
-        </w:rPr>
-        <w:t xml:space="preserve">неисполнения и (или) ненадлежащего исполнения Потребителем обязательств </w:t>
+        <w:t>4.4.</w:t>
+      </w:r>
+      <w:proofErr w:type="gramStart"/>
+      <w:r>
+        <w:rPr>
+          <w:rFonts w:ascii="Times New Roman" w:eastAsia="Times New Roman" w:hAnsi="Times New Roman"/>
+          <w:sz w:val="24"/>
+          <w:szCs w:val="24"/>
+          <w:lang w:eastAsia="ru-RU"/>
+        </w:rPr>
+        <w:t>1.</w:t>
+      </w:r>
+      <w:r>
+        <w:rPr>
+          <w:rFonts w:ascii="Times New Roman" w:eastAsia="Times New Roman" w:hAnsi="Times New Roman"/>
+          <w:sz w:val="24"/>
+          <w:szCs w:val="24"/>
+          <w:lang w:eastAsia="ru-RU"/>
+        </w:rPr>
+        <w:t>неисполнения</w:t>
+      </w:r>
+      <w:proofErr w:type="gramEnd"/>
+      <w:r>
+        <w:rPr>
+          <w:rFonts w:ascii="Times New Roman" w:eastAsia="Times New Roman" w:hAnsi="Times New Roman"/>
+          <w:sz w:val="24"/>
+          <w:szCs w:val="24"/>
+          <w:lang w:eastAsia="ru-RU"/>
+        </w:rPr>
+        <w:t xml:space="preserve"> и (или) ненадлежащего исполнения Потребителем обязательств </w:t>
       </w:r>
       <w:r>
         <w:rPr>
@@ -4003,7 +4506,27 @@
           <w:szCs w:val="24"/>
           <w:lang w:eastAsia="ru-RU"/>
         </w:rPr>
-        <w:t xml:space="preserve">5.3.Исполнитель не несет ответственности за достоверность технической информации </w:t>
+        <w:t>5.</w:t>
+      </w:r>
+      <w:proofErr w:type="gramStart"/>
+      <w:r>
+        <w:rPr>
+          <w:rFonts w:ascii="Times New Roman" w:eastAsia="Times New Roman" w:hAnsi="Times New Roman"/>
+          <w:sz w:val="24"/>
+          <w:szCs w:val="24"/>
+          <w:lang w:eastAsia="ru-RU"/>
+        </w:rPr>
+        <w:t>3.Исполнитель</w:t>
+      </w:r>
+      <w:proofErr w:type="gramEnd"/>
+      <w:r>
+        <w:rPr>
+          <w:rFonts w:ascii="Times New Roman" w:eastAsia="Times New Roman" w:hAnsi="Times New Roman"/>
+          <w:sz w:val="24"/>
+          <w:szCs w:val="24"/>
+          <w:lang w:eastAsia="ru-RU"/>
+        </w:rPr>
+        <w:t xml:space="preserve"> не несет ответственности за достоверность технической информации </w:t>
       </w:r>
       <w:r>
         <w:rPr>
@@ -4141,16 +4664,36 @@
           <w:szCs w:val="24"/>
           <w:lang w:eastAsia="ru-RU"/>
         </w:rPr>
-        <w:t>5.4.2.</w:t>
-      </w:r>
-      <w:r>
-        <w:rPr>
-          <w:rFonts w:ascii="Times New Roman" w:eastAsia="Times New Roman" w:hAnsi="Times New Roman"/>
-          <w:sz w:val="24"/>
-          <w:szCs w:val="24"/>
-          <w:lang w:eastAsia="ru-RU"/>
-        </w:rPr>
-        <w:t xml:space="preserve">действия   нотариуса, регистратора, государственных   органов   и иных организаций,  </w:t>
+        <w:t>5.4.</w:t>
+      </w:r>
+      <w:proofErr w:type="gramStart"/>
+      <w:r>
+        <w:rPr>
+          <w:rFonts w:ascii="Times New Roman" w:eastAsia="Times New Roman" w:hAnsi="Times New Roman"/>
+          <w:sz w:val="24"/>
+          <w:szCs w:val="24"/>
+          <w:lang w:eastAsia="ru-RU"/>
+        </w:rPr>
+        <w:t>2.</w:t>
+      </w:r>
+      <w:r>
+        <w:rPr>
+          <w:rFonts w:ascii="Times New Roman" w:eastAsia="Times New Roman" w:hAnsi="Times New Roman"/>
+          <w:sz w:val="24"/>
+          <w:szCs w:val="24"/>
+          <w:lang w:eastAsia="ru-RU"/>
+        </w:rPr>
+        <w:t>действия</w:t>
+      </w:r>
+      <w:proofErr w:type="gramEnd"/>
+      <w:r>
+        <w:rPr>
+          <w:rFonts w:ascii="Times New Roman" w:eastAsia="Times New Roman" w:hAnsi="Times New Roman"/>
+          <w:sz w:val="24"/>
+          <w:szCs w:val="24"/>
+          <w:lang w:eastAsia="ru-RU"/>
+        </w:rPr>
+        <w:t xml:space="preserve">   нотариуса, регистратора, государственных   органов   и иных организаций,  </w:t>
       </w:r>
       <w:r>
         <w:rPr>
@@ -4228,7 +4771,27 @@
           <w:szCs w:val="24"/>
           <w:lang w:eastAsia="ru-RU"/>
         </w:rPr>
-        <w:t xml:space="preserve">5.5.Стороны   освобождаются от ответственности при неисполнении обязательств  </w:t>
+        <w:t>5.</w:t>
+      </w:r>
+      <w:proofErr w:type="gramStart"/>
+      <w:r>
+        <w:rPr>
+          <w:rFonts w:ascii="Times New Roman" w:eastAsia="Times New Roman" w:hAnsi="Times New Roman"/>
+          <w:sz w:val="24"/>
+          <w:szCs w:val="24"/>
+          <w:lang w:eastAsia="ru-RU"/>
+        </w:rPr>
+        <w:t>5.Стороны</w:t>
+      </w:r>
+      <w:proofErr w:type="gramEnd"/>
+      <w:r>
+        <w:rPr>
+          <w:rFonts w:ascii="Times New Roman" w:eastAsia="Times New Roman" w:hAnsi="Times New Roman"/>
+          <w:sz w:val="24"/>
+          <w:szCs w:val="24"/>
+          <w:lang w:eastAsia="ru-RU"/>
+        </w:rPr>
+        <w:t xml:space="preserve">   освобождаются от ответственности при неисполнении обязательств  </w:t>
       </w:r>
       <w:r>
         <w:rPr>
@@ -4480,7 +5043,27 @@
           <w:szCs w:val="24"/>
           <w:lang w:eastAsia="ru-RU"/>
         </w:rPr>
-        <w:t xml:space="preserve"> 6.3.Потребитель гарантирует, что отчуждаемый объект недвижимого имущества свободен </w:t>
+        <w:t xml:space="preserve"> 6.</w:t>
+      </w:r>
+      <w:proofErr w:type="gramStart"/>
+      <w:r>
+        <w:rPr>
+          <w:rFonts w:ascii="Times New Roman" w:eastAsia="Times New Roman" w:hAnsi="Times New Roman"/>
+          <w:sz w:val="24"/>
+          <w:szCs w:val="24"/>
+          <w:lang w:eastAsia="ru-RU"/>
+        </w:rPr>
+        <w:t>3.Потребитель</w:t>
+      </w:r>
+      <w:proofErr w:type="gramEnd"/>
+      <w:r>
+        <w:rPr>
+          <w:rFonts w:ascii="Times New Roman" w:eastAsia="Times New Roman" w:hAnsi="Times New Roman"/>
+          <w:sz w:val="24"/>
+          <w:szCs w:val="24"/>
+          <w:lang w:eastAsia="ru-RU"/>
+        </w:rPr>
+        <w:t xml:space="preserve"> гарантирует, что отчуждаемый объект недвижимого имущества свободен </w:t>
       </w:r>
       <w:r>
         <w:rPr>
@@ -4699,7 +5282,25 @@
           <w:szCs w:val="24"/>
           <w:lang w:eastAsia="ru-RU"/>
         </w:rPr>
-        <w:t xml:space="preserve">6.5.Стороны обязуются не разглашать сведения конфиденциального характера </w:t>
+        <w:t>6.</w:t>
+      </w:r>
+      <w:r>
+        <w:rPr>
+          <w:rFonts w:ascii="Times New Roman" w:eastAsia="Times New Roman" w:hAnsi="Times New Roman"/>
+          <w:sz w:val="24"/>
+          <w:szCs w:val="24"/>
+          <w:lang w:eastAsia="ru-RU"/>
+        </w:rPr>
+        <w:t>5. Стороны</w:t>
+      </w:r>
+      <w:r>
+        <w:rPr>
+          <w:rFonts w:ascii="Times New Roman" w:eastAsia="Times New Roman" w:hAnsi="Times New Roman"/>
+          <w:sz w:val="24"/>
+          <w:szCs w:val="24"/>
+          <w:lang w:eastAsia="ru-RU"/>
+        </w:rPr>
+        <w:t xml:space="preserve"> обязуются не разглашать сведения конфиденциального характера </w:t>
       </w:r>
       <w:r>
         <w:rPr>
@@ -4810,7 +5411,23 @@
           <w:sz w:val="24"/>
           <w:szCs w:val="24"/>
         </w:rPr>
-        <w:t xml:space="preserve"> всем, что не оговорено условиями Договора, Стороны руководствуются действующим законодательством Республики Беларусь. Потребитель, подписывая настоящий договор, подтверждает, что ознакомлен с Политикой об обработке персональных данных, действующей у Исполнителя и соглашается с ее содержанием в полном объеме без каких-либо исключений. Потребитель своей подписью в настоящем договоре выражает согласие на обработку персональных данных согласно перечню, указанному в уголке потребителя по месту нахождения Исполнителя, с которым Потребитель ознакомлен).</w:t>
+        <w:t xml:space="preserve"> всем, что не оговорено условиями Договора, Стороны руководствуются действующим законодательством Республики Беларусь. Потребитель, подписывая настоящий договор, подтверждает, что ознакомлен с Политикой об обработке персональных данных, действующей </w:t>
+      </w:r>
+      <w:r>
+        <w:rPr>
+          <w:rFonts w:ascii="Times New Roman" w:hAnsi="Times New Roman"/>
+          <w:sz w:val="24"/>
+          <w:szCs w:val="24"/>
+        </w:rPr>
+        <w:t>у Исполнителя,</w:t>
+      </w:r>
+      <w:r>
+        <w:rPr>
+          <w:rFonts w:ascii="Times New Roman" w:hAnsi="Times New Roman"/>
+          <w:sz w:val="24"/>
+          <w:szCs w:val="24"/>
+        </w:rPr>
+        <w:t xml:space="preserve"> и соглашается с ее содержанием в полном объеме без каких-либо исключений. Потребитель своей подписью в настоящем договоре выражает согласие на обработку персональных данных согласно перечню, указанному в уголке потребителя по месту нахождения Исполнителя, с которым Потребитель ознакомлен).</w:t>
       </w:r>
     </w:p>
     <w:p>
@@ -4846,7 +5463,7 @@
           <w:sz w:val="24"/>
           <w:szCs w:val="24"/>
         </w:rPr>
-        <w:t>. Договор составлен в двух экземплярах, по одному у каждой из Сторон.</w:t>
+        <w:t xml:space="preserve">. Перечень переданных документов риэлтерской организации Потребителем: </w:t>
       </w:r>
     </w:p>
     <w:p>
@@ -4860,29 +5477,14 @@
           <w:szCs w:val="24"/>
         </w:rPr>
       </w:pPr>
-      <w:r>
-        <w:rPr>
-          <w:rFonts w:ascii="Times New Roman" w:hAnsi="Times New Roman"/>
-          <w:sz w:val="24"/>
-          <w:szCs w:val="24"/>
-        </w:rPr>
-        <w:t>6.</w:t>
-      </w:r>
-      <w:r>
-        <w:rPr>
-          <w:rFonts w:ascii="Times New Roman" w:hAnsi="Times New Roman"/>
-          <w:sz w:val="24"/>
-          <w:szCs w:val="24"/>
-        </w:rPr>
-        <w:t>9</w:t>
-      </w:r>
-      <w:r>
-        <w:rPr>
-          <w:rFonts w:ascii="Times New Roman" w:hAnsi="Times New Roman"/>
-          <w:sz w:val="24"/>
-          <w:szCs w:val="24"/>
-        </w:rPr>
-        <w:t xml:space="preserve">. Перечень переданных документов риэлтерской организации Потребителем: </w:t>
+      <w:bookmarkStart w:id="10" w:name="_Hlk232533006"/>
+      <w:r>
+        <w:rPr>
+          <w:rFonts w:ascii="Times New Roman" w:hAnsi="Times New Roman"/>
+          <w:sz w:val="24"/>
+          <w:szCs w:val="24"/>
+        </w:rPr>
+        <w:t>__________________________________________________________________________________________</w:t>
       </w:r>
     </w:p>
     <w:p>
@@ -4896,7 +5498,6 @@
           <w:szCs w:val="24"/>
         </w:rPr>
       </w:pPr>
-      <w:bookmarkStart w:id="10" w:name="_Hlk232533006"/>
       <w:r>
         <w:rPr>
           <w:rFonts w:ascii="Times New Roman" w:hAnsi="Times New Roman"/>
@@ -4926,6 +5527,7 @@
         <w:t>__________________________________________________________________________________________</w:t>
       </w:r>
     </w:p>
+    <w:bookmarkEnd w:id="10"/>
     <w:p>
       <w:pPr>
         <w:spacing w:after="0"/>
@@ -4943,27 +5545,6 @@
           <w:sz w:val="24"/>
           <w:szCs w:val="24"/>
         </w:rPr>
-        <w:t>__________________________________________________________________________________________</w:t>
-      </w:r>
-    </w:p>
-    <w:bookmarkEnd w:id="10"/>
-    <w:p>
-      <w:pPr>
-        <w:spacing w:after="0"/>
-        <w:ind w:left="567" w:hanging="567"/>
-        <w:jc w:val="both"/>
-        <w:rPr>
-          <w:rFonts w:ascii="Times New Roman" w:hAnsi="Times New Roman"/>
-          <w:sz w:val="24"/>
-          <w:szCs w:val="24"/>
-        </w:rPr>
-      </w:pPr>
-      <w:r>
-        <w:rPr>
-          <w:rFonts w:ascii="Times New Roman" w:hAnsi="Times New Roman"/>
-          <w:sz w:val="24"/>
-          <w:szCs w:val="24"/>
-        </w:rPr>
         <w:t>6.</w:t>
       </w:r>
       <w:r>
@@ -4972,7 +5553,7 @@
           <w:sz w:val="24"/>
           <w:szCs w:val="24"/>
         </w:rPr>
-        <w:t>10</w:t>
+        <w:t>9</w:t>
       </w:r>
       <w:r>
         <w:rPr>
@@ -5006,7 +5587,31 @@
           <w:szCs w:val="20"/>
           <w:lang w:eastAsia="ru-RU"/>
         </w:rPr>
-        <w:t>Ответственный риэлтер по настоящему договору {{agent.initials}}</w:t>
+        <w:t>Ответственный риэлтер по настоящему договору {{</w:t>
+      </w:r>
+      <w:proofErr w:type="spellStart"/>
+      <w:proofErr w:type="gramStart"/>
+      <w:r>
+        <w:rPr>
+          <w:rFonts w:ascii="Times New Roman" w:eastAsia="Times New Roman" w:hAnsi="Times New Roman"/>
+          <w:i/>
+          <w:sz w:val="20"/>
+          <w:szCs w:val="20"/>
+          <w:lang w:eastAsia="ru-RU"/>
+        </w:rPr>
+        <w:t>agent.initials</w:t>
+      </w:r>
+      <w:proofErr w:type="spellEnd"/>
+      <w:proofErr w:type="gramEnd"/>
+      <w:r>
+        <w:rPr>
+          <w:rFonts w:ascii="Times New Roman" w:eastAsia="Times New Roman" w:hAnsi="Times New Roman"/>
+          <w:i/>
+          <w:sz w:val="20"/>
+          <w:szCs w:val="20"/>
+          <w:lang w:eastAsia="ru-RU"/>
+        </w:rPr>
+        <w:t>}}</w:t>
       </w:r>
     </w:p>
     <w:p>
@@ -5056,8 +5661,10 @@
           <w:szCs w:val="20"/>
           <w:lang w:eastAsia="ru-RU"/>
         </w:rPr>
-        <w:t>№ {{agent.attestationNumber}}</w:t>
-      </w:r>
+        <w:t>№ {{</w:t>
+      </w:r>
+      <w:proofErr w:type="spellStart"/>
+      <w:proofErr w:type="gramStart"/>
       <w:r>
         <w:rPr>
           <w:rFonts w:ascii="Times New Roman" w:eastAsia="Times New Roman" w:hAnsi="Times New Roman"/>
@@ -5066,8 +5673,10 @@
           <w:szCs w:val="20"/>
           <w:lang w:eastAsia="ru-RU"/>
         </w:rPr>
-        <w:t xml:space="preserve"> </w:t>
-      </w:r>
+        <w:t>agent.attestationNumber</w:t>
+      </w:r>
+      <w:proofErr w:type="spellEnd"/>
+      <w:proofErr w:type="gramEnd"/>
       <w:r>
         <w:rPr>
           <w:rFonts w:ascii="Times New Roman" w:eastAsia="Times New Roman" w:hAnsi="Times New Roman"/>
@@ -5076,8 +5685,86 @@
           <w:szCs w:val="20"/>
           <w:lang w:eastAsia="ru-RU"/>
         </w:rPr>
-        <w:t>от {{agent.attestationDate}}г, действует до {{agent.attestationExpiry}}г</w:t>
-      </w:r>
+        <w:t>}}</w:t>
+      </w:r>
+      <w:r>
+        <w:rPr>
+          <w:rFonts w:ascii="Times New Roman" w:eastAsia="Times New Roman" w:hAnsi="Times New Roman"/>
+          <w:i/>
+          <w:sz w:val="20"/>
+          <w:szCs w:val="20"/>
+          <w:lang w:eastAsia="ru-RU"/>
+        </w:rPr>
+        <w:t xml:space="preserve"> </w:t>
+      </w:r>
+      <w:r>
+        <w:rPr>
+          <w:rFonts w:ascii="Times New Roman" w:eastAsia="Times New Roman" w:hAnsi="Times New Roman"/>
+          <w:i/>
+          <w:sz w:val="20"/>
+          <w:szCs w:val="20"/>
+          <w:lang w:eastAsia="ru-RU"/>
+        </w:rPr>
+        <w:t>от {{</w:t>
+      </w:r>
+      <w:proofErr w:type="spellStart"/>
+      <w:proofErr w:type="gramStart"/>
+      <w:r>
+        <w:rPr>
+          <w:rFonts w:ascii="Times New Roman" w:eastAsia="Times New Roman" w:hAnsi="Times New Roman"/>
+          <w:i/>
+          <w:sz w:val="20"/>
+          <w:szCs w:val="20"/>
+          <w:lang w:eastAsia="ru-RU"/>
+        </w:rPr>
+        <w:t>agent.attestationDate</w:t>
+      </w:r>
+      <w:proofErr w:type="spellEnd"/>
+      <w:r>
+        <w:rPr>
+          <w:rFonts w:ascii="Times New Roman" w:eastAsia="Times New Roman" w:hAnsi="Times New Roman"/>
+          <w:i/>
+          <w:sz w:val="20"/>
+          <w:szCs w:val="20"/>
+          <w:lang w:eastAsia="ru-RU"/>
+        </w:rPr>
+        <w:t>}}г</w:t>
+      </w:r>
+      <w:proofErr w:type="gramEnd"/>
+      <w:r>
+        <w:rPr>
+          <w:rFonts w:ascii="Times New Roman" w:eastAsia="Times New Roman" w:hAnsi="Times New Roman"/>
+          <w:i/>
+          <w:sz w:val="20"/>
+          <w:szCs w:val="20"/>
+          <w:lang w:eastAsia="ru-RU"/>
+        </w:rPr>
+        <w:t>, действует до {{</w:t>
+      </w:r>
+      <w:proofErr w:type="spellStart"/>
+      <w:proofErr w:type="gramStart"/>
+      <w:r>
+        <w:rPr>
+          <w:rFonts w:ascii="Times New Roman" w:eastAsia="Times New Roman" w:hAnsi="Times New Roman"/>
+          <w:i/>
+          <w:sz w:val="20"/>
+          <w:szCs w:val="20"/>
+          <w:lang w:eastAsia="ru-RU"/>
+        </w:rPr>
+        <w:t>agent.attestationExpiry</w:t>
+      </w:r>
+      <w:proofErr w:type="spellEnd"/>
+      <w:r>
+        <w:rPr>
+          <w:rFonts w:ascii="Times New Roman" w:eastAsia="Times New Roman" w:hAnsi="Times New Roman"/>
+          <w:i/>
+          <w:sz w:val="20"/>
+          <w:szCs w:val="20"/>
+          <w:lang w:eastAsia="ru-RU"/>
+        </w:rPr>
+        <w:t>}}г</w:t>
+      </w:r>
+      <w:proofErr w:type="gramEnd"/>
     </w:p>
     <w:p>
       <w:pPr>
@@ -5088,6 +5775,8 @@
         <w:rPr>
           <w:rFonts w:ascii="Times New Roman" w:eastAsia="Times New Roman" w:hAnsi="Times New Roman"/>
           <w:bCs/>
+          <w:i/>
+          <w:iCs/>
           <w:sz w:val="20"/>
           <w:szCs w:val="20"/>
           <w:lang w:eastAsia="ru-RU"/>
@@ -5097,11 +5786,41 @@
         <w:rPr>
           <w:rFonts w:ascii="Times New Roman" w:eastAsia="Times New Roman" w:hAnsi="Times New Roman"/>
           <w:bCs/>
+          <w:i/>
+          <w:iCs/>
           <w:sz w:val="20"/>
           <w:szCs w:val="20"/>
           <w:lang w:eastAsia="ru-RU"/>
         </w:rPr>
-        <w:t>Идентификационная пластиковая карточка {{agent.cardNumber}}</w:t>
+        <w:t>Идентификационная пластиковая карточка {{</w:t>
+      </w:r>
+      <w:proofErr w:type="spellStart"/>
+      <w:proofErr w:type="gramStart"/>
+      <w:r>
+        <w:rPr>
+          <w:rFonts w:ascii="Times New Roman" w:eastAsia="Times New Roman" w:hAnsi="Times New Roman"/>
+          <w:bCs/>
+          <w:i/>
+          <w:iCs/>
+          <w:sz w:val="20"/>
+          <w:szCs w:val="20"/>
+          <w:lang w:eastAsia="ru-RU"/>
+        </w:rPr>
+        <w:t>agent.cardNumber</w:t>
+      </w:r>
+      <w:proofErr w:type="spellEnd"/>
+      <w:proofErr w:type="gramEnd"/>
+      <w:r>
+        <w:rPr>
+          <w:rFonts w:ascii="Times New Roman" w:eastAsia="Times New Roman" w:hAnsi="Times New Roman"/>
+          <w:bCs/>
+          <w:i/>
+          <w:iCs/>
+          <w:sz w:val="20"/>
+          <w:szCs w:val="20"/>
+          <w:lang w:eastAsia="ru-RU"/>
+        </w:rPr>
+        <w:t>}}</w:t>
       </w:r>
     </w:p>
     <w:p>
@@ -5177,7 +5896,29 @@
                 <w:szCs w:val="20"/>
                 <w:lang w:eastAsia="ru-RU"/>
               </w:rPr>
-              <w:t>ФИО: {{seller.fullName}}</w:t>
+              <w:t>ФИО: {{</w:t>
+            </w:r>
+            <w:proofErr w:type="spellStart"/>
+            <w:proofErr w:type="gramStart"/>
+            <w:r>
+              <w:rPr>
+                <w:rFonts w:ascii="Times New Roman" w:hAnsi="Times New Roman"/>
+                <w:sz w:val="20"/>
+                <w:szCs w:val="20"/>
+                <w:lang w:eastAsia="ru-RU"/>
+              </w:rPr>
+              <w:t>seller.fullName</w:t>
+            </w:r>
+            <w:proofErr w:type="spellEnd"/>
+            <w:proofErr w:type="gramEnd"/>
+            <w:r>
+              <w:rPr>
+                <w:rFonts w:ascii="Times New Roman" w:hAnsi="Times New Roman"/>
+                <w:sz w:val="20"/>
+                <w:szCs w:val="20"/>
+                <w:lang w:eastAsia="ru-RU"/>
+              </w:rPr>
+              <w:t>}}</w:t>
             </w:r>
           </w:p>
           <w:p>
@@ -5196,7 +5937,29 @@
                 <w:szCs w:val="20"/>
                 <w:lang w:eastAsia="ru-RU"/>
               </w:rPr>
-              <w:t>{{seller.birthDate}} г.р.</w:t>
+              <w:t>{{</w:t>
+            </w:r>
+            <w:proofErr w:type="spellStart"/>
+            <w:proofErr w:type="gramStart"/>
+            <w:r>
+              <w:rPr>
+                <w:rFonts w:ascii="Times New Roman" w:hAnsi="Times New Roman"/>
+                <w:sz w:val="20"/>
+                <w:szCs w:val="20"/>
+                <w:lang w:eastAsia="ru-RU"/>
+              </w:rPr>
+              <w:t>seller.birthDate</w:t>
+            </w:r>
+            <w:proofErr w:type="spellEnd"/>
+            <w:proofErr w:type="gramEnd"/>
+            <w:r>
+              <w:rPr>
+                <w:rFonts w:ascii="Times New Roman" w:hAnsi="Times New Roman"/>
+                <w:sz w:val="20"/>
+                <w:szCs w:val="20"/>
+                <w:lang w:eastAsia="ru-RU"/>
+              </w:rPr>
+              <w:t>}} г.р.</w:t>
             </w:r>
           </w:p>
           <w:p>
@@ -5224,7 +5987,29 @@
                 <w:szCs w:val="20"/>
                 <w:lang w:eastAsia="ru-RU"/>
               </w:rPr>
-              <w:t>: {{seller.address}}</w:t>
+              <w:t>: {{</w:t>
+            </w:r>
+            <w:proofErr w:type="spellStart"/>
+            <w:proofErr w:type="gramStart"/>
+            <w:r>
+              <w:rPr>
+                <w:rFonts w:ascii="Times New Roman" w:hAnsi="Times New Roman"/>
+                <w:sz w:val="20"/>
+                <w:szCs w:val="20"/>
+                <w:lang w:eastAsia="ru-RU"/>
+              </w:rPr>
+              <w:t>seller.address</w:t>
+            </w:r>
+            <w:proofErr w:type="spellEnd"/>
+            <w:proofErr w:type="gramEnd"/>
+            <w:r>
+              <w:rPr>
+                <w:rFonts w:ascii="Times New Roman" w:hAnsi="Times New Roman"/>
+                <w:sz w:val="20"/>
+                <w:szCs w:val="20"/>
+                <w:lang w:eastAsia="ru-RU"/>
+              </w:rPr>
+              <w:t>}}</w:t>
             </w:r>
           </w:p>
           <w:p>
@@ -5243,7 +6028,29 @@
                 <w:szCs w:val="20"/>
                 <w:lang w:eastAsia="ru-RU"/>
               </w:rPr>
-              <w:t>Паспорт: {{seller.passport}}</w:t>
+              <w:t>Паспорт: {{</w:t>
+            </w:r>
+            <w:proofErr w:type="spellStart"/>
+            <w:proofErr w:type="gramStart"/>
+            <w:r>
+              <w:rPr>
+                <w:rFonts w:ascii="Times New Roman" w:hAnsi="Times New Roman"/>
+                <w:sz w:val="20"/>
+                <w:szCs w:val="20"/>
+                <w:lang w:eastAsia="ru-RU"/>
+              </w:rPr>
+              <w:t>seller.passport</w:t>
+            </w:r>
+            <w:proofErr w:type="spellEnd"/>
+            <w:proofErr w:type="gramEnd"/>
+            <w:r>
+              <w:rPr>
+                <w:rFonts w:ascii="Times New Roman" w:hAnsi="Times New Roman"/>
+                <w:sz w:val="20"/>
+                <w:szCs w:val="20"/>
+                <w:lang w:eastAsia="ru-RU"/>
+              </w:rPr>
+              <w:t>}}</w:t>
             </w:r>
           </w:p>
           <w:p>
@@ -5271,7 +6078,51 @@
                 <w:szCs w:val="20"/>
                 <w:lang w:val="en-US" w:eastAsia="ru-RU"/>
               </w:rPr>
-              <w:t xml:space="preserve"> {{seller.passportIssuedByInstrumental}} {{seller.passportIssueDate}}</w:t>
+              <w:t xml:space="preserve"> {{</w:t>
+            </w:r>
+            <w:proofErr w:type="spellStart"/>
+            <w:proofErr w:type="gramStart"/>
+            <w:r>
+              <w:rPr>
+                <w:rFonts w:ascii="Times New Roman" w:hAnsi="Times New Roman"/>
+                <w:sz w:val="20"/>
+                <w:szCs w:val="20"/>
+                <w:lang w:val="en-US" w:eastAsia="ru-RU"/>
+              </w:rPr>
+              <w:t>seller.passportIssuedByInstrumental</w:t>
+            </w:r>
+            <w:proofErr w:type="spellEnd"/>
+            <w:proofErr w:type="gramEnd"/>
+            <w:r>
+              <w:rPr>
+                <w:rFonts w:ascii="Times New Roman" w:hAnsi="Times New Roman"/>
+                <w:sz w:val="20"/>
+                <w:szCs w:val="20"/>
+                <w:lang w:val="en-US" w:eastAsia="ru-RU"/>
+              </w:rPr>
+              <w:t>}} {{</w:t>
+            </w:r>
+            <w:proofErr w:type="spellStart"/>
+            <w:proofErr w:type="gramStart"/>
+            <w:r>
+              <w:rPr>
+                <w:rFonts w:ascii="Times New Roman" w:hAnsi="Times New Roman"/>
+                <w:sz w:val="20"/>
+                <w:szCs w:val="20"/>
+                <w:lang w:val="en-US" w:eastAsia="ru-RU"/>
+              </w:rPr>
+              <w:t>seller.passportIssueDate</w:t>
+            </w:r>
+            <w:proofErr w:type="spellEnd"/>
+            <w:proofErr w:type="gramEnd"/>
+            <w:r>
+              <w:rPr>
+                <w:rFonts w:ascii="Times New Roman" w:hAnsi="Times New Roman"/>
+                <w:sz w:val="20"/>
+                <w:szCs w:val="20"/>
+                <w:lang w:val="en-US" w:eastAsia="ru-RU"/>
+              </w:rPr>
+              <w:t>}}</w:t>
             </w:r>
           </w:p>
           <w:p>
@@ -5290,7 +6141,34 @@
                 <w:szCs w:val="20"/>
                 <w:lang w:eastAsia="ru-RU"/>
               </w:rPr>
-              <w:t>Идентификационный номер: {{seller.id}}</w:t>
+              <w:t>Идентификационный</w:t>
+            </w:r>
+            <w:r>
+              <w:rPr>
+                <w:rFonts w:ascii="Times New Roman" w:hAnsi="Times New Roman"/>
+                <w:sz w:val="20"/>
+                <w:szCs w:val="20"/>
+                <w:lang w:val="en-US" w:eastAsia="ru-RU"/>
+              </w:rPr>
+              <w:t xml:space="preserve"> </w:t>
+            </w:r>
+            <w:r>
+              <w:rPr>
+                <w:rFonts w:ascii="Times New Roman" w:hAnsi="Times New Roman"/>
+                <w:sz w:val="20"/>
+                <w:szCs w:val="20"/>
+                <w:lang w:eastAsia="ru-RU"/>
+              </w:rPr>
+              <w:t>номер</w:t>
+            </w:r>
+            <w:r>
+              <w:rPr>
+                <w:rFonts w:ascii="Times New Roman" w:hAnsi="Times New Roman"/>
+                <w:sz w:val="20"/>
+                <w:szCs w:val="20"/>
+                <w:lang w:val="en-US" w:eastAsia="ru-RU"/>
+              </w:rPr>
+              <w:t>: {{seller.id}}</w:t>
             </w:r>
           </w:p>
           <w:p>
@@ -5318,7 +6196,29 @@
                 <w:szCs w:val="20"/>
                 <w:lang w:val="en-US" w:eastAsia="ru-RU"/>
               </w:rPr>
-              <w:t>: {{seller.phone}}</w:t>
+              <w:t>: {{</w:t>
+            </w:r>
+            <w:proofErr w:type="spellStart"/>
+            <w:proofErr w:type="gramStart"/>
+            <w:r>
+              <w:rPr>
+                <w:rFonts w:ascii="Times New Roman" w:hAnsi="Times New Roman"/>
+                <w:sz w:val="20"/>
+                <w:szCs w:val="20"/>
+                <w:lang w:val="en-US" w:eastAsia="ru-RU"/>
+              </w:rPr>
+              <w:t>seller.phone</w:t>
+            </w:r>
+            <w:proofErr w:type="spellEnd"/>
+            <w:proofErr w:type="gramEnd"/>
+            <w:r>
+              <w:rPr>
+                <w:rFonts w:ascii="Times New Roman" w:hAnsi="Times New Roman"/>
+                <w:sz w:val="20"/>
+                <w:szCs w:val="20"/>
+                <w:lang w:val="en-US" w:eastAsia="ru-RU"/>
+              </w:rPr>
+              <w:t>}}</w:t>
             </w:r>
           </w:p>
           <w:p>
@@ -5364,7 +6264,31 @@
                 <w:szCs w:val="20"/>
                 <w:lang w:val="en-US" w:eastAsia="ru-RU"/>
               </w:rPr>
-              <w:t>_______________________{{seller.initials}}</w:t>
+              <w:t>_______________________{{</w:t>
+            </w:r>
+            <w:proofErr w:type="spellStart"/>
+            <w:proofErr w:type="gramStart"/>
+            <w:r>
+              <w:rPr>
+                <w:rFonts w:ascii="Times New Roman" w:eastAsia="Times New Roman" w:hAnsi="Times New Roman"/>
+                <w:b/>
+                <w:sz w:val="20"/>
+                <w:szCs w:val="20"/>
+                <w:lang w:val="en-US" w:eastAsia="ru-RU"/>
+              </w:rPr>
+              <w:t>seller.initials</w:t>
+            </w:r>
+            <w:proofErr w:type="spellEnd"/>
+            <w:proofErr w:type="gramEnd"/>
+            <w:r>
+              <w:rPr>
+                <w:rFonts w:ascii="Times New Roman" w:eastAsia="Times New Roman" w:hAnsi="Times New Roman"/>
+                <w:b/>
+                <w:sz w:val="20"/>
+                <w:szCs w:val="20"/>
+                <w:lang w:val="en-US" w:eastAsia="ru-RU"/>
+              </w:rPr>
+              <w:t>}}</w:t>
             </w:r>
           </w:p>
         </w:tc>
@@ -5487,17 +6411,29 @@
                 <w:szCs w:val="20"/>
                 <w:lang w:val="en-US"/>
               </w:rPr>
-              <w:t xml:space="preserve"> BY28 ALFA 3012 2J91 2500 1027 0000  </w:t>
-            </w:r>
+              <w:t xml:space="preserve"> BY28 ALFA 3012 2J91 2500 1027 </w:t>
+            </w:r>
+            <w:proofErr w:type="gramStart"/>
             <w:r>
               <w:rPr>
                 <w:rFonts w:ascii="Times New Roman" w:eastAsia="Times New Roman" w:hAnsi="Times New Roman"/>
                 <w:color w:val="000000"/>
                 <w:sz w:val="20"/>
                 <w:szCs w:val="20"/>
+                <w:lang w:val="en-US"/>
+              </w:rPr>
+              <w:t xml:space="preserve">0000  </w:t>
+            </w:r>
+            <w:r>
+              <w:rPr>
+                <w:rFonts w:ascii="Times New Roman" w:eastAsia="Times New Roman" w:hAnsi="Times New Roman"/>
+                <w:color w:val="000000"/>
+                <w:sz w:val="20"/>
+                <w:szCs w:val="20"/>
               </w:rPr>
               <w:t>БИК</w:t>
             </w:r>
+            <w:proofErr w:type="gramEnd"/>
             <w:r>
               <w:rPr>
                 <w:rFonts w:ascii="Times New Roman" w:eastAsia="Times New Roman" w:hAnsi="Times New Roman"/>
@@ -5537,7 +6473,27 @@
                 <w:sz w:val="20"/>
                 <w:szCs w:val="20"/>
               </w:rPr>
-              <w:t>ЗАО «Альфа-Банк»,220007, г.Минск, ул.Сурганова,43-47 УНП 101541947</w:t>
+              <w:t xml:space="preserve">ЗАО «Альфа-Банк»,220007, </w:t>
+            </w:r>
+            <w:proofErr w:type="spellStart"/>
+            <w:r>
+              <w:rPr>
+                <w:rFonts w:ascii="Times New Roman" w:eastAsia="Times New Roman" w:hAnsi="Times New Roman"/>
+                <w:color w:val="000000"/>
+                <w:sz w:val="20"/>
+                <w:szCs w:val="20"/>
+              </w:rPr>
+              <w:t>г.Минск</w:t>
+            </w:r>
+            <w:proofErr w:type="spellEnd"/>
+            <w:r>
+              <w:rPr>
+                <w:rFonts w:ascii="Times New Roman" w:eastAsia="Times New Roman" w:hAnsi="Times New Roman"/>
+                <w:color w:val="000000"/>
+                <w:sz w:val="20"/>
+                <w:szCs w:val="20"/>
+              </w:rPr>
+              <w:t>, ул.Сурганова,43-47 УНП 101541947</w:t>
             </w:r>
           </w:p>
           <w:p>
@@ -5636,6 +6592,7 @@
                 </w:rPr>
                 <w:t>://</w:t>
               </w:r>
+              <w:proofErr w:type="spellStart"/>
               <w:r>
                 <w:rPr>
                   <w:rStyle w:val="a6"/>
@@ -5646,6 +6603,7 @@
                 </w:rPr>
                 <w:t>germesgarant</w:t>
               </w:r>
+              <w:proofErr w:type="spellEnd"/>
               <w:r>
                 <w:rPr>
                   <w:rStyle w:val="a6"/>
@@ -5689,6 +6647,7 @@
                 <w:lang w:eastAsia="ru-RU"/>
               </w:rPr>
             </w:pPr>
+            <w:proofErr w:type="spellStart"/>
             <w:r>
               <w:rPr>
                 <w:rFonts w:ascii="Times New Roman" w:eastAsia="Times New Roman" w:hAnsi="Times New Roman"/>
@@ -5715,7 +6674,17 @@
                 <w:szCs w:val="20"/>
                 <w:lang w:eastAsia="ru-RU"/>
               </w:rPr>
-              <w:t>Турко О.Р.</w:t>
+              <w:t>Турко</w:t>
+            </w:r>
+            <w:proofErr w:type="spellEnd"/>
+            <w:r>
+              <w:rPr>
+                <w:rFonts w:ascii="Times New Roman" w:eastAsia="Times New Roman" w:hAnsi="Times New Roman"/>
+                <w:sz w:val="20"/>
+                <w:szCs w:val="20"/>
+                <w:lang w:eastAsia="ru-RU"/>
+              </w:rPr>
+              <w:t xml:space="preserve"> О.Р.</w:t>
             </w:r>
           </w:p>
           <w:p>
@@ -5782,7 +6751,27 @@
                 <w:szCs w:val="20"/>
                 <w:lang w:val="en-US" w:eastAsia="ru-RU"/>
               </w:rPr>
-              <w:t>{{owner1.birthDate}} г.р.</w:t>
+              <w:t xml:space="preserve">{{owner1.birthDate}} </w:t>
+            </w:r>
+            <w:proofErr w:type="spellStart"/>
+            <w:r>
+              <w:rPr>
+                <w:rFonts w:ascii="Times New Roman" w:hAnsi="Times New Roman"/>
+                <w:sz w:val="20"/>
+                <w:szCs w:val="20"/>
+                <w:lang w:val="en-US" w:eastAsia="ru-RU"/>
+              </w:rPr>
+              <w:t>г.р</w:t>
+            </w:r>
+            <w:proofErr w:type="spellEnd"/>
+            <w:r>
+              <w:rPr>
+                <w:rFonts w:ascii="Times New Roman" w:hAnsi="Times New Roman"/>
+                <w:sz w:val="20"/>
+                <w:szCs w:val="20"/>
+                <w:lang w:val="en-US" w:eastAsia="ru-RU"/>
+              </w:rPr>
+              <w:t>.</w:t>
             </w:r>
           </w:p>
           <w:p>
@@ -6047,7 +7036,27 @@
                 <w:szCs w:val="20"/>
                 <w:lang w:val="en-US" w:eastAsia="ru-RU"/>
               </w:rPr>
-              <w:t>{{owner2.birthDate}} г.р.</w:t>
+              <w:t xml:space="preserve">{{owner2.birthDate}} </w:t>
+            </w:r>
+            <w:proofErr w:type="spellStart"/>
+            <w:r>
+              <w:rPr>
+                <w:rFonts w:ascii="Times New Roman" w:hAnsi="Times New Roman"/>
+                <w:sz w:val="20"/>
+                <w:szCs w:val="20"/>
+                <w:lang w:val="en-US" w:eastAsia="ru-RU"/>
+              </w:rPr>
+              <w:t>г.р</w:t>
+            </w:r>
+            <w:proofErr w:type="spellEnd"/>
+            <w:r>
+              <w:rPr>
+                <w:rFonts w:ascii="Times New Roman" w:hAnsi="Times New Roman"/>
+                <w:sz w:val="20"/>
+                <w:szCs w:val="20"/>
+                <w:lang w:val="en-US" w:eastAsia="ru-RU"/>
+              </w:rPr>
+              <w:t>.</w:t>
             </w:r>
           </w:p>
           <w:p>
@@ -6369,7 +7378,48 @@
           <w:sz w:val="16"/>
           <w:szCs w:val="16"/>
         </w:rPr>
-        <w:t>к договору оказания риэлтерских услуг по содействию в продаже объектов недвижимого имущества №{{deal.contractNumber}} от {{deal.date}}</w:t>
+        <w:lastRenderedPageBreak/>
+        <w:t>к договору оказания риэлтерских услуг по содействию в продаже объектов недвижимого имущества №{{</w:t>
+      </w:r>
+      <w:proofErr w:type="spellStart"/>
+      <w:proofErr w:type="gramStart"/>
+      <w:r>
+        <w:rPr>
+          <w:rFonts w:ascii="Times New Roman" w:hAnsi="Times New Roman"/>
+          <w:sz w:val="16"/>
+          <w:szCs w:val="16"/>
+        </w:rPr>
+        <w:t>deal.contractNumber</w:t>
+      </w:r>
+      <w:proofErr w:type="spellEnd"/>
+      <w:proofErr w:type="gramEnd"/>
+      <w:r>
+        <w:rPr>
+          <w:rFonts w:ascii="Times New Roman" w:hAnsi="Times New Roman"/>
+          <w:sz w:val="16"/>
+          <w:szCs w:val="16"/>
+        </w:rPr>
+        <w:t>}} от {{</w:t>
+      </w:r>
+      <w:proofErr w:type="spellStart"/>
+      <w:proofErr w:type="gramStart"/>
+      <w:r>
+        <w:rPr>
+          <w:rFonts w:ascii="Times New Roman" w:hAnsi="Times New Roman"/>
+          <w:sz w:val="16"/>
+          <w:szCs w:val="16"/>
+        </w:rPr>
+        <w:t>deal.date</w:t>
+      </w:r>
+      <w:proofErr w:type="spellEnd"/>
+      <w:proofErr w:type="gramEnd"/>
+      <w:r>
+        <w:rPr>
+          <w:rFonts w:ascii="Times New Roman" w:hAnsi="Times New Roman"/>
+          <w:sz w:val="16"/>
+          <w:szCs w:val="16"/>
+        </w:rPr>
+        <w:t>}}</w:t>
       </w:r>
     </w:p>
     <w:p>
@@ -6475,7 +7525,30 @@
           <w:sz w:val="20"/>
           <w:lang w:val="ru-RU"/>
         </w:rPr>
-        <w:t xml:space="preserve">Гр. {{seller.fullName}}, в дальнейшем именуемый «Потребитель», в соответствии с пунктом 2 статьи 30 Закона Республики Беларусь №71-З «О риэлтерской деятельности», до заключения договора на оказание риэлтерских услуг ознакомлен с  предельными максимальными тарифами на риэлтерские услуги, оказываемые физическим лицам (за исключением индивидуальных предпринимателей) в соответствии с постановлением Совета Министров Республики Беларусь от 1 ноября 2023 г. № 754 «О тарифах на риэлтерские услуги» (в редакции постановления Совета Министров Республики Беларусь от 02.04.2026 №157 О мерах по реализации Закона Республики Беларусь от 8 мая 2025г №71-З «О риэлтерской деятельности»). </w:t>
+        <w:tab/>
+      </w:r>
+      <w:r>
+        <w:rPr>
+          <w:sz w:val="20"/>
+          <w:lang w:val="ru-RU"/>
+        </w:rPr>
+        <w:t>Гр. {{</w:t>
+      </w:r>
+      <w:proofErr w:type="spellStart"/>
+      <w:r>
+        <w:rPr>
+          <w:sz w:val="20"/>
+          <w:lang w:val="ru-RU"/>
+        </w:rPr>
+        <w:t>seller.fullName</w:t>
+      </w:r>
+      <w:proofErr w:type="spellEnd"/>
+      <w:r>
+        <w:rPr>
+          <w:sz w:val="20"/>
+          <w:lang w:val="ru-RU"/>
+        </w:rPr>
+        <w:t xml:space="preserve">}}, в дальнейшем именуемый «Потребитель», в соответствии с пунктом 2 статьи 30 Закона Республики Беларусь №71-З «О риэлтерской деятельности», до заключения договора на оказание риэлтерских услуг ознакомлен с  предельными максимальными тарифами на риэлтерские услуги, оказываемые физическим лицам (за исключением индивидуальных предпринимателей) в соответствии с постановлением Совета Министров Республики Беларусь от 1 ноября 2023 г. № 754 «О тарифах на риэлтерские услуги» (в редакции постановления Совета Министров Республики Беларусь от 02.04.2026 №157 О мерах по реализации Закона Республики Беларусь от 8 мая 2025г №71-З «О риэлтерской деятельности»). </w:t>
       </w:r>
       <w:bookmarkStart w:id="13" w:name="_Hlk230023813"/>
       <w:bookmarkEnd w:id="13"/>
@@ -6951,6 +8024,7 @@
               </w:rPr>
               <w:t>Предельный максимальный тариф</w:t>
             </w:r>
+            <w:proofErr w:type="gramStart"/>
             <w:r>
               <w:rPr>
                 <w:rFonts w:ascii="Times New Roman" w:hAnsi="Times New Roman"/>
@@ -6966,7 +8040,16 @@
                 <w:sz w:val="20"/>
                 <w:szCs w:val="20"/>
               </w:rPr>
-              <w:t xml:space="preserve">  (процент от стоимости объекта недвижимо</w:t>
+              <w:t xml:space="preserve">  (</w:t>
+            </w:r>
+            <w:proofErr w:type="gramEnd"/>
+            <w:r>
+              <w:rPr>
+                <w:rFonts w:ascii="Times New Roman" w:hAnsi="Times New Roman"/>
+                <w:sz w:val="20"/>
+                <w:szCs w:val="20"/>
+              </w:rPr>
+              <w:t>процент от стоимости объекта недвижимо</w:t>
             </w:r>
             <w:r>
               <w:rPr>
@@ -8822,6 +9905,7 @@
         <w:autoSpaceDE w:val="0"/>
         <w:autoSpaceDN w:val="0"/>
         <w:spacing w:after="0" w:line="240" w:lineRule="auto"/>
+        <w:ind w:firstLine="360"/>
         <w:jc w:val="both"/>
         <w:rPr>
           <w:rFonts w:ascii="Times New Roman" w:eastAsia="Times New Roman" w:hAnsi="Times New Roman"/>
@@ -8836,7 +9920,23 @@
           <w:sz w:val="20"/>
           <w:szCs w:val="20"/>
         </w:rPr>
-        <w:t xml:space="preserve">  5. Настоящее приложение составлено в двух экземплярах по одному для каждой из Сторон и является неотъемлемой частью Договора </w:t>
+        <w:t xml:space="preserve">Настоящее приложение составлено в </w:t>
+      </w:r>
+      <w:r>
+        <w:rPr>
+          <w:rFonts w:ascii="Times New Roman" w:hAnsi="Times New Roman"/>
+          <w:sz w:val="20"/>
+          <w:szCs w:val="20"/>
+        </w:rPr>
+        <w:t>четырех</w:t>
+      </w:r>
+      <w:r>
+        <w:rPr>
+          <w:rFonts w:ascii="Times New Roman" w:hAnsi="Times New Roman"/>
+          <w:sz w:val="20"/>
+          <w:szCs w:val="20"/>
+        </w:rPr>
+        <w:t xml:space="preserve"> экземплярах по одному для каждой из Сторон и является неотъемлемой частью Договора </w:t>
       </w:r>
       <w:r>
         <w:rPr>
@@ -8902,8 +10002,10 @@
           <w:sz w:val="20"/>
           <w:szCs w:val="20"/>
         </w:rPr>
-        <w:t>{{seller.initials}}</w:t>
-      </w:r>
+        <w:t>{{</w:t>
+      </w:r>
+      <w:proofErr w:type="spellStart"/>
+      <w:proofErr w:type="gramStart"/>
       <w:r>
         <w:rPr>
           <w:rFonts w:ascii="Times New Roman" w:hAnsi="Times New Roman"/>
@@ -8911,10 +10013,41 @@
           <w:sz w:val="20"/>
           <w:szCs w:val="20"/>
         </w:rPr>
+        <w:t>seller.initials</w:t>
+      </w:r>
+      <w:proofErr w:type="spellEnd"/>
+      <w:proofErr w:type="gramEnd"/>
+      <w:r>
+        <w:rPr>
+          <w:rFonts w:ascii="Times New Roman" w:hAnsi="Times New Roman"/>
+          <w:b/>
+          <w:sz w:val="20"/>
+          <w:szCs w:val="20"/>
+        </w:rPr>
+        <w:t>}}</w:t>
+      </w:r>
+      <w:r>
+        <w:rPr>
+          <w:rFonts w:ascii="Times New Roman" w:hAnsi="Times New Roman"/>
+          <w:b/>
+          <w:sz w:val="20"/>
+          <w:szCs w:val="20"/>
+        </w:rPr>
         <w:tab/>
-        <w:t xml:space="preserve">       Исполнитель: _________________________О.Р.Турко</w:t>
+        <w:t xml:space="preserve">       Исполнитель: _________________________</w:t>
+      </w:r>
+      <w:proofErr w:type="spellStart"/>
+      <w:r>
+        <w:rPr>
+          <w:rFonts w:ascii="Times New Roman" w:hAnsi="Times New Roman"/>
+          <w:b/>
+          <w:sz w:val="20"/>
+          <w:szCs w:val="20"/>
+        </w:rPr>
+        <w:t>О.Р.Турко</w:t>
       </w:r>
       <w:bookmarkEnd w:id="12"/>
+      <w:proofErr w:type="spellEnd"/>
     </w:p>
     <w:p>
       <w:pPr>
@@ -9108,6 +10241,7 @@
       </w:rPr>
       <w:t xml:space="preserve">           </w:t>
     </w:r>
+    <w:proofErr w:type="spellStart"/>
     <w:r>
       <w:rPr>
         <w:sz w:val="12"/>
@@ -9115,6 +10249,7 @@
       </w:rPr>
       <w:t>Экслюзив</w:t>
     </w:r>
+    <w:proofErr w:type="spellEnd"/>
   </w:p>
   <w:p>
     <w:pPr>
@@ -9804,6 +10939,7 @@
   <w:style w:type="character" w:default="1" w:styleId="a0">
     <w:name w:val="Default Paragraph Font"/>
     <w:uiPriority w:val="1"/>
+    <w:semiHidden/>
     <w:unhideWhenUsed/>
   </w:style>
   <w:style w:type="table" w:default="1" w:styleId="a1">

--- a/templates/working/Договор_ЭКС_3_собств.docx
+++ b/templates/working/Договор_ЭКС_3_собств.docx
@@ -1,6 +1,6 @@
 
 <file path=word/document.xml><?xml version="1.0" encoding="utf-8"?>
-<w:document xmlns:wpc="http://schemas.microsoft.com/office/word/2010/wordprocessingCanvas" xmlns:cx="http://schemas.microsoft.com/office/drawing/2014/chartex" xmlns:cx1="http://schemas.microsoft.com/office/drawing/2015/9/8/chartex" xmlns:cx2="http://schemas.microsoft.com/office/drawing/2015/10/21/chartex" xmlns:cx3="http://schemas.microsoft.com/office/drawing/2016/5/9/chartex" xmlns:cx4="http://schemas.microsoft.com/office/drawing/2016/5/10/chartex" xmlns:cx5="http://schemas.microsoft.com/office/drawing/2016/5/11/chartex" xmlns:cx6="http://schemas.microsoft.com/office/drawing/2016/5/12/chartex" xmlns:cx7="http://schemas.microsoft.com/office/drawing/2016/5/13/chartex" xmlns:cx8="http://schemas.microsoft.com/office/drawing/2016/5/14/chartex" xmlns:mc="http://schemas.openxmlformats.org/markup-compatibility/2006" xmlns:aink="http://schemas.microsoft.com/office/drawing/2016/ink" xmlns:am3d="http://schemas.microsoft.com/office/drawing/2017/model3d" xmlns:o="urn:schemas-microsoft-com:office:office" xmlns:oel="http://schemas.microsoft.com/office/2019/extlst" xmlns:r="http://schemas.openxmlformats.org/officeDocument/2006/relationships" xmlns:m="http://schemas.openxmlformats.org/officeDocument/2006/math" xmlns:v="urn:schemas-microsoft-com:vml" xmlns:wp14="http://schemas.microsoft.com/office/word/2010/wordprocessingDrawing" xmlns:wp="http://schemas.openxmlformats.org/drawingml/2006/wordprocessingDrawing" xmlns:w10="urn:schemas-microsoft-com:office:word" xmlns:w="http://schemas.openxmlformats.org/wordprocessingml/2006/main" xmlns:w14="http://schemas.microsoft.com/office/word/2010/wordml" xmlns:w15="http://schemas.microsoft.com/office/word/2012/wordml" xmlns:w16cex="http://schemas.microsoft.com/office/word/2018/wordml/cex" xmlns:w16cid="http://schemas.microsoft.com/office/word/2016/wordml/cid" xmlns:w16="http://schemas.microsoft.com/office/word/2018/wordml" xmlns:w16du="http://schemas.microsoft.com/office/word/2023/wordml/word16du" xmlns:w16sdtdh="http://schemas.microsoft.com/office/word/2020/wordml/sdtdatahash" xmlns:w16sdtfl="http://schemas.microsoft.com/office/word/2024/wordml/sdtformatlock" xmlns:w16se="http://schemas.microsoft.com/office/word/2015/wordml/symex" xmlns:wpg="http://schemas.microsoft.com/office/word/2010/wordprocessingGroup" xmlns:wpi="http://schemas.microsoft.com/office/word/2010/wordprocessingInk" xmlns:wne="http://schemas.microsoft.com/office/word/2006/wordml" xmlns:wps="http://schemas.microsoft.com/office/word/2010/wordprocessingShape" mc:Ignorable="w14 w15 w16se w16cid w16 w16cex w16sdtdh w16sdtfl w16du wp14">
+<w:document xmlns:wpc="http://schemas.microsoft.com/office/word/2010/wordprocessingCanvas" xmlns:cx="http://schemas.microsoft.com/office/drawing/2014/chartex" xmlns:cx1="http://schemas.microsoft.com/office/drawing/2015/9/8/chartex" xmlns:cx2="http://schemas.microsoft.com/office/drawing/2015/10/21/chartex" xmlns:cx3="http://schemas.microsoft.com/office/drawing/2016/5/9/chartex" xmlns:cx4="http://schemas.microsoft.com/office/drawing/2016/5/10/chartex" xmlns:cx5="http://schemas.microsoft.com/office/drawing/2016/5/11/chartex" xmlns:cx6="http://schemas.microsoft.com/office/drawing/2016/5/12/chartex" xmlns:cx7="http://schemas.microsoft.com/office/drawing/2016/5/13/chartex" xmlns:cx8="http://schemas.microsoft.com/office/drawing/2016/5/14/chartex" xmlns:mc="http://schemas.openxmlformats.org/markup-compatibility/2006" xmlns:aink="http://schemas.microsoft.com/office/drawing/2016/ink" xmlns:am3d="http://schemas.microsoft.com/office/drawing/2017/model3d" xmlns:o="urn:schemas-microsoft-com:office:office" xmlns:r="http://schemas.openxmlformats.org/officeDocument/2006/relationships" xmlns:m="http://schemas.openxmlformats.org/officeDocument/2006/math" xmlns:v="urn:schemas-microsoft-com:vml" xmlns:wp14="http://schemas.microsoft.com/office/word/2010/wordprocessingDrawing" xmlns:wp="http://schemas.openxmlformats.org/drawingml/2006/wordprocessingDrawing" xmlns:w10="urn:schemas-microsoft-com:office:word" xmlns:w="http://schemas.openxmlformats.org/wordprocessingml/2006/main" xmlns:w14="http://schemas.microsoft.com/office/word/2010/wordml" xmlns:w15="http://schemas.microsoft.com/office/word/2012/wordml" xmlns:w16cex="http://schemas.microsoft.com/office/word/2018/wordml/cex" xmlns:w16cid="http://schemas.microsoft.com/office/word/2016/wordml/cid" xmlns:w16="http://schemas.microsoft.com/office/word/2018/wordml" xmlns:w16sdtdh="http://schemas.microsoft.com/office/word/2020/wordml/sdtdatahash" xmlns:w16se="http://schemas.microsoft.com/office/word/2015/wordml/symex" xmlns:wpg="http://schemas.microsoft.com/office/word/2010/wordprocessingGroup" xmlns:wpi="http://schemas.microsoft.com/office/word/2010/wordprocessingInk" xmlns:wne="http://schemas.microsoft.com/office/word/2006/wordml" xmlns:wps="http://schemas.microsoft.com/office/word/2010/wordprocessingShape" mc:Ignorable="w14 w15 w16se w16cid w16 w16cex w16sdtdh wp14">
   <w:body>
     <w:p>
       <w:pPr>
@@ -28,7 +28,6 @@
         <w:t>ДОГОВОР №{{</w:t>
       </w:r>
       <w:proofErr w:type="spellStart"/>
-      <w:proofErr w:type="gramStart"/>
       <w:r>
         <w:rPr>
           <w:rFonts w:ascii="Times New Roman" w:eastAsia="Times New Roman" w:hAnsi="Times New Roman"/>
@@ -40,7 +39,6 @@
         <w:t>deal.contractNumber</w:t>
       </w:r>
       <w:proofErr w:type="spellEnd"/>
-      <w:proofErr w:type="gramEnd"/>
       <w:r>
         <w:rPr>
           <w:rFonts w:ascii="Times New Roman" w:eastAsia="Times New Roman" w:hAnsi="Times New Roman"/>
@@ -143,30 +141,9 @@
           <w:szCs w:val="24"/>
           <w:lang w:eastAsia="ru-RU"/>
         </w:rPr>
-        <w:t xml:space="preserve">Лида                                                                                                                                       </w:t>
-      </w:r>
-      <w:proofErr w:type="gramStart"/>
-      <w:r>
-        <w:rPr>
-          <w:rFonts w:ascii="Times New Roman" w:eastAsia="Times New Roman" w:hAnsi="Times New Roman"/>
-          <w:sz w:val="24"/>
-          <w:szCs w:val="24"/>
-          <w:lang w:eastAsia="ru-RU"/>
-        </w:rPr>
-        <w:t xml:space="preserve">   {</w:t>
-      </w:r>
-      <w:proofErr w:type="gramEnd"/>
-      <w:r>
-        <w:rPr>
-          <w:rFonts w:ascii="Times New Roman" w:eastAsia="Times New Roman" w:hAnsi="Times New Roman"/>
-          <w:sz w:val="24"/>
-          <w:szCs w:val="24"/>
-          <w:lang w:eastAsia="ru-RU"/>
-        </w:rPr>
-        <w:t>{</w:t>
+        <w:t>Лида                                                                                                                                          {{</w:t>
       </w:r>
       <w:proofErr w:type="spellStart"/>
-      <w:proofErr w:type="gramStart"/>
       <w:r>
         <w:rPr>
           <w:rFonts w:ascii="Times New Roman" w:eastAsia="Times New Roman" w:hAnsi="Times New Roman"/>
@@ -186,7 +163,6 @@
         </w:rPr>
         <w:t>}}г.</w:t>
       </w:r>
-      <w:proofErr w:type="gramEnd"/>
     </w:p>
     <w:p>
       <w:pPr>
@@ -239,7 +215,107 @@
           <w:szCs w:val="24"/>
           <w:lang w:eastAsia="ru-RU"/>
         </w:rPr>
-        <w:t xml:space="preserve">}}, </w:t>
+        <w:t>}}</w:t>
+      </w:r>
+      <w:r>
+        <w:rPr>
+          <w:rFonts w:ascii="Times New Roman" w:eastAsia="Times New Roman" w:hAnsi="Times New Roman"/>
+          <w:sz w:val="24"/>
+          <w:szCs w:val="24"/>
+          <w:lang w:eastAsia="ru-RU"/>
+        </w:rPr>
+        <w:t>{{#seller.poaNumber}}, действующий(</w:t>
+      </w:r>
+      <w:proofErr w:type="spellStart"/>
+      <w:r>
+        <w:rPr>
+          <w:rFonts w:ascii="Times New Roman" w:eastAsia="Times New Roman" w:hAnsi="Times New Roman"/>
+          <w:sz w:val="24"/>
+          <w:szCs w:val="24"/>
+          <w:lang w:eastAsia="ru-RU"/>
+        </w:rPr>
+        <w:t>ая</w:t>
+      </w:r>
+      <w:proofErr w:type="spellEnd"/>
+      <w:r>
+        <w:rPr>
+          <w:rFonts w:ascii="Times New Roman" w:eastAsia="Times New Roman" w:hAnsi="Times New Roman"/>
+          <w:sz w:val="24"/>
+          <w:szCs w:val="24"/>
+          <w:lang w:eastAsia="ru-RU"/>
+        </w:rPr>
+        <w:t>) на основании доверенности №{{</w:t>
+      </w:r>
+      <w:proofErr w:type="spellStart"/>
+      <w:r>
+        <w:rPr>
+          <w:rFonts w:ascii="Times New Roman" w:eastAsia="Times New Roman" w:hAnsi="Times New Roman"/>
+          <w:sz w:val="24"/>
+          <w:szCs w:val="24"/>
+          <w:lang w:eastAsia="ru-RU"/>
+        </w:rPr>
+        <w:t>seller.poaNumber</w:t>
+      </w:r>
+      <w:proofErr w:type="spellEnd"/>
+      <w:r>
+        <w:rPr>
+          <w:rFonts w:ascii="Times New Roman" w:eastAsia="Times New Roman" w:hAnsi="Times New Roman"/>
+          <w:sz w:val="24"/>
+          <w:szCs w:val="24"/>
+          <w:lang w:eastAsia="ru-RU"/>
+        </w:rPr>
+        <w:t>}} от {{</w:t>
+      </w:r>
+      <w:proofErr w:type="spellStart"/>
+      <w:r>
+        <w:rPr>
+          <w:rFonts w:ascii="Times New Roman" w:eastAsia="Times New Roman" w:hAnsi="Times New Roman"/>
+          <w:sz w:val="24"/>
+          <w:szCs w:val="24"/>
+          <w:lang w:eastAsia="ru-RU"/>
+        </w:rPr>
+        <w:t>seller.poaDate</w:t>
+      </w:r>
+      <w:proofErr w:type="spellEnd"/>
+      <w:r>
+        <w:rPr>
+          <w:rFonts w:ascii="Times New Roman" w:eastAsia="Times New Roman" w:hAnsi="Times New Roman"/>
+          <w:sz w:val="24"/>
+          <w:szCs w:val="24"/>
+          <w:lang w:eastAsia="ru-RU"/>
+        </w:rPr>
+        <w:t>}}{{/</w:t>
+      </w:r>
+      <w:proofErr w:type="spellStart"/>
+      <w:r>
+        <w:rPr>
+          <w:rFonts w:ascii="Times New Roman" w:eastAsia="Times New Roman" w:hAnsi="Times New Roman"/>
+          <w:sz w:val="24"/>
+          <w:szCs w:val="24"/>
+          <w:lang w:eastAsia="ru-RU"/>
+        </w:rPr>
+        <w:t>seller.poaNumber</w:t>
+      </w:r>
+      <w:proofErr w:type="spellEnd"/>
+      <w:r>
+        <w:rPr>
+          <w:rFonts w:ascii="Times New Roman" w:eastAsia="Times New Roman" w:hAnsi="Times New Roman"/>
+          <w:sz w:val="24"/>
+          <w:szCs w:val="24"/>
+          <w:lang w:eastAsia="ru-RU"/>
+        </w:rPr>
+        <w:t>}}</w:t>
+      </w:r>
+      <w:r>
+        <w:rPr>
+          <w:rFonts w:ascii="Times New Roman" w:eastAsia="Times New Roman" w:hAnsi="Times New Roman"/>
+          <w:b/>
+          <w:bCs/>
+          <w:sz w:val="24"/>
+          <w:szCs w:val="24"/>
+          <w:lang w:eastAsia="ru-RU"/>
+        </w:rPr>
+        <w:t xml:space="preserve">, </w:t>
       </w:r>
       <w:r>
         <w:rPr>
@@ -399,7 +475,6 @@
         <w:t>1.1.  Предметом настоящего договора является оказание Исполнителем Потребителю риэлтерских      услуг    по содействию в продаже   принадлежащего     Потребителю     на      праве собственности объекта недвижимого имущества (далее – риэлтерские услуги), представляющего собой "{{</w:t>
       </w:r>
       <w:proofErr w:type="spellStart"/>
-      <w:proofErr w:type="gramStart"/>
       <w:r>
         <w:rPr>
           <w:rFonts w:ascii="Times New Roman" w:eastAsia="Times New Roman" w:hAnsi="Times New Roman"/>
@@ -410,7 +485,6 @@
         <w:t>property.type</w:t>
       </w:r>
       <w:proofErr w:type="spellEnd"/>
-      <w:proofErr w:type="gramEnd"/>
       <w:r>
         <w:rPr>
           <w:rFonts w:ascii="Times New Roman" w:eastAsia="Times New Roman" w:hAnsi="Times New Roman"/>
@@ -421,7 +495,6 @@
         <w:t>}}", расположенный по адресу {{</w:t>
       </w:r>
       <w:proofErr w:type="spellStart"/>
-      <w:proofErr w:type="gramStart"/>
       <w:r>
         <w:rPr>
           <w:rFonts w:ascii="Times New Roman" w:eastAsia="Times New Roman" w:hAnsi="Times New Roman"/>
@@ -432,7 +505,6 @@
         <w:t>property.address</w:t>
       </w:r>
       <w:proofErr w:type="spellEnd"/>
-      <w:proofErr w:type="gramEnd"/>
       <w:r>
         <w:rPr>
           <w:rFonts w:ascii="Times New Roman" w:eastAsia="Times New Roman" w:hAnsi="Times New Roman"/>
@@ -1015,7 +1087,6 @@
         <w:t>{{</w:t>
       </w:r>
       <w:proofErr w:type="spellStart"/>
-      <w:proofErr w:type="gramStart"/>
       <w:r>
         <w:rPr>
           <w:rFonts w:ascii="Times New Roman" w:eastAsia="Times New Roman" w:hAnsi="Times New Roman"/>
@@ -1028,7 +1099,6 @@
         <w:t>property.priceBYN</w:t>
       </w:r>
       <w:proofErr w:type="spellEnd"/>
-      <w:proofErr w:type="gramEnd"/>
       <w:r>
         <w:rPr>
           <w:rFonts w:ascii="Times New Roman" w:eastAsia="Times New Roman" w:hAnsi="Times New Roman"/>
@@ -1050,7 +1120,6 @@
         <w:t xml:space="preserve"> белорусских рублей ({{</w:t>
       </w:r>
       <w:proofErr w:type="spellStart"/>
-      <w:proofErr w:type="gramStart"/>
       <w:r>
         <w:rPr>
           <w:rFonts w:ascii="Times New Roman" w:eastAsia="Times New Roman" w:hAnsi="Times New Roman"/>
@@ -1061,7 +1130,6 @@
         <w:t>property.priceWords</w:t>
       </w:r>
       <w:proofErr w:type="spellEnd"/>
-      <w:proofErr w:type="gramEnd"/>
       <w:r>
         <w:rPr>
           <w:rFonts w:ascii="Times New Roman" w:eastAsia="Times New Roman" w:hAnsi="Times New Roman"/>
@@ -1459,6 +1527,7 @@
           <w:szCs w:val="24"/>
           <w:lang w:eastAsia="ru-RU"/>
         </w:rPr>
+        <w:lastRenderedPageBreak/>
         <w:t>2.4.  Потребитель обязуется оплатить услуги Исполнителя</w:t>
       </w:r>
       <w:r>
@@ -1630,17 +1699,7 @@
           <w:szCs w:val="24"/>
           <w:lang w:eastAsia="ru-RU"/>
         </w:rPr>
-        <w:t xml:space="preserve">течение 2 (двух) </w:t>
-      </w:r>
-      <w:r>
-        <w:rPr>
-          <w:rFonts w:ascii="Times New Roman" w:eastAsia="Times New Roman" w:hAnsi="Times New Roman"/>
-          <w:sz w:val="24"/>
-          <w:szCs w:val="24"/>
-          <w:lang w:eastAsia="ru-RU"/>
-        </w:rPr>
-        <w:lastRenderedPageBreak/>
-        <w:t>календарных дней</w:t>
+        <w:t>течение 2 (двух) календарных дней</w:t>
       </w:r>
       <w:r>
         <w:rPr>
@@ -1909,7 +1968,6 @@
         </w:rPr>
         <w:t>3.1.</w:t>
       </w:r>
-      <w:proofErr w:type="gramStart"/>
       <w:r>
         <w:rPr>
           <w:rFonts w:ascii="Times New Roman" w:hAnsi="Times New Roman"/>
@@ -1917,9 +1975,8 @@
           <w:sz w:val="24"/>
           <w:szCs w:val="24"/>
         </w:rPr>
-        <w:t>1.Предоставить</w:t>
-      </w:r>
-      <w:proofErr w:type="gramEnd"/>
+        <w:t>1. Предоставить</w:t>
+      </w:r>
       <w:r>
         <w:rPr>
           <w:rFonts w:ascii="Times New Roman" w:hAnsi="Times New Roman"/>
@@ -2680,6 +2737,7 @@
           <w:sz w:val="24"/>
           <w:szCs w:val="24"/>
         </w:rPr>
+        <w:lastRenderedPageBreak/>
         <w:t>3.1.</w:t>
       </w:r>
       <w:r>
@@ -2725,17 +2783,7 @@
           <w:szCs w:val="24"/>
           <w:lang w:eastAsia="ru-RU"/>
         </w:rPr>
-        <w:t xml:space="preserve"> сбор документов, необходимых для удостоверения сделки с объектом недвижимого имущества, государственной регистрации недвижимого имущества, прав на него </w:t>
-      </w:r>
-      <w:r>
-        <w:rPr>
-          <w:rFonts w:ascii="Times New Roman" w:eastAsia="Times New Roman" w:hAnsi="Times New Roman"/>
-          <w:sz w:val="24"/>
-          <w:szCs w:val="24"/>
-          <w:lang w:eastAsia="ru-RU"/>
-        </w:rPr>
-        <w:lastRenderedPageBreak/>
-        <w:t>и сделок с ним, обеспечения государственной регистрации, а также нотариального удостоверения сделки либо удостоверения регистратором документа, являющегося основанием для государственной регистрации сделки с недвижимым имуществом;</w:t>
+        <w:t xml:space="preserve"> сбор документов, необходимых для удостоверения сделки с объектом недвижимого имущества, государственной регистрации недвижимого имущества, прав на него и сделок с ним, обеспечения государственной регистрации, а также нотариального удостоверения сделки либо удостоверения регистратором документа, являющегося основанием для государственной регистрации сделки с недвижимым имуществом;</w:t>
       </w:r>
     </w:p>
     <w:p>
@@ -3948,7 +3996,6 @@
         <w:t>4.1. Настоящий договор вступает в силу со дня подписания его Сторонами и действует до {{</w:t>
       </w:r>
       <w:proofErr w:type="spellStart"/>
-      <w:proofErr w:type="gramStart"/>
       <w:r>
         <w:rPr>
           <w:rFonts w:ascii="Times New Roman" w:eastAsia="Times New Roman" w:hAnsi="Times New Roman"/>
@@ -3968,7 +4015,6 @@
         </w:rPr>
         <w:t>}}г.</w:t>
       </w:r>
-      <w:proofErr w:type="gramEnd"/>
     </w:p>
     <w:p>
       <w:pPr>
@@ -4018,6 +4064,7 @@
           <w:szCs w:val="24"/>
           <w:lang w:eastAsia="ru-RU"/>
         </w:rPr>
+        <w:lastRenderedPageBreak/>
         <w:t xml:space="preserve">Потребитель </w:t>
       </w:r>
       <w:r>
@@ -4046,17 +4093,7 @@
           <w:szCs w:val="24"/>
           <w:lang w:eastAsia="ru-RU"/>
         </w:rPr>
-        <w:t xml:space="preserve">. В случае если в течение указанного срока Потребитель </w:t>
-      </w:r>
-      <w:r>
-        <w:rPr>
-          <w:rFonts w:ascii="Times New Roman" w:eastAsia="Times New Roman" w:hAnsi="Times New Roman"/>
-          <w:sz w:val="24"/>
-          <w:szCs w:val="24"/>
-          <w:lang w:eastAsia="ru-RU"/>
-        </w:rPr>
-        <w:lastRenderedPageBreak/>
-        <w:t xml:space="preserve">не подпишет акт и не предоставит Исполнителю письменного отказа от подписания акта с изложением причин, </w:t>
+        <w:t xml:space="preserve">. В случае если в течение указанного срока Потребитель не подпишет акт и не предоставит Исполнителю письменного отказа от подписания акта с изложением причин, </w:t>
       </w:r>
       <w:r>
         <w:rPr>
@@ -4186,26 +4223,15 @@
         </w:rPr>
         <w:t>4.4.</w:t>
       </w:r>
-      <w:proofErr w:type="gramStart"/>
-      <w:r>
-        <w:rPr>
-          <w:rFonts w:ascii="Times New Roman" w:eastAsia="Times New Roman" w:hAnsi="Times New Roman"/>
-          <w:sz w:val="24"/>
-          <w:szCs w:val="24"/>
-          <w:lang w:eastAsia="ru-RU"/>
-        </w:rPr>
-        <w:t>1.</w:t>
-      </w:r>
-      <w:r>
-        <w:rPr>
-          <w:rFonts w:ascii="Times New Roman" w:eastAsia="Times New Roman" w:hAnsi="Times New Roman"/>
-          <w:sz w:val="24"/>
-          <w:szCs w:val="24"/>
-          <w:lang w:eastAsia="ru-RU"/>
-        </w:rPr>
-        <w:t>неисполнения</w:t>
-      </w:r>
-      <w:proofErr w:type="gramEnd"/>
+      <w:r>
+        <w:rPr>
+          <w:rFonts w:ascii="Times New Roman" w:eastAsia="Times New Roman" w:hAnsi="Times New Roman"/>
+          <w:sz w:val="24"/>
+          <w:szCs w:val="24"/>
+          <w:lang w:eastAsia="ru-RU"/>
+        </w:rPr>
+        <w:t>1. неисполнения</w:t>
+      </w:r>
       <w:r>
         <w:rPr>
           <w:rFonts w:ascii="Times New Roman" w:eastAsia="Times New Roman" w:hAnsi="Times New Roman"/>
@@ -4508,17 +4534,15 @@
         </w:rPr>
         <w:t>5.</w:t>
       </w:r>
-      <w:proofErr w:type="gramStart"/>
-      <w:r>
-        <w:rPr>
-          <w:rFonts w:ascii="Times New Roman" w:eastAsia="Times New Roman" w:hAnsi="Times New Roman"/>
-          <w:sz w:val="24"/>
-          <w:szCs w:val="24"/>
-          <w:lang w:eastAsia="ru-RU"/>
-        </w:rPr>
-        <w:t>3.Исполнитель</w:t>
-      </w:r>
-      <w:proofErr w:type="gramEnd"/>
+      <w:r>
+        <w:rPr>
+          <w:rFonts w:ascii="Times New Roman" w:eastAsia="Times New Roman" w:hAnsi="Times New Roman"/>
+          <w:sz w:val="24"/>
+          <w:szCs w:val="24"/>
+          <w:lang w:eastAsia="ru-RU"/>
+        </w:rPr>
+        <w:t>3. Исполнитель</w:t>
+      </w:r>
       <w:r>
         <w:rPr>
           <w:rFonts w:ascii="Times New Roman" w:eastAsia="Times New Roman" w:hAnsi="Times New Roman"/>
@@ -4666,26 +4690,15 @@
         </w:rPr>
         <w:t>5.4.</w:t>
       </w:r>
-      <w:proofErr w:type="gramStart"/>
-      <w:r>
-        <w:rPr>
-          <w:rFonts w:ascii="Times New Roman" w:eastAsia="Times New Roman" w:hAnsi="Times New Roman"/>
-          <w:sz w:val="24"/>
-          <w:szCs w:val="24"/>
-          <w:lang w:eastAsia="ru-RU"/>
-        </w:rPr>
-        <w:t>2.</w:t>
-      </w:r>
-      <w:r>
-        <w:rPr>
-          <w:rFonts w:ascii="Times New Roman" w:eastAsia="Times New Roman" w:hAnsi="Times New Roman"/>
-          <w:sz w:val="24"/>
-          <w:szCs w:val="24"/>
-          <w:lang w:eastAsia="ru-RU"/>
-        </w:rPr>
-        <w:t>действия</w:t>
-      </w:r>
-      <w:proofErr w:type="gramEnd"/>
+      <w:r>
+        <w:rPr>
+          <w:rFonts w:ascii="Times New Roman" w:eastAsia="Times New Roman" w:hAnsi="Times New Roman"/>
+          <w:sz w:val="24"/>
+          <w:szCs w:val="24"/>
+          <w:lang w:eastAsia="ru-RU"/>
+        </w:rPr>
+        <w:t>2. действия</w:t>
+      </w:r>
       <w:r>
         <w:rPr>
           <w:rFonts w:ascii="Times New Roman" w:eastAsia="Times New Roman" w:hAnsi="Times New Roman"/>
@@ -4773,17 +4786,15 @@
         </w:rPr>
         <w:t>5.</w:t>
       </w:r>
-      <w:proofErr w:type="gramStart"/>
-      <w:r>
-        <w:rPr>
-          <w:rFonts w:ascii="Times New Roman" w:eastAsia="Times New Roman" w:hAnsi="Times New Roman"/>
-          <w:sz w:val="24"/>
-          <w:szCs w:val="24"/>
-          <w:lang w:eastAsia="ru-RU"/>
-        </w:rPr>
-        <w:t>5.Стороны</w:t>
-      </w:r>
-      <w:proofErr w:type="gramEnd"/>
+      <w:r>
+        <w:rPr>
+          <w:rFonts w:ascii="Times New Roman" w:eastAsia="Times New Roman" w:hAnsi="Times New Roman"/>
+          <w:sz w:val="24"/>
+          <w:szCs w:val="24"/>
+          <w:lang w:eastAsia="ru-RU"/>
+        </w:rPr>
+        <w:t>5. Стороны</w:t>
+      </w:r>
       <w:r>
         <w:rPr>
           <w:rFonts w:ascii="Times New Roman" w:eastAsia="Times New Roman" w:hAnsi="Times New Roman"/>
@@ -5043,19 +5054,18 @@
           <w:szCs w:val="24"/>
           <w:lang w:eastAsia="ru-RU"/>
         </w:rPr>
+        <w:lastRenderedPageBreak/>
         <w:t xml:space="preserve"> 6.</w:t>
       </w:r>
-      <w:proofErr w:type="gramStart"/>
-      <w:r>
-        <w:rPr>
-          <w:rFonts w:ascii="Times New Roman" w:eastAsia="Times New Roman" w:hAnsi="Times New Roman"/>
-          <w:sz w:val="24"/>
-          <w:szCs w:val="24"/>
-          <w:lang w:eastAsia="ru-RU"/>
-        </w:rPr>
-        <w:t>3.Потребитель</w:t>
-      </w:r>
-      <w:proofErr w:type="gramEnd"/>
+      <w:r>
+        <w:rPr>
+          <w:rFonts w:ascii="Times New Roman" w:eastAsia="Times New Roman" w:hAnsi="Times New Roman"/>
+          <w:sz w:val="24"/>
+          <w:szCs w:val="24"/>
+          <w:lang w:eastAsia="ru-RU"/>
+        </w:rPr>
+        <w:t>3. Потребитель</w:t>
+      </w:r>
       <w:r>
         <w:rPr>
           <w:rFonts w:ascii="Times New Roman" w:eastAsia="Times New Roman" w:hAnsi="Times New Roman"/>
@@ -5083,15 +5093,6 @@
           <w:lang w:eastAsia="ru-RU"/>
         </w:rPr>
         <w:br/>
-      </w:r>
-      <w:r>
-        <w:rPr>
-          <w:rFonts w:ascii="Times New Roman" w:eastAsia="Times New Roman" w:hAnsi="Times New Roman"/>
-          <w:sz w:val="24"/>
-          <w:szCs w:val="24"/>
-          <w:lang w:eastAsia="ru-RU"/>
-        </w:rPr>
-        <w:lastRenderedPageBreak/>
         <w:t>в залоге, не обременен никакими обязательствами и соответствует   описанию   объекта недвижимого имущества.</w:t>
       </w:r>
     </w:p>
@@ -5590,7 +5591,6 @@
         <w:t>Ответственный риэлтер по настоящему договору {{</w:t>
       </w:r>
       <w:proofErr w:type="spellStart"/>
-      <w:proofErr w:type="gramStart"/>
       <w:r>
         <w:rPr>
           <w:rFonts w:ascii="Times New Roman" w:eastAsia="Times New Roman" w:hAnsi="Times New Roman"/>
@@ -5602,7 +5602,6 @@
         <w:t>agent.initials</w:t>
       </w:r>
       <w:proofErr w:type="spellEnd"/>
-      <w:proofErr w:type="gramEnd"/>
       <w:r>
         <w:rPr>
           <w:rFonts w:ascii="Times New Roman" w:eastAsia="Times New Roman" w:hAnsi="Times New Roman"/>
@@ -5664,7 +5663,6 @@
         <w:t>№ {{</w:t>
       </w:r>
       <w:proofErr w:type="spellStart"/>
-      <w:proofErr w:type="gramStart"/>
       <w:r>
         <w:rPr>
           <w:rFonts w:ascii="Times New Roman" w:eastAsia="Times New Roman" w:hAnsi="Times New Roman"/>
@@ -5676,7 +5674,6 @@
         <w:t>agent.attestationNumber</w:t>
       </w:r>
       <w:proofErr w:type="spellEnd"/>
-      <w:proofErr w:type="gramEnd"/>
       <w:r>
         <w:rPr>
           <w:rFonts w:ascii="Times New Roman" w:eastAsia="Times New Roman" w:hAnsi="Times New Roman"/>
@@ -5708,7 +5705,6 @@
         <w:t>от {{</w:t>
       </w:r>
       <w:proofErr w:type="spellStart"/>
-      <w:proofErr w:type="gramStart"/>
       <w:r>
         <w:rPr>
           <w:rFonts w:ascii="Times New Roman" w:eastAsia="Times New Roman" w:hAnsi="Times New Roman"/>
@@ -5728,9 +5724,9 @@
           <w:szCs w:val="20"/>
           <w:lang w:eastAsia="ru-RU"/>
         </w:rPr>
-        <w:t>}}г</w:t>
-      </w:r>
-      <w:proofErr w:type="gramEnd"/>
+        <w:t>}}г, действует до {{</w:t>
+      </w:r>
+      <w:proofErr w:type="spellStart"/>
       <w:r>
         <w:rPr>
           <w:rFonts w:ascii="Times New Roman" w:eastAsia="Times New Roman" w:hAnsi="Times New Roman"/>
@@ -5739,10 +5735,9 @@
           <w:szCs w:val="20"/>
           <w:lang w:eastAsia="ru-RU"/>
         </w:rPr>
-        <w:t>, действует до {{</w:t>
-      </w:r>
-      <w:proofErr w:type="spellStart"/>
-      <w:proofErr w:type="gramStart"/>
+        <w:t>agent.attestationExpiry</w:t>
+      </w:r>
+      <w:proofErr w:type="spellEnd"/>
       <w:r>
         <w:rPr>
           <w:rFonts w:ascii="Times New Roman" w:eastAsia="Times New Roman" w:hAnsi="Times New Roman"/>
@@ -5751,20 +5746,8 @@
           <w:szCs w:val="20"/>
           <w:lang w:eastAsia="ru-RU"/>
         </w:rPr>
-        <w:t>agent.attestationExpiry</w:t>
-      </w:r>
-      <w:proofErr w:type="spellEnd"/>
-      <w:r>
-        <w:rPr>
-          <w:rFonts w:ascii="Times New Roman" w:eastAsia="Times New Roman" w:hAnsi="Times New Roman"/>
-          <w:i/>
-          <w:sz w:val="20"/>
-          <w:szCs w:val="20"/>
-          <w:lang w:eastAsia="ru-RU"/>
-        </w:rPr>
         <w:t>}}г</w:t>
       </w:r>
-      <w:proofErr w:type="gramEnd"/>
     </w:p>
     <w:p>
       <w:pPr>
@@ -5795,7 +5778,6 @@
         <w:t>Идентификационная пластиковая карточка {{</w:t>
       </w:r>
       <w:proofErr w:type="spellStart"/>
-      <w:proofErr w:type="gramStart"/>
       <w:r>
         <w:rPr>
           <w:rFonts w:ascii="Times New Roman" w:eastAsia="Times New Roman" w:hAnsi="Times New Roman"/>
@@ -5809,7 +5791,6 @@
         <w:t>agent.cardNumber</w:t>
       </w:r>
       <w:proofErr w:type="spellEnd"/>
-      <w:proofErr w:type="gramEnd"/>
       <w:r>
         <w:rPr>
           <w:rFonts w:ascii="Times New Roman" w:eastAsia="Times New Roman" w:hAnsi="Times New Roman"/>
@@ -5899,7 +5880,6 @@
               <w:t>ФИО: {{</w:t>
             </w:r>
             <w:proofErr w:type="spellStart"/>
-            <w:proofErr w:type="gramStart"/>
             <w:r>
               <w:rPr>
                 <w:rFonts w:ascii="Times New Roman" w:hAnsi="Times New Roman"/>
@@ -5910,7 +5890,6 @@
               <w:t>seller.fullName</w:t>
             </w:r>
             <w:proofErr w:type="spellEnd"/>
-            <w:proofErr w:type="gramEnd"/>
             <w:r>
               <w:rPr>
                 <w:rFonts w:ascii="Times New Roman" w:hAnsi="Times New Roman"/>
@@ -5940,7 +5919,6 @@
               <w:t>{{</w:t>
             </w:r>
             <w:proofErr w:type="spellStart"/>
-            <w:proofErr w:type="gramStart"/>
             <w:r>
               <w:rPr>
                 <w:rFonts w:ascii="Times New Roman" w:hAnsi="Times New Roman"/>
@@ -5951,7 +5929,6 @@
               <w:t>seller.birthDate</w:t>
             </w:r>
             <w:proofErr w:type="spellEnd"/>
-            <w:proofErr w:type="gramEnd"/>
             <w:r>
               <w:rPr>
                 <w:rFonts w:ascii="Times New Roman" w:hAnsi="Times New Roman"/>
@@ -5990,7 +5967,6 @@
               <w:t>: {{</w:t>
             </w:r>
             <w:proofErr w:type="spellStart"/>
-            <w:proofErr w:type="gramStart"/>
             <w:r>
               <w:rPr>
                 <w:rFonts w:ascii="Times New Roman" w:hAnsi="Times New Roman"/>
@@ -6001,7 +5977,6 @@
               <w:t>seller.address</w:t>
             </w:r>
             <w:proofErr w:type="spellEnd"/>
-            <w:proofErr w:type="gramEnd"/>
             <w:r>
               <w:rPr>
                 <w:rFonts w:ascii="Times New Roman" w:hAnsi="Times New Roman"/>
@@ -6031,7 +6006,6 @@
               <w:t>Паспорт: {{</w:t>
             </w:r>
             <w:proofErr w:type="spellStart"/>
-            <w:proofErr w:type="gramStart"/>
             <w:r>
               <w:rPr>
                 <w:rFonts w:ascii="Times New Roman" w:hAnsi="Times New Roman"/>
@@ -6042,7 +6016,6 @@
               <w:t>seller.passport</w:t>
             </w:r>
             <w:proofErr w:type="spellEnd"/>
-            <w:proofErr w:type="gramEnd"/>
             <w:r>
               <w:rPr>
                 <w:rFonts w:ascii="Times New Roman" w:hAnsi="Times New Roman"/>
@@ -6081,7 +6054,6 @@
               <w:t xml:space="preserve"> {{</w:t>
             </w:r>
             <w:proofErr w:type="spellStart"/>
-            <w:proofErr w:type="gramStart"/>
             <w:r>
               <w:rPr>
                 <w:rFonts w:ascii="Times New Roman" w:hAnsi="Times New Roman"/>
@@ -6092,7 +6064,6 @@
               <w:t>seller.passportIssuedByInstrumental</w:t>
             </w:r>
             <w:proofErr w:type="spellEnd"/>
-            <w:proofErr w:type="gramEnd"/>
             <w:r>
               <w:rPr>
                 <w:rFonts w:ascii="Times New Roman" w:hAnsi="Times New Roman"/>
@@ -6103,7 +6074,6 @@
               <w:t>}} {{</w:t>
             </w:r>
             <w:proofErr w:type="spellStart"/>
-            <w:proofErr w:type="gramStart"/>
             <w:r>
               <w:rPr>
                 <w:rFonts w:ascii="Times New Roman" w:hAnsi="Times New Roman"/>
@@ -6114,7 +6084,6 @@
               <w:t>seller.passportIssueDate</w:t>
             </w:r>
             <w:proofErr w:type="spellEnd"/>
-            <w:proofErr w:type="gramEnd"/>
             <w:r>
               <w:rPr>
                 <w:rFonts w:ascii="Times New Roman" w:hAnsi="Times New Roman"/>
@@ -6199,7 +6168,6 @@
               <w:t>: {{</w:t>
             </w:r>
             <w:proofErr w:type="spellStart"/>
-            <w:proofErr w:type="gramStart"/>
             <w:r>
               <w:rPr>
                 <w:rFonts w:ascii="Times New Roman" w:hAnsi="Times New Roman"/>
@@ -6210,7 +6178,6 @@
               <w:t>seller.phone</w:t>
             </w:r>
             <w:proofErr w:type="spellEnd"/>
-            <w:proofErr w:type="gramEnd"/>
             <w:r>
               <w:rPr>
                 <w:rFonts w:ascii="Times New Roman" w:hAnsi="Times New Roman"/>
@@ -6267,7 +6234,6 @@
               <w:t>_______________________{{</w:t>
             </w:r>
             <w:proofErr w:type="spellStart"/>
-            <w:proofErr w:type="gramStart"/>
             <w:r>
               <w:rPr>
                 <w:rFonts w:ascii="Times New Roman" w:eastAsia="Times New Roman" w:hAnsi="Times New Roman"/>
@@ -6279,7 +6245,6 @@
               <w:t>seller.initials</w:t>
             </w:r>
             <w:proofErr w:type="spellEnd"/>
-            <w:proofErr w:type="gramEnd"/>
             <w:r>
               <w:rPr>
                 <w:rFonts w:ascii="Times New Roman" w:eastAsia="Times New Roman" w:hAnsi="Times New Roman"/>
@@ -6411,29 +6376,17 @@
                 <w:szCs w:val="20"/>
                 <w:lang w:val="en-US"/>
               </w:rPr>
-              <w:t xml:space="preserve"> BY28 ALFA 3012 2J91 2500 1027 </w:t>
-            </w:r>
-            <w:proofErr w:type="gramStart"/>
+              <w:t xml:space="preserve"> BY28 ALFA 3012 2J91 2500 1027 0000  </w:t>
+            </w:r>
             <w:r>
               <w:rPr>
                 <w:rFonts w:ascii="Times New Roman" w:eastAsia="Times New Roman" w:hAnsi="Times New Roman"/>
                 <w:color w:val="000000"/>
                 <w:sz w:val="20"/>
                 <w:szCs w:val="20"/>
-                <w:lang w:val="en-US"/>
-              </w:rPr>
-              <w:t xml:space="preserve">0000  </w:t>
-            </w:r>
-            <w:r>
-              <w:rPr>
-                <w:rFonts w:ascii="Times New Roman" w:eastAsia="Times New Roman" w:hAnsi="Times New Roman"/>
-                <w:color w:val="000000"/>
-                <w:sz w:val="20"/>
-                <w:szCs w:val="20"/>
               </w:rPr>
               <w:t>БИК</w:t>
             </w:r>
-            <w:proofErr w:type="gramEnd"/>
             <w:r>
               <w:rPr>
                 <w:rFonts w:ascii="Times New Roman" w:eastAsia="Times New Roman" w:hAnsi="Times New Roman"/>
@@ -7378,11 +7331,9 @@
           <w:sz w:val="16"/>
           <w:szCs w:val="16"/>
         </w:rPr>
-        <w:lastRenderedPageBreak/>
         <w:t>к договору оказания риэлтерских услуг по содействию в продаже объектов недвижимого имущества №{{</w:t>
       </w:r>
       <w:proofErr w:type="spellStart"/>
-      <w:proofErr w:type="gramStart"/>
       <w:r>
         <w:rPr>
           <w:rFonts w:ascii="Times New Roman" w:hAnsi="Times New Roman"/>
@@ -7392,7 +7343,6 @@
         <w:t>deal.contractNumber</w:t>
       </w:r>
       <w:proofErr w:type="spellEnd"/>
-      <w:proofErr w:type="gramEnd"/>
       <w:r>
         <w:rPr>
           <w:rFonts w:ascii="Times New Roman" w:hAnsi="Times New Roman"/>
@@ -7402,7 +7352,6 @@
         <w:t>}} от {{</w:t>
       </w:r>
       <w:proofErr w:type="spellStart"/>
-      <w:proofErr w:type="gramStart"/>
       <w:r>
         <w:rPr>
           <w:rFonts w:ascii="Times New Roman" w:hAnsi="Times New Roman"/>
@@ -7412,7 +7361,6 @@
         <w:t>deal.date</w:t>
       </w:r>
       <w:proofErr w:type="spellEnd"/>
-      <w:proofErr w:type="gramEnd"/>
       <w:r>
         <w:rPr>
           <w:rFonts w:ascii="Times New Roman" w:hAnsi="Times New Roman"/>
@@ -7548,7 +7496,85 @@
           <w:sz w:val="20"/>
           <w:lang w:val="ru-RU"/>
         </w:rPr>
-        <w:t xml:space="preserve">}}, в дальнейшем именуемый «Потребитель», в соответствии с пунктом 2 статьи 30 Закона Республики Беларусь №71-З «О риэлтерской деятельности», до заключения договора на оказание риэлтерских услуг ознакомлен с  предельными максимальными тарифами на риэлтерские услуги, оказываемые физическим лицам (за исключением индивидуальных предпринимателей) в соответствии с постановлением Совета Министров Республики Беларусь от 1 ноября 2023 г. № 754 «О тарифах на риэлтерские услуги» (в редакции постановления Совета Министров Республики Беларусь от 02.04.2026 №157 О мерах по реализации Закона Республики Беларусь от 8 мая 2025г №71-З «О риэлтерской деятельности»). </w:t>
+        <w:t>}}</w:t>
+      </w:r>
+      <w:r>
+        <w:rPr>
+          <w:sz w:val="20"/>
+          <w:lang w:val="ru-RU"/>
+        </w:rPr>
+        <w:t>{{#seller.poaNumber}}, действующий(</w:t>
+      </w:r>
+      <w:proofErr w:type="spellStart"/>
+      <w:r>
+        <w:rPr>
+          <w:sz w:val="20"/>
+          <w:lang w:val="ru-RU"/>
+        </w:rPr>
+        <w:t>ая</w:t>
+      </w:r>
+      <w:proofErr w:type="spellEnd"/>
+      <w:r>
+        <w:rPr>
+          <w:sz w:val="20"/>
+          <w:lang w:val="ru-RU"/>
+        </w:rPr>
+        <w:t>) на основании доверенности №{{</w:t>
+      </w:r>
+      <w:proofErr w:type="spellStart"/>
+      <w:r>
+        <w:rPr>
+          <w:sz w:val="20"/>
+          <w:lang w:val="ru-RU"/>
+        </w:rPr>
+        <w:t>seller.poaNumber</w:t>
+      </w:r>
+      <w:proofErr w:type="spellEnd"/>
+      <w:r>
+        <w:rPr>
+          <w:sz w:val="20"/>
+          <w:lang w:val="ru-RU"/>
+        </w:rPr>
+        <w:t>}} от {{</w:t>
+      </w:r>
+      <w:proofErr w:type="spellStart"/>
+      <w:r>
+        <w:rPr>
+          <w:sz w:val="20"/>
+          <w:lang w:val="ru-RU"/>
+        </w:rPr>
+        <w:t>seller.poaDate</w:t>
+      </w:r>
+      <w:proofErr w:type="spellEnd"/>
+      <w:r>
+        <w:rPr>
+          <w:sz w:val="20"/>
+          <w:lang w:val="ru-RU"/>
+        </w:rPr>
+        <w:t>}}{{/</w:t>
+      </w:r>
+      <w:proofErr w:type="spellStart"/>
+      <w:r>
+        <w:rPr>
+          <w:sz w:val="20"/>
+          <w:lang w:val="ru-RU"/>
+        </w:rPr>
+        <w:t>seller.poaNumber</w:t>
+      </w:r>
+      <w:proofErr w:type="spellEnd"/>
+      <w:r>
+        <w:rPr>
+          <w:sz w:val="20"/>
+          <w:lang w:val="ru-RU"/>
+        </w:rPr>
+        <w:t>}}</w:t>
+      </w:r>
+      <w:r>
+        <w:rPr>
+          <w:sz w:val="20"/>
+          <w:lang w:val="ru-RU"/>
+        </w:rPr>
+        <w:t xml:space="preserve">, в дальнейшем именуемый «Потребитель», в соответствии с пунктом 2 статьи 30 Закона Республики Беларусь №71-З «О риэлтерской деятельности», до заключения договора на оказание риэлтерских услуг ознакомлен с  предельными максимальными тарифами на риэлтерские услуги, оказываемые физическим лицам (за исключением индивидуальных предпринимателей) в соответствии с постановлением Совета Министров Республики Беларусь от 1 ноября 2023 г. № 754 «О тарифах на риэлтерские услуги» (в редакции постановления Совета Министров Республики Беларусь от 02.04.2026 №157 О мерах по реализации Закона Республики Беларусь от 8 мая 2025г №71-З «О риэлтерской деятельности»). </w:t>
       </w:r>
       <w:bookmarkStart w:id="13" w:name="_Hlk230023813"/>
       <w:bookmarkEnd w:id="13"/>
@@ -8024,7 +8050,6 @@
               </w:rPr>
               <w:t>Предельный максимальный тариф</w:t>
             </w:r>
-            <w:proofErr w:type="gramStart"/>
             <w:r>
               <w:rPr>
                 <w:rFonts w:ascii="Times New Roman" w:hAnsi="Times New Roman"/>
@@ -8040,16 +8065,7 @@
                 <w:sz w:val="20"/>
                 <w:szCs w:val="20"/>
               </w:rPr>
-              <w:t xml:space="preserve">  (</w:t>
-            </w:r>
-            <w:proofErr w:type="gramEnd"/>
-            <w:r>
-              <w:rPr>
-                <w:rFonts w:ascii="Times New Roman" w:hAnsi="Times New Roman"/>
-                <w:sz w:val="20"/>
-                <w:szCs w:val="20"/>
-              </w:rPr>
-              <w:t>процент от стоимости объекта недвижимо</w:t>
+              <w:t xml:space="preserve">  (процент от стоимости объекта недвижимо</w:t>
             </w:r>
             <w:r>
               <w:rPr>
@@ -10005,7 +10021,6 @@
         <w:t>{{</w:t>
       </w:r>
       <w:proofErr w:type="spellStart"/>
-      <w:proofErr w:type="gramStart"/>
       <w:r>
         <w:rPr>
           <w:rFonts w:ascii="Times New Roman" w:hAnsi="Times New Roman"/>
@@ -10016,7 +10031,6 @@
         <w:t>seller.initials</w:t>
       </w:r>
       <w:proofErr w:type="spellEnd"/>
-      <w:proofErr w:type="gramEnd"/>
       <w:r>
         <w:rPr>
           <w:rFonts w:ascii="Times New Roman" w:hAnsi="Times New Roman"/>
@@ -10170,7 +10184,7 @@
 </file>
 
 <file path=word/endnotes.xml><?xml version="1.0" encoding="utf-8"?>
-<w:endnotes xmlns:wpc="http://schemas.microsoft.com/office/word/2010/wordprocessingCanvas" xmlns:cx="http://schemas.microsoft.com/office/drawing/2014/chartex" xmlns:cx1="http://schemas.microsoft.com/office/drawing/2015/9/8/chartex" xmlns:cx2="http://schemas.microsoft.com/office/drawing/2015/10/21/chartex" xmlns:cx3="http://schemas.microsoft.com/office/drawing/2016/5/9/chartex" xmlns:cx4="http://schemas.microsoft.com/office/drawing/2016/5/10/chartex" xmlns:cx5="http://schemas.microsoft.com/office/drawing/2016/5/11/chartex" xmlns:cx6="http://schemas.microsoft.com/office/drawing/2016/5/12/chartex" xmlns:cx7="http://schemas.microsoft.com/office/drawing/2016/5/13/chartex" xmlns:cx8="http://schemas.microsoft.com/office/drawing/2016/5/14/chartex" xmlns:mc="http://schemas.openxmlformats.org/markup-compatibility/2006" xmlns:aink="http://schemas.microsoft.com/office/drawing/2016/ink" xmlns:am3d="http://schemas.microsoft.com/office/drawing/2017/model3d" xmlns:o="urn:schemas-microsoft-com:office:office" xmlns:oel="http://schemas.microsoft.com/office/2019/extlst" xmlns:r="http://schemas.openxmlformats.org/officeDocument/2006/relationships" xmlns:m="http://schemas.openxmlformats.org/officeDocument/2006/math" xmlns:v="urn:schemas-microsoft-com:vml" xmlns:wp14="http://schemas.microsoft.com/office/word/2010/wordprocessingDrawing" xmlns:wp="http://schemas.openxmlformats.org/drawingml/2006/wordprocessingDrawing" xmlns:w10="urn:schemas-microsoft-com:office:word" xmlns:w="http://schemas.openxmlformats.org/wordprocessingml/2006/main" xmlns:w14="http://schemas.microsoft.com/office/word/2010/wordml" xmlns:w15="http://schemas.microsoft.com/office/word/2012/wordml" xmlns:w16cex="http://schemas.microsoft.com/office/word/2018/wordml/cex" xmlns:w16cid="http://schemas.microsoft.com/office/word/2016/wordml/cid" xmlns:w16="http://schemas.microsoft.com/office/word/2018/wordml" xmlns:w16du="http://schemas.microsoft.com/office/word/2023/wordml/word16du" xmlns:w16sdtdh="http://schemas.microsoft.com/office/word/2020/wordml/sdtdatahash" xmlns:w16sdtfl="http://schemas.microsoft.com/office/word/2024/wordml/sdtformatlock" xmlns:w16se="http://schemas.microsoft.com/office/word/2015/wordml/symex" xmlns:wpg="http://schemas.microsoft.com/office/word/2010/wordprocessingGroup" xmlns:wpi="http://schemas.microsoft.com/office/word/2010/wordprocessingInk" xmlns:wne="http://schemas.microsoft.com/office/word/2006/wordml" xmlns:wps="http://schemas.microsoft.com/office/word/2010/wordprocessingShape" mc:Ignorable="w14 w15 w16se w16cid w16 w16cex w16sdtdh w16sdtfl w16du wp14">
+<w:endnotes xmlns:wpc="http://schemas.microsoft.com/office/word/2010/wordprocessingCanvas" xmlns:cx="http://schemas.microsoft.com/office/drawing/2014/chartex" xmlns:cx1="http://schemas.microsoft.com/office/drawing/2015/9/8/chartex" xmlns:cx2="http://schemas.microsoft.com/office/drawing/2015/10/21/chartex" xmlns:cx3="http://schemas.microsoft.com/office/drawing/2016/5/9/chartex" xmlns:cx4="http://schemas.microsoft.com/office/drawing/2016/5/10/chartex" xmlns:cx5="http://schemas.microsoft.com/office/drawing/2016/5/11/chartex" xmlns:cx6="http://schemas.microsoft.com/office/drawing/2016/5/12/chartex" xmlns:cx7="http://schemas.microsoft.com/office/drawing/2016/5/13/chartex" xmlns:cx8="http://schemas.microsoft.com/office/drawing/2016/5/14/chartex" xmlns:mc="http://schemas.openxmlformats.org/markup-compatibility/2006" xmlns:aink="http://schemas.microsoft.com/office/drawing/2016/ink" xmlns:am3d="http://schemas.microsoft.com/office/drawing/2017/model3d" xmlns:o="urn:schemas-microsoft-com:office:office" xmlns:r="http://schemas.openxmlformats.org/officeDocument/2006/relationships" xmlns:m="http://schemas.openxmlformats.org/officeDocument/2006/math" xmlns:v="urn:schemas-microsoft-com:vml" xmlns:wp14="http://schemas.microsoft.com/office/word/2010/wordprocessingDrawing" xmlns:wp="http://schemas.openxmlformats.org/drawingml/2006/wordprocessingDrawing" xmlns:w10="urn:schemas-microsoft-com:office:word" xmlns:w="http://schemas.openxmlformats.org/wordprocessingml/2006/main" xmlns:w14="http://schemas.microsoft.com/office/word/2010/wordml" xmlns:w15="http://schemas.microsoft.com/office/word/2012/wordml" xmlns:w16cex="http://schemas.microsoft.com/office/word/2018/wordml/cex" xmlns:w16cid="http://schemas.microsoft.com/office/word/2016/wordml/cid" xmlns:w16="http://schemas.microsoft.com/office/word/2018/wordml" xmlns:w16sdtdh="http://schemas.microsoft.com/office/word/2020/wordml/sdtdatahash" xmlns:w16se="http://schemas.microsoft.com/office/word/2015/wordml/symex" xmlns:wpg="http://schemas.microsoft.com/office/word/2010/wordprocessingGroup" xmlns:wpi="http://schemas.microsoft.com/office/word/2010/wordprocessingInk" xmlns:wne="http://schemas.microsoft.com/office/word/2006/wordml" xmlns:wps="http://schemas.microsoft.com/office/word/2010/wordprocessingShape" mc:Ignorable="w14 w15 w16se w16cid w16 w16cex w16sdtdh wp14">
   <w:endnote w:type="separator" w:id="-1">
     <w:p>
       <w:pPr>
@@ -10195,7 +10209,7 @@
 </file>
 
 <file path=word/footnotes.xml><?xml version="1.0" encoding="utf-8"?>
-<w:footnotes xmlns:wpc="http://schemas.microsoft.com/office/word/2010/wordprocessingCanvas" xmlns:cx="http://schemas.microsoft.com/office/drawing/2014/chartex" xmlns:cx1="http://schemas.microsoft.com/office/drawing/2015/9/8/chartex" xmlns:cx2="http://schemas.microsoft.com/office/drawing/2015/10/21/chartex" xmlns:cx3="http://schemas.microsoft.com/office/drawing/2016/5/9/chartex" xmlns:cx4="http://schemas.microsoft.com/office/drawing/2016/5/10/chartex" xmlns:cx5="http://schemas.microsoft.com/office/drawing/2016/5/11/chartex" xmlns:cx6="http://schemas.microsoft.com/office/drawing/2016/5/12/chartex" xmlns:cx7="http://schemas.microsoft.com/office/drawing/2016/5/13/chartex" xmlns:cx8="http://schemas.microsoft.com/office/drawing/2016/5/14/chartex" xmlns:mc="http://schemas.openxmlformats.org/markup-compatibility/2006" xmlns:aink="http://schemas.microsoft.com/office/drawing/2016/ink" xmlns:am3d="http://schemas.microsoft.com/office/drawing/2017/model3d" xmlns:o="urn:schemas-microsoft-com:office:office" xmlns:oel="http://schemas.microsoft.com/office/2019/extlst" xmlns:r="http://schemas.openxmlformats.org/officeDocument/2006/relationships" xmlns:m="http://schemas.openxmlformats.org/officeDocument/2006/math" xmlns:v="urn:schemas-microsoft-com:vml" xmlns:wp14="http://schemas.microsoft.com/office/word/2010/wordprocessingDrawing" xmlns:wp="http://schemas.openxmlformats.org/drawingml/2006/wordprocessingDrawing" xmlns:w10="urn:schemas-microsoft-com:office:word" xmlns:w="http://schemas.openxmlformats.org/wordprocessingml/2006/main" xmlns:w14="http://schemas.microsoft.com/office/word/2010/wordml" xmlns:w15="http://schemas.microsoft.com/office/word/2012/wordml" xmlns:w16cex="http://schemas.microsoft.com/office/word/2018/wordml/cex" xmlns:w16cid="http://schemas.microsoft.com/office/word/2016/wordml/cid" xmlns:w16="http://schemas.microsoft.com/office/word/2018/wordml" xmlns:w16du="http://schemas.microsoft.com/office/word/2023/wordml/word16du" xmlns:w16sdtdh="http://schemas.microsoft.com/office/word/2020/wordml/sdtdatahash" xmlns:w16sdtfl="http://schemas.microsoft.com/office/word/2024/wordml/sdtformatlock" xmlns:w16se="http://schemas.microsoft.com/office/word/2015/wordml/symex" xmlns:wpg="http://schemas.microsoft.com/office/word/2010/wordprocessingGroup" xmlns:wpi="http://schemas.microsoft.com/office/word/2010/wordprocessingInk" xmlns:wne="http://schemas.microsoft.com/office/word/2006/wordml" xmlns:wps="http://schemas.microsoft.com/office/word/2010/wordprocessingShape" mc:Ignorable="w14 w15 w16se w16cid w16 w16cex w16sdtdh w16sdtfl w16du wp14">
+<w:footnotes xmlns:wpc="http://schemas.microsoft.com/office/word/2010/wordprocessingCanvas" xmlns:cx="http://schemas.microsoft.com/office/drawing/2014/chartex" xmlns:cx1="http://schemas.microsoft.com/office/drawing/2015/9/8/chartex" xmlns:cx2="http://schemas.microsoft.com/office/drawing/2015/10/21/chartex" xmlns:cx3="http://schemas.microsoft.com/office/drawing/2016/5/9/chartex" xmlns:cx4="http://schemas.microsoft.com/office/drawing/2016/5/10/chartex" xmlns:cx5="http://schemas.microsoft.com/office/drawing/2016/5/11/chartex" xmlns:cx6="http://schemas.microsoft.com/office/drawing/2016/5/12/chartex" xmlns:cx7="http://schemas.microsoft.com/office/drawing/2016/5/13/chartex" xmlns:cx8="http://schemas.microsoft.com/office/drawing/2016/5/14/chartex" xmlns:mc="http://schemas.openxmlformats.org/markup-compatibility/2006" xmlns:aink="http://schemas.microsoft.com/office/drawing/2016/ink" xmlns:am3d="http://schemas.microsoft.com/office/drawing/2017/model3d" xmlns:o="urn:schemas-microsoft-com:office:office" xmlns:r="http://schemas.openxmlformats.org/officeDocument/2006/relationships" xmlns:m="http://schemas.openxmlformats.org/officeDocument/2006/math" xmlns:v="urn:schemas-microsoft-com:vml" xmlns:wp14="http://schemas.microsoft.com/office/word/2010/wordprocessingDrawing" xmlns:wp="http://schemas.openxmlformats.org/drawingml/2006/wordprocessingDrawing" xmlns:w10="urn:schemas-microsoft-com:office:word" xmlns:w="http://schemas.openxmlformats.org/wordprocessingml/2006/main" xmlns:w14="http://schemas.microsoft.com/office/word/2010/wordml" xmlns:w15="http://schemas.microsoft.com/office/word/2012/wordml" xmlns:w16cex="http://schemas.microsoft.com/office/word/2018/wordml/cex" xmlns:w16cid="http://schemas.microsoft.com/office/word/2016/wordml/cid" xmlns:w16="http://schemas.microsoft.com/office/word/2018/wordml" xmlns:w16sdtdh="http://schemas.microsoft.com/office/word/2020/wordml/sdtdatahash" xmlns:w16se="http://schemas.microsoft.com/office/word/2015/wordml/symex" xmlns:wpg="http://schemas.microsoft.com/office/word/2010/wordprocessingGroup" xmlns:wpi="http://schemas.microsoft.com/office/word/2010/wordprocessingInk" xmlns:wne="http://schemas.microsoft.com/office/word/2006/wordml" xmlns:wps="http://schemas.microsoft.com/office/word/2010/wordprocessingShape" mc:Ignorable="w14 w15 w16se w16cid w16 w16cex w16sdtdh wp14">
   <w:footnote w:type="separator" w:id="-1">
     <w:p>
       <w:pPr>
@@ -10220,7 +10234,7 @@
 </file>
 
 <file path=word/header1.xml><?xml version="1.0" encoding="utf-8"?>
-<w:hdr xmlns:wpc="http://schemas.microsoft.com/office/word/2010/wordprocessingCanvas" xmlns:cx="http://schemas.microsoft.com/office/drawing/2014/chartex" xmlns:cx1="http://schemas.microsoft.com/office/drawing/2015/9/8/chartex" xmlns:cx2="http://schemas.microsoft.com/office/drawing/2015/10/21/chartex" xmlns:cx3="http://schemas.microsoft.com/office/drawing/2016/5/9/chartex" xmlns:cx4="http://schemas.microsoft.com/office/drawing/2016/5/10/chartex" xmlns:cx5="http://schemas.microsoft.com/office/drawing/2016/5/11/chartex" xmlns:cx6="http://schemas.microsoft.com/office/drawing/2016/5/12/chartex" xmlns:cx7="http://schemas.microsoft.com/office/drawing/2016/5/13/chartex" xmlns:cx8="http://schemas.microsoft.com/office/drawing/2016/5/14/chartex" xmlns:mc="http://schemas.openxmlformats.org/markup-compatibility/2006" xmlns:aink="http://schemas.microsoft.com/office/drawing/2016/ink" xmlns:am3d="http://schemas.microsoft.com/office/drawing/2017/model3d" xmlns:o="urn:schemas-microsoft-com:office:office" xmlns:oel="http://schemas.microsoft.com/office/2019/extlst" xmlns:r="http://schemas.openxmlformats.org/officeDocument/2006/relationships" xmlns:m="http://schemas.openxmlformats.org/officeDocument/2006/math" xmlns:v="urn:schemas-microsoft-com:vml" xmlns:wp14="http://schemas.microsoft.com/office/word/2010/wordprocessingDrawing" xmlns:wp="http://schemas.openxmlformats.org/drawingml/2006/wordprocessingDrawing" xmlns:w10="urn:schemas-microsoft-com:office:word" xmlns:w="http://schemas.openxmlformats.org/wordprocessingml/2006/main" xmlns:w14="http://schemas.microsoft.com/office/word/2010/wordml" xmlns:w15="http://schemas.microsoft.com/office/word/2012/wordml" xmlns:w16cex="http://schemas.microsoft.com/office/word/2018/wordml/cex" xmlns:w16cid="http://schemas.microsoft.com/office/word/2016/wordml/cid" xmlns:w16="http://schemas.microsoft.com/office/word/2018/wordml" xmlns:w16du="http://schemas.microsoft.com/office/word/2023/wordml/word16du" xmlns:w16sdtdh="http://schemas.microsoft.com/office/word/2020/wordml/sdtdatahash" xmlns:w16sdtfl="http://schemas.microsoft.com/office/word/2024/wordml/sdtformatlock" xmlns:w16se="http://schemas.microsoft.com/office/word/2015/wordml/symex" xmlns:wpg="http://schemas.microsoft.com/office/word/2010/wordprocessingGroup" xmlns:wpi="http://schemas.microsoft.com/office/word/2010/wordprocessingInk" xmlns:wne="http://schemas.microsoft.com/office/word/2006/wordml" xmlns:wps="http://schemas.microsoft.com/office/word/2010/wordprocessingShape" mc:Ignorable="w14 w15 w16se w16cid w16 w16cex w16sdtdh w16sdtfl w16du wp14">
+<w:hdr xmlns:wpc="http://schemas.microsoft.com/office/word/2010/wordprocessingCanvas" xmlns:cx="http://schemas.microsoft.com/office/drawing/2014/chartex" xmlns:cx1="http://schemas.microsoft.com/office/drawing/2015/9/8/chartex" xmlns:cx2="http://schemas.microsoft.com/office/drawing/2015/10/21/chartex" xmlns:cx3="http://schemas.microsoft.com/office/drawing/2016/5/9/chartex" xmlns:cx4="http://schemas.microsoft.com/office/drawing/2016/5/10/chartex" xmlns:cx5="http://schemas.microsoft.com/office/drawing/2016/5/11/chartex" xmlns:cx6="http://schemas.microsoft.com/office/drawing/2016/5/12/chartex" xmlns:cx7="http://schemas.microsoft.com/office/drawing/2016/5/13/chartex" xmlns:cx8="http://schemas.microsoft.com/office/drawing/2016/5/14/chartex" xmlns:mc="http://schemas.openxmlformats.org/markup-compatibility/2006" xmlns:aink="http://schemas.microsoft.com/office/drawing/2016/ink" xmlns:am3d="http://schemas.microsoft.com/office/drawing/2017/model3d" xmlns:o="urn:schemas-microsoft-com:office:office" xmlns:r="http://schemas.openxmlformats.org/officeDocument/2006/relationships" xmlns:m="http://schemas.openxmlformats.org/officeDocument/2006/math" xmlns:v="urn:schemas-microsoft-com:vml" xmlns:wp14="http://schemas.microsoft.com/office/word/2010/wordprocessingDrawing" xmlns:wp="http://schemas.openxmlformats.org/drawingml/2006/wordprocessingDrawing" xmlns:w10="urn:schemas-microsoft-com:office:word" xmlns:w="http://schemas.openxmlformats.org/wordprocessingml/2006/main" xmlns:w14="http://schemas.microsoft.com/office/word/2010/wordml" xmlns:w15="http://schemas.microsoft.com/office/word/2012/wordml" xmlns:w16cex="http://schemas.microsoft.com/office/word/2018/wordml/cex" xmlns:w16cid="http://schemas.microsoft.com/office/word/2016/wordml/cid" xmlns:w16="http://schemas.microsoft.com/office/word/2018/wordml" xmlns:w16sdtdh="http://schemas.microsoft.com/office/word/2020/wordml/sdtdatahash" xmlns:w16se="http://schemas.microsoft.com/office/word/2015/wordml/symex" xmlns:wpg="http://schemas.microsoft.com/office/word/2010/wordprocessingGroup" xmlns:wpi="http://schemas.microsoft.com/office/word/2010/wordprocessingInk" xmlns:wne="http://schemas.microsoft.com/office/word/2006/wordml" xmlns:wps="http://schemas.microsoft.com/office/word/2010/wordprocessingShape" mc:Ignorable="w14 w15 w16se w16cid w16 w16cex w16sdtdh wp14">
   <w:p>
     <w:pPr>
       <w:pStyle w:val="ab"/>
@@ -10260,7 +10274,7 @@
 </file>
 
 <file path=word/numbering.xml><?xml version="1.0" encoding="utf-8"?>
-<w:numbering xmlns:wpc="http://schemas.microsoft.com/office/word/2010/wordprocessingCanvas" xmlns:cx="http://schemas.microsoft.com/office/drawing/2014/chartex" xmlns:cx1="http://schemas.microsoft.com/office/drawing/2015/9/8/chartex" xmlns:cx2="http://schemas.microsoft.com/office/drawing/2015/10/21/chartex" xmlns:cx3="http://schemas.microsoft.com/office/drawing/2016/5/9/chartex" xmlns:cx4="http://schemas.microsoft.com/office/drawing/2016/5/10/chartex" xmlns:cx5="http://schemas.microsoft.com/office/drawing/2016/5/11/chartex" xmlns:cx6="http://schemas.microsoft.com/office/drawing/2016/5/12/chartex" xmlns:cx7="http://schemas.microsoft.com/office/drawing/2016/5/13/chartex" xmlns:cx8="http://schemas.microsoft.com/office/drawing/2016/5/14/chartex" xmlns:mc="http://schemas.openxmlformats.org/markup-compatibility/2006" xmlns:aink="http://schemas.microsoft.com/office/drawing/2016/ink" xmlns:am3d="http://schemas.microsoft.com/office/drawing/2017/model3d" xmlns:o="urn:schemas-microsoft-com:office:office" xmlns:oel="http://schemas.microsoft.com/office/2019/extlst" xmlns:r="http://schemas.openxmlformats.org/officeDocument/2006/relationships" xmlns:m="http://schemas.openxmlformats.org/officeDocument/2006/math" xmlns:v="urn:schemas-microsoft-com:vml" xmlns:wp14="http://schemas.microsoft.com/office/word/2010/wordprocessingDrawing" xmlns:wp="http://schemas.openxmlformats.org/drawingml/2006/wordprocessingDrawing" xmlns:w10="urn:schemas-microsoft-com:office:word" xmlns:w="http://schemas.openxmlformats.org/wordprocessingml/2006/main" xmlns:w14="http://schemas.microsoft.com/office/word/2010/wordml" xmlns:w15="http://schemas.microsoft.com/office/word/2012/wordml" xmlns:w16cex="http://schemas.microsoft.com/office/word/2018/wordml/cex" xmlns:w16cid="http://schemas.microsoft.com/office/word/2016/wordml/cid" xmlns:w16="http://schemas.microsoft.com/office/word/2018/wordml" xmlns:w16du="http://schemas.microsoft.com/office/word/2023/wordml/word16du" xmlns:w16sdtdh="http://schemas.microsoft.com/office/word/2020/wordml/sdtdatahash" xmlns:w16sdtfl="http://schemas.microsoft.com/office/word/2024/wordml/sdtformatlock" xmlns:w16se="http://schemas.microsoft.com/office/word/2015/wordml/symex" xmlns:wpg="http://schemas.microsoft.com/office/word/2010/wordprocessingGroup" xmlns:wpi="http://schemas.microsoft.com/office/word/2010/wordprocessingInk" xmlns:wne="http://schemas.microsoft.com/office/word/2006/wordml" xmlns:wps="http://schemas.microsoft.com/office/word/2010/wordprocessingShape" mc:Ignorable="w14 w15 w16se w16cid w16 w16cex w16sdtdh w16sdtfl w16du wp14">
+<w:numbering xmlns:wpc="http://schemas.microsoft.com/office/word/2010/wordprocessingCanvas" xmlns:cx="http://schemas.microsoft.com/office/drawing/2014/chartex" xmlns:cx1="http://schemas.microsoft.com/office/drawing/2015/9/8/chartex" xmlns:cx2="http://schemas.microsoft.com/office/drawing/2015/10/21/chartex" xmlns:cx3="http://schemas.microsoft.com/office/drawing/2016/5/9/chartex" xmlns:cx4="http://schemas.microsoft.com/office/drawing/2016/5/10/chartex" xmlns:cx5="http://schemas.microsoft.com/office/drawing/2016/5/11/chartex" xmlns:cx6="http://schemas.microsoft.com/office/drawing/2016/5/12/chartex" xmlns:cx7="http://schemas.microsoft.com/office/drawing/2016/5/13/chartex" xmlns:cx8="http://schemas.microsoft.com/office/drawing/2016/5/14/chartex" xmlns:mc="http://schemas.openxmlformats.org/markup-compatibility/2006" xmlns:aink="http://schemas.microsoft.com/office/drawing/2016/ink" xmlns:am3d="http://schemas.microsoft.com/office/drawing/2017/model3d" xmlns:o="urn:schemas-microsoft-com:office:office" xmlns:r="http://schemas.openxmlformats.org/officeDocument/2006/relationships" xmlns:m="http://schemas.openxmlformats.org/officeDocument/2006/math" xmlns:v="urn:schemas-microsoft-com:vml" xmlns:wp14="http://schemas.microsoft.com/office/word/2010/wordprocessingDrawing" xmlns:wp="http://schemas.openxmlformats.org/drawingml/2006/wordprocessingDrawing" xmlns:w10="urn:schemas-microsoft-com:office:word" xmlns:w="http://schemas.openxmlformats.org/wordprocessingml/2006/main" xmlns:w14="http://schemas.microsoft.com/office/word/2010/wordml" xmlns:w15="http://schemas.microsoft.com/office/word/2012/wordml" xmlns:w16cex="http://schemas.microsoft.com/office/word/2018/wordml/cex" xmlns:w16cid="http://schemas.microsoft.com/office/word/2016/wordml/cid" xmlns:w16="http://schemas.microsoft.com/office/word/2018/wordml" xmlns:w16sdtdh="http://schemas.microsoft.com/office/word/2020/wordml/sdtdatahash" xmlns:w16se="http://schemas.microsoft.com/office/word/2015/wordml/symex" xmlns:wpg="http://schemas.microsoft.com/office/word/2010/wordprocessingGroup" xmlns:wpi="http://schemas.microsoft.com/office/word/2010/wordprocessingInk" xmlns:wne="http://schemas.microsoft.com/office/word/2006/wordml" xmlns:wps="http://schemas.microsoft.com/office/word/2010/wordprocessingShape" mc:Ignorable="w14 w15 w16se w16cid w16 w16cex w16sdtdh wp14">
   <w:abstractNum w:abstractNumId="0" w15:restartNumberingAfterBreak="0">
     <w:nsid w:val="1ED918AF"/>
     <w:multiLevelType w:val="multilevel"/>
@@ -10523,17 +10537,17 @@
       </w:rPr>
     </w:lvl>
   </w:abstractNum>
-  <w:num w:numId="1" w16cid:durableId="1515265299">
+  <w:num w:numId="1">
     <w:abstractNumId w:val="0"/>
   </w:num>
-  <w:num w:numId="2" w16cid:durableId="104154672">
+  <w:num w:numId="2">
     <w:abstractNumId w:val="1"/>
   </w:num>
 </w:numbering>
 </file>
 
 <file path=word/styles.xml><?xml version="1.0" encoding="utf-8"?>
-<w:styles xmlns:mc="http://schemas.openxmlformats.org/markup-compatibility/2006" xmlns:r="http://schemas.openxmlformats.org/officeDocument/2006/relationships" xmlns:w="http://schemas.openxmlformats.org/wordprocessingml/2006/main" xmlns:w14="http://schemas.microsoft.com/office/word/2010/wordml" xmlns:w15="http://schemas.microsoft.com/office/word/2012/wordml" xmlns:w16cex="http://schemas.microsoft.com/office/word/2018/wordml/cex" xmlns:w16cid="http://schemas.microsoft.com/office/word/2016/wordml/cid" xmlns:w16="http://schemas.microsoft.com/office/word/2018/wordml" xmlns:w16du="http://schemas.microsoft.com/office/word/2023/wordml/word16du" xmlns:w16sdtdh="http://schemas.microsoft.com/office/word/2020/wordml/sdtdatahash" xmlns:w16sdtfl="http://schemas.microsoft.com/office/word/2024/wordml/sdtformatlock" xmlns:w16se="http://schemas.microsoft.com/office/word/2015/wordml/symex" mc:Ignorable="w14 w15 w16se w16cid w16 w16cex w16sdtdh w16sdtfl w16du">
+<w:styles xmlns:mc="http://schemas.openxmlformats.org/markup-compatibility/2006" xmlns:r="http://schemas.openxmlformats.org/officeDocument/2006/relationships" xmlns:w="http://schemas.openxmlformats.org/wordprocessingml/2006/main" xmlns:w14="http://schemas.microsoft.com/office/word/2010/wordml" xmlns:w15="http://schemas.microsoft.com/office/word/2012/wordml" xmlns:w16cex="http://schemas.microsoft.com/office/word/2018/wordml/cex" xmlns:w16cid="http://schemas.microsoft.com/office/word/2016/wordml/cid" xmlns:w16="http://schemas.microsoft.com/office/word/2018/wordml" xmlns:w16sdtdh="http://schemas.microsoft.com/office/word/2020/wordml/sdtdatahash" xmlns:w16se="http://schemas.microsoft.com/office/word/2015/wordml/symex" mc:Ignorable="w14 w15 w16se w16cid w16 w16cex w16sdtdh">
   <w:docDefaults>
     <w:rPrDefault>
       <w:rPr>

--- a/templates/working/Договор_ЭКС_3_собств.docx
+++ b/templates/working/Договор_ЭКС_3_собств.docx
@@ -28,6 +28,7 @@
         <w:t>ДОГОВОР №{{</w:t>
       </w:r>
       <w:proofErr w:type="spellStart"/>
+      <w:proofErr w:type="gramStart"/>
       <w:r>
         <w:rPr>
           <w:rFonts w:ascii="Times New Roman" w:eastAsia="Times New Roman" w:hAnsi="Times New Roman"/>
@@ -39,6 +40,7 @@
         <w:t>deal.contractNumber</w:t>
       </w:r>
       <w:proofErr w:type="spellEnd"/>
+      <w:proofErr w:type="gramEnd"/>
       <w:r>
         <w:rPr>
           <w:rFonts w:ascii="Times New Roman" w:eastAsia="Times New Roman" w:hAnsi="Times New Roman"/>
@@ -141,7 +143,27 @@
           <w:szCs w:val="24"/>
           <w:lang w:eastAsia="ru-RU"/>
         </w:rPr>
-        <w:t>Лида                                                                                                                                          {{</w:t>
+        <w:t xml:space="preserve">Лида                                                                                                                                       </w:t>
+      </w:r>
+      <w:proofErr w:type="gramStart"/>
+      <w:r>
+        <w:rPr>
+          <w:rFonts w:ascii="Times New Roman" w:eastAsia="Times New Roman" w:hAnsi="Times New Roman"/>
+          <w:sz w:val="24"/>
+          <w:szCs w:val="24"/>
+          <w:lang w:eastAsia="ru-RU"/>
+        </w:rPr>
+        <w:t xml:space="preserve">   {</w:t>
+      </w:r>
+      <w:proofErr w:type="gramEnd"/>
+      <w:r>
+        <w:rPr>
+          <w:rFonts w:ascii="Times New Roman" w:eastAsia="Times New Roman" w:hAnsi="Times New Roman"/>
+          <w:sz w:val="24"/>
+          <w:szCs w:val="24"/>
+          <w:lang w:eastAsia="ru-RU"/>
+        </w:rPr>
+        <w:t>{</w:t>
       </w:r>
       <w:proofErr w:type="spellStart"/>
       <w:r>
@@ -166,22 +188,37 @@
     </w:p>
     <w:p>
       <w:pPr>
-        <w:tabs>
-          <w:tab w:val="left" w:pos="6237"/>
-          <w:tab w:val="left" w:pos="6379"/>
-        </w:tabs>
-        <w:autoSpaceDE w:val="0"/>
-        <w:autoSpaceDN w:val="0"/>
-        <w:adjustRightInd w:val="0"/>
-        <w:spacing w:after="0" w:line="240" w:lineRule="auto"/>
-        <w:jc w:val="both"/>
-        <w:rPr>
-          <w:rFonts w:ascii="Times New Roman" w:eastAsia="Times New Roman" w:hAnsi="Times New Roman"/>
-          <w:sz w:val="24"/>
-          <w:szCs w:val="24"/>
-          <w:lang w:eastAsia="ru-RU"/>
-        </w:rPr>
-      </w:pPr>
+        <w:rPr>
+          <w:lang w:eastAsia="ru-RU"/>
+        </w:rPr>
+      </w:pPr>
+      <w:r>
+        <w:rPr>
+          <w:rFonts w:ascii="Times New Roman" w:eastAsia="Times New Roman" w:hAnsi="Times New Roman"/>
+          <w:sz w:val="24"/>
+          <w:szCs w:val="24"/>
+          <w:lang w:eastAsia="ru-RU"/>
+        </w:rPr>
+        <w:t>Граждане {{owner1.fullName}}{{#owner1.poa.hasPoa}}, в лице {{owner1.poa.fullNameGenitive}}, {{owner1.poa.poaAction}} на основании доверенности № {{owner1.poa.poaNumber}} от {{owner1.poa.poaDate}}{{/owner1.poa.hasPoa}}, {{owner2.fullName}}{{#owner2.poa.hasPoa}}, в лице {{owner2.poa.fullNameGenitive}}, {{owner2.poa.poaAction}} на основании доверенности № {{owner2.poa.poaNumber}} от {{owner2.poa.poaDate}}{{/owner2.poa.hasPoa}}, {{owner3.fullName}}{{#owner3.poa.hasPoa}}, в лице {{owner3.poa.fullNameGenitive}}, {{owner3.poa.poaAction}} на основании доверенности № {{owner3.poa.poaNumber}} от {{owner3.poa.poaDate}}{{/owner3.poa.hasPoa}}, в дальнейшем именуемые "Потребитель"</w:t>
+      </w:r>
+      <w:r>
+        <w:rPr>
+          <w:rFonts w:ascii="Times New Roman" w:eastAsia="Times New Roman" w:hAnsi="Times New Roman"/>
+          <w:sz w:val="24"/>
+          <w:szCs w:val="24"/>
+          <w:lang w:eastAsia="ru-RU"/>
+        </w:rPr>
+        <w:t xml:space="preserve">, </w:t>
+      </w:r>
+      <w:r>
+        <w:rPr>
+          <w:rFonts w:ascii="Times New Roman" w:eastAsia="Times New Roman" w:hAnsi="Times New Roman"/>
+          <w:sz w:val="24"/>
+          <w:szCs w:val="24"/>
+          <w:lang w:eastAsia="ru-RU"/>
+        </w:rPr>
+        <w:t>и</w:t>
+      </w:r>
       <w:r>
         <w:rPr>
           <w:rFonts w:ascii="Times New Roman" w:eastAsia="Times New Roman" w:hAnsi="Times New Roman"/>
@@ -191,7 +228,7 @@
           <w:szCs w:val="24"/>
           <w:lang w:eastAsia="ru-RU"/>
         </w:rPr>
-        <w:t>{{</w:t>
+        <w:t xml:space="preserve"> Общество с ограниченной ответственностью «ГермесГарант» на основании лицензии Министерства юстиции Республики Беларусь 02240/543 от 12.06.2026г, договора обязательного страхования ответственности за причинение вреда в связи с осуществлением риэлтерской деятельности с БРУСП «</w:t>
       </w:r>
       <w:proofErr w:type="spellStart"/>
       <w:r>
@@ -203,7 +240,7 @@
           <w:szCs w:val="24"/>
           <w:lang w:eastAsia="ru-RU"/>
         </w:rPr>
-        <w:t>seller.fullName</w:t>
+        <w:t>Белгоcстрах</w:t>
       </w:r>
       <w:proofErr w:type="spellEnd"/>
       <w:r>
@@ -215,213 +252,8 @@
           <w:szCs w:val="24"/>
           <w:lang w:eastAsia="ru-RU"/>
         </w:rPr>
-        <w:t>}}</w:t>
-      </w:r>
-      <w:r>
-        <w:rPr>
-          <w:rFonts w:ascii="Times New Roman" w:eastAsia="Times New Roman" w:hAnsi="Times New Roman"/>
-          <w:sz w:val="24"/>
-          <w:szCs w:val="24"/>
-          <w:lang w:eastAsia="ru-RU"/>
-        </w:rPr>
-        <w:t>{{#seller.poaNumber}}, действующий(</w:t>
-      </w:r>
-      <w:proofErr w:type="spellStart"/>
-      <w:r>
-        <w:rPr>
-          <w:rFonts w:ascii="Times New Roman" w:eastAsia="Times New Roman" w:hAnsi="Times New Roman"/>
-          <w:sz w:val="24"/>
-          <w:szCs w:val="24"/>
-          <w:lang w:eastAsia="ru-RU"/>
-        </w:rPr>
-        <w:t>ая</w:t>
-      </w:r>
-      <w:proofErr w:type="spellEnd"/>
-      <w:r>
-        <w:rPr>
-          <w:rFonts w:ascii="Times New Roman" w:eastAsia="Times New Roman" w:hAnsi="Times New Roman"/>
-          <w:sz w:val="24"/>
-          <w:szCs w:val="24"/>
-          <w:lang w:eastAsia="ru-RU"/>
-        </w:rPr>
-        <w:t>) на основании доверенности №{{</w:t>
-      </w:r>
-      <w:proofErr w:type="spellStart"/>
-      <w:r>
-        <w:rPr>
-          <w:rFonts w:ascii="Times New Roman" w:eastAsia="Times New Roman" w:hAnsi="Times New Roman"/>
-          <w:sz w:val="24"/>
-          <w:szCs w:val="24"/>
-          <w:lang w:eastAsia="ru-RU"/>
-        </w:rPr>
-        <w:t>seller.poaNumber</w:t>
-      </w:r>
-      <w:proofErr w:type="spellEnd"/>
-      <w:r>
-        <w:rPr>
-          <w:rFonts w:ascii="Times New Roman" w:eastAsia="Times New Roman" w:hAnsi="Times New Roman"/>
-          <w:sz w:val="24"/>
-          <w:szCs w:val="24"/>
-          <w:lang w:eastAsia="ru-RU"/>
-        </w:rPr>
-        <w:t>}} от {{</w:t>
-      </w:r>
-      <w:proofErr w:type="spellStart"/>
-      <w:r>
-        <w:rPr>
-          <w:rFonts w:ascii="Times New Roman" w:eastAsia="Times New Roman" w:hAnsi="Times New Roman"/>
-          <w:sz w:val="24"/>
-          <w:szCs w:val="24"/>
-          <w:lang w:eastAsia="ru-RU"/>
-        </w:rPr>
-        <w:t>seller.poaDate</w:t>
-      </w:r>
-      <w:proofErr w:type="spellEnd"/>
-      <w:r>
-        <w:rPr>
-          <w:rFonts w:ascii="Times New Roman" w:eastAsia="Times New Roman" w:hAnsi="Times New Roman"/>
-          <w:sz w:val="24"/>
-          <w:szCs w:val="24"/>
-          <w:lang w:eastAsia="ru-RU"/>
-        </w:rPr>
-        <w:t>}}{{/</w:t>
-      </w:r>
-      <w:proofErr w:type="spellStart"/>
-      <w:r>
-        <w:rPr>
-          <w:rFonts w:ascii="Times New Roman" w:eastAsia="Times New Roman" w:hAnsi="Times New Roman"/>
-          <w:sz w:val="24"/>
-          <w:szCs w:val="24"/>
-          <w:lang w:eastAsia="ru-RU"/>
-        </w:rPr>
-        <w:t>seller.poaNumber</w:t>
-      </w:r>
-      <w:proofErr w:type="spellEnd"/>
-      <w:r>
-        <w:rPr>
-          <w:rFonts w:ascii="Times New Roman" w:eastAsia="Times New Roman" w:hAnsi="Times New Roman"/>
-          <w:sz w:val="24"/>
-          <w:szCs w:val="24"/>
-          <w:lang w:eastAsia="ru-RU"/>
-        </w:rPr>
-        <w:t>}}</w:t>
-      </w:r>
-      <w:r>
-        <w:rPr>
-          <w:rFonts w:ascii="Times New Roman" w:eastAsia="Times New Roman" w:hAnsi="Times New Roman"/>
-          <w:b/>
-          <w:bCs/>
-          <w:sz w:val="24"/>
-          <w:szCs w:val="24"/>
-          <w:lang w:eastAsia="ru-RU"/>
-        </w:rPr>
-        <w:t xml:space="preserve">, </w:t>
-      </w:r>
-      <w:r>
-        <w:rPr>
-          <w:rFonts w:ascii="Times New Roman" w:eastAsia="Times New Roman" w:hAnsi="Times New Roman"/>
-          <w:sz w:val="24"/>
-          <w:szCs w:val="24"/>
-          <w:lang w:eastAsia="ru-RU"/>
-        </w:rPr>
-        <w:t>в дальнейшем именуемый</w:t>
-      </w:r>
-      <w:r>
-        <w:rPr>
-          <w:rFonts w:ascii="Times New Roman" w:eastAsia="Times New Roman" w:hAnsi="Times New Roman"/>
-          <w:b/>
-          <w:bCs/>
-          <w:sz w:val="24"/>
-          <w:szCs w:val="24"/>
-          <w:lang w:eastAsia="ru-RU"/>
-        </w:rPr>
-        <w:t xml:space="preserve"> "Потребитель", </w:t>
-      </w:r>
-      <w:r>
-        <w:rPr>
-          <w:rFonts w:ascii="Times New Roman" w:eastAsia="Times New Roman" w:hAnsi="Times New Roman"/>
-          <w:sz w:val="24"/>
-          <w:szCs w:val="24"/>
-          <w:lang w:eastAsia="ru-RU"/>
-        </w:rPr>
-        <w:t>и</w:t>
-      </w:r>
-      <w:r>
-        <w:rPr>
-          <w:rFonts w:ascii="Times New Roman" w:eastAsia="Times New Roman" w:hAnsi="Times New Roman"/>
-          <w:b/>
-          <w:bCs/>
-          <w:sz w:val="24"/>
-          <w:szCs w:val="24"/>
-          <w:lang w:eastAsia="ru-RU"/>
-        </w:rPr>
-        <w:t xml:space="preserve"> Общество с ограниченной ответственностью «ГермесГарант» </w:t>
-      </w:r>
-      <w:r>
-        <w:rPr>
-          <w:rFonts w:ascii="Times New Roman" w:eastAsia="Times New Roman" w:hAnsi="Times New Roman"/>
-          <w:sz w:val="24"/>
-          <w:szCs w:val="24"/>
-          <w:lang w:eastAsia="ru-RU"/>
-        </w:rPr>
-        <w:t>на основании лицензии Министерства юстиции Республики Беларусь 02240/543 от 12.06.2026г, договора обязательного страхования ответственности за причинение вреда в связи с осуществлением риэлтерской деятельности с БРУСП «</w:t>
-      </w:r>
-      <w:proofErr w:type="spellStart"/>
-      <w:r>
-        <w:rPr>
-          <w:rFonts w:ascii="Times New Roman" w:eastAsia="Times New Roman" w:hAnsi="Times New Roman"/>
-          <w:sz w:val="24"/>
-          <w:szCs w:val="24"/>
-          <w:lang w:eastAsia="ru-RU"/>
-        </w:rPr>
-        <w:t>Белго</w:t>
-      </w:r>
-      <w:proofErr w:type="spellEnd"/>
-      <w:r>
-        <w:rPr>
-          <w:rFonts w:ascii="Times New Roman" w:eastAsia="Times New Roman" w:hAnsi="Times New Roman"/>
-          <w:sz w:val="24"/>
-          <w:szCs w:val="24"/>
-          <w:lang w:val="en-US" w:eastAsia="ru-RU"/>
-        </w:rPr>
-        <w:t>c</w:t>
-      </w:r>
-      <w:r>
-        <w:rPr>
-          <w:rFonts w:ascii="Times New Roman" w:eastAsia="Times New Roman" w:hAnsi="Times New Roman"/>
-          <w:sz w:val="24"/>
-          <w:szCs w:val="24"/>
-          <w:lang w:eastAsia="ru-RU"/>
-        </w:rPr>
-        <w:t>страх» от 26.05.2026г. до 25.05.2027г. (страховой полис серия БР №0005842), в лице директора Турко Ольги Ростиславовны, действующего на основании Устава, в дальнейшем именуемое</w:t>
-      </w:r>
-      <w:r>
-        <w:rPr>
-          <w:rFonts w:ascii="Times New Roman" w:eastAsia="Times New Roman" w:hAnsi="Times New Roman"/>
-          <w:b/>
-          <w:bCs/>
-          <w:sz w:val="24"/>
-          <w:szCs w:val="24"/>
-          <w:lang w:eastAsia="ru-RU"/>
-        </w:rPr>
-        <w:t xml:space="preserve"> "Исполнитель", </w:t>
-      </w:r>
-      <w:r>
-        <w:rPr>
-          <w:rFonts w:ascii="Times New Roman" w:eastAsia="Times New Roman" w:hAnsi="Times New Roman"/>
-          <w:sz w:val="24"/>
-          <w:szCs w:val="24"/>
-          <w:lang w:eastAsia="ru-RU"/>
-        </w:rPr>
-        <w:t>совместно именуемые "Стороны", заключили настоящий договор о нижеследующем:</w:t>
-      </w:r>
-    </w:p>
-    <w:p>
-      <w:pPr>
-        <w:rPr>
-          <w:lang w:eastAsia="ru-RU"/>
-        </w:rPr>
-      </w:pPr>
+        <w:t>» от 26.05.2026г. до 25.05.2027г. (страховой полис серия БР №0005842), в лице директора Турко Ольги Ростиславовны, действующего на основании Устава, в дальнейшем именуемое "Исполнитель", совместно именуемые "Стороны", заключили настоящий договор о нижеследующем:</w:t>
+      </w:r>
     </w:p>
     <w:bookmarkEnd w:id="0"/>
     <w:p>
@@ -475,6 +307,7 @@
         <w:t>1.1.  Предметом настоящего договора является оказание Исполнителем Потребителю риэлтерских      услуг    по содействию в продаже   принадлежащего     Потребителю     на      праве собственности объекта недвижимого имущества (далее – риэлтерские услуги), представляющего собой "{{</w:t>
       </w:r>
       <w:proofErr w:type="spellStart"/>
+      <w:proofErr w:type="gramStart"/>
       <w:r>
         <w:rPr>
           <w:rFonts w:ascii="Times New Roman" w:eastAsia="Times New Roman" w:hAnsi="Times New Roman"/>
@@ -485,6 +318,7 @@
         <w:t>property.type</w:t>
       </w:r>
       <w:proofErr w:type="spellEnd"/>
+      <w:proofErr w:type="gramEnd"/>
       <w:r>
         <w:rPr>
           <w:rFonts w:ascii="Times New Roman" w:eastAsia="Times New Roman" w:hAnsi="Times New Roman"/>
@@ -1087,6 +921,7 @@
         <w:t>{{</w:t>
       </w:r>
       <w:proofErr w:type="spellStart"/>
+      <w:proofErr w:type="gramStart"/>
       <w:r>
         <w:rPr>
           <w:rFonts w:ascii="Times New Roman" w:eastAsia="Times New Roman" w:hAnsi="Times New Roman"/>
@@ -1099,6 +934,7 @@
         <w:t>property.priceBYN</w:t>
       </w:r>
       <w:proofErr w:type="spellEnd"/>
+      <w:proofErr w:type="gramEnd"/>
       <w:r>
         <w:rPr>
           <w:rFonts w:ascii="Times New Roman" w:eastAsia="Times New Roman" w:hAnsi="Times New Roman"/>
@@ -1458,7 +1294,17 @@
           <w:szCs w:val="24"/>
           <w:lang w:eastAsia="ru-RU"/>
         </w:rPr>
-        <w:t>}}), с включением в такую оплату затрат по риэлтерским услугам, указанным в абзацах втором — шестом пункта 1 статьи 16 Закона Республики Беларусь от 8 мая 2025 г. № 71-З «О риэлтерской деятельности».</w:t>
+        <w:t xml:space="preserve">}}), с включением в такую оплату затрат по риэлтерским услугам, </w:t>
+      </w:r>
+      <w:r>
+        <w:rPr>
+          <w:rFonts w:ascii="Times New Roman" w:eastAsia="Times New Roman" w:hAnsi="Times New Roman"/>
+          <w:sz w:val="24"/>
+          <w:szCs w:val="24"/>
+          <w:lang w:eastAsia="ru-RU"/>
+        </w:rPr>
+        <w:lastRenderedPageBreak/>
+        <w:t>указанным в абзацах втором — шестом пункта 1 статьи 16 Закона Республики Беларусь от 8 мая 2025 г. № 71-З «О риэлтерской деятельности».</w:t>
       </w:r>
       <w:bookmarkStart w:id="2" w:name="_Hlk225347332"/>
       <w:bookmarkEnd w:id="2"/>
@@ -1527,7 +1373,6 @@
           <w:szCs w:val="24"/>
           <w:lang w:eastAsia="ru-RU"/>
         </w:rPr>
-        <w:lastRenderedPageBreak/>
         <w:t>2.4.  Потребитель обязуется оплатить услуги Исполнителя</w:t>
       </w:r>
       <w:r>
@@ -2556,6 +2401,7 @@
           <w:szCs w:val="24"/>
           <w:lang w:eastAsia="ru-RU"/>
         </w:rPr>
+        <w:lastRenderedPageBreak/>
         <w:t>3.1.</w:t>
       </w:r>
       <w:r>
@@ -2737,7 +2583,6 @@
           <w:sz w:val="24"/>
           <w:szCs w:val="24"/>
         </w:rPr>
-        <w:lastRenderedPageBreak/>
         <w:t>3.1.</w:t>
       </w:r>
       <w:r>
@@ -3968,6 +3813,7 @@
           <w:szCs w:val="24"/>
           <w:lang w:eastAsia="ru-RU"/>
         </w:rPr>
+        <w:lastRenderedPageBreak/>
         <w:t xml:space="preserve"> ПОРЯДОК И ОСНОВАНИЯ ЕГО ИЗМЕНЕНИЯ И РАСТОРЖЕНИЯ</w:t>
       </w:r>
     </w:p>
@@ -3996,6 +3842,7 @@
         <w:t>4.1. Настоящий договор вступает в силу со дня подписания его Сторонами и действует до {{</w:t>
       </w:r>
       <w:proofErr w:type="spellStart"/>
+      <w:proofErr w:type="gramStart"/>
       <w:r>
         <w:rPr>
           <w:rFonts w:ascii="Times New Roman" w:eastAsia="Times New Roman" w:hAnsi="Times New Roman"/>
@@ -4006,6 +3853,7 @@
         <w:t>deal.endDateText</w:t>
       </w:r>
       <w:proofErr w:type="spellEnd"/>
+      <w:proofErr w:type="gramEnd"/>
       <w:r>
         <w:rPr>
           <w:rFonts w:ascii="Times New Roman" w:eastAsia="Times New Roman" w:hAnsi="Times New Roman"/>
@@ -4064,7 +3912,6 @@
           <w:szCs w:val="24"/>
           <w:lang w:eastAsia="ru-RU"/>
         </w:rPr>
-        <w:lastRenderedPageBreak/>
         <w:t xml:space="preserve">Потребитель </w:t>
       </w:r>
       <w:r>
@@ -4968,7 +4815,17 @@
           <w:lang w:eastAsia="ru-RU"/>
         </w:rPr>
         <w:br/>
-        <w:t>В случаях, не предусмотренных настоящим договором, Стороны руководствуются действующим законодательством. Признание недействительной части настоящего договора не влечет недействительности его в целом.</w:t>
+        <w:t xml:space="preserve">В случаях, не предусмотренных настоящим договором, Стороны руководствуются действующим </w:t>
+      </w:r>
+      <w:r>
+        <w:rPr>
+          <w:rFonts w:ascii="Times New Roman" w:eastAsia="Times New Roman" w:hAnsi="Times New Roman"/>
+          <w:sz w:val="24"/>
+          <w:szCs w:val="24"/>
+          <w:lang w:eastAsia="ru-RU"/>
+        </w:rPr>
+        <w:lastRenderedPageBreak/>
+        <w:t>законодательством. Признание недействительной части настоящего договора не влечет недействительности его в целом.</w:t>
       </w:r>
     </w:p>
     <w:p>
@@ -5054,7 +4911,6 @@
           <w:szCs w:val="24"/>
           <w:lang w:eastAsia="ru-RU"/>
         </w:rPr>
-        <w:lastRenderedPageBreak/>
         <w:t xml:space="preserve"> 6.</w:t>
       </w:r>
       <w:r>
@@ -5591,6 +5447,7 @@
         <w:t>Ответственный риэлтер по настоящему договору {{</w:t>
       </w:r>
       <w:proofErr w:type="spellStart"/>
+      <w:proofErr w:type="gramStart"/>
       <w:r>
         <w:rPr>
           <w:rFonts w:ascii="Times New Roman" w:eastAsia="Times New Roman" w:hAnsi="Times New Roman"/>
@@ -5602,6 +5459,7 @@
         <w:t>agent.initials</w:t>
       </w:r>
       <w:proofErr w:type="spellEnd"/>
+      <w:proofErr w:type="gramEnd"/>
       <w:r>
         <w:rPr>
           <w:rFonts w:ascii="Times New Roman" w:eastAsia="Times New Roman" w:hAnsi="Times New Roman"/>
@@ -5663,6 +5521,7 @@
         <w:t>№ {{</w:t>
       </w:r>
       <w:proofErr w:type="spellStart"/>
+      <w:proofErr w:type="gramStart"/>
       <w:r>
         <w:rPr>
           <w:rFonts w:ascii="Times New Roman" w:eastAsia="Times New Roman" w:hAnsi="Times New Roman"/>
@@ -5674,6 +5533,7 @@
         <w:t>agent.attestationNumber</w:t>
       </w:r>
       <w:proofErr w:type="spellEnd"/>
+      <w:proofErr w:type="gramEnd"/>
       <w:r>
         <w:rPr>
           <w:rFonts w:ascii="Times New Roman" w:eastAsia="Times New Roman" w:hAnsi="Times New Roman"/>
@@ -5778,6 +5638,7 @@
         <w:t>Идентификационная пластиковая карточка {{</w:t>
       </w:r>
       <w:proofErr w:type="spellStart"/>
+      <w:proofErr w:type="gramStart"/>
       <w:r>
         <w:rPr>
           <w:rFonts w:ascii="Times New Roman" w:eastAsia="Times New Roman" w:hAnsi="Times New Roman"/>
@@ -5791,6 +5652,7 @@
         <w:t>agent.cardNumber</w:t>
       </w:r>
       <w:proofErr w:type="spellEnd"/>
+      <w:proofErr w:type="gramEnd"/>
       <w:r>
         <w:rPr>
           <w:rFonts w:ascii="Times New Roman" w:eastAsia="Times New Roman" w:hAnsi="Times New Roman"/>
@@ -5880,6 +5742,7 @@
               <w:t>ФИО: {{</w:t>
             </w:r>
             <w:proofErr w:type="spellStart"/>
+            <w:proofErr w:type="gramStart"/>
             <w:r>
               <w:rPr>
                 <w:rFonts w:ascii="Times New Roman" w:hAnsi="Times New Roman"/>
@@ -5890,6 +5753,7 @@
               <w:t>seller.fullName</w:t>
             </w:r>
             <w:proofErr w:type="spellEnd"/>
+            <w:proofErr w:type="gramEnd"/>
             <w:r>
               <w:rPr>
                 <w:rFonts w:ascii="Times New Roman" w:hAnsi="Times New Roman"/>
@@ -5919,6 +5783,7 @@
               <w:t>{{</w:t>
             </w:r>
             <w:proofErr w:type="spellStart"/>
+            <w:proofErr w:type="gramStart"/>
             <w:r>
               <w:rPr>
                 <w:rFonts w:ascii="Times New Roman" w:hAnsi="Times New Roman"/>
@@ -5929,6 +5794,7 @@
               <w:t>seller.birthDate</w:t>
             </w:r>
             <w:proofErr w:type="spellEnd"/>
+            <w:proofErr w:type="gramEnd"/>
             <w:r>
               <w:rPr>
                 <w:rFonts w:ascii="Times New Roman" w:hAnsi="Times New Roman"/>
@@ -5967,6 +5833,7 @@
               <w:t>: {{</w:t>
             </w:r>
             <w:proofErr w:type="spellStart"/>
+            <w:proofErr w:type="gramStart"/>
             <w:r>
               <w:rPr>
                 <w:rFonts w:ascii="Times New Roman" w:hAnsi="Times New Roman"/>
@@ -5977,6 +5844,7 @@
               <w:t>seller.address</w:t>
             </w:r>
             <w:proofErr w:type="spellEnd"/>
+            <w:proofErr w:type="gramEnd"/>
             <w:r>
               <w:rPr>
                 <w:rFonts w:ascii="Times New Roman" w:hAnsi="Times New Roman"/>
@@ -6006,6 +5874,7 @@
               <w:t>Паспорт: {{</w:t>
             </w:r>
             <w:proofErr w:type="spellStart"/>
+            <w:proofErr w:type="gramStart"/>
             <w:r>
               <w:rPr>
                 <w:rFonts w:ascii="Times New Roman" w:hAnsi="Times New Roman"/>
@@ -6016,6 +5885,7 @@
               <w:t>seller.passport</w:t>
             </w:r>
             <w:proofErr w:type="spellEnd"/>
+            <w:proofErr w:type="gramEnd"/>
             <w:r>
               <w:rPr>
                 <w:rFonts w:ascii="Times New Roman" w:hAnsi="Times New Roman"/>
@@ -6054,6 +5924,7 @@
               <w:t xml:space="preserve"> {{</w:t>
             </w:r>
             <w:proofErr w:type="spellStart"/>
+            <w:proofErr w:type="gramStart"/>
             <w:r>
               <w:rPr>
                 <w:rFonts w:ascii="Times New Roman" w:hAnsi="Times New Roman"/>
@@ -6064,6 +5935,7 @@
               <w:t>seller.passportIssuedByInstrumental</w:t>
             </w:r>
             <w:proofErr w:type="spellEnd"/>
+            <w:proofErr w:type="gramEnd"/>
             <w:r>
               <w:rPr>
                 <w:rFonts w:ascii="Times New Roman" w:hAnsi="Times New Roman"/>
@@ -6168,6 +6040,7 @@
               <w:t>: {{</w:t>
             </w:r>
             <w:proofErr w:type="spellStart"/>
+            <w:proofErr w:type="gramStart"/>
             <w:r>
               <w:rPr>
                 <w:rFonts w:ascii="Times New Roman" w:hAnsi="Times New Roman"/>
@@ -6178,6 +6051,7 @@
               <w:t>seller.phone</w:t>
             </w:r>
             <w:proofErr w:type="spellEnd"/>
+            <w:proofErr w:type="gramEnd"/>
             <w:r>
               <w:rPr>
                 <w:rFonts w:ascii="Times New Roman" w:hAnsi="Times New Roman"/>
@@ -6234,6 +6108,7 @@
               <w:t>_______________________{{</w:t>
             </w:r>
             <w:proofErr w:type="spellStart"/>
+            <w:proofErr w:type="gramStart"/>
             <w:r>
               <w:rPr>
                 <w:rFonts w:ascii="Times New Roman" w:eastAsia="Times New Roman" w:hAnsi="Times New Roman"/>
@@ -6245,6 +6120,7 @@
               <w:t>seller.initials</w:t>
             </w:r>
             <w:proofErr w:type="spellEnd"/>
+            <w:proofErr w:type="gramEnd"/>
             <w:r>
               <w:rPr>
                 <w:rFonts w:ascii="Times New Roman" w:eastAsia="Times New Roman" w:hAnsi="Times New Roman"/>
@@ -6376,17 +6252,29 @@
                 <w:szCs w:val="20"/>
                 <w:lang w:val="en-US"/>
               </w:rPr>
-              <w:t xml:space="preserve"> BY28 ALFA 3012 2J91 2500 1027 0000  </w:t>
-            </w:r>
+              <w:t xml:space="preserve"> BY28 ALFA 3012 2J91 2500 1027 </w:t>
+            </w:r>
+            <w:proofErr w:type="gramStart"/>
             <w:r>
               <w:rPr>
                 <w:rFonts w:ascii="Times New Roman" w:eastAsia="Times New Roman" w:hAnsi="Times New Roman"/>
                 <w:color w:val="000000"/>
                 <w:sz w:val="20"/>
                 <w:szCs w:val="20"/>
+                <w:lang w:val="en-US"/>
+              </w:rPr>
+              <w:t xml:space="preserve">0000  </w:t>
+            </w:r>
+            <w:r>
+              <w:rPr>
+                <w:rFonts w:ascii="Times New Roman" w:eastAsia="Times New Roman" w:hAnsi="Times New Roman"/>
+                <w:color w:val="000000"/>
+                <w:sz w:val="20"/>
+                <w:szCs w:val="20"/>
               </w:rPr>
               <w:t>БИК</w:t>
             </w:r>
+            <w:proofErr w:type="gramEnd"/>
             <w:r>
               <w:rPr>
                 <w:rFonts w:ascii="Times New Roman" w:eastAsia="Times New Roman" w:hAnsi="Times New Roman"/>
@@ -6523,6 +6411,7 @@
                 <w:color w:val="000000"/>
                 <w:sz w:val="20"/>
                 <w:szCs w:val="20"/>
+                <w:lang w:val="en-US"/>
               </w:rPr>
             </w:pPr>
             <w:hyperlink r:id="rId9" w:history="1">
@@ -6542,10 +6431,10 @@
                   <w:rFonts w:ascii="Times New Roman" w:eastAsia="Times New Roman" w:hAnsi="Times New Roman"/>
                   <w:sz w:val="20"/>
                   <w:szCs w:val="20"/>
+                  <w:lang w:val="en-US"/>
                 </w:rPr>
                 <w:t>://</w:t>
               </w:r>
-              <w:proofErr w:type="spellStart"/>
               <w:r>
                 <w:rPr>
                   <w:rStyle w:val="a6"/>
@@ -6556,13 +6445,13 @@
                 </w:rPr>
                 <w:t>germesgarant</w:t>
               </w:r>
-              <w:proofErr w:type="spellEnd"/>
               <w:r>
                 <w:rPr>
                   <w:rStyle w:val="a6"/>
                   <w:rFonts w:ascii="Times New Roman" w:eastAsia="Times New Roman" w:hAnsi="Times New Roman"/>
                   <w:sz w:val="20"/>
                   <w:szCs w:val="20"/>
+                  <w:lang w:val="en-US"/>
                 </w:rPr>
                 <w:t>.</w:t>
               </w:r>
@@ -6586,7 +6475,7 @@
                 <w:b/>
                 <w:sz w:val="20"/>
                 <w:szCs w:val="20"/>
-                <w:lang w:eastAsia="ru-RU"/>
+                <w:lang w:val="en-US" w:eastAsia="ru-RU"/>
               </w:rPr>
             </w:pPr>
           </w:p>
@@ -6845,6 +6734,7 @@
                 <w:szCs w:val="20"/>
                 <w:lang w:eastAsia="ru-RU"/>
               </w:rPr>
+              <w:lastRenderedPageBreak/>
               <w:t>Идентификационный</w:t>
             </w:r>
             <w:r>
@@ -6961,6 +6851,7 @@
                 <w:szCs w:val="20"/>
                 <w:lang w:eastAsia="ru-RU"/>
               </w:rPr>
+              <w:lastRenderedPageBreak/>
               <w:t>ФИО</w:t>
             </w:r>
             <w:r>
@@ -7130,6 +7021,7 @@
                 <w:szCs w:val="20"/>
                 <w:lang w:eastAsia="ru-RU"/>
               </w:rPr>
+              <w:lastRenderedPageBreak/>
               <w:t>Идентификационный</w:t>
             </w:r>
             <w:r>
@@ -7334,6 +7226,7 @@
         <w:t>к договору оказания риэлтерских услуг по содействию в продаже объектов недвижимого имущества №{{</w:t>
       </w:r>
       <w:proofErr w:type="spellStart"/>
+      <w:proofErr w:type="gramStart"/>
       <w:r>
         <w:rPr>
           <w:rFonts w:ascii="Times New Roman" w:hAnsi="Times New Roman"/>
@@ -7343,6 +7236,7 @@
         <w:t>deal.contractNumber</w:t>
       </w:r>
       <w:proofErr w:type="spellEnd"/>
+      <w:proofErr w:type="gramEnd"/>
       <w:r>
         <w:rPr>
           <w:rFonts w:ascii="Times New Roman" w:hAnsi="Times New Roman"/>
@@ -8050,6 +7944,7 @@
               </w:rPr>
               <w:t>Предельный максимальный тариф</w:t>
             </w:r>
+            <w:proofErr w:type="gramStart"/>
             <w:r>
               <w:rPr>
                 <w:rFonts w:ascii="Times New Roman" w:hAnsi="Times New Roman"/>
@@ -8065,7 +7960,16 @@
                 <w:sz w:val="20"/>
                 <w:szCs w:val="20"/>
               </w:rPr>
-              <w:t xml:space="preserve">  (процент от стоимости объекта недвижимо</w:t>
+              <w:t xml:space="preserve">  (</w:t>
+            </w:r>
+            <w:proofErr w:type="gramEnd"/>
+            <w:r>
+              <w:rPr>
+                <w:rFonts w:ascii="Times New Roman" w:hAnsi="Times New Roman"/>
+                <w:sz w:val="20"/>
+                <w:szCs w:val="20"/>
+              </w:rPr>
+              <w:t>процент от стоимости объекта недвижимо</w:t>
             </w:r>
             <w:r>
               <w:rPr>
@@ -10021,6 +9925,7 @@
         <w:t>{{</w:t>
       </w:r>
       <w:proofErr w:type="spellStart"/>
+      <w:proofErr w:type="gramStart"/>
       <w:r>
         <w:rPr>
           <w:rFonts w:ascii="Times New Roman" w:hAnsi="Times New Roman"/>
@@ -10031,6 +9936,7 @@
         <w:t>seller.initials</w:t>
       </w:r>
       <w:proofErr w:type="spellEnd"/>
+      <w:proofErr w:type="gramEnd"/>
       <w:r>
         <w:rPr>
           <w:rFonts w:ascii="Times New Roman" w:hAnsi="Times New Roman"/>

--- a/templates/working/Договор_ЭКС_3_собств.docx
+++ b/templates/working/Договор_ЭКС_3_собств.docx
@@ -1,6 +1,6 @@
 
 <file path=word/document.xml><?xml version="1.0" encoding="utf-8"?>
-<w:document xmlns:wpc="http://schemas.microsoft.com/office/word/2010/wordprocessingCanvas" xmlns:cx="http://schemas.microsoft.com/office/drawing/2014/chartex" xmlns:cx1="http://schemas.microsoft.com/office/drawing/2015/9/8/chartex" xmlns:cx2="http://schemas.microsoft.com/office/drawing/2015/10/21/chartex" xmlns:cx3="http://schemas.microsoft.com/office/drawing/2016/5/9/chartex" xmlns:cx4="http://schemas.microsoft.com/office/drawing/2016/5/10/chartex" xmlns:cx5="http://schemas.microsoft.com/office/drawing/2016/5/11/chartex" xmlns:cx6="http://schemas.microsoft.com/office/drawing/2016/5/12/chartex" xmlns:cx7="http://schemas.microsoft.com/office/drawing/2016/5/13/chartex" xmlns:cx8="http://schemas.microsoft.com/office/drawing/2016/5/14/chartex" xmlns:mc="http://schemas.openxmlformats.org/markup-compatibility/2006" xmlns:aink="http://schemas.microsoft.com/office/drawing/2016/ink" xmlns:am3d="http://schemas.microsoft.com/office/drawing/2017/model3d" xmlns:o="urn:schemas-microsoft-com:office:office" xmlns:r="http://schemas.openxmlformats.org/officeDocument/2006/relationships" xmlns:m="http://schemas.openxmlformats.org/officeDocument/2006/math" xmlns:v="urn:schemas-microsoft-com:vml" xmlns:wp14="http://schemas.microsoft.com/office/word/2010/wordprocessingDrawing" xmlns:wp="http://schemas.openxmlformats.org/drawingml/2006/wordprocessingDrawing" xmlns:w10="urn:schemas-microsoft-com:office:word" xmlns:w="http://schemas.openxmlformats.org/wordprocessingml/2006/main" xmlns:w14="http://schemas.microsoft.com/office/word/2010/wordml" xmlns:w15="http://schemas.microsoft.com/office/word/2012/wordml" xmlns:w16cex="http://schemas.microsoft.com/office/word/2018/wordml/cex" xmlns:w16cid="http://schemas.microsoft.com/office/word/2016/wordml/cid" xmlns:w16="http://schemas.microsoft.com/office/word/2018/wordml" xmlns:w16sdtdh="http://schemas.microsoft.com/office/word/2020/wordml/sdtdatahash" xmlns:w16se="http://schemas.microsoft.com/office/word/2015/wordml/symex" xmlns:wpg="http://schemas.microsoft.com/office/word/2010/wordprocessingGroup" xmlns:wpi="http://schemas.microsoft.com/office/word/2010/wordprocessingInk" xmlns:wne="http://schemas.microsoft.com/office/word/2006/wordml" xmlns:wps="http://schemas.microsoft.com/office/word/2010/wordprocessingShape" mc:Ignorable="w14 w15 w16se w16cid w16 w16cex w16sdtdh wp14">
+<w:document xmlns:wpc="http://schemas.microsoft.com/office/word/2010/wordprocessingCanvas" xmlns:cx="http://schemas.microsoft.com/office/drawing/2014/chartex" xmlns:cx1="http://schemas.microsoft.com/office/drawing/2015/9/8/chartex" xmlns:cx2="http://schemas.microsoft.com/office/drawing/2015/10/21/chartex" xmlns:cx3="http://schemas.microsoft.com/office/drawing/2016/5/9/chartex" xmlns:cx4="http://schemas.microsoft.com/office/drawing/2016/5/10/chartex" xmlns:cx5="http://schemas.microsoft.com/office/drawing/2016/5/11/chartex" xmlns:cx6="http://schemas.microsoft.com/office/drawing/2016/5/12/chartex" xmlns:cx7="http://schemas.microsoft.com/office/drawing/2016/5/13/chartex" xmlns:cx8="http://schemas.microsoft.com/office/drawing/2016/5/14/chartex" xmlns:mc="http://schemas.openxmlformats.org/markup-compatibility/2006" xmlns:aink="http://schemas.microsoft.com/office/drawing/2016/ink" xmlns:am3d="http://schemas.microsoft.com/office/drawing/2017/model3d" xmlns:o="urn:schemas-microsoft-com:office:office" xmlns:oel="http://schemas.microsoft.com/office/2019/extlst" xmlns:r="http://schemas.openxmlformats.org/officeDocument/2006/relationships" xmlns:m="http://schemas.openxmlformats.org/officeDocument/2006/math" xmlns:v="urn:schemas-microsoft-com:vml" xmlns:wp14="http://schemas.microsoft.com/office/word/2010/wordprocessingDrawing" xmlns:wp="http://schemas.openxmlformats.org/drawingml/2006/wordprocessingDrawing" xmlns:w10="urn:schemas-microsoft-com:office:word" xmlns:w="http://schemas.openxmlformats.org/wordprocessingml/2006/main" xmlns:w14="http://schemas.microsoft.com/office/word/2010/wordml" xmlns:w15="http://schemas.microsoft.com/office/word/2012/wordml" xmlns:w16cei="http://schemas.microsoft.com/office/word/2026/wordml/cei" xmlns:w16cex="http://schemas.microsoft.com/office/word/2018/wordml/cex" xmlns:w16cid="http://schemas.microsoft.com/office/word/2016/wordml/cid" xmlns:w16="http://schemas.microsoft.com/office/word/2018/wordml" xmlns:w16du="http://schemas.microsoft.com/office/word/2023/wordml/word16du" xmlns:w16sdtdh="http://schemas.microsoft.com/office/word/2020/wordml/sdtdatahash" xmlns:w16sdtfl="http://schemas.microsoft.com/office/word/2024/wordml/sdtformatlock" xmlns:w16se="http://schemas.microsoft.com/office/word/2015/wordml/symex" xmlns:wpg="http://schemas.microsoft.com/office/word/2010/wordprocessingGroup" xmlns:wpi="http://schemas.microsoft.com/office/word/2010/wordprocessingInk" xmlns:wne="http://schemas.microsoft.com/office/word/2006/wordml" xmlns:wps="http://schemas.microsoft.com/office/word/2010/wordprocessingShape" mc:Ignorable="w14 w15 w16se w16cid w16 w16cex w16sdtdh w16sdtfl w16du wp14">
   <w:body>
     <w:p>
       <w:pPr>
@@ -166,6 +166,7 @@
         <w:t>{</w:t>
       </w:r>
       <w:proofErr w:type="spellStart"/>
+      <w:proofErr w:type="gramStart"/>
       <w:r>
         <w:rPr>
           <w:rFonts w:ascii="Times New Roman" w:eastAsia="Times New Roman" w:hAnsi="Times New Roman"/>
@@ -185,52 +186,34 @@
         </w:rPr>
         <w:t>}}г.</w:t>
       </w:r>
+      <w:proofErr w:type="gramEnd"/>
     </w:p>
     <w:p>
       <w:pPr>
-        <w:rPr>
-          <w:lang w:eastAsia="ru-RU"/>
-        </w:rPr>
-      </w:pPr>
-      <w:r>
-        <w:rPr>
-          <w:rFonts w:ascii="Times New Roman" w:eastAsia="Times New Roman" w:hAnsi="Times New Roman"/>
-          <w:sz w:val="24"/>
-          <w:szCs w:val="24"/>
-          <w:lang w:eastAsia="ru-RU"/>
-        </w:rPr>
-        <w:t>Граждане {{owner1.fullName}}{{#owner1.poa.hasPoa}}, в лице {{owner1.poa.fullNameGenitive}}, {{owner1.poa.poaAction}} на основании доверенности № {{owner1.poa.poaNumber}} от {{owner1.poa.poaDate}}{{/owner1.poa.hasPoa}}, {{owner2.fullName}}{{#owner2.poa.hasPoa}}, в лице {{owner2.poa.fullNameGenitive}}, {{owner2.poa.poaAction}} на основании доверенности № {{owner2.poa.poaNumber}} от {{owner2.poa.poaDate}}{{/owner2.poa.hasPoa}}, {{owner3.fullName}}{{#owner3.poa.hasPoa}}, в лице {{owner3.poa.fullNameGenitive}}, {{owner3.poa.poaAction}} на основании доверенности № {{owner3.poa.poaNumber}} от {{owner3.poa.poaDate}}{{/owner3.poa.hasPoa}}, в дальнейшем именуемые "Потребитель"</w:t>
-      </w:r>
-      <w:r>
-        <w:rPr>
-          <w:rFonts w:ascii="Times New Roman" w:eastAsia="Times New Roman" w:hAnsi="Times New Roman"/>
-          <w:sz w:val="24"/>
-          <w:szCs w:val="24"/>
-          <w:lang w:eastAsia="ru-RU"/>
-        </w:rPr>
-        <w:t xml:space="preserve">, </w:t>
-      </w:r>
-      <w:r>
-        <w:rPr>
-          <w:rFonts w:ascii="Times New Roman" w:eastAsia="Times New Roman" w:hAnsi="Times New Roman"/>
-          <w:sz w:val="24"/>
-          <w:szCs w:val="24"/>
-          <w:lang w:eastAsia="ru-RU"/>
-        </w:rPr>
-        <w:t>и</w:t>
-      </w:r>
-      <w:r>
-        <w:rPr>
-          <w:rFonts w:ascii="Times New Roman" w:eastAsia="Times New Roman" w:hAnsi="Times New Roman"/>
+        <w:jc w:val="both"/>
+        <w:rPr>
+          <w:lang w:eastAsia="ru-RU"/>
+        </w:rPr>
+      </w:pPr>
+      <w:r>
+        <w:rPr>
+          <w:rFonts w:ascii="Times New Roman" w:hAnsi="Times New Roman"/>
           <w:b/>
           <w:bCs/>
           <w:sz w:val="24"/>
           <w:szCs w:val="24"/>
-          <w:lang w:eastAsia="ru-RU"/>
-        </w:rPr>
-        <w:t xml:space="preserve"> Общество с ограниченной ответственностью «ГермесГарант» на основании лицензии Министерства юстиции Республики Беларусь 02240/543 от 12.06.2026г, договора обязательного страхования ответственности за причинение вреда в связи с осуществлением риэлтерской деятельности с БРУСП «</w:t>
-      </w:r>
-      <w:proofErr w:type="spellStart"/>
+        </w:rPr>
+        <w:t>{{owner1.fullName}}{{owner1.poaSuffix}}{{#owner2.fullName}}, {{owner2.fullName}}{{owner2.poaSuffix}}{{/owner2.fullName}}{{#owner3.fullName}}, {{owner3.fullName}}{{owner3.poaSuffix}}{{/owner3.fullName}}</w:t>
+      </w:r>
+      <w:r>
+        <w:rPr>
+          <w:rFonts w:ascii="Times New Roman" w:eastAsia="Times New Roman" w:hAnsi="Times New Roman"/>
+          <w:sz w:val="24"/>
+          <w:szCs w:val="24"/>
+          <w:lang w:eastAsia="ru-RU"/>
+        </w:rPr>
+        <w:t>, в дальнейшем именуемые "</w:t>
+      </w:r>
       <w:r>
         <w:rPr>
           <w:rFonts w:ascii="Times New Roman" w:eastAsia="Times New Roman" w:hAnsi="Times New Roman"/>
@@ -240,9 +223,26 @@
           <w:szCs w:val="24"/>
           <w:lang w:eastAsia="ru-RU"/>
         </w:rPr>
-        <w:t>Белгоcстрах</w:t>
-      </w:r>
-      <w:proofErr w:type="spellEnd"/>
+        <w:t>Потребитель</w:t>
+      </w:r>
+      <w:r>
+        <w:rPr>
+          <w:rFonts w:ascii="Times New Roman" w:eastAsia="Times New Roman" w:hAnsi="Times New Roman"/>
+          <w:sz w:val="24"/>
+          <w:szCs w:val="24"/>
+          <w:lang w:eastAsia="ru-RU"/>
+        </w:rPr>
+        <w:t xml:space="preserve">", </w:t>
+      </w:r>
+      <w:r>
+        <w:rPr>
+          <w:rFonts w:ascii="Times New Roman" w:eastAsia="Times New Roman" w:hAnsi="Times New Roman"/>
+          <w:sz w:val="24"/>
+          <w:szCs w:val="24"/>
+          <w:lang w:eastAsia="ru-RU"/>
+        </w:rPr>
+        <w:t>и</w:t>
+      </w:r>
       <w:r>
         <w:rPr>
           <w:rFonts w:ascii="Times New Roman" w:eastAsia="Times New Roman" w:hAnsi="Times New Roman"/>
@@ -252,7 +252,76 @@
           <w:szCs w:val="24"/>
           <w:lang w:eastAsia="ru-RU"/>
         </w:rPr>
-        <w:t>» от 26.05.2026г. до 25.05.2027г. (страховой полис серия БР №0005842), в лице директора Турко Ольги Ростиславовны, действующего на основании Устава, в дальнейшем именуемое "Исполнитель", совместно именуемые "Стороны", заключили настоящий договор о нижеследующем:</w:t>
+        <w:t xml:space="preserve"> Общество с ограниченной ответственностью «ГермесГарант» </w:t>
+      </w:r>
+      <w:r>
+        <w:rPr>
+          <w:rFonts w:ascii="Times New Roman" w:eastAsia="Times New Roman" w:hAnsi="Times New Roman"/>
+          <w:sz w:val="24"/>
+          <w:szCs w:val="24"/>
+          <w:lang w:eastAsia="ru-RU"/>
+        </w:rPr>
+        <w:t>на основании лицензии Министерства юстиции Республики Беларусь 02240/543 от 12.06.2026г, договора обязательного страхования ответственности за причинение вреда в связи с осуществлением риэлтерской деятельности с БРУСП «</w:t>
+      </w:r>
+      <w:proofErr w:type="spellStart"/>
+      <w:r>
+        <w:rPr>
+          <w:rFonts w:ascii="Times New Roman" w:eastAsia="Times New Roman" w:hAnsi="Times New Roman"/>
+          <w:sz w:val="24"/>
+          <w:szCs w:val="24"/>
+          <w:lang w:eastAsia="ru-RU"/>
+        </w:rPr>
+        <w:t>Белгоcстрах</w:t>
+      </w:r>
+      <w:proofErr w:type="spellEnd"/>
+      <w:r>
+        <w:rPr>
+          <w:rFonts w:ascii="Times New Roman" w:eastAsia="Times New Roman" w:hAnsi="Times New Roman"/>
+          <w:sz w:val="24"/>
+          <w:szCs w:val="24"/>
+          <w:lang w:eastAsia="ru-RU"/>
+        </w:rPr>
+        <w:t>» от 26.05.2026г. до 25.05.2027г. (страховой полис серия БР №0005842), в лице директора Турко Ольги Ростиславовны, действующего на основании Устава, в дальнейшем именуемое</w:t>
+      </w:r>
+      <w:r>
+        <w:rPr>
+          <w:rFonts w:ascii="Times New Roman" w:eastAsia="Times New Roman" w:hAnsi="Times New Roman"/>
+          <w:b/>
+          <w:bCs/>
+          <w:sz w:val="24"/>
+          <w:szCs w:val="24"/>
+          <w:lang w:eastAsia="ru-RU"/>
+        </w:rPr>
+        <w:t xml:space="preserve"> "Исполнитель", </w:t>
+      </w:r>
+      <w:r>
+        <w:rPr>
+          <w:rFonts w:ascii="Times New Roman" w:eastAsia="Times New Roman" w:hAnsi="Times New Roman"/>
+          <w:sz w:val="24"/>
+          <w:szCs w:val="24"/>
+          <w:lang w:eastAsia="ru-RU"/>
+        </w:rPr>
+        <w:t>совместно именуемые</w:t>
+      </w:r>
+      <w:r>
+        <w:rPr>
+          <w:rFonts w:ascii="Times New Roman" w:eastAsia="Times New Roman" w:hAnsi="Times New Roman"/>
+          <w:b/>
+          <w:bCs/>
+          <w:sz w:val="24"/>
+          <w:szCs w:val="24"/>
+          <w:lang w:eastAsia="ru-RU"/>
+        </w:rPr>
+        <w:t xml:space="preserve"> "Стороны", </w:t>
+      </w:r>
+      <w:r>
+        <w:rPr>
+          <w:rFonts w:ascii="Times New Roman" w:eastAsia="Times New Roman" w:hAnsi="Times New Roman"/>
+          <w:sz w:val="24"/>
+          <w:szCs w:val="24"/>
+          <w:lang w:eastAsia="ru-RU"/>
+        </w:rPr>
+        <w:t>заключили настоящий договор о нижеследующем:</w:t>
       </w:r>
     </w:p>
     <w:bookmarkEnd w:id="0"/>
@@ -329,6 +398,7 @@
         <w:t>}}", расположенный по адресу {{</w:t>
       </w:r>
       <w:proofErr w:type="spellStart"/>
+      <w:proofErr w:type="gramStart"/>
       <w:r>
         <w:rPr>
           <w:rFonts w:ascii="Times New Roman" w:eastAsia="Times New Roman" w:hAnsi="Times New Roman"/>
@@ -339,6 +409,7 @@
         <w:t>property.address</w:t>
       </w:r>
       <w:proofErr w:type="spellEnd"/>
+      <w:proofErr w:type="gramEnd"/>
       <w:r>
         <w:rPr>
           <w:rFonts w:ascii="Times New Roman" w:eastAsia="Times New Roman" w:hAnsi="Times New Roman"/>
@@ -956,6 +1027,7 @@
         <w:t xml:space="preserve"> белорусских рублей ({{</w:t>
       </w:r>
       <w:proofErr w:type="spellStart"/>
+      <w:proofErr w:type="gramStart"/>
       <w:r>
         <w:rPr>
           <w:rFonts w:ascii="Times New Roman" w:eastAsia="Times New Roman" w:hAnsi="Times New Roman"/>
@@ -966,6 +1038,7 @@
         <w:t>property.priceWords</w:t>
       </w:r>
       <w:proofErr w:type="spellEnd"/>
+      <w:proofErr w:type="gramEnd"/>
       <w:r>
         <w:rPr>
           <w:rFonts w:ascii="Times New Roman" w:eastAsia="Times New Roman" w:hAnsi="Times New Roman"/>
@@ -1294,17 +1367,7 @@
           <w:szCs w:val="24"/>
           <w:lang w:eastAsia="ru-RU"/>
         </w:rPr>
-        <w:t xml:space="preserve">}}), с включением в такую оплату затрат по риэлтерским услугам, </w:t>
-      </w:r>
-      <w:r>
-        <w:rPr>
-          <w:rFonts w:ascii="Times New Roman" w:eastAsia="Times New Roman" w:hAnsi="Times New Roman"/>
-          <w:sz w:val="24"/>
-          <w:szCs w:val="24"/>
-          <w:lang w:eastAsia="ru-RU"/>
-        </w:rPr>
-        <w:lastRenderedPageBreak/>
-        <w:t>указанным в абзацах втором — шестом пункта 1 статьи 16 Закона Республики Беларусь от 8 мая 2025 г. № 71-З «О риэлтерской деятельности».</w:t>
+        <w:t>}}), с включением в такую оплату затрат по риэлтерским услугам, указанным в абзацах втором — шестом пункта 1 статьи 16 Закона Республики Беларусь от 8 мая 2025 г. № 71-З «О риэлтерской деятельности».</w:t>
       </w:r>
       <w:bookmarkStart w:id="2" w:name="_Hlk225347332"/>
       <w:bookmarkEnd w:id="2"/>
@@ -1373,6 +1436,7 @@
           <w:szCs w:val="24"/>
           <w:lang w:eastAsia="ru-RU"/>
         </w:rPr>
+        <w:lastRenderedPageBreak/>
         <w:t>2.4.  Потребитель обязуется оплатить услуги Исполнителя</w:t>
       </w:r>
       <w:r>
@@ -2401,7 +2465,6 @@
           <w:szCs w:val="24"/>
           <w:lang w:eastAsia="ru-RU"/>
         </w:rPr>
-        <w:lastRenderedPageBreak/>
         <w:t>3.1.</w:t>
       </w:r>
       <w:r>
@@ -2583,6 +2646,7 @@
           <w:sz w:val="24"/>
           <w:szCs w:val="24"/>
         </w:rPr>
+        <w:lastRenderedPageBreak/>
         <w:t>3.1.</w:t>
       </w:r>
       <w:r>
@@ -3813,7 +3877,6 @@
           <w:szCs w:val="24"/>
           <w:lang w:eastAsia="ru-RU"/>
         </w:rPr>
-        <w:lastRenderedPageBreak/>
         <w:t xml:space="preserve"> ПОРЯДОК И ОСНОВАНИЯ ЕГО ИЗМЕНЕНИЯ И РАСТОРЖЕНИЯ</w:t>
       </w:r>
     </w:p>
@@ -3853,16 +3916,16 @@
         <w:t>deal.endDateText</w:t>
       </w:r>
       <w:proofErr w:type="spellEnd"/>
+      <w:r>
+        <w:rPr>
+          <w:rFonts w:ascii="Times New Roman" w:eastAsia="Times New Roman" w:hAnsi="Times New Roman"/>
+          <w:sz w:val="24"/>
+          <w:szCs w:val="24"/>
+          <w:lang w:eastAsia="ru-RU"/>
+        </w:rPr>
+        <w:t>}}г.</w:t>
+      </w:r>
       <w:proofErr w:type="gramEnd"/>
-      <w:r>
-        <w:rPr>
-          <w:rFonts w:ascii="Times New Roman" w:eastAsia="Times New Roman" w:hAnsi="Times New Roman"/>
-          <w:sz w:val="24"/>
-          <w:szCs w:val="24"/>
-          <w:lang w:eastAsia="ru-RU"/>
-        </w:rPr>
-        <w:t>}}г.</w:t>
-      </w:r>
     </w:p>
     <w:p>
       <w:pPr>
@@ -3912,6 +3975,7 @@
           <w:szCs w:val="24"/>
           <w:lang w:eastAsia="ru-RU"/>
         </w:rPr>
+        <w:lastRenderedPageBreak/>
         <w:t xml:space="preserve">Потребитель </w:t>
       </w:r>
       <w:r>
@@ -4815,17 +4879,7 @@
           <w:lang w:eastAsia="ru-RU"/>
         </w:rPr>
         <w:br/>
-        <w:t xml:space="preserve">В случаях, не предусмотренных настоящим договором, Стороны руководствуются действующим </w:t>
-      </w:r>
-      <w:r>
-        <w:rPr>
-          <w:rFonts w:ascii="Times New Roman" w:eastAsia="Times New Roman" w:hAnsi="Times New Roman"/>
-          <w:sz w:val="24"/>
-          <w:szCs w:val="24"/>
-          <w:lang w:eastAsia="ru-RU"/>
-        </w:rPr>
-        <w:lastRenderedPageBreak/>
-        <w:t>законодательством. Признание недействительной части настоящего договора не влечет недействительности его в целом.</w:t>
+        <w:t>В случаях, не предусмотренных настоящим договором, Стороны руководствуются действующим законодательством. Признание недействительной части настоящего договора не влечет недействительности его в целом.</w:t>
       </w:r>
     </w:p>
     <w:p>
@@ -4911,6 +4965,7 @@
           <w:szCs w:val="24"/>
           <w:lang w:eastAsia="ru-RU"/>
         </w:rPr>
+        <w:lastRenderedPageBreak/>
         <w:t xml:space="preserve"> 6.</w:t>
       </w:r>
       <w:r>
@@ -5565,6 +5620,7 @@
         <w:t>от {{</w:t>
       </w:r>
       <w:proofErr w:type="spellStart"/>
+      <w:proofErr w:type="gramStart"/>
       <w:r>
         <w:rPr>
           <w:rFonts w:ascii="Times New Roman" w:eastAsia="Times New Roman" w:hAnsi="Times New Roman"/>
@@ -5584,9 +5640,9 @@
           <w:szCs w:val="20"/>
           <w:lang w:eastAsia="ru-RU"/>
         </w:rPr>
-        <w:t>}}г, действует до {{</w:t>
-      </w:r>
-      <w:proofErr w:type="spellStart"/>
+        <w:t>}}г</w:t>
+      </w:r>
+      <w:proofErr w:type="gramEnd"/>
       <w:r>
         <w:rPr>
           <w:rFonts w:ascii="Times New Roman" w:eastAsia="Times New Roman" w:hAnsi="Times New Roman"/>
@@ -5595,9 +5651,10 @@
           <w:szCs w:val="20"/>
           <w:lang w:eastAsia="ru-RU"/>
         </w:rPr>
-        <w:t>agent.attestationExpiry</w:t>
-      </w:r>
-      <w:proofErr w:type="spellEnd"/>
+        <w:t>, действует до {{</w:t>
+      </w:r>
+      <w:proofErr w:type="spellStart"/>
+      <w:proofErr w:type="gramStart"/>
       <w:r>
         <w:rPr>
           <w:rFonts w:ascii="Times New Roman" w:eastAsia="Times New Roman" w:hAnsi="Times New Roman"/>
@@ -5606,8 +5663,20 @@
           <w:szCs w:val="20"/>
           <w:lang w:eastAsia="ru-RU"/>
         </w:rPr>
+        <w:t>agent.attestationExpiry</w:t>
+      </w:r>
+      <w:proofErr w:type="spellEnd"/>
+      <w:r>
+        <w:rPr>
+          <w:rFonts w:ascii="Times New Roman" w:eastAsia="Times New Roman" w:hAnsi="Times New Roman"/>
+          <w:i/>
+          <w:sz w:val="20"/>
+          <w:szCs w:val="20"/>
+          <w:lang w:eastAsia="ru-RU"/>
+        </w:rPr>
         <w:t>}}г</w:t>
       </w:r>
+      <w:proofErr w:type="gramEnd"/>
     </w:p>
     <w:p>
       <w:pPr>
@@ -5711,12 +5780,20 @@
     <w:tbl>
       <w:tblPr>
         <w:tblStyle w:val="a3"/>
-        <w:tblW w:w="10868" w:type="dxa"/>
+        <w:tblW w:w="10768" w:type="dxa"/>
+        <w:tblBorders>
+          <w:top w:val="none" w:sz="0" w:space="0" w:color="auto"/>
+          <w:left w:val="none" w:sz="0" w:space="0" w:color="auto"/>
+          <w:bottom w:val="none" w:sz="0" w:space="0" w:color="auto"/>
+          <w:right w:val="none" w:sz="0" w:space="0" w:color="auto"/>
+          <w:insideH w:val="none" w:sz="0" w:space="0" w:color="auto"/>
+          <w:insideV w:val="none" w:sz="0" w:space="0" w:color="auto"/>
+        </w:tblBorders>
         <w:tblLook w:val="04A0" w:firstRow="1" w:lastRow="0" w:firstColumn="1" w:lastColumn="0" w:noHBand="0" w:noVBand="1"/>
       </w:tblPr>
       <w:tblGrid>
         <w:gridCol w:w="5434"/>
-        <w:gridCol w:w="5434"/>
+        <w:gridCol w:w="5334"/>
       </w:tblGrid>
       <w:tr>
         <w:tc>
@@ -5739,29 +5816,7 @@
                 <w:szCs w:val="20"/>
                 <w:lang w:eastAsia="ru-RU"/>
               </w:rPr>
-              <w:t>ФИО: {{</w:t>
-            </w:r>
-            <w:proofErr w:type="spellStart"/>
-            <w:proofErr w:type="gramStart"/>
-            <w:r>
-              <w:rPr>
-                <w:rFonts w:ascii="Times New Roman" w:hAnsi="Times New Roman"/>
-                <w:sz w:val="20"/>
-                <w:szCs w:val="20"/>
-                <w:lang w:eastAsia="ru-RU"/>
-              </w:rPr>
-              <w:t>seller.fullName</w:t>
-            </w:r>
-            <w:proofErr w:type="spellEnd"/>
-            <w:proofErr w:type="gramEnd"/>
-            <w:r>
-              <w:rPr>
-                <w:rFonts w:ascii="Times New Roman" w:hAnsi="Times New Roman"/>
-                <w:sz w:val="20"/>
-                <w:szCs w:val="20"/>
-                <w:lang w:eastAsia="ru-RU"/>
-              </w:rPr>
-              <w:t>}}</w:t>
+              <w:t>{{owner1.fullName}}</w:t>
             </w:r>
           </w:p>
           <w:p>
@@ -5780,29 +5835,7 @@
                 <w:szCs w:val="20"/>
                 <w:lang w:eastAsia="ru-RU"/>
               </w:rPr>
-              <w:t>{{</w:t>
-            </w:r>
-            <w:proofErr w:type="spellStart"/>
-            <w:proofErr w:type="gramStart"/>
-            <w:r>
-              <w:rPr>
-                <w:rFonts w:ascii="Times New Roman" w:hAnsi="Times New Roman"/>
-                <w:sz w:val="20"/>
-                <w:szCs w:val="20"/>
-                <w:lang w:eastAsia="ru-RU"/>
-              </w:rPr>
-              <w:t>seller.birthDate</w:t>
-            </w:r>
-            <w:proofErr w:type="spellEnd"/>
-            <w:proofErr w:type="gramEnd"/>
-            <w:r>
-              <w:rPr>
-                <w:rFonts w:ascii="Times New Roman" w:hAnsi="Times New Roman"/>
-                <w:sz w:val="20"/>
-                <w:szCs w:val="20"/>
-                <w:lang w:eastAsia="ru-RU"/>
-              </w:rPr>
-              <w:t>}} г.р.</w:t>
+              <w:t>Адрес регистрации: {{owner1.address}}</w:t>
             </w:r>
           </w:p>
           <w:p>
@@ -5811,48 +5844,26 @@
                 <w:rFonts w:ascii="Times New Roman" w:hAnsi="Times New Roman"/>
                 <w:sz w:val="20"/>
                 <w:szCs w:val="20"/>
+                <w:lang w:val="en-US" w:eastAsia="ru-RU"/>
+              </w:rPr>
+            </w:pPr>
+            <w:r>
+              <w:rPr>
+                <w:rFonts w:ascii="Times New Roman" w:hAnsi="Times New Roman"/>
+                <w:sz w:val="20"/>
+                <w:szCs w:val="20"/>
                 <w:lang w:eastAsia="ru-RU"/>
               </w:rPr>
-            </w:pPr>
-            <w:r>
-              <w:rPr>
-                <w:rFonts w:ascii="Times New Roman" w:hAnsi="Times New Roman"/>
-                <w:sz w:val="20"/>
-                <w:szCs w:val="20"/>
-                <w:lang w:eastAsia="ru-RU"/>
-              </w:rPr>
-              <w:t>Адрес регистрации</w:t>
-            </w:r>
-            <w:r>
-              <w:rPr>
-                <w:rFonts w:ascii="Times New Roman" w:hAnsi="Times New Roman"/>
-                <w:sz w:val="20"/>
-                <w:szCs w:val="20"/>
-                <w:lang w:eastAsia="ru-RU"/>
-              </w:rPr>
-              <w:t>: {{</w:t>
-            </w:r>
-            <w:proofErr w:type="spellStart"/>
-            <w:proofErr w:type="gramStart"/>
-            <w:r>
-              <w:rPr>
-                <w:rFonts w:ascii="Times New Roman" w:hAnsi="Times New Roman"/>
-                <w:sz w:val="20"/>
-                <w:szCs w:val="20"/>
-                <w:lang w:eastAsia="ru-RU"/>
-              </w:rPr>
-              <w:t>seller.address</w:t>
-            </w:r>
-            <w:proofErr w:type="spellEnd"/>
-            <w:proofErr w:type="gramEnd"/>
-            <w:r>
-              <w:rPr>
-                <w:rFonts w:ascii="Times New Roman" w:hAnsi="Times New Roman"/>
-                <w:sz w:val="20"/>
-                <w:szCs w:val="20"/>
-                <w:lang w:eastAsia="ru-RU"/>
-              </w:rPr>
-              <w:t>}}</w:t>
+              <w:t>Паспорт</w:t>
+            </w:r>
+            <w:r>
+              <w:rPr>
+                <w:rFonts w:ascii="Times New Roman" w:hAnsi="Times New Roman"/>
+                <w:sz w:val="20"/>
+                <w:szCs w:val="20"/>
+                <w:lang w:val="en-US" w:eastAsia="ru-RU"/>
+              </w:rPr>
+              <w:t xml:space="preserve"> {{owner1.passport}}</w:t>
             </w:r>
           </w:p>
           <w:p>
@@ -5861,39 +5872,26 @@
                 <w:rFonts w:ascii="Times New Roman" w:hAnsi="Times New Roman"/>
                 <w:sz w:val="20"/>
                 <w:szCs w:val="20"/>
+                <w:lang w:val="en-US" w:eastAsia="ru-RU"/>
+              </w:rPr>
+            </w:pPr>
+            <w:r>
+              <w:rPr>
+                <w:rFonts w:ascii="Times New Roman" w:hAnsi="Times New Roman"/>
+                <w:sz w:val="20"/>
+                <w:szCs w:val="20"/>
                 <w:lang w:eastAsia="ru-RU"/>
               </w:rPr>
-            </w:pPr>
-            <w:r>
-              <w:rPr>
-                <w:rFonts w:ascii="Times New Roman" w:hAnsi="Times New Roman"/>
-                <w:sz w:val="20"/>
-                <w:szCs w:val="20"/>
-                <w:lang w:eastAsia="ru-RU"/>
-              </w:rPr>
-              <w:t>Паспорт: {{</w:t>
-            </w:r>
-            <w:proofErr w:type="spellStart"/>
-            <w:proofErr w:type="gramStart"/>
-            <w:r>
-              <w:rPr>
-                <w:rFonts w:ascii="Times New Roman" w:hAnsi="Times New Roman"/>
-                <w:sz w:val="20"/>
-                <w:szCs w:val="20"/>
-                <w:lang w:eastAsia="ru-RU"/>
-              </w:rPr>
-              <w:t>seller.passport</w:t>
-            </w:r>
-            <w:proofErr w:type="spellEnd"/>
-            <w:proofErr w:type="gramEnd"/>
-            <w:r>
-              <w:rPr>
-                <w:rFonts w:ascii="Times New Roman" w:hAnsi="Times New Roman"/>
-                <w:sz w:val="20"/>
-                <w:szCs w:val="20"/>
-                <w:lang w:eastAsia="ru-RU"/>
-              </w:rPr>
-              <w:t>}}</w:t>
+              <w:t>Выдан</w:t>
+            </w:r>
+            <w:r>
+              <w:rPr>
+                <w:rFonts w:ascii="Times New Roman" w:hAnsi="Times New Roman"/>
+                <w:sz w:val="20"/>
+                <w:szCs w:val="20"/>
+                <w:lang w:val="en-US" w:eastAsia="ru-RU"/>
+              </w:rPr>
+              <w:t xml:space="preserve"> {{owner1.passportIssuedByInstrumental}} {{owner1.passportIssueDate}}</w:t>
             </w:r>
           </w:p>
           <w:p>
@@ -5912,7 +5910,7 @@
                 <w:szCs w:val="20"/>
                 <w:lang w:eastAsia="ru-RU"/>
               </w:rPr>
-              <w:t>Выдан</w:t>
+              <w:t>ИН</w:t>
             </w:r>
             <w:r>
               <w:rPr>
@@ -5921,49 +5919,7 @@
                 <w:szCs w:val="20"/>
                 <w:lang w:val="en-US" w:eastAsia="ru-RU"/>
               </w:rPr>
-              <w:t xml:space="preserve"> {{</w:t>
-            </w:r>
-            <w:proofErr w:type="spellStart"/>
-            <w:proofErr w:type="gramStart"/>
-            <w:r>
-              <w:rPr>
-                <w:rFonts w:ascii="Times New Roman" w:hAnsi="Times New Roman"/>
-                <w:sz w:val="20"/>
-                <w:szCs w:val="20"/>
-                <w:lang w:val="en-US" w:eastAsia="ru-RU"/>
-              </w:rPr>
-              <w:t>seller.passportIssuedByInstrumental</w:t>
-            </w:r>
-            <w:proofErr w:type="spellEnd"/>
-            <w:proofErr w:type="gramEnd"/>
-            <w:r>
-              <w:rPr>
-                <w:rFonts w:ascii="Times New Roman" w:hAnsi="Times New Roman"/>
-                <w:sz w:val="20"/>
-                <w:szCs w:val="20"/>
-                <w:lang w:val="en-US" w:eastAsia="ru-RU"/>
-              </w:rPr>
-              <w:t>}} {{</w:t>
-            </w:r>
-            <w:proofErr w:type="spellStart"/>
-            <w:r>
-              <w:rPr>
-                <w:rFonts w:ascii="Times New Roman" w:hAnsi="Times New Roman"/>
-                <w:sz w:val="20"/>
-                <w:szCs w:val="20"/>
-                <w:lang w:val="en-US" w:eastAsia="ru-RU"/>
-              </w:rPr>
-              <w:t>seller.passportIssueDate</w:t>
-            </w:r>
-            <w:proofErr w:type="spellEnd"/>
-            <w:r>
-              <w:rPr>
-                <w:rFonts w:ascii="Times New Roman" w:hAnsi="Times New Roman"/>
-                <w:sz w:val="20"/>
-                <w:szCs w:val="20"/>
-                <w:lang w:val="en-US" w:eastAsia="ru-RU"/>
-              </w:rPr>
-              <w:t>}}</w:t>
+              <w:t xml:space="preserve"> {{owner1.id}}</w:t>
             </w:r>
           </w:p>
           <w:p>
@@ -5982,7 +5938,7 @@
                 <w:szCs w:val="20"/>
                 <w:lang w:eastAsia="ru-RU"/>
               </w:rPr>
-              <w:t>Идентификационный</w:t>
+              <w:t>Телефон</w:t>
             </w:r>
             <w:r>
               <w:rPr>
@@ -5991,75 +5947,7 @@
                 <w:szCs w:val="20"/>
                 <w:lang w:val="en-US" w:eastAsia="ru-RU"/>
               </w:rPr>
-              <w:t xml:space="preserve"> </w:t>
-            </w:r>
-            <w:r>
-              <w:rPr>
-                <w:rFonts w:ascii="Times New Roman" w:hAnsi="Times New Roman"/>
-                <w:sz w:val="20"/>
-                <w:szCs w:val="20"/>
-                <w:lang w:eastAsia="ru-RU"/>
-              </w:rPr>
-              <w:t>номер</w:t>
-            </w:r>
-            <w:r>
-              <w:rPr>
-                <w:rFonts w:ascii="Times New Roman" w:hAnsi="Times New Roman"/>
-                <w:sz w:val="20"/>
-                <w:szCs w:val="20"/>
-                <w:lang w:val="en-US" w:eastAsia="ru-RU"/>
-              </w:rPr>
-              <w:t>: {{seller.id}}</w:t>
-            </w:r>
-          </w:p>
-          <w:p>
-            <w:pPr>
-              <w:rPr>
-                <w:rFonts w:ascii="Times New Roman" w:hAnsi="Times New Roman"/>
-                <w:sz w:val="20"/>
-                <w:szCs w:val="20"/>
-                <w:lang w:val="en-US" w:eastAsia="ru-RU"/>
-              </w:rPr>
-            </w:pPr>
-            <w:r>
-              <w:rPr>
-                <w:rFonts w:ascii="Times New Roman" w:hAnsi="Times New Roman"/>
-                <w:sz w:val="20"/>
-                <w:szCs w:val="20"/>
-                <w:lang w:eastAsia="ru-RU"/>
-              </w:rPr>
-              <w:t>Тел</w:t>
-            </w:r>
-            <w:r>
-              <w:rPr>
-                <w:rFonts w:ascii="Times New Roman" w:hAnsi="Times New Roman"/>
-                <w:sz w:val="20"/>
-                <w:szCs w:val="20"/>
-                <w:lang w:val="en-US" w:eastAsia="ru-RU"/>
-              </w:rPr>
-              <w:t>: {{</w:t>
-            </w:r>
-            <w:proofErr w:type="spellStart"/>
-            <w:proofErr w:type="gramStart"/>
-            <w:r>
-              <w:rPr>
-                <w:rFonts w:ascii="Times New Roman" w:hAnsi="Times New Roman"/>
-                <w:sz w:val="20"/>
-                <w:szCs w:val="20"/>
-                <w:lang w:val="en-US" w:eastAsia="ru-RU"/>
-              </w:rPr>
-              <w:t>seller.phone</w:t>
-            </w:r>
-            <w:proofErr w:type="spellEnd"/>
-            <w:proofErr w:type="gramEnd"/>
-            <w:r>
-              <w:rPr>
-                <w:rFonts w:ascii="Times New Roman" w:hAnsi="Times New Roman"/>
-                <w:sz w:val="20"/>
-                <w:szCs w:val="20"/>
-                <w:lang w:val="en-US" w:eastAsia="ru-RU"/>
-              </w:rPr>
-              <w:t>}}</w:t>
+              <w:t xml:space="preserve"> {{owner1.phone}}</w:t>
             </w:r>
           </w:p>
           <w:p>
@@ -6089,53 +5977,18 @@
             </w:pPr>
             <w:r>
               <w:rPr>
-                <w:rFonts w:ascii="Times New Roman" w:eastAsia="Times New Roman" w:hAnsi="Times New Roman"/>
-                <w:b/>
+                <w:rFonts w:ascii="Times New Roman" w:hAnsi="Times New Roman"/>
                 <w:sz w:val="20"/>
                 <w:szCs w:val="20"/>
                 <w:lang w:eastAsia="ru-RU"/>
               </w:rPr>
-              <w:t>Потребитель</w:t>
-            </w:r>
-            <w:r>
-              <w:rPr>
-                <w:rFonts w:ascii="Times New Roman" w:eastAsia="Times New Roman" w:hAnsi="Times New Roman"/>
-                <w:b/>
-                <w:sz w:val="20"/>
-                <w:szCs w:val="20"/>
-                <w:lang w:val="en-US" w:eastAsia="ru-RU"/>
-              </w:rPr>
-              <w:t>_______________________{{</w:t>
-            </w:r>
-            <w:proofErr w:type="spellStart"/>
-            <w:proofErr w:type="gramStart"/>
-            <w:r>
-              <w:rPr>
-                <w:rFonts w:ascii="Times New Roman" w:eastAsia="Times New Roman" w:hAnsi="Times New Roman"/>
-                <w:b/>
-                <w:sz w:val="20"/>
-                <w:szCs w:val="20"/>
-                <w:lang w:val="en-US" w:eastAsia="ru-RU"/>
-              </w:rPr>
-              <w:t>seller.initials</w:t>
-            </w:r>
-            <w:proofErr w:type="spellEnd"/>
-            <w:proofErr w:type="gramEnd"/>
-            <w:r>
-              <w:rPr>
-                <w:rFonts w:ascii="Times New Roman" w:eastAsia="Times New Roman" w:hAnsi="Times New Roman"/>
-                <w:b/>
-                <w:sz w:val="20"/>
-                <w:szCs w:val="20"/>
-                <w:lang w:val="en-US" w:eastAsia="ru-RU"/>
-              </w:rPr>
-              <w:t>}}</w:t>
+              <w:t>Подпись                                             / {{owner1.signatoryLabel}}/</w:t>
             </w:r>
           </w:p>
         </w:tc>
         <w:tc>
           <w:tcPr>
-            <w:tcW w:w="5434" w:type="dxa"/>
+            <w:tcW w:w="5334" w:type="dxa"/>
           </w:tcPr>
           <w:p>
             <w:pPr>
@@ -6411,7 +6264,6 @@
                 <w:color w:val="000000"/>
                 <w:sz w:val="20"/>
                 <w:szCs w:val="20"/>
-                <w:lang w:val="en-US"/>
               </w:rPr>
             </w:pPr>
             <w:hyperlink r:id="rId9" w:history="1">
@@ -6431,10 +6283,10 @@
                   <w:rFonts w:ascii="Times New Roman" w:eastAsia="Times New Roman" w:hAnsi="Times New Roman"/>
                   <w:sz w:val="20"/>
                   <w:szCs w:val="20"/>
-                  <w:lang w:val="en-US"/>
                 </w:rPr>
                 <w:t>://</w:t>
               </w:r>
+              <w:proofErr w:type="spellStart"/>
               <w:r>
                 <w:rPr>
                   <w:rStyle w:val="a6"/>
@@ -6445,13 +6297,13 @@
                 </w:rPr>
                 <w:t>germesgarant</w:t>
               </w:r>
+              <w:proofErr w:type="spellEnd"/>
               <w:r>
                 <w:rPr>
                   <w:rStyle w:val="a6"/>
                   <w:rFonts w:ascii="Times New Roman" w:eastAsia="Times New Roman" w:hAnsi="Times New Roman"/>
                   <w:sz w:val="20"/>
                   <w:szCs w:val="20"/>
-                  <w:lang w:val="en-US"/>
                 </w:rPr>
                 <w:t>.</w:t>
               </w:r>
@@ -6472,18 +6324,6 @@
               <w:jc w:val="both"/>
               <w:rPr>
                 <w:rFonts w:ascii="Times New Roman" w:eastAsia="Times New Roman" w:hAnsi="Times New Roman"/>
-                <w:b/>
-                <w:sz w:val="20"/>
-                <w:szCs w:val="20"/>
-                <w:lang w:val="en-US" w:eastAsia="ru-RU"/>
-              </w:rPr>
-            </w:pPr>
-          </w:p>
-          <w:p>
-            <w:pPr>
-              <w:jc w:val="both"/>
-              <w:rPr>
-                <w:rFonts w:ascii="Times New Roman" w:eastAsia="Times New Roman" w:hAnsi="Times New Roman"/>
                 <w:sz w:val="20"/>
                 <w:szCs w:val="20"/>
                 <w:lang w:eastAsia="ru-RU"/>
@@ -6553,11 +6393,9 @@
                 <w:rFonts w:ascii="Times New Roman" w:hAnsi="Times New Roman"/>
                 <w:sz w:val="20"/>
                 <w:szCs w:val="20"/>
-                <w:lang w:val="en-US" w:eastAsia="ru-RU"/>
+                <w:lang w:eastAsia="ru-RU"/>
               </w:rPr>
             </w:pPr>
-            <w:bookmarkStart w:id="11" w:name="OLE_LINK2"/>
-            <w:bookmarkStart w:id="12" w:name="_Hlk225347630"/>
             <w:r>
               <w:rPr>
                 <w:rFonts w:ascii="Times New Roman" w:hAnsi="Times New Roman"/>
@@ -6565,16 +6403,7 @@
                 <w:szCs w:val="20"/>
                 <w:lang w:eastAsia="ru-RU"/>
               </w:rPr>
-              <w:t>ФИО</w:t>
-            </w:r>
-            <w:r>
-              <w:rPr>
-                <w:rFonts w:ascii="Times New Roman" w:hAnsi="Times New Roman"/>
-                <w:sz w:val="20"/>
-                <w:szCs w:val="20"/>
-                <w:lang w:val="en-US" w:eastAsia="ru-RU"/>
-              </w:rPr>
-              <w:t>: {{owner1.fullName}}</w:t>
+              <w:t>{{#owner2.fullName}}</w:t>
             </w:r>
           </w:p>
           <w:p>
@@ -6583,7 +6412,7 @@
                 <w:rFonts w:ascii="Times New Roman" w:hAnsi="Times New Roman"/>
                 <w:sz w:val="20"/>
                 <w:szCs w:val="20"/>
-                <w:lang w:val="en-US" w:eastAsia="ru-RU"/>
+                <w:lang w:eastAsia="ru-RU"/>
               </w:rPr>
             </w:pPr>
             <w:r>
@@ -6591,29 +6420,9 @@
                 <w:rFonts w:ascii="Times New Roman" w:hAnsi="Times New Roman"/>
                 <w:sz w:val="20"/>
                 <w:szCs w:val="20"/>
-                <w:lang w:val="en-US" w:eastAsia="ru-RU"/>
-              </w:rPr>
-              <w:t xml:space="preserve">{{owner1.birthDate}} </w:t>
-            </w:r>
-            <w:proofErr w:type="spellStart"/>
-            <w:r>
-              <w:rPr>
-                <w:rFonts w:ascii="Times New Roman" w:hAnsi="Times New Roman"/>
-                <w:sz w:val="20"/>
-                <w:szCs w:val="20"/>
-                <w:lang w:val="en-US" w:eastAsia="ru-RU"/>
-              </w:rPr>
-              <w:t>г.р</w:t>
-            </w:r>
-            <w:proofErr w:type="spellEnd"/>
-            <w:r>
-              <w:rPr>
-                <w:rFonts w:ascii="Times New Roman" w:hAnsi="Times New Roman"/>
-                <w:sz w:val="20"/>
-                <w:szCs w:val="20"/>
-                <w:lang w:val="en-US" w:eastAsia="ru-RU"/>
-              </w:rPr>
-              <w:t>.</w:t>
+                <w:lang w:eastAsia="ru-RU"/>
+              </w:rPr>
+              <w:t>{{owner2.fullName}}</w:t>
             </w:r>
           </w:p>
           <w:p>
@@ -6622,7 +6431,7 @@
                 <w:rFonts w:ascii="Times New Roman" w:hAnsi="Times New Roman"/>
                 <w:sz w:val="20"/>
                 <w:szCs w:val="20"/>
-                <w:lang w:val="en-US" w:eastAsia="ru-RU"/>
+                <w:lang w:eastAsia="ru-RU"/>
               </w:rPr>
             </w:pPr>
             <w:r>
@@ -6632,34 +6441,7 @@
                 <w:szCs w:val="20"/>
                 <w:lang w:eastAsia="ru-RU"/>
               </w:rPr>
-              <w:t>Адрес</w:t>
-            </w:r>
-            <w:r>
-              <w:rPr>
-                <w:rFonts w:ascii="Times New Roman" w:hAnsi="Times New Roman"/>
-                <w:sz w:val="20"/>
-                <w:szCs w:val="20"/>
-                <w:lang w:val="en-US" w:eastAsia="ru-RU"/>
-              </w:rPr>
-              <w:t xml:space="preserve"> </w:t>
-            </w:r>
-            <w:r>
-              <w:rPr>
-                <w:rFonts w:ascii="Times New Roman" w:hAnsi="Times New Roman"/>
-                <w:sz w:val="20"/>
-                <w:szCs w:val="20"/>
-                <w:lang w:eastAsia="ru-RU"/>
-              </w:rPr>
-              <w:t>регистрации</w:t>
-            </w:r>
-            <w:r>
-              <w:rPr>
-                <w:rFonts w:ascii="Times New Roman" w:hAnsi="Times New Roman"/>
-                <w:sz w:val="20"/>
-                <w:szCs w:val="20"/>
-                <w:lang w:val="en-US" w:eastAsia="ru-RU"/>
-              </w:rPr>
-              <w:t>: {{owner1.address}}</w:t>
+              <w:t>Адрес регистрации: {{owner2.address}}</w:t>
             </w:r>
           </w:p>
           <w:p>
@@ -6687,7 +6469,7 @@
                 <w:szCs w:val="20"/>
                 <w:lang w:val="en-US" w:eastAsia="ru-RU"/>
               </w:rPr>
-              <w:t>: {{owner1.passport}}</w:t>
+              <w:t xml:space="preserve"> {{owner2.passport}}</w:t>
             </w:r>
           </w:p>
           <w:p>
@@ -6715,7 +6497,7 @@
                 <w:szCs w:val="20"/>
                 <w:lang w:val="en-US" w:eastAsia="ru-RU"/>
               </w:rPr>
-              <w:t xml:space="preserve"> {{owner1.passportIssuedByInstrumental}} {{owner1.passportIssueDate}}</w:t>
+              <w:t xml:space="preserve"> {{owner2.passportIssuedByInstrumental}} {{owner2.passportIssueDate}}</w:t>
             </w:r>
           </w:p>
           <w:p>
@@ -6734,8 +6516,7 @@
                 <w:szCs w:val="20"/>
                 <w:lang w:eastAsia="ru-RU"/>
               </w:rPr>
-              <w:lastRenderedPageBreak/>
-              <w:t>Идентификационный</w:t>
+              <w:t>ИН</w:t>
             </w:r>
             <w:r>
               <w:rPr>
@@ -6744,25 +6525,7 @@
                 <w:szCs w:val="20"/>
                 <w:lang w:val="en-US" w:eastAsia="ru-RU"/>
               </w:rPr>
-              <w:t xml:space="preserve"> </w:t>
-            </w:r>
-            <w:r>
-              <w:rPr>
-                <w:rFonts w:ascii="Times New Roman" w:hAnsi="Times New Roman"/>
-                <w:sz w:val="20"/>
-                <w:szCs w:val="20"/>
-                <w:lang w:eastAsia="ru-RU"/>
-              </w:rPr>
-              <w:t>номер</w:t>
-            </w:r>
-            <w:r>
-              <w:rPr>
-                <w:rFonts w:ascii="Times New Roman" w:hAnsi="Times New Roman"/>
-                <w:sz w:val="20"/>
-                <w:szCs w:val="20"/>
-                <w:lang w:val="en-US" w:eastAsia="ru-RU"/>
-              </w:rPr>
-              <w:t>: {{owner1.id}}</w:t>
+              <w:t xml:space="preserve"> {{owner2.id}}</w:t>
             </w:r>
           </w:p>
           <w:p>
@@ -6781,7 +6544,7 @@
                 <w:szCs w:val="20"/>
                 <w:lang w:eastAsia="ru-RU"/>
               </w:rPr>
-              <w:t>Тел</w:t>
+              <w:t>Телефон</w:t>
             </w:r>
             <w:r>
               <w:rPr>
@@ -6790,7 +6553,7 @@
                 <w:szCs w:val="20"/>
                 <w:lang w:val="en-US" w:eastAsia="ru-RU"/>
               </w:rPr>
-              <w:t>: {{owner1.phone}}</w:t>
+              <w:t xml:space="preserve"> {{owner2.phone}}</w:t>
             </w:r>
           </w:p>
           <w:p>
@@ -6802,6 +6565,34 @@
                 <w:lang w:val="en-US" w:eastAsia="ru-RU"/>
               </w:rPr>
             </w:pPr>
+          </w:p>
+          <w:p>
+            <w:pPr>
+              <w:rPr>
+                <w:rFonts w:ascii="Times New Roman" w:hAnsi="Times New Roman"/>
+                <w:sz w:val="20"/>
+                <w:szCs w:val="20"/>
+                <w:lang w:val="en-US" w:eastAsia="ru-RU"/>
+              </w:rPr>
+            </w:pPr>
+            <w:r>
+              <w:rPr>
+                <w:rFonts w:ascii="Times New Roman" w:hAnsi="Times New Roman"/>
+                <w:sz w:val="20"/>
+                <w:szCs w:val="20"/>
+                <w:lang w:eastAsia="ru-RU"/>
+              </w:rPr>
+              <w:t>Подпись</w:t>
+            </w:r>
+            <w:r>
+              <w:rPr>
+                <w:rFonts w:ascii="Times New Roman" w:hAnsi="Times New Roman"/>
+                <w:sz w:val="20"/>
+                <w:szCs w:val="20"/>
+                <w:lang w:val="en-US" w:eastAsia="ru-RU"/>
+              </w:rPr>
+              <w:t xml:space="preserve">                                             / {{owner2.signatoryLabel}}/ </w:t>
+            </w:r>
           </w:p>
           <w:p>
             <w:pPr>
@@ -6815,25 +6606,23 @@
                 <w:b/>
                 <w:sz w:val="20"/>
                 <w:szCs w:val="20"/>
-                <w:lang w:eastAsia="ru-RU"/>
+                <w:lang w:val="en-US" w:eastAsia="ru-RU"/>
               </w:rPr>
             </w:pPr>
             <w:r>
               <w:rPr>
                 <w:rFonts w:ascii="Times New Roman" w:hAnsi="Times New Roman"/>
-                <w:b/>
-                <w:sz w:val="20"/>
-                <w:szCs w:val="20"/>
-                <w:lang w:eastAsia="ru-RU"/>
-              </w:rPr>
-              <w:t>Потребитель_______________________ {{owner1.initials}}</w:t>
-            </w:r>
-            <w:bookmarkEnd w:id="11"/>
+                <w:sz w:val="20"/>
+                <w:szCs w:val="20"/>
+                <w:lang w:val="en-US" w:eastAsia="ru-RU"/>
+              </w:rPr>
+              <w:t>{{/owner2.fullName}}</w:t>
+            </w:r>
           </w:p>
         </w:tc>
         <w:tc>
           <w:tcPr>
-            <w:tcW w:w="5434" w:type="dxa"/>
+            <w:tcW w:w="5334" w:type="dxa"/>
           </w:tcPr>
           <w:p>
             <w:pPr>
@@ -6849,19 +6638,9 @@
                 <w:rFonts w:ascii="Times New Roman" w:hAnsi="Times New Roman"/>
                 <w:sz w:val="20"/>
                 <w:szCs w:val="20"/>
-                <w:lang w:eastAsia="ru-RU"/>
-              </w:rPr>
-              <w:lastRenderedPageBreak/>
-              <w:t>ФИО</w:t>
-            </w:r>
-            <w:r>
-              <w:rPr>
-                <w:rFonts w:ascii="Times New Roman" w:hAnsi="Times New Roman"/>
-                <w:sz w:val="20"/>
-                <w:szCs w:val="20"/>
                 <w:lang w:val="en-US" w:eastAsia="ru-RU"/>
               </w:rPr>
-              <w:t>: {{owner2.fullName}}</w:t>
+              <w:t>{{#owner3.fullName}}</w:t>
             </w:r>
           </w:p>
           <w:p>
@@ -6880,27 +6659,7 @@
                 <w:szCs w:val="20"/>
                 <w:lang w:val="en-US" w:eastAsia="ru-RU"/>
               </w:rPr>
-              <w:t xml:space="preserve">{{owner2.birthDate}} </w:t>
-            </w:r>
-            <w:proofErr w:type="spellStart"/>
-            <w:r>
-              <w:rPr>
-                <w:rFonts w:ascii="Times New Roman" w:hAnsi="Times New Roman"/>
-                <w:sz w:val="20"/>
-                <w:szCs w:val="20"/>
-                <w:lang w:val="en-US" w:eastAsia="ru-RU"/>
-              </w:rPr>
-              <w:t>г.р</w:t>
-            </w:r>
-            <w:proofErr w:type="spellEnd"/>
-            <w:r>
-              <w:rPr>
-                <w:rFonts w:ascii="Times New Roman" w:hAnsi="Times New Roman"/>
-                <w:sz w:val="20"/>
-                <w:szCs w:val="20"/>
-                <w:lang w:val="en-US" w:eastAsia="ru-RU"/>
-              </w:rPr>
-              <w:t>.</w:t>
+              <w:t>{{owner3.fullName}}</w:t>
             </w:r>
           </w:p>
           <w:p>
@@ -6946,7 +6705,7 @@
                 <w:szCs w:val="20"/>
                 <w:lang w:val="en-US" w:eastAsia="ru-RU"/>
               </w:rPr>
-              <w:t>: {{owner2.address}}</w:t>
+              <w:t>: {{owner3.address}}</w:t>
             </w:r>
           </w:p>
           <w:p>
@@ -6974,7 +6733,7 @@
                 <w:szCs w:val="20"/>
                 <w:lang w:val="en-US" w:eastAsia="ru-RU"/>
               </w:rPr>
-              <w:t>: {{owner2.passport}}</w:t>
+              <w:t xml:space="preserve"> {{owner3.passport}}</w:t>
             </w:r>
           </w:p>
           <w:p>
@@ -7002,7 +6761,7 @@
                 <w:szCs w:val="20"/>
                 <w:lang w:val="en-US" w:eastAsia="ru-RU"/>
               </w:rPr>
-              <w:t xml:space="preserve"> {{owner2.passportIssuedByInstrumental}} {{owner2.passportIssueDate}}</w:t>
+              <w:t xml:space="preserve"> {{owner3.passportIssuedByInstrumental}} {{owner3.passportIssueDate}}</w:t>
             </w:r>
           </w:p>
           <w:p>
@@ -7021,8 +6780,7 @@
                 <w:szCs w:val="20"/>
                 <w:lang w:eastAsia="ru-RU"/>
               </w:rPr>
-              <w:lastRenderedPageBreak/>
-              <w:t>Идентификационный</w:t>
+              <w:t>ИН</w:t>
             </w:r>
             <w:r>
               <w:rPr>
@@ -7031,25 +6789,7 @@
                 <w:szCs w:val="20"/>
                 <w:lang w:val="en-US" w:eastAsia="ru-RU"/>
               </w:rPr>
-              <w:t xml:space="preserve"> </w:t>
-            </w:r>
-            <w:r>
-              <w:rPr>
-                <w:rFonts w:ascii="Times New Roman" w:hAnsi="Times New Roman"/>
-                <w:sz w:val="20"/>
-                <w:szCs w:val="20"/>
-                <w:lang w:eastAsia="ru-RU"/>
-              </w:rPr>
-              <w:t>номер</w:t>
-            </w:r>
-            <w:r>
-              <w:rPr>
-                <w:rFonts w:ascii="Times New Roman" w:hAnsi="Times New Roman"/>
-                <w:sz w:val="20"/>
-                <w:szCs w:val="20"/>
-                <w:lang w:val="en-US" w:eastAsia="ru-RU"/>
-              </w:rPr>
-              <w:t>: {{owner2.id}}</w:t>
+              <w:t xml:space="preserve"> {{owner3.id}}</w:t>
             </w:r>
           </w:p>
           <w:p>
@@ -7068,7 +6808,7 @@
                 <w:szCs w:val="20"/>
                 <w:lang w:eastAsia="ru-RU"/>
               </w:rPr>
-              <w:t>Тел</w:t>
+              <w:t>Телефон</w:t>
             </w:r>
             <w:r>
               <w:rPr>
@@ -7077,7 +6817,7 @@
                 <w:szCs w:val="20"/>
                 <w:lang w:val="en-US" w:eastAsia="ru-RU"/>
               </w:rPr>
-              <w:t>: {{owner2.phone}}</w:t>
+              <w:t xml:space="preserve"> {{owner3.phone}}</w:t>
             </w:r>
           </w:p>
           <w:p>
@@ -7089,6 +6829,34 @@
                 <w:lang w:val="en-US" w:eastAsia="ru-RU"/>
               </w:rPr>
             </w:pPr>
+          </w:p>
+          <w:p>
+            <w:pPr>
+              <w:rPr>
+                <w:rFonts w:ascii="Times New Roman" w:hAnsi="Times New Roman"/>
+                <w:sz w:val="20"/>
+                <w:szCs w:val="20"/>
+                <w:lang w:val="en-US" w:eastAsia="ru-RU"/>
+              </w:rPr>
+            </w:pPr>
+            <w:r>
+              <w:rPr>
+                <w:rFonts w:ascii="Times New Roman" w:hAnsi="Times New Roman"/>
+                <w:sz w:val="20"/>
+                <w:szCs w:val="20"/>
+                <w:lang w:eastAsia="ru-RU"/>
+              </w:rPr>
+              <w:t>Подпись</w:t>
+            </w:r>
+            <w:r>
+              <w:rPr>
+                <w:rFonts w:ascii="Times New Roman" w:hAnsi="Times New Roman"/>
+                <w:sz w:val="20"/>
+                <w:szCs w:val="20"/>
+                <w:lang w:val="en-US" w:eastAsia="ru-RU"/>
+              </w:rPr>
+              <w:t xml:space="preserve">                                             / {{owner3.signatoryLabel}}/ </w:t>
+            </w:r>
           </w:p>
           <w:p>
             <w:pPr>
@@ -7102,18 +6870,17 @@
                 <w:b/>
                 <w:sz w:val="20"/>
                 <w:szCs w:val="20"/>
-                <w:lang w:eastAsia="ru-RU"/>
+                <w:lang w:val="en-US" w:eastAsia="ru-RU"/>
               </w:rPr>
             </w:pPr>
             <w:r>
               <w:rPr>
                 <w:rFonts w:ascii="Times New Roman" w:hAnsi="Times New Roman"/>
-                <w:b/>
-                <w:sz w:val="20"/>
-                <w:szCs w:val="20"/>
-                <w:lang w:eastAsia="ru-RU"/>
-              </w:rPr>
-              <w:t>Потребитель_______________________ {{owner2.initials}}</w:t>
+                <w:sz w:val="20"/>
+                <w:szCs w:val="20"/>
+                <w:lang w:val="en-US" w:eastAsia="ru-RU"/>
+              </w:rPr>
+              <w:t>{{/owner3.fullName}}</w:t>
             </w:r>
           </w:p>
         </w:tc>
@@ -7128,8 +6895,10 @@
           <w:rFonts w:ascii="Times New Roman" w:hAnsi="Times New Roman"/>
           <w:sz w:val="16"/>
           <w:szCs w:val="16"/>
-        </w:rPr>
-      </w:pPr>
+          <w:lang w:val="en-US"/>
+        </w:rPr>
+      </w:pPr>
+      <w:bookmarkStart w:id="11" w:name="_Hlk225347630"/>
     </w:p>
     <w:p>
       <w:pPr>
@@ -7140,6 +6909,7 @@
           <w:rFonts w:ascii="Times New Roman" w:hAnsi="Times New Roman"/>
           <w:sz w:val="16"/>
           <w:szCs w:val="16"/>
+          <w:lang w:val="en-US"/>
         </w:rPr>
       </w:pPr>
     </w:p>
@@ -7152,6 +6922,7 @@
           <w:rFonts w:ascii="Times New Roman" w:hAnsi="Times New Roman"/>
           <w:sz w:val="16"/>
           <w:szCs w:val="16"/>
+          <w:lang w:val="en-US"/>
         </w:rPr>
       </w:pPr>
     </w:p>
@@ -7164,6 +6935,7 @@
           <w:rFonts w:ascii="Times New Roman" w:hAnsi="Times New Roman"/>
           <w:sz w:val="16"/>
           <w:szCs w:val="16"/>
+          <w:lang w:val="en-US"/>
         </w:rPr>
       </w:pPr>
     </w:p>
@@ -7176,6 +6948,7 @@
           <w:rFonts w:ascii="Times New Roman" w:hAnsi="Times New Roman"/>
           <w:sz w:val="16"/>
           <w:szCs w:val="16"/>
+          <w:lang w:val="en-US"/>
         </w:rPr>
       </w:pPr>
     </w:p>
@@ -7246,6 +7019,7 @@
         <w:t>}} от {{</w:t>
       </w:r>
       <w:proofErr w:type="spellStart"/>
+      <w:proofErr w:type="gramStart"/>
       <w:r>
         <w:rPr>
           <w:rFonts w:ascii="Times New Roman" w:hAnsi="Times New Roman"/>
@@ -7255,6 +7029,7 @@
         <w:t>deal.date</w:t>
       </w:r>
       <w:proofErr w:type="spellEnd"/>
+      <w:proofErr w:type="gramEnd"/>
       <w:r>
         <w:rPr>
           <w:rFonts w:ascii="Times New Roman" w:hAnsi="Times New Roman"/>
@@ -7374,104 +7149,311 @@
           <w:sz w:val="20"/>
           <w:lang w:val="ru-RU"/>
         </w:rPr>
-        <w:t>Гр. {{</w:t>
-      </w:r>
-      <w:proofErr w:type="spellStart"/>
+        <w:t>Гр.</w:t>
+      </w:r>
       <w:r>
         <w:rPr>
           <w:sz w:val="20"/>
           <w:lang w:val="ru-RU"/>
         </w:rPr>
-        <w:t>seller.fullName</w:t>
-      </w:r>
-      <w:proofErr w:type="spellEnd"/>
+        <w:t xml:space="preserve"> </w:t>
+      </w:r>
       <w:r>
         <w:rPr>
           <w:sz w:val="20"/>
           <w:lang w:val="ru-RU"/>
         </w:rPr>
-        <w:t>}}</w:t>
+        <w:t>{{</w:t>
+      </w:r>
+      <w:r>
+        <w:rPr>
+          <w:sz w:val="20"/>
+        </w:rPr>
+        <w:t>owner</w:t>
       </w:r>
       <w:r>
         <w:rPr>
           <w:sz w:val="20"/>
           <w:lang w:val="ru-RU"/>
         </w:rPr>
-        <w:t>{{#seller.poaNumber}}, действующий(</w:t>
+        <w:t>1.</w:t>
       </w:r>
       <w:proofErr w:type="spellStart"/>
+      <w:r>
+        <w:rPr>
+          <w:sz w:val="20"/>
+        </w:rPr>
+        <w:t>fullName</w:t>
+      </w:r>
+      <w:proofErr w:type="spellEnd"/>
       <w:r>
         <w:rPr>
           <w:sz w:val="20"/>
           <w:lang w:val="ru-RU"/>
         </w:rPr>
-        <w:t>ая</w:t>
-      </w:r>
-      <w:proofErr w:type="spellEnd"/>
+        <w:t>}}{{</w:t>
+      </w:r>
+      <w:r>
+        <w:rPr>
+          <w:sz w:val="20"/>
+        </w:rPr>
+        <w:t>owner</w:t>
+      </w:r>
       <w:r>
         <w:rPr>
           <w:sz w:val="20"/>
           <w:lang w:val="ru-RU"/>
         </w:rPr>
-        <w:t>) на основании доверенности №{{</w:t>
+        <w:t>1.</w:t>
       </w:r>
       <w:proofErr w:type="spellStart"/>
+      <w:r>
+        <w:rPr>
+          <w:sz w:val="20"/>
+        </w:rPr>
+        <w:t>poaSuffix</w:t>
+      </w:r>
+      <w:proofErr w:type="spellEnd"/>
       <w:r>
         <w:rPr>
           <w:sz w:val="20"/>
           <w:lang w:val="ru-RU"/>
         </w:rPr>
-        <w:t>seller.poaNumber</w:t>
-      </w:r>
-      <w:proofErr w:type="spellEnd"/>
+        <w:t>}}{{#</w:t>
+      </w:r>
+      <w:r>
+        <w:rPr>
+          <w:sz w:val="20"/>
+        </w:rPr>
+        <w:t>owner</w:t>
+      </w:r>
       <w:r>
         <w:rPr>
           <w:sz w:val="20"/>
           <w:lang w:val="ru-RU"/>
         </w:rPr>
-        <w:t>}} от {{</w:t>
+        <w:t>2.</w:t>
       </w:r>
       <w:proofErr w:type="spellStart"/>
+      <w:r>
+        <w:rPr>
+          <w:sz w:val="20"/>
+        </w:rPr>
+        <w:t>fullName</w:t>
+      </w:r>
+      <w:proofErr w:type="spellEnd"/>
       <w:r>
         <w:rPr>
           <w:sz w:val="20"/>
           <w:lang w:val="ru-RU"/>
         </w:rPr>
-        <w:t>seller.poaDate</w:t>
-      </w:r>
-      <w:proofErr w:type="spellEnd"/>
+        <w:t>}}, {{</w:t>
+      </w:r>
+      <w:r>
+        <w:rPr>
+          <w:sz w:val="20"/>
+        </w:rPr>
+        <w:t>owner</w:t>
+      </w:r>
       <w:r>
         <w:rPr>
           <w:sz w:val="20"/>
           <w:lang w:val="ru-RU"/>
         </w:rPr>
-        <w:t>}}{{/</w:t>
+        <w:t>2.</w:t>
       </w:r>
       <w:proofErr w:type="spellStart"/>
+      <w:r>
+        <w:rPr>
+          <w:sz w:val="20"/>
+        </w:rPr>
+        <w:t>fullName</w:t>
+      </w:r>
+      <w:proofErr w:type="spellEnd"/>
       <w:r>
         <w:rPr>
           <w:sz w:val="20"/>
           <w:lang w:val="ru-RU"/>
         </w:rPr>
-        <w:t>seller.poaNumber</w:t>
-      </w:r>
-      <w:proofErr w:type="spellEnd"/>
+        <w:t>}}{{</w:t>
+      </w:r>
+      <w:r>
+        <w:rPr>
+          <w:sz w:val="20"/>
+        </w:rPr>
+        <w:t>owner</w:t>
+      </w:r>
       <w:r>
         <w:rPr>
           <w:sz w:val="20"/>
           <w:lang w:val="ru-RU"/>
         </w:rPr>
-        <w:t>}}</w:t>
-      </w:r>
+        <w:t>2.</w:t>
+      </w:r>
+      <w:proofErr w:type="spellStart"/>
+      <w:r>
+        <w:rPr>
+          <w:sz w:val="20"/>
+        </w:rPr>
+        <w:t>poaSuffix</w:t>
+      </w:r>
+      <w:proofErr w:type="spellEnd"/>
       <w:r>
         <w:rPr>
           <w:sz w:val="20"/>
           <w:lang w:val="ru-RU"/>
         </w:rPr>
+        <w:t>}}{{/</w:t>
+      </w:r>
+      <w:r>
+        <w:rPr>
+          <w:sz w:val="20"/>
+        </w:rPr>
+        <w:t>owner</w:t>
+      </w:r>
+      <w:r>
+        <w:rPr>
+          <w:sz w:val="20"/>
+          <w:lang w:val="ru-RU"/>
+        </w:rPr>
+        <w:t>2.</w:t>
+      </w:r>
+      <w:proofErr w:type="spellStart"/>
+      <w:r>
+        <w:rPr>
+          <w:sz w:val="20"/>
+        </w:rPr>
+        <w:t>fullName</w:t>
+      </w:r>
+      <w:proofErr w:type="spellEnd"/>
+      <w:r>
+        <w:rPr>
+          <w:sz w:val="20"/>
+          <w:lang w:val="ru-RU"/>
+        </w:rPr>
+        <w:t>}}{{#</w:t>
+      </w:r>
+      <w:r>
+        <w:rPr>
+          <w:sz w:val="20"/>
+        </w:rPr>
+        <w:t>owner</w:t>
+      </w:r>
+      <w:r>
+        <w:rPr>
+          <w:sz w:val="20"/>
+          <w:lang w:val="ru-RU"/>
+        </w:rPr>
+        <w:t>3.</w:t>
+      </w:r>
+      <w:proofErr w:type="spellStart"/>
+      <w:r>
+        <w:rPr>
+          <w:sz w:val="20"/>
+        </w:rPr>
+        <w:t>fullName</w:t>
+      </w:r>
+      <w:proofErr w:type="spellEnd"/>
+      <w:r>
+        <w:rPr>
+          <w:sz w:val="20"/>
+          <w:lang w:val="ru-RU"/>
+        </w:rPr>
+        <w:t>}}, {{</w:t>
+      </w:r>
+      <w:r>
+        <w:rPr>
+          <w:sz w:val="20"/>
+        </w:rPr>
+        <w:t>owner</w:t>
+      </w:r>
+      <w:r>
+        <w:rPr>
+          <w:sz w:val="20"/>
+          <w:lang w:val="ru-RU"/>
+        </w:rPr>
+        <w:t>3.</w:t>
+      </w:r>
+      <w:proofErr w:type="spellStart"/>
+      <w:r>
+        <w:rPr>
+          <w:sz w:val="20"/>
+        </w:rPr>
+        <w:t>fullName</w:t>
+      </w:r>
+      <w:proofErr w:type="spellEnd"/>
+      <w:r>
+        <w:rPr>
+          <w:sz w:val="20"/>
+          <w:lang w:val="ru-RU"/>
+        </w:rPr>
+        <w:t>}}{{</w:t>
+      </w:r>
+      <w:r>
+        <w:rPr>
+          <w:sz w:val="20"/>
+        </w:rPr>
+        <w:t>owner</w:t>
+      </w:r>
+      <w:r>
+        <w:rPr>
+          <w:sz w:val="20"/>
+          <w:lang w:val="ru-RU"/>
+        </w:rPr>
+        <w:t>3.</w:t>
+      </w:r>
+      <w:proofErr w:type="spellStart"/>
+      <w:r>
+        <w:rPr>
+          <w:sz w:val="20"/>
+        </w:rPr>
+        <w:t>poaSuffix</w:t>
+      </w:r>
+      <w:proofErr w:type="spellEnd"/>
+      <w:r>
+        <w:rPr>
+          <w:sz w:val="20"/>
+          <w:lang w:val="ru-RU"/>
+        </w:rPr>
+        <w:t>}}{{/</w:t>
+      </w:r>
+      <w:r>
+        <w:rPr>
+          <w:sz w:val="20"/>
+        </w:rPr>
+        <w:t>owner</w:t>
+      </w:r>
+      <w:r>
+        <w:rPr>
+          <w:sz w:val="20"/>
+          <w:lang w:val="ru-RU"/>
+        </w:rPr>
+        <w:t>3.</w:t>
+      </w:r>
+      <w:proofErr w:type="spellStart"/>
+      <w:r>
+        <w:rPr>
+          <w:sz w:val="20"/>
+        </w:rPr>
+        <w:t>fullName</w:t>
+      </w:r>
+      <w:proofErr w:type="spellEnd"/>
+      <w:r>
+        <w:rPr>
+          <w:sz w:val="20"/>
+          <w:lang w:val="ru-RU"/>
+        </w:rPr>
+        <w:t>}}</w:t>
+      </w:r>
+      <w:r>
+        <w:rPr>
+          <w:sz w:val="20"/>
+          <w:lang w:val="ru-RU"/>
+        </w:rPr>
         <w:t xml:space="preserve">, в дальнейшем именуемый «Потребитель», в соответствии с пунктом 2 статьи 30 Закона Республики Беларусь №71-З «О риэлтерской деятельности», до заключения договора на оказание риэлтерских услуг ознакомлен с  предельными максимальными тарифами на риэлтерские услуги, оказываемые физическим лицам (за исключением индивидуальных предпринимателей) в соответствии с постановлением Совета Министров Республики Беларусь от 1 ноября 2023 г. № 754 «О тарифах на риэлтерские услуги» (в редакции постановления Совета Министров Республики Беларусь от 02.04.2026 №157 О мерах по реализации Закона Республики Беларусь от 8 мая 2025г №71-З «О риэлтерской деятельности»). </w:t>
       </w:r>
-      <w:bookmarkStart w:id="13" w:name="_Hlk230023813"/>
-      <w:bookmarkEnd w:id="13"/>
+      <w:bookmarkStart w:id="12" w:name="_Hlk230023813"/>
+      <w:bookmarkEnd w:id="12"/>
       <w:r>
         <w:fldChar w:fldCharType="begin"/>
       </w:r>
@@ -7812,8 +7794,8 @@
         </w:rPr>
         <w:t xml:space="preserve"> </w:t>
       </w:r>
-      <w:bookmarkStart w:id="14" w:name="38"/>
-      <w:bookmarkEnd w:id="14"/>
+      <w:bookmarkStart w:id="13" w:name="38"/>
+      <w:bookmarkEnd w:id="13"/>
     </w:p>
     <w:tbl>
       <w:tblPr>
@@ -9691,12 +9673,12 @@
           <w:szCs w:val="12"/>
         </w:rPr>
       </w:pPr>
-      <w:bookmarkStart w:id="15" w:name="40"/>
-      <w:bookmarkStart w:id="16" w:name="41"/>
-      <w:bookmarkStart w:id="17" w:name="42"/>
+      <w:bookmarkStart w:id="14" w:name="40"/>
+      <w:bookmarkStart w:id="15" w:name="41"/>
+      <w:bookmarkStart w:id="16" w:name="42"/>
+      <w:bookmarkEnd w:id="14"/>
       <w:bookmarkEnd w:id="15"/>
       <w:bookmarkEnd w:id="16"/>
-      <w:bookmarkEnd w:id="17"/>
       <w:r>
         <w:rPr>
           <w:rFonts w:ascii="Times New Roman" w:hAnsi="Times New Roman"/>
@@ -9848,15 +9830,35 @@
           <w:sz w:val="20"/>
           <w:szCs w:val="20"/>
         </w:rPr>
-        <w:t>четырех</w:t>
-      </w:r>
+        <w:t>{{</w:t>
+      </w:r>
+      <w:proofErr w:type="spellStart"/>
+      <w:proofErr w:type="gramStart"/>
       <w:r>
         <w:rPr>
           <w:rFonts w:ascii="Times New Roman" w:hAnsi="Times New Roman"/>
           <w:sz w:val="20"/>
           <w:szCs w:val="20"/>
         </w:rPr>
-        <w:t xml:space="preserve"> экземплярах по одному для каждой из Сторон и является неотъемлемой частью Договора </w:t>
+        <w:t>copies.countWords</w:t>
+      </w:r>
+      <w:proofErr w:type="spellEnd"/>
+      <w:proofErr w:type="gramEnd"/>
+      <w:r>
+        <w:rPr>
+          <w:rFonts w:ascii="Times New Roman" w:hAnsi="Times New Roman"/>
+          <w:sz w:val="20"/>
+          <w:szCs w:val="20"/>
+        </w:rPr>
+        <w:t xml:space="preserve">}} </w:t>
+      </w:r>
+      <w:r>
+        <w:rPr>
+          <w:rFonts w:ascii="Times New Roman" w:hAnsi="Times New Roman"/>
+          <w:sz w:val="20"/>
+          <w:szCs w:val="20"/>
+        </w:rPr>
+        <w:t xml:space="preserve">экземплярах по одному для каждой из Сторон и является неотъемлемой частью Договора </w:t>
       </w:r>
       <w:r>
         <w:rPr>
@@ -9883,6 +9885,359 @@
         </w:rPr>
       </w:pPr>
     </w:p>
+    <w:tbl>
+      <w:tblPr>
+        <w:tblStyle w:val="a3"/>
+        <w:tblW w:w="0" w:type="auto"/>
+        <w:tblBorders>
+          <w:top w:val="nil"/>
+          <w:left w:val="nil"/>
+          <w:bottom w:val="nil"/>
+          <w:right w:val="nil"/>
+          <w:insideH w:val="nil"/>
+          <w:insideV w:val="nil"/>
+        </w:tblBorders>
+        <w:tblLayout w:type="fixed"/>
+        <w:tblLook w:val="04A0" w:firstRow="1" w:lastRow="0" w:firstColumn="1" w:lastColumn="0" w:noHBand="0" w:noVBand="1"/>
+      </w:tblPr>
+      <w:tblGrid>
+        <w:gridCol w:w="5239"/>
+        <w:gridCol w:w="5239"/>
+      </w:tblGrid>
+      <w:tr>
+        <w:tc>
+          <w:tcPr>
+            <w:tcW w:w="5239" w:type="dxa"/>
+            <w:tcBorders>
+              <w:top w:val="nil"/>
+              <w:left w:val="nil"/>
+              <w:bottom w:val="nil"/>
+              <w:right w:val="nil"/>
+            </w:tcBorders>
+          </w:tcPr>
+          <w:p>
+            <w:pPr>
+              <w:rPr>
+                <w:rFonts w:ascii="Times New Roman" w:hAnsi="Times New Roman"/>
+                <w:b/>
+                <w:sz w:val="20"/>
+                <w:highlight w:val="white"/>
+              </w:rPr>
+            </w:pPr>
+          </w:p>
+          <w:p>
+            <w:pPr>
+              <w:rPr>
+                <w:rFonts w:ascii="Times New Roman" w:hAnsi="Times New Roman"/>
+                <w:b/>
+                <w:sz w:val="20"/>
+                <w:highlight w:val="white"/>
+                <w:lang w:val="en-US"/>
+              </w:rPr>
+            </w:pPr>
+            <w:r>
+              <w:rPr>
+                <w:rFonts w:ascii="Times New Roman" w:hAnsi="Times New Roman"/>
+                <w:b/>
+                <w:sz w:val="20"/>
+                <w:highlight w:val="white"/>
+              </w:rPr>
+              <w:t>Потребитель</w:t>
+            </w:r>
+          </w:p>
+          <w:p>
+            <w:pPr>
+              <w:rPr>
+                <w:rFonts w:ascii="Times New Roman" w:hAnsi="Times New Roman"/>
+                <w:sz w:val="20"/>
+                <w:highlight w:val="white"/>
+                <w:lang w:val="en-US"/>
+              </w:rPr>
+            </w:pPr>
+          </w:p>
+          <w:p>
+            <w:pPr>
+              <w:rPr>
+                <w:rFonts w:ascii="Times New Roman" w:hAnsi="Times New Roman"/>
+                <w:sz w:val="20"/>
+                <w:highlight w:val="white"/>
+                <w:lang w:val="en-US"/>
+              </w:rPr>
+            </w:pPr>
+            <w:r>
+              <w:rPr>
+                <w:rFonts w:ascii="Times New Roman" w:hAnsi="Times New Roman"/>
+                <w:sz w:val="20"/>
+                <w:lang w:val="en-US"/>
+              </w:rPr>
+              <w:t xml:space="preserve">__________________/ {{owner1.signatoryLabel}}     </w:t>
+            </w:r>
+          </w:p>
+          <w:p>
+            <w:pPr>
+              <w:rPr>
+                <w:rFonts w:ascii="Times New Roman" w:hAnsi="Times New Roman"/>
+                <w:sz w:val="20"/>
+                <w:lang w:val="en-US"/>
+              </w:rPr>
+            </w:pPr>
+            <w:r>
+              <w:rPr>
+                <w:rFonts w:ascii="Times New Roman" w:hAnsi="Times New Roman"/>
+                <w:sz w:val="20"/>
+                <w:lang w:val="en-US"/>
+              </w:rPr>
+              <w:t>{{#owner2.fullName}}</w:t>
+            </w:r>
+          </w:p>
+          <w:p>
+            <w:pPr>
+              <w:rPr>
+                <w:rFonts w:ascii="Times New Roman" w:hAnsi="Times New Roman"/>
+                <w:sz w:val="20"/>
+                <w:highlight w:val="white"/>
+                <w:lang w:val="en-US"/>
+              </w:rPr>
+            </w:pPr>
+          </w:p>
+          <w:p>
+            <w:pPr>
+              <w:rPr>
+                <w:rFonts w:ascii="Times New Roman" w:hAnsi="Times New Roman"/>
+                <w:b/>
+                <w:sz w:val="20"/>
+                <w:highlight w:val="white"/>
+                <w:lang w:val="en-US"/>
+              </w:rPr>
+            </w:pPr>
+            <w:r>
+              <w:rPr>
+                <w:rFonts w:ascii="Times New Roman" w:hAnsi="Times New Roman"/>
+                <w:b/>
+                <w:sz w:val="20"/>
+                <w:highlight w:val="white"/>
+              </w:rPr>
+              <w:lastRenderedPageBreak/>
+              <w:t>Потребитель</w:t>
+            </w:r>
+          </w:p>
+          <w:p>
+            <w:pPr>
+              <w:rPr>
+                <w:rFonts w:ascii="Times New Roman" w:hAnsi="Times New Roman"/>
+                <w:sz w:val="20"/>
+                <w:highlight w:val="white"/>
+                <w:lang w:val="en-US"/>
+              </w:rPr>
+            </w:pPr>
+          </w:p>
+          <w:p>
+            <w:pPr>
+              <w:rPr>
+                <w:rFonts w:ascii="Times New Roman" w:hAnsi="Times New Roman"/>
+                <w:sz w:val="20"/>
+                <w:highlight w:val="white"/>
+                <w:lang w:val="en-US"/>
+              </w:rPr>
+            </w:pPr>
+            <w:r>
+              <w:rPr>
+                <w:rFonts w:ascii="Times New Roman" w:hAnsi="Times New Roman"/>
+                <w:sz w:val="20"/>
+                <w:highlight w:val="white"/>
+                <w:lang w:val="en-US"/>
+              </w:rPr>
+              <w:t xml:space="preserve">__________________/ {{owner2.signatoryLabel}}     </w:t>
+            </w:r>
+          </w:p>
+          <w:p>
+            <w:pPr>
+              <w:rPr>
+                <w:rFonts w:ascii="Times New Roman" w:hAnsi="Times New Roman"/>
+                <w:sz w:val="20"/>
+                <w:lang w:val="en-US"/>
+              </w:rPr>
+            </w:pPr>
+            <w:r>
+              <w:rPr>
+                <w:rFonts w:ascii="Times New Roman" w:hAnsi="Times New Roman"/>
+                <w:sz w:val="20"/>
+                <w:lang w:val="en-US"/>
+              </w:rPr>
+              <w:t>{{/owner2.fullName}}</w:t>
+            </w:r>
+          </w:p>
+          <w:p>
+            <w:pPr>
+              <w:rPr>
+                <w:rFonts w:ascii="Times New Roman" w:hAnsi="Times New Roman"/>
+                <w:sz w:val="20"/>
+                <w:lang w:val="en-US"/>
+              </w:rPr>
+            </w:pPr>
+            <w:r>
+              <w:rPr>
+                <w:rFonts w:ascii="Times New Roman" w:hAnsi="Times New Roman"/>
+                <w:sz w:val="20"/>
+                <w:lang w:val="en-US"/>
+              </w:rPr>
+              <w:t>{{#owner3.fullName}}</w:t>
+            </w:r>
+          </w:p>
+          <w:p>
+            <w:pPr>
+              <w:rPr>
+                <w:rFonts w:ascii="Times New Roman" w:hAnsi="Times New Roman"/>
+                <w:sz w:val="20"/>
+                <w:highlight w:val="white"/>
+                <w:lang w:val="en-US"/>
+              </w:rPr>
+            </w:pPr>
+          </w:p>
+          <w:p>
+            <w:pPr>
+              <w:rPr>
+                <w:rFonts w:ascii="Times New Roman" w:hAnsi="Times New Roman"/>
+                <w:b/>
+                <w:sz w:val="20"/>
+                <w:highlight w:val="white"/>
+                <w:lang w:val="en-US"/>
+              </w:rPr>
+            </w:pPr>
+            <w:r>
+              <w:rPr>
+                <w:rFonts w:ascii="Times New Roman" w:hAnsi="Times New Roman"/>
+                <w:b/>
+                <w:sz w:val="20"/>
+                <w:highlight w:val="white"/>
+              </w:rPr>
+              <w:t>Потребитель</w:t>
+            </w:r>
+          </w:p>
+          <w:p>
+            <w:pPr>
+              <w:rPr>
+                <w:rFonts w:ascii="Times New Roman" w:hAnsi="Times New Roman"/>
+                <w:sz w:val="20"/>
+                <w:highlight w:val="white"/>
+                <w:lang w:val="en-US"/>
+              </w:rPr>
+            </w:pPr>
+          </w:p>
+          <w:p>
+            <w:pPr>
+              <w:rPr>
+                <w:rFonts w:ascii="Times New Roman" w:hAnsi="Times New Roman"/>
+                <w:sz w:val="20"/>
+                <w:highlight w:val="white"/>
+                <w:lang w:val="en-US"/>
+              </w:rPr>
+            </w:pPr>
+            <w:r>
+              <w:rPr>
+                <w:rFonts w:ascii="Times New Roman" w:hAnsi="Times New Roman"/>
+                <w:sz w:val="20"/>
+                <w:highlight w:val="white"/>
+                <w:lang w:val="en-US"/>
+              </w:rPr>
+              <w:t xml:space="preserve">__________________/ {{owner3.signatoryLabel}}     </w:t>
+            </w:r>
+          </w:p>
+          <w:p>
+            <w:pPr>
+              <w:rPr>
+                <w:rFonts w:ascii="Times New Roman" w:hAnsi="Times New Roman"/>
+                <w:sz w:val="20"/>
+              </w:rPr>
+            </w:pPr>
+            <w:r>
+              <w:rPr>
+                <w:rFonts w:ascii="Times New Roman" w:hAnsi="Times New Roman"/>
+                <w:sz w:val="20"/>
+              </w:rPr>
+              <w:t>{{/owner3.fullName}}</w:t>
+            </w:r>
+          </w:p>
+        </w:tc>
+        <w:tc>
+          <w:tcPr>
+            <w:tcW w:w="5239" w:type="dxa"/>
+            <w:tcBorders>
+              <w:top w:val="nil"/>
+              <w:left w:val="nil"/>
+              <w:bottom w:val="nil"/>
+              <w:right w:val="nil"/>
+            </w:tcBorders>
+          </w:tcPr>
+          <w:p>
+            <w:pPr>
+              <w:rPr>
+                <w:rFonts w:ascii="Times New Roman" w:hAnsi="Times New Roman"/>
+                <w:b/>
+                <w:sz w:val="20"/>
+                <w:highlight w:val="white"/>
+              </w:rPr>
+            </w:pPr>
+          </w:p>
+          <w:p>
+            <w:pPr>
+              <w:rPr>
+                <w:rFonts w:ascii="Times New Roman" w:hAnsi="Times New Roman"/>
+                <w:b/>
+                <w:sz w:val="20"/>
+                <w:highlight w:val="white"/>
+              </w:rPr>
+            </w:pPr>
+            <w:r>
+              <w:rPr>
+                <w:rFonts w:ascii="Times New Roman" w:hAnsi="Times New Roman"/>
+                <w:b/>
+                <w:sz w:val="20"/>
+                <w:highlight w:val="white"/>
+              </w:rPr>
+              <w:t>Исполнитель</w:t>
+            </w:r>
+          </w:p>
+          <w:p>
+            <w:pPr>
+              <w:rPr>
+                <w:rFonts w:ascii="Times New Roman" w:hAnsi="Times New Roman"/>
+                <w:sz w:val="20"/>
+                <w:highlight w:val="white"/>
+              </w:rPr>
+            </w:pPr>
+          </w:p>
+          <w:p>
+            <w:pPr>
+              <w:rPr>
+                <w:rFonts w:ascii="Times New Roman" w:hAnsi="Times New Roman"/>
+                <w:sz w:val="20"/>
+                <w:highlight w:val="white"/>
+              </w:rPr>
+            </w:pPr>
+            <w:r>
+              <w:rPr>
+                <w:rFonts w:ascii="Times New Roman" w:hAnsi="Times New Roman"/>
+                <w:sz w:val="20"/>
+                <w:highlight w:val="white"/>
+              </w:rPr>
+              <w:t>________________________</w:t>
+            </w:r>
+            <w:proofErr w:type="spellStart"/>
+            <w:r>
+              <w:rPr>
+                <w:rFonts w:ascii="Times New Roman" w:hAnsi="Times New Roman"/>
+                <w:sz w:val="20"/>
+                <w:highlight w:val="white"/>
+              </w:rPr>
+              <w:t>О.Р.Турко</w:t>
+            </w:r>
+            <w:proofErr w:type="spellEnd"/>
+          </w:p>
+        </w:tc>
+      </w:tr>
+      <w:bookmarkEnd w:id="11"/>
+    </w:tbl>
     <w:p>
       <w:pPr>
         <w:tabs>
@@ -9895,188 +10250,9 @@
           <w:rFonts w:ascii="Times New Roman" w:hAnsi="Times New Roman"/>
           <w:sz w:val="20"/>
           <w:szCs w:val="20"/>
-        </w:rPr>
-      </w:pPr>
-      <w:r>
-        <w:rPr>
-          <w:rFonts w:ascii="Times New Roman" w:hAnsi="Times New Roman"/>
-          <w:b/>
-          <w:sz w:val="20"/>
-          <w:szCs w:val="20"/>
-        </w:rPr>
-        <w:t>Потребитель: _______________ /</w:t>
-      </w:r>
-      <w:r>
-        <w:rPr>
-          <w:rFonts w:ascii="Times New Roman" w:hAnsi="Times New Roman"/>
-          <w:b/>
-          <w:sz w:val="20"/>
-          <w:szCs w:val="20"/>
-        </w:rPr>
-        <w:t xml:space="preserve"> </w:t>
-      </w:r>
-      <w:r>
-        <w:rPr>
-          <w:rFonts w:ascii="Times New Roman" w:hAnsi="Times New Roman"/>
-          <w:b/>
-          <w:sz w:val="20"/>
-          <w:szCs w:val="20"/>
-        </w:rPr>
-        <w:t>{{</w:t>
-      </w:r>
-      <w:proofErr w:type="spellStart"/>
-      <w:proofErr w:type="gramStart"/>
-      <w:r>
-        <w:rPr>
-          <w:rFonts w:ascii="Times New Roman" w:hAnsi="Times New Roman"/>
-          <w:b/>
-          <w:sz w:val="20"/>
-          <w:szCs w:val="20"/>
-        </w:rPr>
-        <w:t>seller.initials</w:t>
-      </w:r>
-      <w:proofErr w:type="spellEnd"/>
-      <w:proofErr w:type="gramEnd"/>
-      <w:r>
-        <w:rPr>
-          <w:rFonts w:ascii="Times New Roman" w:hAnsi="Times New Roman"/>
-          <w:b/>
-          <w:sz w:val="20"/>
-          <w:szCs w:val="20"/>
-        </w:rPr>
-        <w:t>}}</w:t>
-      </w:r>
-      <w:r>
-        <w:rPr>
-          <w:rFonts w:ascii="Times New Roman" w:hAnsi="Times New Roman"/>
-          <w:b/>
-          <w:sz w:val="20"/>
-          <w:szCs w:val="20"/>
-        </w:rPr>
-        <w:tab/>
-        <w:t xml:space="preserve">       Исполнитель: _________________________</w:t>
-      </w:r>
-      <w:proofErr w:type="spellStart"/>
-      <w:r>
-        <w:rPr>
-          <w:rFonts w:ascii="Times New Roman" w:hAnsi="Times New Roman"/>
-          <w:b/>
-          <w:sz w:val="20"/>
-          <w:szCs w:val="20"/>
-        </w:rPr>
-        <w:t>О.Р.Турко</w:t>
-      </w:r>
-      <w:bookmarkEnd w:id="12"/>
-      <w:proofErr w:type="spellEnd"/>
-    </w:p>
-    <w:p>
-      <w:pPr>
-        <w:tabs>
-          <w:tab w:val="left" w:pos="756"/>
-        </w:tabs>
-        <w:spacing w:after="0"/>
-        <w:ind w:left="360"/>
-        <w:jc w:val="both"/>
-        <w:rPr>
-          <w:rFonts w:ascii="Times New Roman" w:hAnsi="Times New Roman"/>
-          <w:b/>
-          <w:sz w:val="20"/>
-          <w:szCs w:val="20"/>
-        </w:rPr>
-      </w:pPr>
-    </w:p>
-    <w:p>
-      <w:pPr>
-        <w:tabs>
-          <w:tab w:val="left" w:pos="756"/>
-        </w:tabs>
-        <w:spacing w:after="0"/>
-        <w:ind w:left="360"/>
-        <w:jc w:val="both"/>
-        <w:rPr>
-          <w:rFonts w:ascii="Times New Roman" w:hAnsi="Times New Roman"/>
-          <w:sz w:val="20"/>
-          <w:szCs w:val="20"/>
-          <w:vertAlign w:val="superscript"/>
-        </w:rPr>
-      </w:pPr>
-      <w:r>
-        <w:rPr>
-          <w:rFonts w:ascii="Times New Roman" w:hAnsi="Times New Roman"/>
-          <w:b/>
-          <w:sz w:val="20"/>
-          <w:szCs w:val="20"/>
-        </w:rPr>
-        <w:t xml:space="preserve">Потребитель: _______________ / {{owner1.initials}}                   </w:t>
-      </w:r>
-    </w:p>
-    <w:p>
-      <w:pPr>
-        <w:tabs>
-          <w:tab w:val="left" w:pos="756"/>
-        </w:tabs>
-        <w:spacing w:after="0"/>
-        <w:ind w:left="360"/>
-        <w:jc w:val="both"/>
-        <w:rPr>
-          <w:rFonts w:ascii="Times New Roman" w:hAnsi="Times New Roman"/>
-          <w:sz w:val="20"/>
-          <w:szCs w:val="20"/>
-          <w:vertAlign w:val="superscript"/>
-        </w:rPr>
-      </w:pPr>
-    </w:p>
-    <w:p>
-      <w:pPr>
-        <w:tabs>
-          <w:tab w:val="left" w:pos="756"/>
-        </w:tabs>
-        <w:spacing w:after="0"/>
-        <w:ind w:left="360"/>
-        <w:jc w:val="both"/>
-        <w:rPr>
-          <w:rFonts w:ascii="Times New Roman" w:hAnsi="Times New Roman"/>
-          <w:b/>
-          <w:bCs/>
-          <w:sz w:val="20"/>
-          <w:szCs w:val="20"/>
-        </w:rPr>
-      </w:pPr>
-      <w:r>
-        <w:rPr>
-          <w:rFonts w:ascii="Times New Roman" w:hAnsi="Times New Roman"/>
-          <w:b/>
-          <w:bCs/>
-          <w:sz w:val="20"/>
-          <w:szCs w:val="20"/>
-        </w:rPr>
-        <w:t xml:space="preserve">Потребитель: _______________ / {{owner2.initials}}                                 </w:t>
-      </w:r>
-    </w:p>
-    <w:p>
-      <w:pPr>
-        <w:tabs>
-          <w:tab w:val="left" w:pos="756"/>
-        </w:tabs>
-        <w:spacing w:after="0"/>
-        <w:ind w:left="360"/>
-        <w:jc w:val="both"/>
-        <w:rPr>
-          <w:rFonts w:ascii="Times New Roman" w:hAnsi="Times New Roman"/>
-          <w:sz w:val="20"/>
-          <w:szCs w:val="20"/>
-          <w:vertAlign w:val="superscript"/>
-        </w:rPr>
-      </w:pPr>
-      <w:r>
-        <w:rPr>
-          <w:rFonts w:ascii="Times New Roman" w:hAnsi="Times New Roman"/>
-          <w:sz w:val="20"/>
-          <w:szCs w:val="20"/>
-          <w:vertAlign w:val="superscript"/>
-        </w:rPr>
-        <w:t xml:space="preserve">           </w:t>
-      </w:r>
+          <w:lang w:val="en-US"/>
+        </w:rPr>
+      </w:pPr>
     </w:p>
     <w:sectPr>
       <w:headerReference w:type="default" r:id="rId10"/>
@@ -10090,7 +10266,7 @@
 </file>
 
 <file path=word/endnotes.xml><?xml version="1.0" encoding="utf-8"?>
-<w:endnotes xmlns:wpc="http://schemas.microsoft.com/office/word/2010/wordprocessingCanvas" xmlns:cx="http://schemas.microsoft.com/office/drawing/2014/chartex" xmlns:cx1="http://schemas.microsoft.com/office/drawing/2015/9/8/chartex" xmlns:cx2="http://schemas.microsoft.com/office/drawing/2015/10/21/chartex" xmlns:cx3="http://schemas.microsoft.com/office/drawing/2016/5/9/chartex" xmlns:cx4="http://schemas.microsoft.com/office/drawing/2016/5/10/chartex" xmlns:cx5="http://schemas.microsoft.com/office/drawing/2016/5/11/chartex" xmlns:cx6="http://schemas.microsoft.com/office/drawing/2016/5/12/chartex" xmlns:cx7="http://schemas.microsoft.com/office/drawing/2016/5/13/chartex" xmlns:cx8="http://schemas.microsoft.com/office/drawing/2016/5/14/chartex" xmlns:mc="http://schemas.openxmlformats.org/markup-compatibility/2006" xmlns:aink="http://schemas.microsoft.com/office/drawing/2016/ink" xmlns:am3d="http://schemas.microsoft.com/office/drawing/2017/model3d" xmlns:o="urn:schemas-microsoft-com:office:office" xmlns:r="http://schemas.openxmlformats.org/officeDocument/2006/relationships" xmlns:m="http://schemas.openxmlformats.org/officeDocument/2006/math" xmlns:v="urn:schemas-microsoft-com:vml" xmlns:wp14="http://schemas.microsoft.com/office/word/2010/wordprocessingDrawing" xmlns:wp="http://schemas.openxmlformats.org/drawingml/2006/wordprocessingDrawing" xmlns:w10="urn:schemas-microsoft-com:office:word" xmlns:w="http://schemas.openxmlformats.org/wordprocessingml/2006/main" xmlns:w14="http://schemas.microsoft.com/office/word/2010/wordml" xmlns:w15="http://schemas.microsoft.com/office/word/2012/wordml" xmlns:w16cex="http://schemas.microsoft.com/office/word/2018/wordml/cex" xmlns:w16cid="http://schemas.microsoft.com/office/word/2016/wordml/cid" xmlns:w16="http://schemas.microsoft.com/office/word/2018/wordml" xmlns:w16sdtdh="http://schemas.microsoft.com/office/word/2020/wordml/sdtdatahash" xmlns:w16se="http://schemas.microsoft.com/office/word/2015/wordml/symex" xmlns:wpg="http://schemas.microsoft.com/office/word/2010/wordprocessingGroup" xmlns:wpi="http://schemas.microsoft.com/office/word/2010/wordprocessingInk" xmlns:wne="http://schemas.microsoft.com/office/word/2006/wordml" xmlns:wps="http://schemas.microsoft.com/office/word/2010/wordprocessingShape" mc:Ignorable="w14 w15 w16se w16cid w16 w16cex w16sdtdh wp14">
+<w:endnotes xmlns:wpc="http://schemas.microsoft.com/office/word/2010/wordprocessingCanvas" xmlns:cx="http://schemas.microsoft.com/office/drawing/2014/chartex" xmlns:cx1="http://schemas.microsoft.com/office/drawing/2015/9/8/chartex" xmlns:cx2="http://schemas.microsoft.com/office/drawing/2015/10/21/chartex" xmlns:cx3="http://schemas.microsoft.com/office/drawing/2016/5/9/chartex" xmlns:cx4="http://schemas.microsoft.com/office/drawing/2016/5/10/chartex" xmlns:cx5="http://schemas.microsoft.com/office/drawing/2016/5/11/chartex" xmlns:cx6="http://schemas.microsoft.com/office/drawing/2016/5/12/chartex" xmlns:cx7="http://schemas.microsoft.com/office/drawing/2016/5/13/chartex" xmlns:cx8="http://schemas.microsoft.com/office/drawing/2016/5/14/chartex" xmlns:mc="http://schemas.openxmlformats.org/markup-compatibility/2006" xmlns:aink="http://schemas.microsoft.com/office/drawing/2016/ink" xmlns:am3d="http://schemas.microsoft.com/office/drawing/2017/model3d" xmlns:o="urn:schemas-microsoft-com:office:office" xmlns:oel="http://schemas.microsoft.com/office/2019/extlst" xmlns:r="http://schemas.openxmlformats.org/officeDocument/2006/relationships" xmlns:m="http://schemas.openxmlformats.org/officeDocument/2006/math" xmlns:v="urn:schemas-microsoft-com:vml" xmlns:wp14="http://schemas.microsoft.com/office/word/2010/wordprocessingDrawing" xmlns:wp="http://schemas.openxmlformats.org/drawingml/2006/wordprocessingDrawing" xmlns:w10="urn:schemas-microsoft-com:office:word" xmlns:w="http://schemas.openxmlformats.org/wordprocessingml/2006/main" xmlns:w14="http://schemas.microsoft.com/office/word/2010/wordml" xmlns:w15="http://schemas.microsoft.com/office/word/2012/wordml" xmlns:w16cei="http://schemas.microsoft.com/office/word/2026/wordml/cei" xmlns:w16cex="http://schemas.microsoft.com/office/word/2018/wordml/cex" xmlns:w16cid="http://schemas.microsoft.com/office/word/2016/wordml/cid" xmlns:w16="http://schemas.microsoft.com/office/word/2018/wordml" xmlns:w16du="http://schemas.microsoft.com/office/word/2023/wordml/word16du" xmlns:w16sdtdh="http://schemas.microsoft.com/office/word/2020/wordml/sdtdatahash" xmlns:w16sdtfl="http://schemas.microsoft.com/office/word/2024/wordml/sdtformatlock" xmlns:w16se="http://schemas.microsoft.com/office/word/2015/wordml/symex" xmlns:wpg="http://schemas.microsoft.com/office/word/2010/wordprocessingGroup" xmlns:wpi="http://schemas.microsoft.com/office/word/2010/wordprocessingInk" xmlns:wne="http://schemas.microsoft.com/office/word/2006/wordml" xmlns:wps="http://schemas.microsoft.com/office/word/2010/wordprocessingShape" mc:Ignorable="w14 w15 w16se w16cid w16 w16cex w16sdtdh w16sdtfl w16du wp14">
   <w:endnote w:type="separator" w:id="-1">
     <w:p>
       <w:pPr>
@@ -10115,7 +10291,7 @@
 </file>
 
 <file path=word/footnotes.xml><?xml version="1.0" encoding="utf-8"?>
-<w:footnotes xmlns:wpc="http://schemas.microsoft.com/office/word/2010/wordprocessingCanvas" xmlns:cx="http://schemas.microsoft.com/office/drawing/2014/chartex" xmlns:cx1="http://schemas.microsoft.com/office/drawing/2015/9/8/chartex" xmlns:cx2="http://schemas.microsoft.com/office/drawing/2015/10/21/chartex" xmlns:cx3="http://schemas.microsoft.com/office/drawing/2016/5/9/chartex" xmlns:cx4="http://schemas.microsoft.com/office/drawing/2016/5/10/chartex" xmlns:cx5="http://schemas.microsoft.com/office/drawing/2016/5/11/chartex" xmlns:cx6="http://schemas.microsoft.com/office/drawing/2016/5/12/chartex" xmlns:cx7="http://schemas.microsoft.com/office/drawing/2016/5/13/chartex" xmlns:cx8="http://schemas.microsoft.com/office/drawing/2016/5/14/chartex" xmlns:mc="http://schemas.openxmlformats.org/markup-compatibility/2006" xmlns:aink="http://schemas.microsoft.com/office/drawing/2016/ink" xmlns:am3d="http://schemas.microsoft.com/office/drawing/2017/model3d" xmlns:o="urn:schemas-microsoft-com:office:office" xmlns:r="http://schemas.openxmlformats.org/officeDocument/2006/relationships" xmlns:m="http://schemas.openxmlformats.org/officeDocument/2006/math" xmlns:v="urn:schemas-microsoft-com:vml" xmlns:wp14="http://schemas.microsoft.com/office/word/2010/wordprocessingDrawing" xmlns:wp="http://schemas.openxmlformats.org/drawingml/2006/wordprocessingDrawing" xmlns:w10="urn:schemas-microsoft-com:office:word" xmlns:w="http://schemas.openxmlformats.org/wordprocessingml/2006/main" xmlns:w14="http://schemas.microsoft.com/office/word/2010/wordml" xmlns:w15="http://schemas.microsoft.com/office/word/2012/wordml" xmlns:w16cex="http://schemas.microsoft.com/office/word/2018/wordml/cex" xmlns:w16cid="http://schemas.microsoft.com/office/word/2016/wordml/cid" xmlns:w16="http://schemas.microsoft.com/office/word/2018/wordml" xmlns:w16sdtdh="http://schemas.microsoft.com/office/word/2020/wordml/sdtdatahash" xmlns:w16se="http://schemas.microsoft.com/office/word/2015/wordml/symex" xmlns:wpg="http://schemas.microsoft.com/office/word/2010/wordprocessingGroup" xmlns:wpi="http://schemas.microsoft.com/office/word/2010/wordprocessingInk" xmlns:wne="http://schemas.microsoft.com/office/word/2006/wordml" xmlns:wps="http://schemas.microsoft.com/office/word/2010/wordprocessingShape" mc:Ignorable="w14 w15 w16se w16cid w16 w16cex w16sdtdh wp14">
+<w:footnotes xmlns:wpc="http://schemas.microsoft.com/office/word/2010/wordprocessingCanvas" xmlns:cx="http://schemas.microsoft.com/office/drawing/2014/chartex" xmlns:cx1="http://schemas.microsoft.com/office/drawing/2015/9/8/chartex" xmlns:cx2="http://schemas.microsoft.com/office/drawing/2015/10/21/chartex" xmlns:cx3="http://schemas.microsoft.com/office/drawing/2016/5/9/chartex" xmlns:cx4="http://schemas.microsoft.com/office/drawing/2016/5/10/chartex" xmlns:cx5="http://schemas.microsoft.com/office/drawing/2016/5/11/chartex" xmlns:cx6="http://schemas.microsoft.com/office/drawing/2016/5/12/chartex" xmlns:cx7="http://schemas.microsoft.com/office/drawing/2016/5/13/chartex" xmlns:cx8="http://schemas.microsoft.com/office/drawing/2016/5/14/chartex" xmlns:mc="http://schemas.openxmlformats.org/markup-compatibility/2006" xmlns:aink="http://schemas.microsoft.com/office/drawing/2016/ink" xmlns:am3d="http://schemas.microsoft.com/office/drawing/2017/model3d" xmlns:o="urn:schemas-microsoft-com:office:office" xmlns:oel="http://schemas.microsoft.com/office/2019/extlst" xmlns:r="http://schemas.openxmlformats.org/officeDocument/2006/relationships" xmlns:m="http://schemas.openxmlformats.org/officeDocument/2006/math" xmlns:v="urn:schemas-microsoft-com:vml" xmlns:wp14="http://schemas.microsoft.com/office/word/2010/wordprocessingDrawing" xmlns:wp="http://schemas.openxmlformats.org/drawingml/2006/wordprocessingDrawing" xmlns:w10="urn:schemas-microsoft-com:office:word" xmlns:w="http://schemas.openxmlformats.org/wordprocessingml/2006/main" xmlns:w14="http://schemas.microsoft.com/office/word/2010/wordml" xmlns:w15="http://schemas.microsoft.com/office/word/2012/wordml" xmlns:w16cei="http://schemas.microsoft.com/office/word/2026/wordml/cei" xmlns:w16cex="http://schemas.microsoft.com/office/word/2018/wordml/cex" xmlns:w16cid="http://schemas.microsoft.com/office/word/2016/wordml/cid" xmlns:w16="http://schemas.microsoft.com/office/word/2018/wordml" xmlns:w16du="http://schemas.microsoft.com/office/word/2023/wordml/word16du" xmlns:w16sdtdh="http://schemas.microsoft.com/office/word/2020/wordml/sdtdatahash" xmlns:w16sdtfl="http://schemas.microsoft.com/office/word/2024/wordml/sdtformatlock" xmlns:w16se="http://schemas.microsoft.com/office/word/2015/wordml/symex" xmlns:wpg="http://schemas.microsoft.com/office/word/2010/wordprocessingGroup" xmlns:wpi="http://schemas.microsoft.com/office/word/2010/wordprocessingInk" xmlns:wne="http://schemas.microsoft.com/office/word/2006/wordml" xmlns:wps="http://schemas.microsoft.com/office/word/2010/wordprocessingShape" mc:Ignorable="w14 w15 w16se w16cid w16 w16cex w16sdtdh w16sdtfl w16du wp14">
   <w:footnote w:type="separator" w:id="-1">
     <w:p>
       <w:pPr>
@@ -10140,7 +10316,7 @@
 </file>
 
 <file path=word/header1.xml><?xml version="1.0" encoding="utf-8"?>
-<w:hdr xmlns:wpc="http://schemas.microsoft.com/office/word/2010/wordprocessingCanvas" xmlns:cx="http://schemas.microsoft.com/office/drawing/2014/chartex" xmlns:cx1="http://schemas.microsoft.com/office/drawing/2015/9/8/chartex" xmlns:cx2="http://schemas.microsoft.com/office/drawing/2015/10/21/chartex" xmlns:cx3="http://schemas.microsoft.com/office/drawing/2016/5/9/chartex" xmlns:cx4="http://schemas.microsoft.com/office/drawing/2016/5/10/chartex" xmlns:cx5="http://schemas.microsoft.com/office/drawing/2016/5/11/chartex" xmlns:cx6="http://schemas.microsoft.com/office/drawing/2016/5/12/chartex" xmlns:cx7="http://schemas.microsoft.com/office/drawing/2016/5/13/chartex" xmlns:cx8="http://schemas.microsoft.com/office/drawing/2016/5/14/chartex" xmlns:mc="http://schemas.openxmlformats.org/markup-compatibility/2006" xmlns:aink="http://schemas.microsoft.com/office/drawing/2016/ink" xmlns:am3d="http://schemas.microsoft.com/office/drawing/2017/model3d" xmlns:o="urn:schemas-microsoft-com:office:office" xmlns:r="http://schemas.openxmlformats.org/officeDocument/2006/relationships" xmlns:m="http://schemas.openxmlformats.org/officeDocument/2006/math" xmlns:v="urn:schemas-microsoft-com:vml" xmlns:wp14="http://schemas.microsoft.com/office/word/2010/wordprocessingDrawing" xmlns:wp="http://schemas.openxmlformats.org/drawingml/2006/wordprocessingDrawing" xmlns:w10="urn:schemas-microsoft-com:office:word" xmlns:w="http://schemas.openxmlformats.org/wordprocessingml/2006/main" xmlns:w14="http://schemas.microsoft.com/office/word/2010/wordml" xmlns:w15="http://schemas.microsoft.com/office/word/2012/wordml" xmlns:w16cex="http://schemas.microsoft.com/office/word/2018/wordml/cex" xmlns:w16cid="http://schemas.microsoft.com/office/word/2016/wordml/cid" xmlns:w16="http://schemas.microsoft.com/office/word/2018/wordml" xmlns:w16sdtdh="http://schemas.microsoft.com/office/word/2020/wordml/sdtdatahash" xmlns:w16se="http://schemas.microsoft.com/office/word/2015/wordml/symex" xmlns:wpg="http://schemas.microsoft.com/office/word/2010/wordprocessingGroup" xmlns:wpi="http://schemas.microsoft.com/office/word/2010/wordprocessingInk" xmlns:wne="http://schemas.microsoft.com/office/word/2006/wordml" xmlns:wps="http://schemas.microsoft.com/office/word/2010/wordprocessingShape" mc:Ignorable="w14 w15 w16se w16cid w16 w16cex w16sdtdh wp14">
+<w:hdr xmlns:wpc="http://schemas.microsoft.com/office/word/2010/wordprocessingCanvas" xmlns:cx="http://schemas.microsoft.com/office/drawing/2014/chartex" xmlns:cx1="http://schemas.microsoft.com/office/drawing/2015/9/8/chartex" xmlns:cx2="http://schemas.microsoft.com/office/drawing/2015/10/21/chartex" xmlns:cx3="http://schemas.microsoft.com/office/drawing/2016/5/9/chartex" xmlns:cx4="http://schemas.microsoft.com/office/drawing/2016/5/10/chartex" xmlns:cx5="http://schemas.microsoft.com/office/drawing/2016/5/11/chartex" xmlns:cx6="http://schemas.microsoft.com/office/drawing/2016/5/12/chartex" xmlns:cx7="http://schemas.microsoft.com/office/drawing/2016/5/13/chartex" xmlns:cx8="http://schemas.microsoft.com/office/drawing/2016/5/14/chartex" xmlns:mc="http://schemas.openxmlformats.org/markup-compatibility/2006" xmlns:aink="http://schemas.microsoft.com/office/drawing/2016/ink" xmlns:am3d="http://schemas.microsoft.com/office/drawing/2017/model3d" xmlns:o="urn:schemas-microsoft-com:office:office" xmlns:oel="http://schemas.microsoft.com/office/2019/extlst" xmlns:r="http://schemas.openxmlformats.org/officeDocument/2006/relationships" xmlns:m="http://schemas.openxmlformats.org/officeDocument/2006/math" xmlns:v="urn:schemas-microsoft-com:vml" xmlns:wp14="http://schemas.microsoft.com/office/word/2010/wordprocessingDrawing" xmlns:wp="http://schemas.openxmlformats.org/drawingml/2006/wordprocessingDrawing" xmlns:w10="urn:schemas-microsoft-com:office:word" xmlns:w="http://schemas.openxmlformats.org/wordprocessingml/2006/main" xmlns:w14="http://schemas.microsoft.com/office/word/2010/wordml" xmlns:w15="http://schemas.microsoft.com/office/word/2012/wordml" xmlns:w16cei="http://schemas.microsoft.com/office/word/2026/wordml/cei" xmlns:w16cex="http://schemas.microsoft.com/office/word/2018/wordml/cex" xmlns:w16cid="http://schemas.microsoft.com/office/word/2016/wordml/cid" xmlns:w16="http://schemas.microsoft.com/office/word/2018/wordml" xmlns:w16du="http://schemas.microsoft.com/office/word/2023/wordml/word16du" xmlns:w16sdtdh="http://schemas.microsoft.com/office/word/2020/wordml/sdtdatahash" xmlns:w16sdtfl="http://schemas.microsoft.com/office/word/2024/wordml/sdtformatlock" xmlns:w16se="http://schemas.microsoft.com/office/word/2015/wordml/symex" xmlns:wpg="http://schemas.microsoft.com/office/word/2010/wordprocessingGroup" xmlns:wpi="http://schemas.microsoft.com/office/word/2010/wordprocessingInk" xmlns:wne="http://schemas.microsoft.com/office/word/2006/wordml" xmlns:wps="http://schemas.microsoft.com/office/word/2010/wordprocessingShape" mc:Ignorable="w14 w15 w16se w16cid w16 w16cex w16sdtdh w16sdtfl w16du wp14">
   <w:p>
     <w:pPr>
       <w:pStyle w:val="ab"/>
@@ -10180,7 +10356,7 @@
 </file>
 
 <file path=word/numbering.xml><?xml version="1.0" encoding="utf-8"?>
-<w:numbering xmlns:wpc="http://schemas.microsoft.com/office/word/2010/wordprocessingCanvas" xmlns:cx="http://schemas.microsoft.com/office/drawing/2014/chartex" xmlns:cx1="http://schemas.microsoft.com/office/drawing/2015/9/8/chartex" xmlns:cx2="http://schemas.microsoft.com/office/drawing/2015/10/21/chartex" xmlns:cx3="http://schemas.microsoft.com/office/drawing/2016/5/9/chartex" xmlns:cx4="http://schemas.microsoft.com/office/drawing/2016/5/10/chartex" xmlns:cx5="http://schemas.microsoft.com/office/drawing/2016/5/11/chartex" xmlns:cx6="http://schemas.microsoft.com/office/drawing/2016/5/12/chartex" xmlns:cx7="http://schemas.microsoft.com/office/drawing/2016/5/13/chartex" xmlns:cx8="http://schemas.microsoft.com/office/drawing/2016/5/14/chartex" xmlns:mc="http://schemas.openxmlformats.org/markup-compatibility/2006" xmlns:aink="http://schemas.microsoft.com/office/drawing/2016/ink" xmlns:am3d="http://schemas.microsoft.com/office/drawing/2017/model3d" xmlns:o="urn:schemas-microsoft-com:office:office" xmlns:r="http://schemas.openxmlformats.org/officeDocument/2006/relationships" xmlns:m="http://schemas.openxmlformats.org/officeDocument/2006/math" xmlns:v="urn:schemas-microsoft-com:vml" xmlns:wp14="http://schemas.microsoft.com/office/word/2010/wordprocessingDrawing" xmlns:wp="http://schemas.openxmlformats.org/drawingml/2006/wordprocessingDrawing" xmlns:w10="urn:schemas-microsoft-com:office:word" xmlns:w="http://schemas.openxmlformats.org/wordprocessingml/2006/main" xmlns:w14="http://schemas.microsoft.com/office/word/2010/wordml" xmlns:w15="http://schemas.microsoft.com/office/word/2012/wordml" xmlns:w16cex="http://schemas.microsoft.com/office/word/2018/wordml/cex" xmlns:w16cid="http://schemas.microsoft.com/office/word/2016/wordml/cid" xmlns:w16="http://schemas.microsoft.com/office/word/2018/wordml" xmlns:w16sdtdh="http://schemas.microsoft.com/office/word/2020/wordml/sdtdatahash" xmlns:w16se="http://schemas.microsoft.com/office/word/2015/wordml/symex" xmlns:wpg="http://schemas.microsoft.com/office/word/2010/wordprocessingGroup" xmlns:wpi="http://schemas.microsoft.com/office/word/2010/wordprocessingInk" xmlns:wne="http://schemas.microsoft.com/office/word/2006/wordml" xmlns:wps="http://schemas.microsoft.com/office/word/2010/wordprocessingShape" mc:Ignorable="w14 w15 w16se w16cid w16 w16cex w16sdtdh wp14">
+<w:numbering xmlns:wpc="http://schemas.microsoft.com/office/word/2010/wordprocessingCanvas" xmlns:cx="http://schemas.microsoft.com/office/drawing/2014/chartex" xmlns:cx1="http://schemas.microsoft.com/office/drawing/2015/9/8/chartex" xmlns:cx2="http://schemas.microsoft.com/office/drawing/2015/10/21/chartex" xmlns:cx3="http://schemas.microsoft.com/office/drawing/2016/5/9/chartex" xmlns:cx4="http://schemas.microsoft.com/office/drawing/2016/5/10/chartex" xmlns:cx5="http://schemas.microsoft.com/office/drawing/2016/5/11/chartex" xmlns:cx6="http://schemas.microsoft.com/office/drawing/2016/5/12/chartex" xmlns:cx7="http://schemas.microsoft.com/office/drawing/2016/5/13/chartex" xmlns:cx8="http://schemas.microsoft.com/office/drawing/2016/5/14/chartex" xmlns:mc="http://schemas.openxmlformats.org/markup-compatibility/2006" xmlns:aink="http://schemas.microsoft.com/office/drawing/2016/ink" xmlns:am3d="http://schemas.microsoft.com/office/drawing/2017/model3d" xmlns:o="urn:schemas-microsoft-com:office:office" xmlns:oel="http://schemas.microsoft.com/office/2019/extlst" xmlns:r="http://schemas.openxmlformats.org/officeDocument/2006/relationships" xmlns:m="http://schemas.openxmlformats.org/officeDocument/2006/math" xmlns:v="urn:schemas-microsoft-com:vml" xmlns:wp14="http://schemas.microsoft.com/office/word/2010/wordprocessingDrawing" xmlns:wp="http://schemas.openxmlformats.org/drawingml/2006/wordprocessingDrawing" xmlns:w10="urn:schemas-microsoft-com:office:word" xmlns:w="http://schemas.openxmlformats.org/wordprocessingml/2006/main" xmlns:w14="http://schemas.microsoft.com/office/word/2010/wordml" xmlns:w15="http://schemas.microsoft.com/office/word/2012/wordml" xmlns:w16cei="http://schemas.microsoft.com/office/word/2026/wordml/cei" xmlns:w16cex="http://schemas.microsoft.com/office/word/2018/wordml/cex" xmlns:w16cid="http://schemas.microsoft.com/office/word/2016/wordml/cid" xmlns:w16="http://schemas.microsoft.com/office/word/2018/wordml" xmlns:w16du="http://schemas.microsoft.com/office/word/2023/wordml/word16du" xmlns:w16sdtdh="http://schemas.microsoft.com/office/word/2020/wordml/sdtdatahash" xmlns:w16sdtfl="http://schemas.microsoft.com/office/word/2024/wordml/sdtformatlock" xmlns:w16se="http://schemas.microsoft.com/office/word/2015/wordml/symex" xmlns:wpg="http://schemas.microsoft.com/office/word/2010/wordprocessingGroup" xmlns:wpi="http://schemas.microsoft.com/office/word/2010/wordprocessingInk" xmlns:wne="http://schemas.microsoft.com/office/word/2006/wordml" xmlns:wps="http://schemas.microsoft.com/office/word/2010/wordprocessingShape" mc:Ignorable="w14 w15 w16se w16cid w16 w16cex w16sdtdh w16sdtfl w16du wp14">
   <w:abstractNum w:abstractNumId="0" w15:restartNumberingAfterBreak="0">
     <w:nsid w:val="1ED918AF"/>
     <w:multiLevelType w:val="multilevel"/>
@@ -10443,17 +10619,17 @@
       </w:rPr>
     </w:lvl>
   </w:abstractNum>
-  <w:num w:numId="1">
+  <w:num w:numId="1" w16cid:durableId="383022550">
     <w:abstractNumId w:val="0"/>
   </w:num>
-  <w:num w:numId="2">
+  <w:num w:numId="2" w16cid:durableId="1027096371">
     <w:abstractNumId w:val="1"/>
   </w:num>
 </w:numbering>
 </file>
 
 <file path=word/styles.xml><?xml version="1.0" encoding="utf-8"?>
-<w:styles xmlns:mc="http://schemas.openxmlformats.org/markup-compatibility/2006" xmlns:r="http://schemas.openxmlformats.org/officeDocument/2006/relationships" xmlns:w="http://schemas.openxmlformats.org/wordprocessingml/2006/main" xmlns:w14="http://schemas.microsoft.com/office/word/2010/wordml" xmlns:w15="http://schemas.microsoft.com/office/word/2012/wordml" xmlns:w16cex="http://schemas.microsoft.com/office/word/2018/wordml/cex" xmlns:w16cid="http://schemas.microsoft.com/office/word/2016/wordml/cid" xmlns:w16="http://schemas.microsoft.com/office/word/2018/wordml" xmlns:w16sdtdh="http://schemas.microsoft.com/office/word/2020/wordml/sdtdatahash" xmlns:w16se="http://schemas.microsoft.com/office/word/2015/wordml/symex" mc:Ignorable="w14 w15 w16se w16cid w16 w16cex w16sdtdh">
+<w:styles xmlns:mc="http://schemas.openxmlformats.org/markup-compatibility/2006" xmlns:r="http://schemas.openxmlformats.org/officeDocument/2006/relationships" xmlns:w="http://schemas.openxmlformats.org/wordprocessingml/2006/main" xmlns:w14="http://schemas.microsoft.com/office/word/2010/wordml" xmlns:w15="http://schemas.microsoft.com/office/word/2012/wordml" xmlns:w16cex="http://schemas.microsoft.com/office/word/2018/wordml/cex" xmlns:w16cid="http://schemas.microsoft.com/office/word/2016/wordml/cid" xmlns:w16="http://schemas.microsoft.com/office/word/2018/wordml" xmlns:w16du="http://schemas.microsoft.com/office/word/2023/wordml/word16du" xmlns:w16sdtdh="http://schemas.microsoft.com/office/word/2020/wordml/sdtdatahash" xmlns:w16sdtfl="http://schemas.microsoft.com/office/word/2024/wordml/sdtformatlock" xmlns:w16se="http://schemas.microsoft.com/office/word/2015/wordml/symex" mc:Ignorable="w14 w15 w16se w16cid w16 w16cex w16sdtdh w16sdtfl w16du">
   <w:docDefaults>
     <w:rPrDefault>
       <w:rPr>
